--- a/ManualDeUsuario.docx
+++ b/ManualDeUsuario.docx
@@ -5826,7 +5826,7 @@
                   <wp:posOffset>1732415</wp:posOffset>
                 </wp:positionH>
                 <wp:positionV relativeFrom="paragraph">
-                  <wp:posOffset>83584</wp:posOffset>
+                  <wp:posOffset>182303</wp:posOffset>
                 </wp:positionV>
                 <wp:extent cx="5067300" cy="2457450"/>
                 <wp:effectExtent l="0" t="0" r="0" b="0"/>
@@ -5839,7 +5839,7 @@
                   <a:graphicData uri="http://schemas.openxmlformats.org/drawingml/2006/picture">
                     <pic:pic xmlns:pic="http://schemas.openxmlformats.org/drawingml/2006/picture">
                       <pic:nvPicPr>
-                        <pic:cNvPr id="629003517" name=""/>
+                        <pic:cNvPr id="1028955450" name=""/>
                         <pic:cNvPicPr>
                           <a:picLocks noChangeAspect="1"/>
                         </pic:cNvPicPr>
@@ -5883,7 +5883,7 @@
                   <v:f eqn="sum @10 21600 0"/>
                 </v:formulas>
               </v:shapetype>
-              <v:shape id="_x0000_i13" o:spid="_x0000_s13" type="#_x0000_t75" style="position:absolute;z-index:251710468;o:allowoverlap:true;o:allowincell:true;mso-position-horizontal-relative:text;margin-left:136.41pt;mso-position-horizontal:absolute;mso-position-vertical-relative:text;margin-top:6.58pt;mso-position-vertical:absolute;width:399.00pt;height:193.50pt;mso-wrap-distance-left:9.07pt;mso-wrap-distance-top:0.00pt;mso-wrap-distance-right:9.07pt;mso-wrap-distance-bottom:0.00pt;" stroked="false">
+              <v:shape id="_x0000_i13" o:spid="_x0000_s13" type="#_x0000_t75" style="position:absolute;z-index:251710468;o:allowoverlap:true;o:allowincell:true;mso-position-horizontal-relative:text;margin-left:136.41pt;mso-position-horizontal:absolute;mso-position-vertical-relative:text;margin-top:14.35pt;mso-position-vertical:absolute;width:399.00pt;height:193.50pt;mso-wrap-distance-left:9.07pt;mso-wrap-distance-top:0.00pt;mso-wrap-distance-right:9.07pt;mso-wrap-distance-bottom:0.00pt;" stroked="false">
                 <v:path textboxrect="0,0,0,0"/>
                 <w10:wrap type="square"/>
                 <v:imagedata r:id="rId14" o:title=""/>
@@ -5905,6 +5905,606 @@
         <w:rPr>
           <w:b/>
           <w:bCs/>
+          <w:sz w:val="36"/>
+          <w:szCs w:val="36"/>
+          <w:highlight w:val="none"/>
+        </w:rPr>
+      </w:r>
+    </w:p>
+    <w:p>
+      <w:pPr>
+        <w:ind w:left="0" w:firstLine="0"/>
+        <w:rPr>
+          <w:b/>
+          <w:bCs/>
+          <w:sz w:val="36"/>
+          <w:szCs w:val="36"/>
+          <w:highlight w:val="none"/>
+        </w:rPr>
+      </w:pPr>
+      <w:r>
+        <w:rPr>
+          <w:b/>
+          <w:bCs/>
+          <w:sz w:val="36"/>
+          <w:szCs w:val="36"/>
+          <w:highlight w:val="none"/>
+        </w:rPr>
+      </w:r>
+      <w:r/>
+      <w:r>
+        <w:rPr>
+          <w:b/>
+          <w:bCs/>
+          <w:sz w:val="36"/>
+          <w:szCs w:val="36"/>
+          <w:highlight w:val="none"/>
+        </w:rPr>
+      </w:r>
+      <w:r>
+        <w:rPr>
+          <w:b/>
+          <w:bCs/>
+          <w:sz w:val="36"/>
+          <w:szCs w:val="36"/>
+          <w:highlight w:val="none"/>
+        </w:rPr>
+      </w:r>
+    </w:p>
+    <w:p>
+      <w:pPr>
+        <w:ind w:left="0" w:firstLine="0"/>
+        <w:rPr>
+          <w:b/>
+          <w:bCs/>
+          <w:sz w:val="36"/>
+          <w:szCs w:val="36"/>
+          <w:highlight w:val="none"/>
+        </w:rPr>
+      </w:pPr>
+      <w:r>
+        <w:rPr>
+          <w:b/>
+          <w:bCs/>
+          <w:sz w:val="36"/>
+          <w:szCs w:val="36"/>
+          <w:highlight w:val="none"/>
+        </w:rPr>
+      </w:r>
+      <w:r>
+        <w:rPr>
+          <w:b/>
+          <w:bCs/>
+          <w:sz w:val="36"/>
+          <w:szCs w:val="36"/>
+          <w:highlight w:val="none"/>
+        </w:rPr>
+      </w:r>
+    </w:p>
+    <w:p>
+      <w:pPr>
+        <w:ind w:left="0" w:firstLine="0"/>
+        <w:rPr>
+          <w:b/>
+          <w:bCs/>
+          <w:sz w:val="36"/>
+          <w:szCs w:val="36"/>
+          <w:highlight w:val="none"/>
+        </w:rPr>
+      </w:pPr>
+      <w:r>
+        <w:rPr>
+          <w:b/>
+          <w:bCs/>
+          <w:sz w:val="36"/>
+          <w:szCs w:val="36"/>
+          <w:highlight w:val="none"/>
+        </w:rPr>
+      </w:r>
+      <w:r>
+        <w:rPr>
+          <w:b/>
+          <w:bCs/>
+          <w:sz w:val="36"/>
+          <w:szCs w:val="36"/>
+          <w:highlight w:val="none"/>
+        </w:rPr>
+      </w:r>
+    </w:p>
+    <w:p>
+      <w:pPr>
+        <w:ind w:left="0" w:firstLine="0"/>
+        <w:rPr>
+          <w:b/>
+          <w:bCs/>
+          <w:sz w:val="36"/>
+          <w:szCs w:val="36"/>
+          <w:highlight w:val="none"/>
+        </w:rPr>
+      </w:pPr>
+      <w:r>
+        <w:rPr>
+          <w:b/>
+          <w:bCs/>
+          <w:sz w:val="36"/>
+          <w:szCs w:val="36"/>
+          <w:highlight w:val="none"/>
+        </w:rPr>
+      </w:r>
+      <w:r>
+        <w:rPr>
+          <w:b/>
+          <w:bCs/>
+          <w:sz w:val="36"/>
+          <w:szCs w:val="36"/>
+          <w:highlight w:val="none"/>
+        </w:rPr>
+      </w:r>
+    </w:p>
+    <w:p>
+      <w:pPr>
+        <w:ind w:left="0" w:firstLine="0"/>
+        <w:rPr>
+          <w:b/>
+          <w:bCs/>
+          <w:sz w:val="36"/>
+          <w:szCs w:val="36"/>
+          <w:highlight w:val="none"/>
+        </w:rPr>
+      </w:pPr>
+      <w:r>
+        <w:rPr>
+          <w:b/>
+          <w:bCs/>
+          <w:sz w:val="36"/>
+          <w:szCs w:val="36"/>
+          <w:highlight w:val="none"/>
+        </w:rPr>
+      </w:r>
+      <w:r>
+        <w:rPr>
+          <w:b/>
+          <w:bCs/>
+          <w:sz w:val="36"/>
+          <w:szCs w:val="36"/>
+          <w:highlight w:val="none"/>
+        </w:rPr>
+      </w:r>
+    </w:p>
+    <w:p>
+      <w:pPr>
+        <w:ind w:left="0" w:firstLine="0"/>
+        <w:rPr>
+          <w:b w:val="0"/>
+          <w:bCs w:val="0"/>
+          <w:sz w:val="36"/>
+          <w:szCs w:val="36"/>
+          <w:highlight w:val="none"/>
+        </w:rPr>
+      </w:pPr>
+      <w:r>
+        <w:rPr>
+          <w:b w:val="0"/>
+          <w:bCs w:val="0"/>
+          <w:sz w:val="36"/>
+          <w:szCs w:val="36"/>
+          <w:highlight w:val="none"/>
+        </w:rPr>
+        <w:t xml:space="preserve">8. COLORES</w:t>
+      </w:r>
+      <w:r>
+        <w:rPr>
+          <w:b w:val="0"/>
+          <w:bCs w:val="0"/>
+          <w:sz w:val="36"/>
+          <w:szCs w:val="36"/>
+          <w:highlight w:val="none"/>
+        </w:rPr>
+      </w:r>
+      <w:r>
+        <w:rPr>
+          <w:b w:val="0"/>
+          <w:bCs w:val="0"/>
+          <w:sz w:val="36"/>
+          <w:szCs w:val="36"/>
+          <w:highlight w:val="none"/>
+        </w:rPr>
+      </w:r>
+    </w:p>
+    <w:p>
+      <w:pPr>
+        <w:ind w:left="0" w:firstLine="0"/>
+        <w:rPr>
+          <w:b w:val="0"/>
+          <w:bCs w:val="0"/>
+          <w:sz w:val="36"/>
+          <w:szCs w:val="36"/>
+          <w:highlight w:val="none"/>
+        </w:rPr>
+      </w:pPr>
+      <w:r>
+        <w:rPr>
+          <w:b w:val="0"/>
+          <w:bCs w:val="0"/>
+          <w:sz w:val="36"/>
+          <w:szCs w:val="36"/>
+          <w:highlight w:val="none"/>
+        </w:rPr>
+      </w:r>
+      <w:r>
+        <w:rPr>
+          <w:b w:val="0"/>
+          <w:bCs w:val="0"/>
+          <w:sz w:val="36"/>
+          <w:szCs w:val="36"/>
+          <w:highlight w:val="none"/>
+        </w:rPr>
+      </w:r>
+    </w:p>
+    <w:p>
+      <w:pPr>
+        <w:pStyle w:val="621"/>
+        <w:numPr>
+          <w:ilvl w:val="0"/>
+          <w:numId w:val="13"/>
+        </w:numPr>
+        <w:rPr>
+          <w:b w:val="0"/>
+          <w:bCs w:val="0"/>
+          <w:sz w:val="36"/>
+          <w:szCs w:val="36"/>
+          <w:highlight w:val="none"/>
+        </w:rPr>
+      </w:pPr>
+      <w:r>
+        <w:rPr>
+          <w:b w:val="0"/>
+          <w:bCs w:val="0"/>
+          <w:color w:val="ff0000"/>
+          <w:sz w:val="36"/>
+          <w:szCs w:val="36"/>
+          <w:highlight w:val="none"/>
+        </w:rPr>
+        <w:t xml:space="preserve">ROJO</w:t>
+      </w:r>
+      <w:r>
+        <w:rPr>
+          <w:b w:val="0"/>
+          <w:bCs w:val="0"/>
+          <w:sz w:val="36"/>
+          <w:szCs w:val="36"/>
+          <w:highlight w:val="none"/>
+        </w:rPr>
+        <w:t xml:space="preserve">: En rojo se muestra el proceso que se va a ejecutar y tambien el mensaje que salta cuando un proceso no pudo alojarse en memoria.</w:t>
+      </w:r>
+      <w:r>
+        <w:rPr>
+          <w:b w:val="0"/>
+          <w:bCs w:val="0"/>
+          <w:sz w:val="36"/>
+          <w:szCs w:val="36"/>
+          <w:highlight w:val="none"/>
+        </w:rPr>
+      </w:r>
+    </w:p>
+    <w:p>
+      <w:pPr>
+        <w:ind w:left="709" w:firstLine="0"/>
+        <w:rPr>
+          <w:b w:val="0"/>
+          <w:bCs w:val="0"/>
+          <w:sz w:val="36"/>
+          <w:szCs w:val="36"/>
+          <w:highlight w:val="none"/>
+        </w:rPr>
+      </w:pPr>
+      <w:r>
+        <w:rPr>
+          <w:b w:val="0"/>
+          <w:bCs w:val="0"/>
+          <w:sz w:val="36"/>
+          <w:szCs w:val="36"/>
+          <w:highlight w:val="none"/>
+        </w:rPr>
+      </w:r>
+      <w:r>
+        <w:rPr>
+          <w:b w:val="0"/>
+          <w:bCs w:val="0"/>
+          <w:sz w:val="36"/>
+          <w:szCs w:val="36"/>
+          <w:highlight w:val="none"/>
+        </w:rPr>
+      </w:r>
+    </w:p>
+    <w:p>
+      <w:pPr>
+        <w:pStyle w:val="621"/>
+        <w:numPr>
+          <w:ilvl w:val="0"/>
+          <w:numId w:val="13"/>
+        </w:numPr>
+        <w:rPr>
+          <w:b w:val="0"/>
+          <w:bCs w:val="0"/>
+          <w:sz w:val="36"/>
+          <w:szCs w:val="36"/>
+          <w:highlight w:val="none"/>
+        </w:rPr>
+      </w:pPr>
+      <w:r>
+        <w:rPr>
+          <w:b w:val="0"/>
+          <w:bCs w:val="0"/>
+          <w:color w:val="002060"/>
+          <w:sz w:val="36"/>
+          <w:szCs w:val="36"/>
+          <w:highlight w:val="none"/>
+        </w:rPr>
+        <w:t xml:space="preserve">AZUL</w:t>
+      </w:r>
+      <w:r>
+        <w:rPr>
+          <w:b w:val="0"/>
+          <w:bCs w:val="0"/>
+          <w:sz w:val="36"/>
+          <w:szCs w:val="36"/>
+          <w:highlight w:val="none"/>
+        </w:rPr>
+        <w:t xml:space="preserve">: En azul se muestra el proceso listo para entrar.</w:t>
+      </w:r>
+      <w:r>
+        <w:rPr>
+          <w:b w:val="0"/>
+          <w:bCs w:val="0"/>
+          <w:sz w:val="36"/>
+          <w:szCs w:val="36"/>
+          <w:highlight w:val="none"/>
+        </w:rPr>
+      </w:r>
+    </w:p>
+    <w:p>
+      <w:pPr>
+        <w:ind w:left="709" w:firstLine="0"/>
+        <w:rPr>
+          <w:b w:val="0"/>
+          <w:bCs w:val="0"/>
+          <w:sz w:val="36"/>
+          <w:szCs w:val="36"/>
+          <w:highlight w:val="none"/>
+        </w:rPr>
+      </w:pPr>
+      <w:r>
+        <w:rPr>
+          <w:b w:val="0"/>
+          <w:bCs w:val="0"/>
+          <w:sz w:val="36"/>
+          <w:szCs w:val="36"/>
+          <w:highlight w:val="none"/>
+        </w:rPr>
+      </w:r>
+      <w:r>
+        <w:rPr>
+          <w:b w:val="0"/>
+          <w:bCs w:val="0"/>
+          <w:sz w:val="36"/>
+          <w:szCs w:val="36"/>
+          <w:highlight w:val="none"/>
+        </w:rPr>
+      </w:r>
+    </w:p>
+    <w:p>
+      <w:pPr>
+        <w:pStyle w:val="621"/>
+        <w:numPr>
+          <w:ilvl w:val="0"/>
+          <w:numId w:val="13"/>
+        </w:numPr>
+        <w:rPr>
+          <w:b w:val="0"/>
+          <w:bCs w:val="0"/>
+          <w:sz w:val="36"/>
+          <w:szCs w:val="36"/>
+          <w:highlight w:val="none"/>
+        </w:rPr>
+      </w:pPr>
+      <w:r>
+        <w:rPr>
+          <w:b w:val="0"/>
+          <w:bCs w:val="0"/>
+          <w:color w:val="2e77b5" w:themeColor="accent1" w:themeShade="BF"/>
+          <w:sz w:val="36"/>
+          <w:szCs w:val="36"/>
+          <w:highlight w:val="none"/>
+        </w:rPr>
+        <w:t xml:space="preserve">CYAN</w:t>
+      </w:r>
+      <w:r>
+        <w:rPr>
+          <w:b w:val="0"/>
+          <w:bCs w:val="0"/>
+          <w:sz w:val="36"/>
+          <w:szCs w:val="36"/>
+          <w:highlight w:val="none"/>
+        </w:rPr>
+        <w:t xml:space="preserve">: En cyan se muestra el proceso que se ejecut</w:t>
+      </w:r>
+      <w:r>
+        <w:rPr>
+          <w:b w:val="0"/>
+          <w:bCs w:val="0"/>
+          <w:sz w:val="36"/>
+          <w:szCs w:val="36"/>
+          <w:highlight w:val="none"/>
+        </w:rPr>
+        <w:t xml:space="preserve">ó.</w:t>
+      </w:r>
+      <w:r>
+        <w:rPr>
+          <w:b w:val="0"/>
+          <w:bCs w:val="0"/>
+          <w:sz w:val="36"/>
+          <w:szCs w:val="36"/>
+          <w:highlight w:val="none"/>
+        </w:rPr>
+      </w:r>
+    </w:p>
+    <w:p>
+      <w:pPr>
+        <w:ind w:left="709" w:firstLine="0"/>
+        <w:rPr>
+          <w:b w:val="0"/>
+          <w:bCs w:val="0"/>
+          <w:sz w:val="36"/>
+          <w:szCs w:val="36"/>
+          <w:highlight w:val="none"/>
+        </w:rPr>
+      </w:pPr>
+      <w:r>
+        <w:rPr>
+          <w:b w:val="0"/>
+          <w:bCs w:val="0"/>
+          <w:sz w:val="36"/>
+          <w:szCs w:val="36"/>
+          <w:highlight w:val="none"/>
+        </w:rPr>
+      </w:r>
+      <w:r>
+        <w:rPr>
+          <w:b w:val="0"/>
+          <w:bCs w:val="0"/>
+          <w:sz w:val="36"/>
+          <w:szCs w:val="36"/>
+          <w:highlight w:val="none"/>
+        </w:rPr>
+      </w:r>
+    </w:p>
+    <w:p>
+      <w:pPr>
+        <w:pStyle w:val="621"/>
+        <w:numPr>
+          <w:ilvl w:val="0"/>
+          <w:numId w:val="13"/>
+        </w:numPr>
+        <w:rPr>
+          <w:b w:val="0"/>
+          <w:bCs w:val="0"/>
+          <w:sz w:val="36"/>
+          <w:szCs w:val="36"/>
+          <w:highlight w:val="none"/>
+        </w:rPr>
+      </w:pPr>
+      <w:r>
+        <w:rPr>
+          <w:b w:val="0"/>
+          <w:bCs w:val="0"/>
+          <w:color w:val="ffff00"/>
+          <w:sz w:val="36"/>
+          <w:szCs w:val="36"/>
+          <w:highlight w:val="none"/>
+        </w:rPr>
+        <w:t xml:space="preserve">AMARILLO</w:t>
+      </w:r>
+      <w:r>
+        <w:rPr>
+          <w:b w:val="0"/>
+          <w:bCs w:val="0"/>
+          <w:sz w:val="36"/>
+          <w:szCs w:val="36"/>
+          <w:highlight w:val="none"/>
+        </w:rPr>
+        <w:t xml:space="preserve">: En amarillo se muestra el principio de la lista y el final de la lista, ademas de el mensaje que muestra si un proceso pudo alojar en memoria.</w:t>
+      </w:r>
+      <w:r>
+        <w:rPr>
+          <w:b w:val="0"/>
+          <w:bCs w:val="0"/>
+          <w:sz w:val="36"/>
+          <w:szCs w:val="36"/>
+          <w:highlight w:val="none"/>
+        </w:rPr>
+      </w:r>
+    </w:p>
+    <w:p>
+      <w:pPr>
+        <w:ind w:left="709" w:firstLine="0"/>
+        <w:rPr>
+          <w:b w:val="0"/>
+          <w:bCs w:val="0"/>
+          <w:sz w:val="36"/>
+          <w:szCs w:val="36"/>
+          <w:highlight w:val="none"/>
+        </w:rPr>
+      </w:pPr>
+      <w:r>
+        <w:rPr>
+          <w:b w:val="0"/>
+          <w:bCs w:val="0"/>
+          <w:sz w:val="36"/>
+          <w:szCs w:val="36"/>
+          <w:highlight w:val="none"/>
+        </w:rPr>
+      </w:r>
+      <w:r>
+        <w:rPr>
+          <w:b w:val="0"/>
+          <w:bCs w:val="0"/>
+          <w:sz w:val="36"/>
+          <w:szCs w:val="36"/>
+          <w:highlight w:val="none"/>
+        </w:rPr>
+      </w:r>
+    </w:p>
+    <w:p>
+      <w:pPr>
+        <w:pStyle w:val="621"/>
+        <w:numPr>
+          <w:ilvl w:val="0"/>
+          <w:numId w:val="13"/>
+        </w:numPr>
+        <w:rPr>
+          <w:b w:val="0"/>
+          <w:bCs w:val="0"/>
+          <w:sz w:val="36"/>
+          <w:szCs w:val="36"/>
+          <w:highlight w:val="none"/>
+        </w:rPr>
+      </w:pPr>
+      <w:r>
+        <w:rPr>
+          <w:b w:val="0"/>
+          <w:bCs w:val="0"/>
+          <w:color w:val="00b050"/>
+          <w:sz w:val="36"/>
+          <w:szCs w:val="36"/>
+          <w:highlight w:val="none"/>
+        </w:rPr>
+        <w:t xml:space="preserve">VERDE</w:t>
+      </w:r>
+      <w:r>
+        <w:rPr>
+          <w:b w:val="0"/>
+          <w:bCs w:val="0"/>
+          <w:sz w:val="36"/>
+          <w:szCs w:val="36"/>
+          <w:highlight w:val="none"/>
+        </w:rPr>
+        <w:t xml:space="preserve">: En verde se muestran los espacios en memoria ocupados por procesos</w:t>
+      </w:r>
+      <w:r>
+        <w:rPr>
+          <w:b w:val="0"/>
+          <w:bCs w:val="0"/>
+          <w:sz w:val="36"/>
+          <w:szCs w:val="36"/>
+          <w:highlight w:val="none"/>
+        </w:rPr>
+        <w:t xml:space="preserve">.</w:t>
+      </w:r>
+      <w:r>
+        <w:rPr>
+          <w:b w:val="0"/>
+          <w:bCs w:val="0"/>
           <w:sz w:val="36"/>
           <w:szCs w:val="36"/>
           <w:highlight w:val="none"/>
@@ -7283,6 +7883,108 @@
       <w:lvlJc w:val="right"/>
       <w:pPr>
         <w:ind w:left="6120" w:hanging="180"/>
+      </w:pPr>
+    </w:lvl>
+  </w:abstractNum>
+  <w:abstractNum w:abstractNumId="12">
+    <w:multiLevelType w:val="hybridMultilevel"/>
+    <w:lvl w:ilvl="0">
+      <w:start w:val="1"/>
+      <w:numFmt w:val="decimal"/>
+      <w:isLgl w:val="false"/>
+      <w:suff w:val="tab"/>
+      <w:lvlText w:val="%1)"/>
+      <w:lvlJc w:val="left"/>
+      <w:pPr>
+        <w:ind w:left="709" w:hanging="360"/>
+      </w:pPr>
+    </w:lvl>
+    <w:lvl w:ilvl="1">
+      <w:start w:val="1"/>
+      <w:numFmt w:val="lowerLetter"/>
+      <w:isLgl w:val="false"/>
+      <w:suff w:val="tab"/>
+      <w:lvlText w:val="%2)"/>
+      <w:lvlJc w:val="left"/>
+      <w:pPr>
+        <w:ind w:left="1069" w:hanging="360"/>
+      </w:pPr>
+    </w:lvl>
+    <w:lvl w:ilvl="2">
+      <w:start w:val="1"/>
+      <w:numFmt w:val="lowerRoman"/>
+      <w:isLgl w:val="false"/>
+      <w:suff w:val="tab"/>
+      <w:lvlText w:val="%3)"/>
+      <w:lvlJc w:val="left"/>
+      <w:pPr>
+        <w:ind w:left="1429" w:hanging="360"/>
+      </w:pPr>
+    </w:lvl>
+    <w:lvl w:ilvl="3">
+      <w:start w:val="1"/>
+      <w:numFmt w:val="decimal"/>
+      <w:isLgl w:val="false"/>
+      <w:suff w:val="tab"/>
+      <w:lvlText w:val="%4)"/>
+      <w:lvlJc w:val="left"/>
+      <w:pPr>
+        <w:ind w:left="1789" w:hanging="360"/>
+      </w:pPr>
+    </w:lvl>
+    <w:lvl w:ilvl="4">
+      <w:start w:val="1"/>
+      <w:numFmt w:val="lowerLetter"/>
+      <w:isLgl w:val="false"/>
+      <w:suff w:val="tab"/>
+      <w:lvlText w:val="%5)"/>
+      <w:lvlJc w:val="left"/>
+      <w:pPr>
+        <w:ind w:left="2149" w:hanging="360"/>
+      </w:pPr>
+    </w:lvl>
+    <w:lvl w:ilvl="5">
+      <w:start w:val="1"/>
+      <w:numFmt w:val="lowerRoman"/>
+      <w:isLgl w:val="false"/>
+      <w:suff w:val="tab"/>
+      <w:lvlText w:val="%6)"/>
+      <w:lvlJc w:val="left"/>
+      <w:pPr>
+        <w:ind w:left="2509" w:hanging="360"/>
+      </w:pPr>
+    </w:lvl>
+    <w:lvl w:ilvl="6">
+      <w:start w:val="1"/>
+      <w:numFmt w:val="decimal"/>
+      <w:isLgl w:val="false"/>
+      <w:suff w:val="tab"/>
+      <w:lvlText w:val="%7)"/>
+      <w:lvlJc w:val="left"/>
+      <w:pPr>
+        <w:ind w:left="2869" w:hanging="360"/>
+      </w:pPr>
+    </w:lvl>
+    <w:lvl w:ilvl="7">
+      <w:start w:val="1"/>
+      <w:numFmt w:val="lowerLetter"/>
+      <w:isLgl w:val="false"/>
+      <w:suff w:val="tab"/>
+      <w:lvlText w:val="%8)"/>
+      <w:lvlJc w:val="left"/>
+      <w:pPr>
+        <w:ind w:left="3229" w:hanging="360"/>
+      </w:pPr>
+    </w:lvl>
+    <w:lvl w:ilvl="8">
+      <w:start w:val="1"/>
+      <w:numFmt w:val="lowerRoman"/>
+      <w:isLgl w:val="false"/>
+      <w:suff w:val="tab"/>
+      <w:lvlText w:val="%9)"/>
+      <w:lvlJc w:val="left"/>
+      <w:pPr>
+        <w:ind w:left="3589" w:hanging="360"/>
       </w:pPr>
     </w:lvl>
   </w:abstractNum>
@@ -7321,6 +8023,9 @@
   </w:num>
   <w:num w:numId="12">
     <w:abstractNumId w:val="11"/>
+  </w:num>
+  <w:num w:numId="13">
+    <w:abstractNumId w:val="12"/>
   </w:num>
 </w:numbering>
 </file>

--- a/ManualDeUsuario.docx
+++ b/ManualDeUsuario.docx
@@ -17,7 +17,6 @@
           <w:pPr>
             <w:jc w:val="center"/>
           </w:pPr>
-          <w:r/>
           <w:r>
             <mc:AlternateContent>
               <mc:Choice Requires="wpg">
@@ -102,8 +101,6 @@
               </mc:Fallback>
             </mc:AlternateContent>
           </w:r>
-          <w:r/>
-          <w:r/>
           <w:r>
             <mc:AlternateContent>
               <mc:Choice Requires="wpg">
@@ -272,7 +269,7 @@
                             <w:txbxContent>
                               <w:p>
                                 <w:pPr>
-                                  <w:pStyle w:val="36"/>
+                                  <w:pStyle w:val="700"/>
                                   <w:rPr>
                                     <w:rFonts w:ascii="Arial" w:hAnsi="Arial" w:cs="Arial"/>
                                     <w:color w:val="ffffff" w:themeColor="background1"/>
@@ -322,7 +319,7 @@
                       <w:txbxContent>
                         <w:p>
                           <w:pPr>
-                            <w:pStyle w:val="36"/>
+                            <w:pStyle w:val="700"/>
                             <w:rPr>
                               <w:rFonts w:ascii="Arial" w:hAnsi="Arial" w:cs="Arial"/>
                               <w:color w:val="ffffff" w:themeColor="background1"/>
@@ -355,14 +352,8 @@
             </mc:AlternateContent>
           </w:r>
           <w:r/>
-          <w:r/>
         </w:p>
         <w:p>
-          <w:r/>
-          <w:r/>
-          <w:r/>
-          <w:r/>
-          <w:r/>
           <w:r/>
           <w:r/>
         </w:p>
@@ -416,7 +407,6 @@
                               <w:p>
                                 <w:r/>
                                 <w:r/>
-                                <w:r/>
                               </w:p>
                             </w:txbxContent>
                           </wps:txbx>
@@ -437,7 +427,6 @@
                         <w:p>
                           <w:r/>
                           <w:r/>
-                          <w:r/>
                         </w:p>
                       </w:txbxContent>
                     </v:textbox>
@@ -447,10 +436,8 @@
             </mc:AlternateContent>
           </w:r>
           <w:r/>
-          <w:r/>
         </w:p>
         <w:p>
-          <w:r/>
           <w:r>
             <mc:AlternateContent>
               <mc:Choice Requires="wpg">
@@ -613,46 +600,6 @@
                                     <w:b/>
                                     <w:bCs/>
                                     <w:color w:val="000000" w:themeColor="text1"/>
-                                    <w:sz w:val="32"/>
-                                    <w:szCs w:val="32"/>
-                                  </w:rPr>
-                                </w:r>
-                                <w:r>
-                                  <w:rPr>
-                                    <w:rFonts w:ascii="Arial" w:hAnsi="Arial" w:cs="Arial"/>
-                                    <w:b/>
-                                    <w:bCs/>
-                                    <w:color w:val="000000" w:themeColor="text1"/>
-                                    <w:sz w:val="32"/>
-                                    <w:szCs w:val="32"/>
-                                  </w:rPr>
-                                </w:r>
-                                <w:r>
-                                  <w:rPr>
-                                    <w:rFonts w:ascii="Arial" w:hAnsi="Arial" w:cs="Arial"/>
-                                    <w:b/>
-                                    <w:bCs/>
-                                    <w:color w:val="1f3864" w:themeColor="accent1" w:themeShade="80"/>
-                                    <w:sz w:val="32"/>
-                                    <w:szCs w:val="32"/>
-                                  </w:rPr>
-                                </w:r>
-                                <w:r>
-                                  <w:rPr>
-                                    <w:rFonts w:ascii="Arial" w:hAnsi="Arial" w:cs="Arial"/>
-                                    <w:b/>
-                                    <w:bCs/>
-                                    <w:color w:val="1f3864" w:themeColor="accent1" w:themeShade="80"/>
-                                    <w:sz w:val="32"/>
-                                    <w:szCs w:val="32"/>
-                                  </w:rPr>
-                                </w:r>
-                                <w:r>
-                                  <w:rPr>
-                                    <w:rFonts w:ascii="Arial" w:hAnsi="Arial" w:cs="Arial"/>
-                                    <w:b/>
-                                    <w:bCs/>
-                                    <w:color w:val="1f3864" w:themeColor="accent1" w:themeShade="80"/>
                                     <w:sz w:val="32"/>
                                     <w:szCs w:val="32"/>
                                   </w:rPr>
@@ -998,26 +945,6 @@
                                     <w:szCs w:val="24"/>
                                   </w:rPr>
                                 </w:r>
-                                <w:r>
-                                  <w:rPr>
-                                    <w:rFonts w:ascii="Arial" w:hAnsi="Arial" w:cs="Arial"/>
-                                    <w:b/>
-                                    <w:bCs/>
-                                    <w:color w:val="1f3864" w:themeColor="accent1" w:themeShade="80"/>
-                                    <w:sz w:val="24"/>
-                                    <w:szCs w:val="24"/>
-                                  </w:rPr>
-                                </w:r>
-                                <w:r>
-                                  <w:rPr>
-                                    <w:rFonts w:ascii="Arial" w:hAnsi="Arial" w:cs="Arial"/>
-                                    <w:b/>
-                                    <w:bCs/>
-                                    <w:color w:val="1f3864" w:themeColor="accent1" w:themeShade="80"/>
-                                    <w:sz w:val="24"/>
-                                    <w:szCs w:val="24"/>
-                                  </w:rPr>
-                                </w:r>
                               </w:p>
                               <w:p>
                                 <w:pPr>
@@ -1032,26 +959,6 @@
                                     <w:szCs w:val="24"/>
                                   </w:rPr>
                                 </w:pPr>
-                                <w:r>
-                                  <w:rPr>
-                                    <w:rFonts w:ascii="Arial" w:hAnsi="Arial" w:cs="Arial"/>
-                                    <w:b/>
-                                    <w:bCs/>
-                                    <w:color w:val="1f3864" w:themeColor="accent1" w:themeShade="80"/>
-                                    <w:sz w:val="24"/>
-                                    <w:szCs w:val="24"/>
-                                  </w:rPr>
-                                </w:r>
-                                <w:r>
-                                  <w:rPr>
-                                    <w:rFonts w:ascii="Arial" w:hAnsi="Arial" w:cs="Arial"/>
-                                    <w:b/>
-                                    <w:bCs/>
-                                    <w:color w:val="1f3864" w:themeColor="accent1" w:themeShade="80"/>
-                                    <w:sz w:val="24"/>
-                                    <w:szCs w:val="24"/>
-                                  </w:rPr>
-                                </w:r>
                                 <w:r>
                                   <w:rPr>
                                     <w:rFonts w:ascii="Arial" w:hAnsi="Arial" w:cs="Arial"/>
@@ -1125,34 +1032,11 @@
                                     <w:szCs w:val="24"/>
                                   </w:rPr>
                                 </w:r>
-                                <w:r>
-                                  <w:rPr>
-                                    <w:rFonts w:ascii="Arial" w:hAnsi="Arial" w:cs="Arial"/>
-                                    <w:b/>
-                                    <w:bCs/>
-                                    <w:color w:val="1f3864" w:themeColor="accent1" w:themeShade="80"/>
-                                    <w:sz w:val="24"/>
-                                    <w:szCs w:val="24"/>
-                                  </w:rPr>
-                                </w:r>
-                                <w:r>
-                                  <w:rPr>
-                                    <w:rFonts w:ascii="Arial" w:hAnsi="Arial" w:cs="Arial"/>
-                                    <w:b/>
-                                    <w:bCs/>
-                                    <w:color w:val="1f3864" w:themeColor="accent1" w:themeShade="80"/>
-                                    <w:sz w:val="24"/>
-                                    <w:szCs w:val="24"/>
-                                  </w:rPr>
-                                </w:r>
                               </w:p>
                               <w:p>
                                 <w:pPr>
                                   <w:jc w:val="both"/>
                                 </w:pPr>
-                                <w:r/>
-                                <w:r/>
-                                <w:r/>
                                 <w:r/>
                                 <w:r/>
                               </w:p>
@@ -1299,46 +1183,6 @@
                               <w:b/>
                               <w:bCs/>
                               <w:color w:val="000000" w:themeColor="text1"/>
-                              <w:sz w:val="32"/>
-                              <w:szCs w:val="32"/>
-                            </w:rPr>
-                          </w:r>
-                          <w:r>
-                            <w:rPr>
-                              <w:rFonts w:ascii="Arial" w:hAnsi="Arial" w:cs="Arial"/>
-                              <w:b/>
-                              <w:bCs/>
-                              <w:color w:val="000000" w:themeColor="text1"/>
-                              <w:sz w:val="32"/>
-                              <w:szCs w:val="32"/>
-                            </w:rPr>
-                          </w:r>
-                          <w:r>
-                            <w:rPr>
-                              <w:rFonts w:ascii="Arial" w:hAnsi="Arial" w:cs="Arial"/>
-                              <w:b/>
-                              <w:bCs/>
-                              <w:color w:val="1f3864" w:themeColor="accent1" w:themeShade="80"/>
-                              <w:sz w:val="32"/>
-                              <w:szCs w:val="32"/>
-                            </w:rPr>
-                          </w:r>
-                          <w:r>
-                            <w:rPr>
-                              <w:rFonts w:ascii="Arial" w:hAnsi="Arial" w:cs="Arial"/>
-                              <w:b/>
-                              <w:bCs/>
-                              <w:color w:val="1f3864" w:themeColor="accent1" w:themeShade="80"/>
-                              <w:sz w:val="32"/>
-                              <w:szCs w:val="32"/>
-                            </w:rPr>
-                          </w:r>
-                          <w:r>
-                            <w:rPr>
-                              <w:rFonts w:ascii="Arial" w:hAnsi="Arial" w:cs="Arial"/>
-                              <w:b/>
-                              <w:bCs/>
-                              <w:color w:val="1f3864" w:themeColor="accent1" w:themeShade="80"/>
                               <w:sz w:val="32"/>
                               <w:szCs w:val="32"/>
                             </w:rPr>
@@ -1684,26 +1528,6 @@
                               <w:szCs w:val="24"/>
                             </w:rPr>
                           </w:r>
-                          <w:r>
-                            <w:rPr>
-                              <w:rFonts w:ascii="Arial" w:hAnsi="Arial" w:cs="Arial"/>
-                              <w:b/>
-                              <w:bCs/>
-                              <w:color w:val="1f3864" w:themeColor="accent1" w:themeShade="80"/>
-                              <w:sz w:val="24"/>
-                              <w:szCs w:val="24"/>
-                            </w:rPr>
-                          </w:r>
-                          <w:r>
-                            <w:rPr>
-                              <w:rFonts w:ascii="Arial" w:hAnsi="Arial" w:cs="Arial"/>
-                              <w:b/>
-                              <w:bCs/>
-                              <w:color w:val="1f3864" w:themeColor="accent1" w:themeShade="80"/>
-                              <w:sz w:val="24"/>
-                              <w:szCs w:val="24"/>
-                            </w:rPr>
-                          </w:r>
                         </w:p>
                         <w:p>
                           <w:pPr>
@@ -1718,26 +1542,6 @@
                               <w:szCs w:val="24"/>
                             </w:rPr>
                           </w:pPr>
-                          <w:r>
-                            <w:rPr>
-                              <w:rFonts w:ascii="Arial" w:hAnsi="Arial" w:cs="Arial"/>
-                              <w:b/>
-                              <w:bCs/>
-                              <w:color w:val="1f3864" w:themeColor="accent1" w:themeShade="80"/>
-                              <w:sz w:val="24"/>
-                              <w:szCs w:val="24"/>
-                            </w:rPr>
-                          </w:r>
-                          <w:r>
-                            <w:rPr>
-                              <w:rFonts w:ascii="Arial" w:hAnsi="Arial" w:cs="Arial"/>
-                              <w:b/>
-                              <w:bCs/>
-                              <w:color w:val="1f3864" w:themeColor="accent1" w:themeShade="80"/>
-                              <w:sz w:val="24"/>
-                              <w:szCs w:val="24"/>
-                            </w:rPr>
-                          </w:r>
                           <w:r>
                             <w:rPr>
                               <w:rFonts w:ascii="Arial" w:hAnsi="Arial" w:cs="Arial"/>
@@ -1811,34 +1615,11 @@
                               <w:szCs w:val="24"/>
                             </w:rPr>
                           </w:r>
-                          <w:r>
-                            <w:rPr>
-                              <w:rFonts w:ascii="Arial" w:hAnsi="Arial" w:cs="Arial"/>
-                              <w:b/>
-                              <w:bCs/>
-                              <w:color w:val="1f3864" w:themeColor="accent1" w:themeShade="80"/>
-                              <w:sz w:val="24"/>
-                              <w:szCs w:val="24"/>
-                            </w:rPr>
-                          </w:r>
-                          <w:r>
-                            <w:rPr>
-                              <w:rFonts w:ascii="Arial" w:hAnsi="Arial" w:cs="Arial"/>
-                              <w:b/>
-                              <w:bCs/>
-                              <w:color w:val="1f3864" w:themeColor="accent1" w:themeShade="80"/>
-                              <w:sz w:val="24"/>
-                              <w:szCs w:val="24"/>
-                            </w:rPr>
-                          </w:r>
                         </w:p>
                         <w:p>
                           <w:pPr>
                             <w:jc w:val="both"/>
                           </w:pPr>
-                          <w:r/>
-                          <w:r/>
-                          <w:r/>
                           <w:r/>
                           <w:r/>
                         </w:p>
@@ -1850,16 +1631,12 @@
             </mc:AlternateContent>
           </w:r>
           <w:r/>
+        </w:p>
+        <w:p>
           <w:r/>
           <w:r/>
         </w:p>
         <w:p>
-          <w:r/>
-          <w:r/>
-          <w:r/>
-        </w:p>
-        <w:p>
-          <w:r/>
           <w:r>
             <mc:AlternateContent>
               <mc:Choice Requires="wpg">
@@ -2133,8 +1910,6 @@
             </mc:AlternateContent>
           </w:r>
           <w:r/>
-          <w:r/>
-          <w:r/>
         </w:p>
         <w:p>
           <w:pPr>
@@ -2403,54 +2178,6 @@
                                     <w:color w:val="ffffff" w:themeColor="background1"/>
                                   </w:rPr>
                                   <w:t xml:space="preserve"> </w:t>
-                                </w:r>
-                                <w:r>
-                                  <w:rPr>
-                                    <w:rFonts w:ascii="Arial" w:hAnsi="Arial" w:cs="Arial"/>
-                                    <w:b/>
-                                    <w:color w:val="70ad47"/>
-                                    <w:spacing w:val="10"/>
-                                    <w:sz w:val="72"/>
-                                    <w:szCs w:val="72"/>
-                                    <w14:textOutline w14:w="9525" w14:cap="flat" w14:cmpd="sng" w14:algn="ctr">
-                                      <w14:solidFill>
-                                        <w14:schemeClr w14:val="accent1"/>
-                                      </w14:solidFill>
-                                      <w14:prstDash w14:val="solid"/>
-                                      <w14:round/>
-                                    </w14:textOutline>
-                                    <w14:textFill>
-                                      <w14:solidFill>
-                                        <w14:srgbClr w14:val="70AD47">
-                                          <w14:tint w14:val="1000"/>
-                                        </w14:srgbClr>
-                                      </w14:solidFill>
-                                    </w14:textFill>
-                                  </w:rPr>
-                                </w:r>
-                                <w:r>
-                                  <w:rPr>
-                                    <w:rFonts w:ascii="Arial" w:hAnsi="Arial" w:cs="Arial"/>
-                                    <w:b/>
-                                    <w:color w:val="70ad47"/>
-                                    <w:spacing w:val="10"/>
-                                    <w:sz w:val="72"/>
-                                    <w:szCs w:val="72"/>
-                                    <w14:textOutline w14:w="9525" w14:cap="flat" w14:cmpd="sng" w14:algn="ctr">
-                                      <w14:solidFill>
-                                        <w14:schemeClr w14:val="accent1"/>
-                                      </w14:solidFill>
-                                      <w14:prstDash w14:val="solid"/>
-                                      <w14:round/>
-                                    </w14:textOutline>
-                                    <w14:textFill>
-                                      <w14:solidFill>
-                                        <w14:srgbClr w14:val="70AD47">
-                                          <w14:tint w14:val="1000"/>
-                                        </w14:srgbClr>
-                                      </w14:solidFill>
-                                    </w14:textFill>
-                                  </w:rPr>
                                 </w:r>
                                 <w:r>
                                   <w:rPr>
@@ -2774,54 +2501,6 @@
                               </w14:textFill>
                             </w:rPr>
                           </w:r>
-                          <w:r>
-                            <w:rPr>
-                              <w:rFonts w:ascii="Arial" w:hAnsi="Arial" w:cs="Arial"/>
-                              <w:b/>
-                              <w:color w:val="70ad47"/>
-                              <w:spacing w:val="10"/>
-                              <w:sz w:val="72"/>
-                              <w:szCs w:val="72"/>
-                              <w14:textOutline w14:w="9525" w14:cap="flat" w14:cmpd="sng" w14:algn="ctr">
-                                <w14:solidFill>
-                                  <w14:schemeClr w14:val="accent1"/>
-                                </w14:solidFill>
-                                <w14:prstDash w14:val="solid"/>
-                                <w14:round/>
-                              </w14:textOutline>
-                              <w14:textFill>
-                                <w14:solidFill>
-                                  <w14:srgbClr w14:val="70AD47">
-                                    <w14:tint w14:val="1000"/>
-                                  </w14:srgbClr>
-                                </w14:solidFill>
-                              </w14:textFill>
-                            </w:rPr>
-                          </w:r>
-                          <w:r>
-                            <w:rPr>
-                              <w:rFonts w:ascii="Arial" w:hAnsi="Arial" w:cs="Arial"/>
-                              <w:b/>
-                              <w:color w:val="70ad47"/>
-                              <w:spacing w:val="10"/>
-                              <w:sz w:val="72"/>
-                              <w:szCs w:val="72"/>
-                              <w14:textOutline w14:w="9525" w14:cap="flat" w14:cmpd="sng" w14:algn="ctr">
-                                <w14:solidFill>
-                                  <w14:schemeClr w14:val="accent1"/>
-                                </w14:solidFill>
-                                <w14:prstDash w14:val="solid"/>
-                                <w14:round/>
-                              </w14:textOutline>
-                              <w14:textFill>
-                                <w14:solidFill>
-                                  <w14:srgbClr w14:val="70AD47">
-                                    <w14:tint w14:val="1000"/>
-                                  </w14:srgbClr>
-                                </w14:solidFill>
-                              </w14:textFill>
-                            </w:rPr>
-                          </w:r>
                         </w:p>
                       </w:txbxContent>
                     </v:textbox>
@@ -2829,29 +2508,6 @@
                 </w:pict>
               </mc:Fallback>
             </mc:AlternateContent>
-          </w:r>
-          <w:r>
-            <w:rPr>
-              <w:rFonts w:asciiTheme="majorHAnsi" w:hAnsiTheme="majorHAnsi" w:eastAsiaTheme="majorEastAsia" w:cstheme="majorBidi"/>
-              <w:caps/>
-              <w:color w:val="ffffff" w:themeColor="background1"/>
-              <w:spacing w:val="-10"/>
-              <w:sz w:val="80"/>
-              <w:szCs w:val="80"/>
-              <w:lang w:eastAsia="es-MX"/>
-            </w:rPr>
-          </w:r>
-          <w:r/>
-          <w:r>
-            <w:rPr>
-              <w:rFonts w:asciiTheme="majorHAnsi" w:hAnsiTheme="majorHAnsi" w:eastAsiaTheme="majorEastAsia" w:cstheme="majorBidi"/>
-              <w:caps/>
-              <w:color w:val="ffffff" w:themeColor="background1"/>
-              <w:spacing w:val="-10"/>
-              <w:sz w:val="80"/>
-              <w:szCs w:val="80"/>
-              <w:lang w:eastAsia="es-MX"/>
-            </w:rPr>
           </w:r>
           <w:r>
             <w:rPr>
@@ -2879,16 +2535,10 @@
         <w:p>
           <w:r/>
           <w:r/>
-          <w:r/>
-          <w:r/>
-          <w:r/>
-          <w:r/>
-          <w:r/>
         </w:p>
       </w:sdtContent>
     </w:sdt>
     <w:p>
-      <w:r/>
       <w:r>
         <mc:AlternateContent>
           <mc:Choice Requires="wpg">
@@ -3381,7 +3031,6 @@
           </mc:Fallback>
         </mc:AlternateContent>
       </w:r>
-      <w:r/>
       <w:r>
         <mc:AlternateContent>
           <mc:Choice Requires="wpg">
@@ -3941,17 +3590,37 @@
         </mc:AlternateContent>
       </w:r>
       <w:r/>
-      <w:r/>
-      <w:r/>
+    </w:p>
+    <w:p>
       <w:r/>
       <w:r/>
     </w:p>
     <w:p>
-      <w:r/>
-      <w:r/>
-      <w:r/>
-      <w:r/>
-      <w:r/>
+      <w:pPr>
+        <w:jc w:val="center"/>
+        <w:rPr>
+          <w:sz w:val="24"/>
+          <w:szCs w:val="24"/>
+        </w:rPr>
+      </w:pPr>
+      <w:r>
+        <w:rPr>
+          <w:sz w:val="24"/>
+          <w:szCs w:val="24"/>
+        </w:rPr>
+      </w:r>
+      <w:r>
+        <w:rPr>
+          <w:sz w:val="24"/>
+          <w:szCs w:val="24"/>
+        </w:rPr>
+      </w:r>
+      <w:r>
+        <w:rPr>
+          <w:sz w:val="24"/>
+          <w:szCs w:val="24"/>
+        </w:rPr>
+      </w:r>
     </w:p>
     <w:p>
       <w:pPr>
@@ -3973,6 +3642,12 @@
           <w:szCs w:val="24"/>
         </w:rPr>
       </w:r>
+      <w:r>
+        <w:rPr>
+          <w:sz w:val="24"/>
+          <w:szCs w:val="24"/>
+        </w:rPr>
+      </w:r>
     </w:p>
     <w:p>
       <w:pPr>
@@ -3994,6 +3669,12 @@
           <w:szCs w:val="24"/>
         </w:rPr>
       </w:r>
+      <w:r>
+        <w:rPr>
+          <w:sz w:val="24"/>
+          <w:szCs w:val="24"/>
+        </w:rPr>
+      </w:r>
     </w:p>
     <w:p>
       <w:pPr>
@@ -4015,6 +3696,12 @@
           <w:szCs w:val="24"/>
         </w:rPr>
       </w:r>
+      <w:r>
+        <w:rPr>
+          <w:sz w:val="24"/>
+          <w:szCs w:val="24"/>
+        </w:rPr>
+      </w:r>
     </w:p>
     <w:p>
       <w:pPr>
@@ -4036,6 +3723,12 @@
           <w:szCs w:val="24"/>
         </w:rPr>
       </w:r>
+      <w:r>
+        <w:rPr>
+          <w:sz w:val="24"/>
+          <w:szCs w:val="24"/>
+        </w:rPr>
+      </w:r>
     </w:p>
     <w:p>
       <w:pPr>
@@ -4057,6 +3750,12 @@
           <w:szCs w:val="24"/>
         </w:rPr>
       </w:r>
+      <w:r>
+        <w:rPr>
+          <w:sz w:val="24"/>
+          <w:szCs w:val="24"/>
+        </w:rPr>
+      </w:r>
     </w:p>
     <w:p>
       <w:pPr>
@@ -4078,6 +3777,12 @@
           <w:szCs w:val="24"/>
         </w:rPr>
       </w:r>
+      <w:r>
+        <w:rPr>
+          <w:sz w:val="24"/>
+          <w:szCs w:val="24"/>
+        </w:rPr>
+      </w:r>
     </w:p>
     <w:p>
       <w:pPr>
@@ -4099,81 +3804,53 @@
           <w:szCs w:val="24"/>
         </w:rPr>
       </w:r>
+      <w:r>
+        <w:rPr>
+          <w:sz w:val="24"/>
+          <w:szCs w:val="24"/>
+        </w:rPr>
+      </w:r>
     </w:p>
     <w:p>
       <w:pPr>
         <w:jc w:val="center"/>
         <w:rPr>
-          <w:sz w:val="24"/>
-          <w:szCs w:val="24"/>
-        </w:rPr>
-      </w:pPr>
-      <w:r>
-        <w:rPr>
-          <w:sz w:val="24"/>
-          <w:szCs w:val="24"/>
-        </w:rPr>
-      </w:r>
-      <w:r>
-        <w:rPr>
-          <w:sz w:val="24"/>
-          <w:szCs w:val="24"/>
+          <w:sz w:val="36"/>
+          <w:szCs w:val="36"/>
+          <w:highlight w:val="none"/>
+        </w:rPr>
+      </w:pPr>
+      <w:r>
+        <w:rPr>
+          <w:sz w:val="32"/>
+          <w:szCs w:val="32"/>
+        </w:rPr>
+      </w:r>
+      <w:r>
+        <w:rPr>
+          <w:sz w:val="36"/>
+          <w:szCs w:val="36"/>
+        </w:rPr>
+        <w:t xml:space="preserve">INSTRUCCIONES</w:t>
+      </w:r>
+      <w:r>
+        <w:rPr>
+          <w:sz w:val="36"/>
+          <w:szCs w:val="36"/>
+          <w:highlight w:val="none"/>
+        </w:rPr>
+      </w:r>
+      <w:r>
+        <w:rPr>
+          <w:sz w:val="36"/>
+          <w:szCs w:val="36"/>
+          <w:highlight w:val="none"/>
         </w:rPr>
       </w:r>
     </w:p>
     <w:p>
       <w:pPr>
-        <w:jc w:val="center"/>
-        <w:rPr>
-          <w:sz w:val="36"/>
-          <w:szCs w:val="36"/>
-          <w:highlight w:val="none"/>
-        </w:rPr>
-      </w:pPr>
-      <w:r>
-        <w:rPr>
-          <w:sz w:val="32"/>
-          <w:szCs w:val="32"/>
-        </w:rPr>
-      </w:r>
-      <w:r>
-        <w:rPr>
-          <w:sz w:val="36"/>
-          <w:szCs w:val="36"/>
-        </w:rPr>
-        <w:t xml:space="preserve">INSTRUCCIONES</w:t>
-      </w:r>
-      <w:r>
-        <w:rPr>
-          <w:sz w:val="36"/>
-          <w:szCs w:val="36"/>
-        </w:rPr>
-      </w:r>
-      <w:r>
-        <w:rPr>
-          <w:sz w:val="36"/>
-          <w:szCs w:val="36"/>
-          <w:highlight w:val="none"/>
-        </w:rPr>
-      </w:r>
-      <w:r>
-        <w:rPr>
-          <w:sz w:val="36"/>
-          <w:szCs w:val="36"/>
-          <w:highlight w:val="none"/>
-        </w:rPr>
-      </w:r>
-      <w:r>
-        <w:rPr>
-          <w:sz w:val="36"/>
-          <w:szCs w:val="36"/>
-          <w:highlight w:val="none"/>
-        </w:rPr>
-      </w:r>
-    </w:p>
-    <w:p>
-      <w:pPr>
-        <w:pStyle w:val="621"/>
+        <w:pStyle w:val="860"/>
         <w:numPr>
           <w:ilvl w:val="0"/>
           <w:numId w:val="3"/>
@@ -4215,41 +3892,6 @@
           <w:highlight w:val="none"/>
         </w:rPr>
       </w:r>
-      <w:r>
-        <w:rPr>
-          <w:sz w:val="36"/>
-          <w:szCs w:val="36"/>
-          <w:highlight w:val="none"/>
-        </w:rPr>
-      </w:r>
-      <w:r>
-        <w:rPr>
-          <w:sz w:val="36"/>
-          <w:szCs w:val="36"/>
-          <w:highlight w:val="none"/>
-        </w:rPr>
-      </w:r>
-      <w:r>
-        <w:rPr>
-          <w:sz w:val="36"/>
-          <w:szCs w:val="36"/>
-          <w:highlight w:val="none"/>
-        </w:rPr>
-      </w:r>
-      <w:r>
-        <w:rPr>
-          <w:sz w:val="36"/>
-          <w:szCs w:val="36"/>
-          <w:highlight w:val="none"/>
-        </w:rPr>
-      </w:r>
-      <w:r>
-        <w:rPr>
-          <w:sz w:val="36"/>
-          <w:szCs w:val="36"/>
-          <w:highlight w:val="none"/>
-        </w:rPr>
-      </w:r>
     </w:p>
     <w:p>
       <w:pPr>
@@ -4275,10 +3917,17 @@
           <w:highlight w:val="none"/>
         </w:rPr>
       </w:r>
+      <w:r>
+        <w:rPr>
+          <w:sz w:val="36"/>
+          <w:szCs w:val="36"/>
+          <w:highlight w:val="none"/>
+        </w:rPr>
+      </w:r>
     </w:p>
     <w:p>
       <w:pPr>
-        <w:pStyle w:val="621"/>
+        <w:pStyle w:val="860"/>
         <w:numPr>
           <w:ilvl w:val="0"/>
           <w:numId w:val="3"/>
@@ -4397,7 +4046,6 @@
           </mc:Fallback>
         </mc:AlternateContent>
       </w:r>
-      <w:r/>
       <w:r>
         <w:rPr>
           <w:sz w:val="36"/>
@@ -4415,7 +4063,7 @@
     </w:p>
     <w:p>
       <w:pPr>
-        <w:pStyle w:val="621"/>
+        <w:pStyle w:val="860"/>
         <w:numPr>
           <w:ilvl w:val="0"/>
           <w:numId w:val="3"/>
@@ -4450,6 +4098,13 @@
           <w:highlight w:val="none"/>
         </w:rPr>
       </w:r>
+      <w:r>
+        <w:rPr>
+          <w:sz w:val="36"/>
+          <w:szCs w:val="36"/>
+          <w:highlight w:val="none"/>
+        </w:rPr>
+      </w:r>
     </w:p>
     <w:p>
       <w:pPr>
@@ -4461,14 +4116,6 @@
           <w:highlight w:val="none"/>
         </w:rPr>
       </w:pPr>
-      <w:r>
-        <w:rPr>
-          <w:sz w:val="36"/>
-          <w:szCs w:val="36"/>
-          <w:highlight w:val="none"/>
-        </w:rPr>
-      </w:r>
-      <w:r/>
       <w:r>
         <w:rPr>
           <w:sz w:val="36"/>
@@ -4543,7 +4190,6 @@
           </mc:Fallback>
         </mc:AlternateContent>
       </w:r>
-      <w:r/>
       <w:r>
         <w:rPr>
           <w:sz w:val="36"/>
@@ -4561,7 +4207,7 @@
     </w:p>
     <w:p>
       <w:pPr>
-        <w:pStyle w:val="621"/>
+        <w:pStyle w:val="860"/>
         <w:numPr>
           <w:ilvl w:val="0"/>
           <w:numId w:val="3"/>
@@ -4588,6 +4234,13 @@
           <w:highlight w:val="none"/>
         </w:rPr>
       </w:r>
+      <w:r>
+        <w:rPr>
+          <w:sz w:val="36"/>
+          <w:szCs w:val="36"/>
+          <w:highlight w:val="none"/>
+        </w:rPr>
+      </w:r>
     </w:p>
     <w:p>
       <w:pPr>
@@ -4613,10 +4266,17 @@
           <w:highlight w:val="none"/>
         </w:rPr>
       </w:r>
+      <w:r>
+        <w:rPr>
+          <w:sz w:val="36"/>
+          <w:szCs w:val="36"/>
+          <w:highlight w:val="none"/>
+        </w:rPr>
+      </w:r>
     </w:p>
     <w:p>
       <w:pPr>
-        <w:pStyle w:val="621"/>
+        <w:pStyle w:val="860"/>
         <w:numPr>
           <w:ilvl w:val="0"/>
           <w:numId w:val="3"/>
@@ -4643,10 +4303,17 @@
           <w:highlight w:val="none"/>
         </w:rPr>
       </w:r>
+      <w:r>
+        <w:rPr>
+          <w:sz w:val="36"/>
+          <w:szCs w:val="36"/>
+          <w:highlight w:val="none"/>
+        </w:rPr>
+      </w:r>
     </w:p>
     <w:p>
       <w:pPr>
-        <w:pStyle w:val="621"/>
+        <w:pStyle w:val="860"/>
         <w:numPr>
           <w:ilvl w:val="0"/>
           <w:numId w:val="4"/>
@@ -4693,7 +4360,7 @@
     </w:p>
     <w:p>
       <w:pPr>
-        <w:pStyle w:val="621"/>
+        <w:pStyle w:val="860"/>
         <w:numPr>
           <w:ilvl w:val="0"/>
           <w:numId w:val="4"/>
@@ -4730,10 +4397,17 @@
           <w:highlight w:val="none"/>
         </w:rPr>
       </w:r>
+      <w:r>
+        <w:rPr>
+          <w:sz w:val="34"/>
+          <w:szCs w:val="34"/>
+          <w:highlight w:val="none"/>
+        </w:rPr>
+      </w:r>
     </w:p>
     <w:p>
       <w:pPr>
-        <w:pStyle w:val="621"/>
+        <w:pStyle w:val="860"/>
         <w:numPr>
           <w:ilvl w:val="0"/>
           <w:numId w:val="4"/>
@@ -4770,10 +4444,17 @@
           <w:highlight w:val="none"/>
         </w:rPr>
       </w:r>
+      <w:r>
+        <w:rPr>
+          <w:sz w:val="34"/>
+          <w:szCs w:val="34"/>
+          <w:highlight w:val="none"/>
+        </w:rPr>
+      </w:r>
     </w:p>
     <w:p>
       <w:pPr>
-        <w:pStyle w:val="621"/>
+        <w:pStyle w:val="860"/>
         <w:numPr>
           <w:ilvl w:val="0"/>
           <w:numId w:val="4"/>
@@ -4810,10 +4491,17 @@
           <w:highlight w:val="none"/>
         </w:rPr>
       </w:r>
+      <w:r>
+        <w:rPr>
+          <w:sz w:val="34"/>
+          <w:szCs w:val="34"/>
+          <w:highlight w:val="none"/>
+        </w:rPr>
+      </w:r>
     </w:p>
     <w:p>
       <w:pPr>
-        <w:pStyle w:val="621"/>
+        <w:pStyle w:val="860"/>
         <w:numPr>
           <w:ilvl w:val="0"/>
           <w:numId w:val="4"/>
@@ -4850,10 +4538,17 @@
           <w:highlight w:val="none"/>
         </w:rPr>
       </w:r>
+      <w:r>
+        <w:rPr>
+          <w:sz w:val="34"/>
+          <w:szCs w:val="34"/>
+          <w:highlight w:val="none"/>
+        </w:rPr>
+      </w:r>
     </w:p>
     <w:p>
       <w:pPr>
-        <w:pStyle w:val="621"/>
+        <w:pStyle w:val="860"/>
         <w:numPr>
           <w:ilvl w:val="0"/>
           <w:numId w:val="4"/>
@@ -4904,7 +4599,6 @@
           <w:highlight w:val="none"/>
         </w:rPr>
       </w:pPr>
-      <w:r/>
       <w:r>
         <mc:AlternateContent>
           <mc:Choice Requires="wpg">
@@ -4928,7 +4622,7 @@
                       </pic:nvPicPr>
                       <pic:blipFill>
                         <a:blip r:embed="rId12"/>
-                        <a:srcRect l="715" t="22862" r="2481" b="7469"/>
+                        <a:srcRect l="715" t="22862" r="2480" b="7468"/>
                         <a:stretch/>
                       </pic:blipFill>
                       <pic:spPr bwMode="auto">
@@ -4972,8 +4666,11 @@
           </mc:Fallback>
         </mc:AlternateContent>
       </w:r>
-      <w:r/>
-      <w:r/>
+      <w:r>
+        <w:rPr>
+          <w:highlight w:val="none"/>
+        </w:rPr>
+      </w:r>
     </w:p>
     <w:p>
       <w:pPr>
@@ -5008,7 +4705,7 @@
     </w:p>
     <w:p>
       <w:pPr>
-        <w:pStyle w:val="621"/>
+        <w:pStyle w:val="860"/>
         <w:numPr>
           <w:ilvl w:val="0"/>
           <w:numId w:val="6"/>
@@ -5044,10 +4741,17 @@
           <w:highlight w:val="none"/>
         </w:rPr>
       </w:r>
+      <w:r>
+        <w:rPr>
+          <w:sz w:val="36"/>
+          <w:szCs w:val="36"/>
+          <w:highlight w:val="none"/>
+        </w:rPr>
+      </w:r>
     </w:p>
     <w:p>
       <w:pPr>
-        <w:pStyle w:val="621"/>
+        <w:pStyle w:val="860"/>
         <w:numPr>
           <w:ilvl w:val="0"/>
           <w:numId w:val="6"/>
@@ -5083,10 +4787,17 @@
           <w:highlight w:val="none"/>
         </w:rPr>
       </w:r>
+      <w:r>
+        <w:rPr>
+          <w:sz w:val="36"/>
+          <w:szCs w:val="36"/>
+          <w:highlight w:val="none"/>
+        </w:rPr>
+      </w:r>
     </w:p>
     <w:p>
       <w:pPr>
-        <w:pStyle w:val="621"/>
+        <w:pStyle w:val="860"/>
         <w:numPr>
           <w:ilvl w:val="0"/>
           <w:numId w:val="6"/>
@@ -5106,7 +4817,6 @@
           <w:highlight w:val="none"/>
         </w:rPr>
       </w:r>
-      <w:r/>
       <w:r>
         <w:rPr>
           <w:b/>
@@ -5124,6 +4834,13 @@
           <w:highlight w:val="none"/>
         </w:rPr>
         <w:t xml:space="preserve">: Esta opcion regresa al menu principal.</w:t>
+      </w:r>
+      <w:r>
+        <w:rPr>
+          <w:sz w:val="36"/>
+          <w:szCs w:val="36"/>
+          <w:highlight w:val="none"/>
+        </w:rPr>
       </w:r>
       <w:r>
         <w:rPr>
@@ -5180,7 +4897,7 @@
                       </pic:nvPicPr>
                       <pic:blipFill>
                         <a:blip r:embed="rId13"/>
-                        <a:srcRect l="21497" t="22364" r="23027" b="19767"/>
+                        <a:srcRect l="21497" t="22364" r="23027" b="19766"/>
                         <a:stretch/>
                       </pic:blipFill>
                       <pic:spPr bwMode="auto">
@@ -5232,14 +4949,6 @@
           <w:highlight w:val="none"/>
         </w:rPr>
       </w:r>
-      <w:r/>
-      <w:r>
-        <w:rPr>
-          <w:sz w:val="36"/>
-          <w:szCs w:val="36"/>
-          <w:highlight w:val="none"/>
-        </w:rPr>
-      </w:r>
       <w:r>
         <w:rPr>
           <w:sz w:val="36"/>
@@ -5270,6 +4979,13 @@
           <w:highlight w:val="none"/>
         </w:rPr>
       </w:r>
+      <w:r>
+        <w:rPr>
+          <w:sz w:val="36"/>
+          <w:szCs w:val="36"/>
+          <w:highlight w:val="none"/>
+        </w:rPr>
+      </w:r>
     </w:p>
     <w:p>
       <w:pPr>
@@ -5293,6 +5009,13 @@
           <w:highlight w:val="none"/>
         </w:rPr>
       </w:r>
+      <w:r>
+        <w:rPr>
+          <w:sz w:val="36"/>
+          <w:szCs w:val="36"/>
+          <w:highlight w:val="none"/>
+        </w:rPr>
+      </w:r>
     </w:p>
     <w:p>
       <w:pPr>
@@ -5316,6 +5039,13 @@
           <w:highlight w:val="none"/>
         </w:rPr>
       </w:r>
+      <w:r>
+        <w:rPr>
+          <w:sz w:val="36"/>
+          <w:szCs w:val="36"/>
+          <w:highlight w:val="none"/>
+        </w:rPr>
+      </w:r>
     </w:p>
     <w:p>
       <w:pPr>
@@ -5339,6 +5069,13 @@
           <w:highlight w:val="none"/>
         </w:rPr>
       </w:r>
+      <w:r>
+        <w:rPr>
+          <w:sz w:val="36"/>
+          <w:szCs w:val="36"/>
+          <w:highlight w:val="none"/>
+        </w:rPr>
+      </w:r>
     </w:p>
     <w:p>
       <w:pPr>
@@ -5362,6 +5099,13 @@
           <w:highlight w:val="none"/>
         </w:rPr>
       </w:r>
+      <w:r>
+        <w:rPr>
+          <w:sz w:val="36"/>
+          <w:szCs w:val="36"/>
+          <w:highlight w:val="none"/>
+        </w:rPr>
+      </w:r>
     </w:p>
     <w:p>
       <w:pPr>
@@ -5385,6 +5129,13 @@
           <w:highlight w:val="none"/>
         </w:rPr>
       </w:r>
+      <w:r>
+        <w:rPr>
+          <w:sz w:val="36"/>
+          <w:szCs w:val="36"/>
+          <w:highlight w:val="none"/>
+        </w:rPr>
+      </w:r>
     </w:p>
     <w:p>
       <w:pPr>
@@ -5408,6 +5159,13 @@
           <w:highlight w:val="none"/>
         </w:rPr>
       </w:r>
+      <w:r>
+        <w:rPr>
+          <w:sz w:val="36"/>
+          <w:szCs w:val="36"/>
+          <w:highlight w:val="none"/>
+        </w:rPr>
+      </w:r>
     </w:p>
     <w:p>
       <w:pPr>
@@ -5431,6 +5189,13 @@
           <w:highlight w:val="none"/>
         </w:rPr>
       </w:r>
+      <w:r>
+        <w:rPr>
+          <w:sz w:val="36"/>
+          <w:szCs w:val="36"/>
+          <w:highlight w:val="none"/>
+        </w:rPr>
+      </w:r>
     </w:p>
     <w:p>
       <w:pPr>
@@ -5454,6 +5219,13 @@
           <w:highlight w:val="none"/>
         </w:rPr>
       </w:r>
+      <w:r>
+        <w:rPr>
+          <w:sz w:val="36"/>
+          <w:szCs w:val="36"/>
+          <w:highlight w:val="none"/>
+        </w:rPr>
+      </w:r>
     </w:p>
     <w:p>
       <w:pPr>
@@ -5477,6 +5249,13 @@
           <w:highlight w:val="none"/>
         </w:rPr>
       </w:r>
+      <w:r>
+        <w:rPr>
+          <w:sz w:val="36"/>
+          <w:szCs w:val="36"/>
+          <w:highlight w:val="none"/>
+        </w:rPr>
+      </w:r>
     </w:p>
     <w:p>
       <w:pPr>
@@ -5493,14 +5272,6 @@
           <w:highlight w:val="none"/>
         </w:rPr>
       </w:r>
-      <w:r/>
-      <w:r>
-        <w:rPr>
-          <w:sz w:val="36"/>
-          <w:szCs w:val="36"/>
-          <w:highlight w:val="none"/>
-        </w:rPr>
-      </w:r>
       <w:r>
         <w:rPr>
           <w:sz w:val="36"/>
@@ -5508,6 +5279,13 @@
           <w:highlight w:val="none"/>
         </w:rPr>
         <w:t xml:space="preserve">7. MENU DE SIMULACION</w:t>
+      </w:r>
+      <w:r>
+        <w:rPr>
+          <w:sz w:val="36"/>
+          <w:szCs w:val="36"/>
+          <w:highlight w:val="none"/>
+        </w:rPr>
       </w:r>
       <w:r>
         <w:rPr>
@@ -5519,7 +5297,7 @@
     </w:p>
     <w:p>
       <w:pPr>
-        <w:pStyle w:val="621"/>
+        <w:pStyle w:val="860"/>
         <w:numPr>
           <w:ilvl w:val="0"/>
           <w:numId w:val="8"/>
@@ -5581,10 +5359,17 @@
           <w:highlight w:val="none"/>
         </w:rPr>
       </w:r>
+      <w:r>
+        <w:rPr>
+          <w:sz w:val="36"/>
+          <w:szCs w:val="36"/>
+          <w:highlight w:val="none"/>
+        </w:rPr>
+      </w:r>
     </w:p>
     <w:p>
       <w:pPr>
-        <w:pStyle w:val="621"/>
+        <w:pStyle w:val="860"/>
         <w:numPr>
           <w:ilvl w:val="0"/>
           <w:numId w:val="10"/>
@@ -5616,10 +5401,19 @@
           <w:highlight w:val="none"/>
         </w:rPr>
       </w:r>
+      <w:r>
+        <w:rPr>
+          <w:b/>
+          <w:bCs/>
+          <w:sz w:val="36"/>
+          <w:szCs w:val="36"/>
+          <w:highlight w:val="none"/>
+        </w:rPr>
+      </w:r>
     </w:p>
     <w:p>
       <w:pPr>
-        <w:pStyle w:val="621"/>
+        <w:pStyle w:val="860"/>
         <w:numPr>
           <w:ilvl w:val="0"/>
           <w:numId w:val="10"/>
@@ -5651,10 +5445,19 @@
           <w:highlight w:val="none"/>
         </w:rPr>
       </w:r>
+      <w:r>
+        <w:rPr>
+          <w:b/>
+          <w:bCs/>
+          <w:sz w:val="36"/>
+          <w:szCs w:val="36"/>
+          <w:highlight w:val="none"/>
+        </w:rPr>
+      </w:r>
     </w:p>
     <w:p>
       <w:pPr>
-        <w:pStyle w:val="621"/>
+        <w:pStyle w:val="860"/>
         <w:numPr>
           <w:ilvl w:val="0"/>
           <w:numId w:val="8"/>
@@ -5690,10 +5493,17 @@
           <w:highlight w:val="none"/>
         </w:rPr>
       </w:r>
+      <w:r>
+        <w:rPr>
+          <w:sz w:val="36"/>
+          <w:szCs w:val="36"/>
+          <w:highlight w:val="none"/>
+        </w:rPr>
+      </w:r>
     </w:p>
     <w:p>
       <w:pPr>
-        <w:pStyle w:val="621"/>
+        <w:pStyle w:val="860"/>
         <w:numPr>
           <w:ilvl w:val="0"/>
           <w:numId w:val="11"/>
@@ -5725,10 +5535,19 @@
           <w:highlight w:val="none"/>
         </w:rPr>
       </w:r>
+      <w:r>
+        <w:rPr>
+          <w:b/>
+          <w:bCs/>
+          <w:sz w:val="36"/>
+          <w:szCs w:val="36"/>
+          <w:highlight w:val="none"/>
+        </w:rPr>
+      </w:r>
     </w:p>
     <w:p>
       <w:pPr>
-        <w:pStyle w:val="621"/>
+        <w:pStyle w:val="860"/>
         <w:numPr>
           <w:ilvl w:val="0"/>
           <w:numId w:val="11"/>
@@ -5760,10 +5579,19 @@
           <w:highlight w:val="none"/>
         </w:rPr>
       </w:r>
+      <w:r>
+        <w:rPr>
+          <w:b/>
+          <w:bCs/>
+          <w:sz w:val="36"/>
+          <w:szCs w:val="36"/>
+          <w:highlight w:val="none"/>
+        </w:rPr>
+      </w:r>
     </w:p>
     <w:p>
       <w:pPr>
-        <w:pStyle w:val="621"/>
+        <w:pStyle w:val="860"/>
         <w:numPr>
           <w:ilvl w:val="0"/>
           <w:numId w:val="11"/>
@@ -5785,6 +5613,15 @@
           <w:highlight w:val="none"/>
         </w:rPr>
         <w:t xml:space="preserve">Para continuar precione la tecla enter</w:t>
+      </w:r>
+      <w:r>
+        <w:rPr>
+          <w:b/>
+          <w:bCs/>
+          <w:sz w:val="36"/>
+          <w:szCs w:val="36"/>
+          <w:highlight w:val="none"/>
+        </w:rPr>
       </w:r>
       <w:r>
         <w:rPr>
@@ -5826,7 +5663,7 @@
                   <wp:posOffset>1732415</wp:posOffset>
                 </wp:positionH>
                 <wp:positionV relativeFrom="paragraph">
-                  <wp:posOffset>182303</wp:posOffset>
+                  <wp:posOffset>229928</wp:posOffset>
                 </wp:positionV>
                 <wp:extent cx="5067300" cy="2457450"/>
                 <wp:effectExtent l="0" t="0" r="0" b="0"/>
@@ -5883,7 +5720,7 @@
                   <v:f eqn="sum @10 21600 0"/>
                 </v:formulas>
               </v:shapetype>
-              <v:shape id="_x0000_i13" o:spid="_x0000_s13" type="#_x0000_t75" style="position:absolute;z-index:251710468;o:allowoverlap:true;o:allowincell:true;mso-position-horizontal-relative:text;margin-left:136.41pt;mso-position-horizontal:absolute;mso-position-vertical-relative:text;margin-top:14.35pt;mso-position-vertical:absolute;width:399.00pt;height:193.50pt;mso-wrap-distance-left:9.07pt;mso-wrap-distance-top:0.00pt;mso-wrap-distance-right:9.07pt;mso-wrap-distance-bottom:0.00pt;" stroked="false">
+              <v:shape id="_x0000_i13" o:spid="_x0000_s13" type="#_x0000_t75" style="position:absolute;z-index:251710468;o:allowoverlap:true;o:allowincell:true;mso-position-horizontal-relative:text;margin-left:136.41pt;mso-position-horizontal:absolute;mso-position-vertical-relative:text;margin-top:18.10pt;mso-position-vertical:absolute;width:399.00pt;height:193.50pt;mso-wrap-distance-left:9.07pt;mso-wrap-distance-top:0.00pt;mso-wrap-distance-right:9.07pt;mso-wrap-distance-bottom:0.00pt;" stroked="false">
                 <v:path textboxrect="0,0,0,0"/>
                 <w10:wrap type="square"/>
                 <v:imagedata r:id="rId14" o:title=""/>
@@ -5931,7 +5768,6 @@
           <w:highlight w:val="none"/>
         </w:rPr>
       </w:r>
-      <w:r/>
       <w:r>
         <w:rPr>
           <w:b/>
@@ -5980,6 +5816,15 @@
           <w:highlight w:val="none"/>
         </w:rPr>
       </w:r>
+      <w:r>
+        <w:rPr>
+          <w:b/>
+          <w:bCs/>
+          <w:sz w:val="36"/>
+          <w:szCs w:val="36"/>
+          <w:highlight w:val="none"/>
+        </w:rPr>
+      </w:r>
     </w:p>
     <w:p>
       <w:pPr>
@@ -6010,6 +5855,15 @@
           <w:highlight w:val="none"/>
         </w:rPr>
       </w:r>
+      <w:r>
+        <w:rPr>
+          <w:b/>
+          <w:bCs/>
+          <w:sz w:val="36"/>
+          <w:szCs w:val="36"/>
+          <w:highlight w:val="none"/>
+        </w:rPr>
+      </w:r>
     </w:p>
     <w:p>
       <w:pPr>
@@ -6040,6 +5894,15 @@
           <w:highlight w:val="none"/>
         </w:rPr>
       </w:r>
+      <w:r>
+        <w:rPr>
+          <w:b/>
+          <w:bCs/>
+          <w:sz w:val="36"/>
+          <w:szCs w:val="36"/>
+          <w:highlight w:val="none"/>
+        </w:rPr>
+      </w:r>
     </w:p>
     <w:p>
       <w:pPr>
@@ -6070,6 +5933,15 @@
           <w:highlight w:val="none"/>
         </w:rPr>
       </w:r>
+      <w:r>
+        <w:rPr>
+          <w:b/>
+          <w:bCs/>
+          <w:sz w:val="36"/>
+          <w:szCs w:val="36"/>
+          <w:highlight w:val="none"/>
+        </w:rPr>
+      </w:r>
     </w:p>
     <w:p>
       <w:pPr>
@@ -6140,10 +6012,19 @@
           <w:highlight w:val="none"/>
         </w:rPr>
       </w:r>
+      <w:r>
+        <w:rPr>
+          <w:b w:val="0"/>
+          <w:bCs w:val="0"/>
+          <w:sz w:val="36"/>
+          <w:szCs w:val="36"/>
+          <w:highlight w:val="none"/>
+        </w:rPr>
+      </w:r>
     </w:p>
     <w:p>
       <w:pPr>
-        <w:pStyle w:val="621"/>
+        <w:pStyle w:val="860"/>
         <w:numPr>
           <w:ilvl w:val="0"/>
           <w:numId w:val="13"/>
@@ -6186,6 +6067,15 @@
           <w:highlight w:val="none"/>
         </w:rPr>
       </w:r>
+      <w:r>
+        <w:rPr>
+          <w:b w:val="0"/>
+          <w:bCs w:val="0"/>
+          <w:sz w:val="36"/>
+          <w:szCs w:val="36"/>
+          <w:highlight w:val="none"/>
+        </w:rPr>
+      </w:r>
     </w:p>
     <w:p>
       <w:pPr>
@@ -6216,10 +6106,19 @@
           <w:highlight w:val="none"/>
         </w:rPr>
       </w:r>
+      <w:r>
+        <w:rPr>
+          <w:b w:val="0"/>
+          <w:bCs w:val="0"/>
+          <w:sz w:val="36"/>
+          <w:szCs w:val="36"/>
+          <w:highlight w:val="none"/>
+        </w:rPr>
+      </w:r>
     </w:p>
     <w:p>
       <w:pPr>
-        <w:pStyle w:val="621"/>
+        <w:pStyle w:val="860"/>
         <w:numPr>
           <w:ilvl w:val="0"/>
           <w:numId w:val="13"/>
@@ -6262,6 +6161,15 @@
           <w:highlight w:val="none"/>
         </w:rPr>
       </w:r>
+      <w:r>
+        <w:rPr>
+          <w:b w:val="0"/>
+          <w:bCs w:val="0"/>
+          <w:sz w:val="36"/>
+          <w:szCs w:val="36"/>
+          <w:highlight w:val="none"/>
+        </w:rPr>
+      </w:r>
     </w:p>
     <w:p>
       <w:pPr>
@@ -6292,10 +6200,19 @@
           <w:highlight w:val="none"/>
         </w:rPr>
       </w:r>
+      <w:r>
+        <w:rPr>
+          <w:b w:val="0"/>
+          <w:bCs w:val="0"/>
+          <w:sz w:val="36"/>
+          <w:szCs w:val="36"/>
+          <w:highlight w:val="none"/>
+        </w:rPr>
+      </w:r>
     </w:p>
     <w:p>
       <w:pPr>
-        <w:pStyle w:val="621"/>
+        <w:pStyle w:val="860"/>
         <w:numPr>
           <w:ilvl w:val="0"/>
           <w:numId w:val="13"/>
@@ -6348,6 +6265,15 @@
           <w:highlight w:val="none"/>
         </w:rPr>
       </w:r>
+      <w:r>
+        <w:rPr>
+          <w:b w:val="0"/>
+          <w:bCs w:val="0"/>
+          <w:sz w:val="36"/>
+          <w:szCs w:val="36"/>
+          <w:highlight w:val="none"/>
+        </w:rPr>
+      </w:r>
     </w:p>
     <w:p>
       <w:pPr>
@@ -6378,10 +6304,19 @@
           <w:highlight w:val="none"/>
         </w:rPr>
       </w:r>
+      <w:r>
+        <w:rPr>
+          <w:b w:val="0"/>
+          <w:bCs w:val="0"/>
+          <w:sz w:val="36"/>
+          <w:szCs w:val="36"/>
+          <w:highlight w:val="none"/>
+        </w:rPr>
+      </w:r>
     </w:p>
     <w:p>
       <w:pPr>
-        <w:pStyle w:val="621"/>
+        <w:pStyle w:val="860"/>
         <w:numPr>
           <w:ilvl w:val="0"/>
           <w:numId w:val="13"/>
@@ -6424,6 +6359,15 @@
           <w:highlight w:val="none"/>
         </w:rPr>
       </w:r>
+      <w:r>
+        <w:rPr>
+          <w:b w:val="0"/>
+          <w:bCs w:val="0"/>
+          <w:sz w:val="36"/>
+          <w:szCs w:val="36"/>
+          <w:highlight w:val="none"/>
+        </w:rPr>
+      </w:r>
     </w:p>
     <w:p>
       <w:pPr>
@@ -6454,10 +6398,19 @@
           <w:highlight w:val="none"/>
         </w:rPr>
       </w:r>
+      <w:r>
+        <w:rPr>
+          <w:b w:val="0"/>
+          <w:bCs w:val="0"/>
+          <w:sz w:val="36"/>
+          <w:szCs w:val="36"/>
+          <w:highlight w:val="none"/>
+        </w:rPr>
+      </w:r>
     </w:p>
     <w:p>
       <w:pPr>
-        <w:pStyle w:val="621"/>
+        <w:pStyle w:val="860"/>
         <w:numPr>
           <w:ilvl w:val="0"/>
           <w:numId w:val="13"/>
@@ -6500,6 +6453,15 @@
           <w:highlight w:val="none"/>
         </w:rPr>
         <w:t xml:space="preserve">.</w:t>
+      </w:r>
+      <w:r>
+        <w:rPr>
+          <w:b w:val="0"/>
+          <w:bCs w:val="0"/>
+          <w:sz w:val="36"/>
+          <w:szCs w:val="36"/>
+          <w:highlight w:val="none"/>
+        </w:rPr>
       </w:r>
       <w:r>
         <w:rPr>
@@ -6531,7 +6493,6 @@
       <w:pPr>
         <w:spacing w:after="0" w:line="240" w:lineRule="auto"/>
       </w:pPr>
-      <w:r/>
       <w:r>
         <w:separator/>
       </w:r>
@@ -6543,7 +6504,6 @@
       <w:pPr>
         <w:spacing w:after="0" w:line="240" w:lineRule="auto"/>
       </w:pPr>
-      <w:r/>
       <w:r>
         <w:continuationSeparator/>
       </w:r>
@@ -6560,7 +6520,6 @@
       <w:pPr>
         <w:spacing w:after="0" w:line="240" w:lineRule="auto"/>
       </w:pPr>
-      <w:r/>
       <w:r>
         <w:separator/>
       </w:r>
@@ -6572,7 +6531,6 @@
       <w:pPr>
         <w:spacing w:after="0" w:line="240" w:lineRule="auto"/>
       </w:pPr>
-      <w:r/>
       <w:r>
         <w:continuationSeparator/>
       </w:r>
@@ -8186,11 +8144,11 @@
     <w:lsdException w:name="Bibliography" w:uiPriority="37"/>
     <w:lsdException w:name="TOC Heading" w:uiPriority="39" w:qFormat="1"/>
   </w:latentStyles>
-  <w:style w:type="paragraph" w:styleId="13">
+  <w:style w:type="paragraph" w:styleId="680">
     <w:name w:val="Heading 1"/>
-    <w:basedOn w:val="617"/>
-    <w:next w:val="617"/>
-    <w:link w:val="14"/>
+    <w:basedOn w:val="856"/>
+    <w:next w:val="856"/>
+    <w:link w:val="681"/>
     <w:uiPriority w:val="9"/>
     <w:qFormat/>
     <w:pPr>
@@ -8205,10 +8163,9 @@
       <w:szCs w:val="40"/>
     </w:rPr>
   </w:style>
-  <w:style w:type="character" w:styleId="14">
+  <w:style w:type="character" w:styleId="681">
     <w:name w:val="Heading 1 Char"/>
-    <w:basedOn w:val="11"/>
-    <w:link w:val="13"/>
+    <w:link w:val="680"/>
     <w:uiPriority w:val="9"/>
     <w:rPr>
       <w:rFonts w:ascii="Arial" w:hAnsi="Arial" w:eastAsia="Arial" w:cs="Arial"/>
@@ -8216,11 +8173,11 @@
       <w:szCs w:val="40"/>
     </w:rPr>
   </w:style>
-  <w:style w:type="paragraph" w:styleId="15">
+  <w:style w:type="paragraph" w:styleId="682">
     <w:name w:val="Heading 2"/>
-    <w:basedOn w:val="617"/>
-    <w:next w:val="617"/>
-    <w:link w:val="16"/>
+    <w:basedOn w:val="856"/>
+    <w:next w:val="856"/>
+    <w:link w:val="683"/>
     <w:uiPriority w:val="9"/>
     <w:unhideWhenUsed/>
     <w:qFormat/>
@@ -8235,21 +8192,20 @@
       <w:sz w:val="34"/>
     </w:rPr>
   </w:style>
-  <w:style w:type="character" w:styleId="16">
+  <w:style w:type="character" w:styleId="683">
     <w:name w:val="Heading 2 Char"/>
-    <w:basedOn w:val="11"/>
-    <w:link w:val="15"/>
+    <w:link w:val="682"/>
     <w:uiPriority w:val="9"/>
     <w:rPr>
       <w:rFonts w:ascii="Arial" w:hAnsi="Arial" w:eastAsia="Arial" w:cs="Arial"/>
       <w:sz w:val="34"/>
     </w:rPr>
   </w:style>
-  <w:style w:type="paragraph" w:styleId="17">
+  <w:style w:type="paragraph" w:styleId="684">
     <w:name w:val="Heading 3"/>
-    <w:basedOn w:val="617"/>
-    <w:next w:val="617"/>
-    <w:link w:val="18"/>
+    <w:basedOn w:val="856"/>
+    <w:next w:val="856"/>
+    <w:link w:val="685"/>
     <w:uiPriority w:val="9"/>
     <w:unhideWhenUsed/>
     <w:qFormat/>
@@ -8265,10 +8221,9 @@
       <w:szCs w:val="30"/>
     </w:rPr>
   </w:style>
-  <w:style w:type="character" w:styleId="18">
+  <w:style w:type="character" w:styleId="685">
     <w:name w:val="Heading 3 Char"/>
-    <w:basedOn w:val="11"/>
-    <w:link w:val="17"/>
+    <w:link w:val="684"/>
     <w:uiPriority w:val="9"/>
     <w:rPr>
       <w:rFonts w:ascii="Arial" w:hAnsi="Arial" w:eastAsia="Arial" w:cs="Arial"/>
@@ -8276,11 +8231,11 @@
       <w:szCs w:val="30"/>
     </w:rPr>
   </w:style>
-  <w:style w:type="paragraph" w:styleId="19">
+  <w:style w:type="paragraph" w:styleId="686">
     <w:name w:val="Heading 4"/>
-    <w:basedOn w:val="617"/>
-    <w:next w:val="617"/>
-    <w:link w:val="20"/>
+    <w:basedOn w:val="856"/>
+    <w:next w:val="856"/>
+    <w:link w:val="687"/>
     <w:uiPriority w:val="9"/>
     <w:unhideWhenUsed/>
     <w:qFormat/>
@@ -8298,10 +8253,9 @@
       <w:szCs w:val="26"/>
     </w:rPr>
   </w:style>
-  <w:style w:type="character" w:styleId="20">
+  <w:style w:type="character" w:styleId="687">
     <w:name w:val="Heading 4 Char"/>
-    <w:basedOn w:val="11"/>
-    <w:link w:val="19"/>
+    <w:link w:val="686"/>
     <w:uiPriority w:val="9"/>
     <w:rPr>
       <w:rFonts w:ascii="Arial" w:hAnsi="Arial" w:eastAsia="Arial" w:cs="Arial"/>
@@ -8311,11 +8265,11 @@
       <w:szCs w:val="26"/>
     </w:rPr>
   </w:style>
-  <w:style w:type="paragraph" w:styleId="21">
+  <w:style w:type="paragraph" w:styleId="688">
     <w:name w:val="Heading 5"/>
-    <w:basedOn w:val="617"/>
-    <w:next w:val="617"/>
-    <w:link w:val="22"/>
+    <w:basedOn w:val="856"/>
+    <w:next w:val="856"/>
+    <w:link w:val="689"/>
     <w:uiPriority w:val="9"/>
     <w:unhideWhenUsed/>
     <w:qFormat/>
@@ -8333,10 +8287,9 @@
       <w:szCs w:val="24"/>
     </w:rPr>
   </w:style>
-  <w:style w:type="character" w:styleId="22">
+  <w:style w:type="character" w:styleId="689">
     <w:name w:val="Heading 5 Char"/>
-    <w:basedOn w:val="11"/>
-    <w:link w:val="21"/>
+    <w:link w:val="688"/>
     <w:uiPriority w:val="9"/>
     <w:rPr>
       <w:rFonts w:ascii="Arial" w:hAnsi="Arial" w:eastAsia="Arial" w:cs="Arial"/>
@@ -8346,11 +8299,11 @@
       <w:szCs w:val="24"/>
     </w:rPr>
   </w:style>
-  <w:style w:type="paragraph" w:styleId="23">
+  <w:style w:type="paragraph" w:styleId="690">
     <w:name w:val="Heading 6"/>
-    <w:basedOn w:val="617"/>
-    <w:next w:val="617"/>
-    <w:link w:val="24"/>
+    <w:basedOn w:val="856"/>
+    <w:next w:val="856"/>
+    <w:link w:val="691"/>
     <w:uiPriority w:val="9"/>
     <w:unhideWhenUsed/>
     <w:qFormat/>
@@ -8368,10 +8321,9 @@
       <w:szCs w:val="22"/>
     </w:rPr>
   </w:style>
-  <w:style w:type="character" w:styleId="24">
+  <w:style w:type="character" w:styleId="691">
     <w:name w:val="Heading 6 Char"/>
-    <w:basedOn w:val="11"/>
-    <w:link w:val="23"/>
+    <w:link w:val="690"/>
     <w:uiPriority w:val="9"/>
     <w:rPr>
       <w:rFonts w:ascii="Arial" w:hAnsi="Arial" w:eastAsia="Arial" w:cs="Arial"/>
@@ -8381,11 +8333,11 @@
       <w:szCs w:val="22"/>
     </w:rPr>
   </w:style>
-  <w:style w:type="paragraph" w:styleId="25">
+  <w:style w:type="paragraph" w:styleId="692">
     <w:name w:val="Heading 7"/>
-    <w:basedOn w:val="617"/>
-    <w:next w:val="617"/>
-    <w:link w:val="26"/>
+    <w:basedOn w:val="856"/>
+    <w:next w:val="856"/>
+    <w:link w:val="693"/>
     <w:uiPriority w:val="9"/>
     <w:unhideWhenUsed/>
     <w:qFormat/>
@@ -8405,10 +8357,9 @@
       <w:szCs w:val="22"/>
     </w:rPr>
   </w:style>
-  <w:style w:type="character" w:styleId="26">
+  <w:style w:type="character" w:styleId="693">
     <w:name w:val="Heading 7 Char"/>
-    <w:basedOn w:val="11"/>
-    <w:link w:val="25"/>
+    <w:link w:val="692"/>
     <w:uiPriority w:val="9"/>
     <w:rPr>
       <w:rFonts w:ascii="Arial" w:hAnsi="Arial" w:eastAsia="Arial" w:cs="Arial"/>
@@ -8420,11 +8371,11 @@
       <w:szCs w:val="22"/>
     </w:rPr>
   </w:style>
-  <w:style w:type="paragraph" w:styleId="27">
+  <w:style w:type="paragraph" w:styleId="694">
     <w:name w:val="Heading 8"/>
-    <w:basedOn w:val="617"/>
-    <w:next w:val="617"/>
-    <w:link w:val="28"/>
+    <w:basedOn w:val="856"/>
+    <w:next w:val="856"/>
+    <w:link w:val="695"/>
     <w:uiPriority w:val="9"/>
     <w:unhideWhenUsed/>
     <w:qFormat/>
@@ -8442,10 +8393,9 @@
       <w:szCs w:val="22"/>
     </w:rPr>
   </w:style>
-  <w:style w:type="character" w:styleId="28">
+  <w:style w:type="character" w:styleId="695">
     <w:name w:val="Heading 8 Char"/>
-    <w:basedOn w:val="11"/>
-    <w:link w:val="27"/>
+    <w:link w:val="694"/>
     <w:uiPriority w:val="9"/>
     <w:rPr>
       <w:rFonts w:ascii="Arial" w:hAnsi="Arial" w:eastAsia="Arial" w:cs="Arial"/>
@@ -8455,11 +8405,11 @@
       <w:szCs w:val="22"/>
     </w:rPr>
   </w:style>
-  <w:style w:type="paragraph" w:styleId="29">
+  <w:style w:type="paragraph" w:styleId="696">
     <w:name w:val="Heading 9"/>
-    <w:basedOn w:val="617"/>
-    <w:next w:val="617"/>
-    <w:link w:val="30"/>
+    <w:basedOn w:val="856"/>
+    <w:next w:val="856"/>
+    <w:link w:val="697"/>
     <w:uiPriority w:val="9"/>
     <w:unhideWhenUsed/>
     <w:qFormat/>
@@ -8477,10 +8427,9 @@
       <w:szCs w:val="21"/>
     </w:rPr>
   </w:style>
-  <w:style w:type="character" w:styleId="30">
+  <w:style w:type="character" w:styleId="697">
     <w:name w:val="Heading 9 Char"/>
-    <w:basedOn w:val="11"/>
-    <w:link w:val="29"/>
+    <w:link w:val="696"/>
     <w:uiPriority w:val="9"/>
     <w:rPr>
       <w:rFonts w:ascii="Arial" w:hAnsi="Arial" w:eastAsia="Arial" w:cs="Arial"/>
@@ -8490,11 +8439,11 @@
       <w:szCs w:val="21"/>
     </w:rPr>
   </w:style>
-  <w:style w:type="paragraph" w:styleId="34">
+  <w:style w:type="paragraph" w:styleId="698">
     <w:name w:val="Title"/>
-    <w:basedOn w:val="617"/>
-    <w:next w:val="617"/>
-    <w:link w:val="35"/>
+    <w:basedOn w:val="856"/>
+    <w:next w:val="856"/>
+    <w:link w:val="699"/>
     <w:uiPriority w:val="10"/>
     <w:qFormat/>
     <w:pPr>
@@ -8506,21 +8455,20 @@
       <w:szCs w:val="48"/>
     </w:rPr>
   </w:style>
-  <w:style w:type="character" w:styleId="35">
+  <w:style w:type="character" w:styleId="699">
     <w:name w:val="Title Char"/>
-    <w:basedOn w:val="11"/>
-    <w:link w:val="34"/>
+    <w:link w:val="698"/>
     <w:uiPriority w:val="10"/>
     <w:rPr>
       <w:sz w:val="48"/>
       <w:szCs w:val="48"/>
     </w:rPr>
   </w:style>
-  <w:style w:type="paragraph" w:styleId="36">
+  <w:style w:type="paragraph" w:styleId="700">
     <w:name w:val="Subtitle"/>
-    <w:basedOn w:val="617"/>
-    <w:next w:val="617"/>
-    <w:link w:val="37"/>
+    <w:basedOn w:val="856"/>
+    <w:next w:val="856"/>
+    <w:link w:val="701"/>
     <w:uiPriority w:val="11"/>
     <w:qFormat/>
     <w:pPr>
@@ -8531,21 +8479,20 @@
       <w:szCs w:val="24"/>
     </w:rPr>
   </w:style>
-  <w:style w:type="character" w:styleId="37">
+  <w:style w:type="character" w:styleId="701">
     <w:name w:val="Subtitle Char"/>
-    <w:basedOn w:val="11"/>
-    <w:link w:val="36"/>
+    <w:link w:val="700"/>
     <w:uiPriority w:val="11"/>
     <w:rPr>
       <w:sz w:val="24"/>
       <w:szCs w:val="24"/>
     </w:rPr>
   </w:style>
-  <w:style w:type="paragraph" w:styleId="38">
+  <w:style w:type="paragraph" w:styleId="702">
     <w:name w:val="Quote"/>
-    <w:basedOn w:val="617"/>
-    <w:next w:val="617"/>
-    <w:link w:val="39"/>
+    <w:basedOn w:val="856"/>
+    <w:next w:val="856"/>
+    <w:link w:val="703"/>
     <w:uiPriority w:val="29"/>
     <w:qFormat/>
     <w:pPr>
@@ -8555,19 +8502,19 @@
       <w:i/>
     </w:rPr>
   </w:style>
-  <w:style w:type="character" w:styleId="39">
+  <w:style w:type="character" w:styleId="703">
     <w:name w:val="Quote Char"/>
-    <w:link w:val="38"/>
+    <w:link w:val="702"/>
     <w:uiPriority w:val="29"/>
     <w:rPr>
       <w:i/>
     </w:rPr>
   </w:style>
-  <w:style w:type="paragraph" w:styleId="40">
+  <w:style w:type="paragraph" w:styleId="704">
     <w:name w:val="Intense Quote"/>
-    <w:basedOn w:val="617"/>
-    <w:next w:val="617"/>
-    <w:link w:val="41"/>
+    <w:basedOn w:val="856"/>
+    <w:next w:val="856"/>
+    <w:link w:val="705"/>
     <w:uiPriority w:val="30"/>
     <w:qFormat/>
     <w:pPr>
@@ -8585,18 +8532,18 @@
       <w:i/>
     </w:rPr>
   </w:style>
-  <w:style w:type="character" w:styleId="41">
+  <w:style w:type="character" w:styleId="705">
     <w:name w:val="Intense Quote Char"/>
-    <w:link w:val="40"/>
+    <w:link w:val="704"/>
     <w:uiPriority w:val="30"/>
     <w:rPr>
       <w:i/>
     </w:rPr>
   </w:style>
-  <w:style w:type="paragraph" w:styleId="42">
+  <w:style w:type="paragraph" w:styleId="706">
     <w:name w:val="Header"/>
-    <w:basedOn w:val="617"/>
-    <w:link w:val="43"/>
+    <w:basedOn w:val="856"/>
+    <w:link w:val="707"/>
     <w:uiPriority w:val="99"/>
     <w:unhideWhenUsed/>
     <w:pPr>
@@ -8607,16 +8554,15 @@
       </w:tabs>
     </w:pPr>
   </w:style>
-  <w:style w:type="character" w:styleId="43">
+  <w:style w:type="character" w:styleId="707">
     <w:name w:val="Header Char"/>
-    <w:basedOn w:val="11"/>
-    <w:link w:val="42"/>
+    <w:link w:val="706"/>
     <w:uiPriority w:val="99"/>
   </w:style>
-  <w:style w:type="paragraph" w:styleId="44">
+  <w:style w:type="paragraph" w:styleId="708">
     <w:name w:val="Footer"/>
-    <w:basedOn w:val="617"/>
-    <w:link w:val="47"/>
+    <w:basedOn w:val="856"/>
+    <w:link w:val="711"/>
     <w:uiPriority w:val="99"/>
     <w:unhideWhenUsed/>
     <w:pPr>
@@ -8627,16 +8573,15 @@
       </w:tabs>
     </w:pPr>
   </w:style>
-  <w:style w:type="character" w:styleId="45">
+  <w:style w:type="character" w:styleId="709">
     <w:name w:val="Footer Char"/>
-    <w:basedOn w:val="11"/>
-    <w:link w:val="44"/>
+    <w:link w:val="708"/>
     <w:uiPriority w:val="99"/>
   </w:style>
-  <w:style w:type="paragraph" w:styleId="46">
+  <w:style w:type="paragraph" w:styleId="710">
     <w:name w:val="Caption"/>
-    <w:basedOn w:val="617"/>
-    <w:next w:val="617"/>
+    <w:basedOn w:val="856"/>
+    <w:next w:val="856"/>
     <w:uiPriority w:val="35"/>
     <w:semiHidden/>
     <w:unhideWhenUsed/>
@@ -8652,15 +8597,15 @@
       <w:szCs w:val="18"/>
     </w:rPr>
   </w:style>
-  <w:style w:type="character" w:styleId="47">
+  <w:style w:type="character" w:styleId="711">
     <w:name w:val="Caption Char"/>
-    <w:basedOn w:val="46"/>
-    <w:link w:val="44"/>
+    <w:basedOn w:val="710"/>
+    <w:link w:val="708"/>
     <w:uiPriority w:val="99"/>
   </w:style>
-  <w:style w:type="table" w:styleId="48">
+  <w:style w:type="table" w:styleId="712">
     <w:name w:val="Table Grid"/>
-    <w:basedOn w:val="618"/>
+    <w:basedOn w:val="857"/>
     <w:uiPriority w:val="59"/>
     <w:pPr>
       <w:spacing w:after="0" w:line="240" w:lineRule="auto"/>
@@ -8683,9 +8628,9 @@
       </w:tblCellMar>
     </w:tblPr>
   </w:style>
-  <w:style w:type="table" w:styleId="49">
+  <w:style w:type="table" w:styleId="713">
     <w:name w:val="Table Grid Light"/>
-    <w:basedOn w:val="618"/>
+    <w:basedOn w:val="857"/>
     <w:uiPriority w:val="59"/>
     <w:pPr>
       <w:spacing w:after="0" w:line="240" w:lineRule="auto"/>
@@ -8708,9 +8653,9 @@
       </w:tblCellMar>
     </w:tblPr>
   </w:style>
-  <w:style w:type="table" w:styleId="50">
+  <w:style w:type="table" w:styleId="714">
     <w:name w:val="Plain Table 1"/>
-    <w:basedOn w:val="618"/>
+    <w:basedOn w:val="857"/>
     <w:uiPriority w:val="59"/>
     <w:pPr>
       <w:spacing w:after="0" w:line="240" w:lineRule="auto"/>
@@ -8775,9 +8720,9 @@
       </w:rPr>
     </w:tblStylePr>
   </w:style>
-  <w:style w:type="table" w:styleId="51">
+  <w:style w:type="table" w:styleId="715">
     <w:name w:val="Plain Table 2"/>
-    <w:basedOn w:val="618"/>
+    <w:basedOn w:val="857"/>
     <w:uiPriority w:val="59"/>
     <w:pPr>
       <w:spacing w:after="0" w:line="240" w:lineRule="auto"/>
@@ -8860,9 +8805,9 @@
       </w:rPr>
     </w:tblStylePr>
   </w:style>
-  <w:style w:type="table" w:styleId="52">
+  <w:style w:type="table" w:styleId="716">
     <w:name w:val="Plain Table 3"/>
-    <w:basedOn w:val="618"/>
+    <w:basedOn w:val="857"/>
     <w:uiPriority w:val="99"/>
     <w:pPr>
       <w:spacing w:after="0" w:line="240" w:lineRule="auto"/>
@@ -8937,9 +8882,9 @@
       </w:rPr>
     </w:tblStylePr>
   </w:style>
-  <w:style w:type="table" w:styleId="53">
+  <w:style w:type="table" w:styleId="717">
     <w:name w:val="Plain Table 4"/>
-    <w:basedOn w:val="618"/>
+    <w:basedOn w:val="857"/>
     <w:uiPriority w:val="99"/>
     <w:pPr>
       <w:spacing w:after="0" w:line="240" w:lineRule="auto"/>
@@ -8994,9 +8939,9 @@
       </w:rPr>
     </w:tblStylePr>
   </w:style>
-  <w:style w:type="table" w:styleId="54">
+  <w:style w:type="table" w:styleId="718">
     <w:name w:val="Plain Table 5"/>
-    <w:basedOn w:val="618"/>
+    <w:basedOn w:val="857"/>
     <w:uiPriority w:val="99"/>
     <w:pPr>
       <w:spacing w:after="0" w:line="240" w:lineRule="auto"/>
@@ -9082,9 +9027,9 @@
       </w:tcPr>
     </w:tblStylePr>
   </w:style>
-  <w:style w:type="table" w:styleId="55">
+  <w:style w:type="table" w:styleId="719">
     <w:name w:val="Grid Table 1 Light"/>
-    <w:basedOn w:val="618"/>
+    <w:basedOn w:val="857"/>
     <w:uiPriority w:val="99"/>
     <w:pPr>
       <w:spacing w:after="0" w:line="240" w:lineRule="auto"/>
@@ -9147,9 +9092,9 @@
       </w:rPr>
     </w:tblStylePr>
   </w:style>
-  <w:style w:type="table" w:styleId="56">
+  <w:style w:type="table" w:styleId="720">
     <w:name w:val="Grid Table 1 Light - Accent 1"/>
-    <w:basedOn w:val="618"/>
+    <w:basedOn w:val="857"/>
     <w:uiPriority w:val="99"/>
     <w:pPr>
       <w:spacing w:after="0" w:line="240" w:lineRule="auto"/>
@@ -9212,9 +9157,9 @@
       </w:rPr>
     </w:tblStylePr>
   </w:style>
-  <w:style w:type="table" w:styleId="57">
+  <w:style w:type="table" w:styleId="721">
     <w:name w:val="Grid Table 1 Light - Accent 2"/>
-    <w:basedOn w:val="618"/>
+    <w:basedOn w:val="857"/>
     <w:uiPriority w:val="99"/>
     <w:pPr>
       <w:spacing w:after="0" w:line="240" w:lineRule="auto"/>
@@ -9277,9 +9222,9 @@
       </w:rPr>
     </w:tblStylePr>
   </w:style>
-  <w:style w:type="table" w:styleId="58">
+  <w:style w:type="table" w:styleId="722">
     <w:name w:val="Grid Table 1 Light - Accent 3"/>
-    <w:basedOn w:val="618"/>
+    <w:basedOn w:val="857"/>
     <w:uiPriority w:val="99"/>
     <w:pPr>
       <w:spacing w:after="0" w:line="240" w:lineRule="auto"/>
@@ -9342,9 +9287,9 @@
       </w:rPr>
     </w:tblStylePr>
   </w:style>
-  <w:style w:type="table" w:styleId="59">
+  <w:style w:type="table" w:styleId="723">
     <w:name w:val="Grid Table 1 Light - Accent 4"/>
-    <w:basedOn w:val="618"/>
+    <w:basedOn w:val="857"/>
     <w:uiPriority w:val="99"/>
     <w:pPr>
       <w:spacing w:after="0" w:line="240" w:lineRule="auto"/>
@@ -9407,9 +9352,9 @@
       </w:rPr>
     </w:tblStylePr>
   </w:style>
-  <w:style w:type="table" w:styleId="60">
+  <w:style w:type="table" w:styleId="724">
     <w:name w:val="Grid Table 1 Light - Accent 5"/>
-    <w:basedOn w:val="618"/>
+    <w:basedOn w:val="857"/>
     <w:uiPriority w:val="99"/>
     <w:pPr>
       <w:spacing w:after="0" w:line="240" w:lineRule="auto"/>
@@ -9472,9 +9417,9 @@
       </w:rPr>
     </w:tblStylePr>
   </w:style>
-  <w:style w:type="table" w:styleId="61">
+  <w:style w:type="table" w:styleId="725">
     <w:name w:val="Grid Table 1 Light - Accent 6"/>
-    <w:basedOn w:val="618"/>
+    <w:basedOn w:val="857"/>
     <w:uiPriority w:val="99"/>
     <w:pPr>
       <w:spacing w:after="0" w:line="240" w:lineRule="auto"/>
@@ -9537,9 +9482,9 @@
       </w:rPr>
     </w:tblStylePr>
   </w:style>
-  <w:style w:type="table" w:styleId="62">
+  <w:style w:type="table" w:styleId="726">
     <w:name w:val="Grid Table 2"/>
-    <w:basedOn w:val="618"/>
+    <w:basedOn w:val="857"/>
     <w:uiPriority w:val="99"/>
     <w:pPr>
       <w:spacing w:after="0" w:line="240" w:lineRule="auto"/>
@@ -9617,9 +9562,9 @@
       </w:tcPr>
     </w:tblStylePr>
   </w:style>
-  <w:style w:type="table" w:styleId="63">
+  <w:style w:type="table" w:styleId="727">
     <w:name w:val="Grid Table 2 - Accent 1"/>
-    <w:basedOn w:val="618"/>
+    <w:basedOn w:val="857"/>
     <w:uiPriority w:val="99"/>
     <w:pPr>
       <w:spacing w:after="0" w:line="240" w:lineRule="auto"/>
@@ -9697,9 +9642,9 @@
       </w:tcPr>
     </w:tblStylePr>
   </w:style>
-  <w:style w:type="table" w:styleId="64">
+  <w:style w:type="table" w:styleId="728">
     <w:name w:val="Grid Table 2 - Accent 2"/>
-    <w:basedOn w:val="618"/>
+    <w:basedOn w:val="857"/>
     <w:uiPriority w:val="99"/>
     <w:pPr>
       <w:spacing w:after="0" w:line="240" w:lineRule="auto"/>
@@ -9777,9 +9722,9 @@
       </w:tcPr>
     </w:tblStylePr>
   </w:style>
-  <w:style w:type="table" w:styleId="65">
+  <w:style w:type="table" w:styleId="729">
     <w:name w:val="Grid Table 2 - Accent 3"/>
-    <w:basedOn w:val="618"/>
+    <w:basedOn w:val="857"/>
     <w:uiPriority w:val="99"/>
     <w:pPr>
       <w:spacing w:after="0" w:line="240" w:lineRule="auto"/>
@@ -9857,9 +9802,9 @@
       </w:tcPr>
     </w:tblStylePr>
   </w:style>
-  <w:style w:type="table" w:styleId="66">
+  <w:style w:type="table" w:styleId="730">
     <w:name w:val="Grid Table 2 - Accent 4"/>
-    <w:basedOn w:val="618"/>
+    <w:basedOn w:val="857"/>
     <w:uiPriority w:val="99"/>
     <w:pPr>
       <w:spacing w:after="0" w:line="240" w:lineRule="auto"/>
@@ -9937,9 +9882,9 @@
       </w:tcPr>
     </w:tblStylePr>
   </w:style>
-  <w:style w:type="table" w:styleId="67">
+  <w:style w:type="table" w:styleId="731">
     <w:name w:val="Grid Table 2 - Accent 5"/>
-    <w:basedOn w:val="618"/>
+    <w:basedOn w:val="857"/>
     <w:uiPriority w:val="99"/>
     <w:pPr>
       <w:spacing w:after="0" w:line="240" w:lineRule="auto"/>
@@ -10017,9 +9962,9 @@
       </w:tcPr>
     </w:tblStylePr>
   </w:style>
-  <w:style w:type="table" w:styleId="68">
+  <w:style w:type="table" w:styleId="732">
     <w:name w:val="Grid Table 2 - Accent 6"/>
-    <w:basedOn w:val="618"/>
+    <w:basedOn w:val="857"/>
     <w:uiPriority w:val="99"/>
     <w:pPr>
       <w:spacing w:after="0" w:line="240" w:lineRule="auto"/>
@@ -10097,9 +10042,9 @@
       </w:tcPr>
     </w:tblStylePr>
   </w:style>
-  <w:style w:type="table" w:styleId="69">
+  <w:style w:type="table" w:styleId="733">
     <w:name w:val="Grid Table 3"/>
-    <w:basedOn w:val="618"/>
+    <w:basedOn w:val="857"/>
     <w:uiPriority w:val="99"/>
     <w:pPr>
       <w:spacing w:after="0" w:line="240" w:lineRule="auto"/>
@@ -10143,7 +10088,7 @@
         <w:jc w:val="right"/>
       </w:pPr>
       <w:tcPr>
-        <w:shd w:color="ffffff"/>
+        <w:shd w:val="clear" w:color="ffffff"/>
         <w:tcBorders>
           <w:top w:val="none" w:color="000000" w:sz="4" w:space="0"/>
           <w:left w:val="none" w:color="000000" w:sz="4" w:space="0"/>
@@ -10173,7 +10118,7 @@
         <w:color w:val="404040"/>
       </w:rPr>
       <w:tcPr>
-        <w:shd w:color="ffffff"/>
+        <w:shd w:val="clear" w:color="ffffff"/>
         <w:tcBorders>
           <w:top w:val="none" w:color="000000" w:sz="4" w:space="0"/>
           <w:left w:val="none" w:color="000000" w:sz="4" w:space="0"/>
@@ -10198,9 +10143,9 @@
       </w:tcPr>
     </w:tblStylePr>
   </w:style>
-  <w:style w:type="table" w:styleId="70">
+  <w:style w:type="table" w:styleId="734">
     <w:name w:val="Grid Table 3 - Accent 1"/>
-    <w:basedOn w:val="618"/>
+    <w:basedOn w:val="857"/>
     <w:uiPriority w:val="99"/>
     <w:pPr>
       <w:spacing w:after="0" w:line="240" w:lineRule="auto"/>
@@ -10244,7 +10189,7 @@
         <w:jc w:val="right"/>
       </w:pPr>
       <w:tcPr>
-        <w:shd w:color="ffffff"/>
+        <w:shd w:val="clear" w:color="ffffff"/>
         <w:tcBorders>
           <w:top w:val="none" w:color="000000" w:sz="4" w:space="0"/>
           <w:left w:val="none" w:color="000000" w:sz="4" w:space="0"/>
@@ -10274,7 +10219,7 @@
         <w:color w:val="404040"/>
       </w:rPr>
       <w:tcPr>
-        <w:shd w:color="ffffff"/>
+        <w:shd w:val="clear" w:color="ffffff"/>
         <w:tcBorders>
           <w:top w:val="none" w:color="000000" w:sz="4" w:space="0"/>
           <w:left w:val="none" w:color="000000" w:sz="4" w:space="0"/>
@@ -10299,9 +10244,9 @@
       </w:tcPr>
     </w:tblStylePr>
   </w:style>
-  <w:style w:type="table" w:styleId="71">
+  <w:style w:type="table" w:styleId="735">
     <w:name w:val="Grid Table 3 - Accent 2"/>
-    <w:basedOn w:val="618"/>
+    <w:basedOn w:val="857"/>
     <w:uiPriority w:val="99"/>
     <w:pPr>
       <w:spacing w:after="0" w:line="240" w:lineRule="auto"/>
@@ -10345,7 +10290,7 @@
         <w:jc w:val="right"/>
       </w:pPr>
       <w:tcPr>
-        <w:shd w:color="ffffff"/>
+        <w:shd w:val="clear" w:color="ffffff"/>
         <w:tcBorders>
           <w:top w:val="none" w:color="000000" w:sz="4" w:space="0"/>
           <w:left w:val="none" w:color="000000" w:sz="4" w:space="0"/>
@@ -10375,7 +10320,7 @@
         <w:color w:val="404040"/>
       </w:rPr>
       <w:tcPr>
-        <w:shd w:color="ffffff"/>
+        <w:shd w:val="clear" w:color="ffffff"/>
         <w:tcBorders>
           <w:top w:val="none" w:color="000000" w:sz="4" w:space="0"/>
           <w:left w:val="none" w:color="000000" w:sz="4" w:space="0"/>
@@ -10400,9 +10345,9 @@
       </w:tcPr>
     </w:tblStylePr>
   </w:style>
-  <w:style w:type="table" w:styleId="72">
+  <w:style w:type="table" w:styleId="736">
     <w:name w:val="Grid Table 3 - Accent 3"/>
-    <w:basedOn w:val="618"/>
+    <w:basedOn w:val="857"/>
     <w:uiPriority w:val="99"/>
     <w:pPr>
       <w:spacing w:after="0" w:line="240" w:lineRule="auto"/>
@@ -10446,7 +10391,7 @@
         <w:jc w:val="right"/>
       </w:pPr>
       <w:tcPr>
-        <w:shd w:color="ffffff"/>
+        <w:shd w:val="clear" w:color="ffffff"/>
         <w:tcBorders>
           <w:top w:val="none" w:color="000000" w:sz="4" w:space="0"/>
           <w:left w:val="none" w:color="000000" w:sz="4" w:space="0"/>
@@ -10476,7 +10421,7 @@
         <w:color w:val="404040"/>
       </w:rPr>
       <w:tcPr>
-        <w:shd w:color="ffffff"/>
+        <w:shd w:val="clear" w:color="ffffff"/>
         <w:tcBorders>
           <w:top w:val="none" w:color="000000" w:sz="4" w:space="0"/>
           <w:left w:val="none" w:color="000000" w:sz="4" w:space="0"/>
@@ -10501,9 +10446,9 @@
       </w:tcPr>
     </w:tblStylePr>
   </w:style>
-  <w:style w:type="table" w:styleId="73">
+  <w:style w:type="table" w:styleId="737">
     <w:name w:val="Grid Table 3 - Accent 4"/>
-    <w:basedOn w:val="618"/>
+    <w:basedOn w:val="857"/>
     <w:uiPriority w:val="99"/>
     <w:pPr>
       <w:spacing w:after="0" w:line="240" w:lineRule="auto"/>
@@ -10547,7 +10492,7 @@
         <w:jc w:val="right"/>
       </w:pPr>
       <w:tcPr>
-        <w:shd w:color="ffffff"/>
+        <w:shd w:val="clear" w:color="ffffff"/>
         <w:tcBorders>
           <w:top w:val="none" w:color="000000" w:sz="4" w:space="0"/>
           <w:left w:val="none" w:color="000000" w:sz="4" w:space="0"/>
@@ -10577,7 +10522,7 @@
         <w:color w:val="404040"/>
       </w:rPr>
       <w:tcPr>
-        <w:shd w:color="ffffff"/>
+        <w:shd w:val="clear" w:color="ffffff"/>
         <w:tcBorders>
           <w:top w:val="none" w:color="000000" w:sz="4" w:space="0"/>
           <w:left w:val="none" w:color="000000" w:sz="4" w:space="0"/>
@@ -10602,9 +10547,9 @@
       </w:tcPr>
     </w:tblStylePr>
   </w:style>
-  <w:style w:type="table" w:styleId="74">
+  <w:style w:type="table" w:styleId="738">
     <w:name w:val="Grid Table 3 - Accent 5"/>
-    <w:basedOn w:val="618"/>
+    <w:basedOn w:val="857"/>
     <w:uiPriority w:val="99"/>
     <w:pPr>
       <w:spacing w:after="0" w:line="240" w:lineRule="auto"/>
@@ -10648,7 +10593,7 @@
         <w:jc w:val="right"/>
       </w:pPr>
       <w:tcPr>
-        <w:shd w:color="ffffff"/>
+        <w:shd w:val="clear" w:color="ffffff"/>
         <w:tcBorders>
           <w:top w:val="none" w:color="000000" w:sz="4" w:space="0"/>
           <w:left w:val="none" w:color="000000" w:sz="4" w:space="0"/>
@@ -10678,7 +10623,7 @@
         <w:color w:val="404040"/>
       </w:rPr>
       <w:tcPr>
-        <w:shd w:color="ffffff"/>
+        <w:shd w:val="clear" w:color="ffffff"/>
         <w:tcBorders>
           <w:top w:val="none" w:color="000000" w:sz="4" w:space="0"/>
           <w:left w:val="none" w:color="000000" w:sz="4" w:space="0"/>
@@ -10703,9 +10648,9 @@
       </w:tcPr>
     </w:tblStylePr>
   </w:style>
-  <w:style w:type="table" w:styleId="75">
+  <w:style w:type="table" w:styleId="739">
     <w:name w:val="Grid Table 3 - Accent 6"/>
-    <w:basedOn w:val="618"/>
+    <w:basedOn w:val="857"/>
     <w:uiPriority w:val="99"/>
     <w:pPr>
       <w:spacing w:after="0" w:line="240" w:lineRule="auto"/>
@@ -10749,7 +10694,7 @@
         <w:jc w:val="right"/>
       </w:pPr>
       <w:tcPr>
-        <w:shd w:color="ffffff"/>
+        <w:shd w:val="clear" w:color="ffffff"/>
         <w:tcBorders>
           <w:top w:val="none" w:color="000000" w:sz="4" w:space="0"/>
           <w:left w:val="none" w:color="000000" w:sz="4" w:space="0"/>
@@ -10779,7 +10724,7 @@
         <w:color w:val="404040"/>
       </w:rPr>
       <w:tcPr>
-        <w:shd w:color="ffffff"/>
+        <w:shd w:val="clear" w:color="ffffff"/>
         <w:tcBorders>
           <w:top w:val="none" w:color="000000" w:sz="4" w:space="0"/>
           <w:left w:val="none" w:color="000000" w:sz="4" w:space="0"/>
@@ -10804,9 +10749,9 @@
       </w:tcPr>
     </w:tblStylePr>
   </w:style>
-  <w:style w:type="table" w:styleId="76">
+  <w:style w:type="table" w:styleId="740">
     <w:name w:val="Grid Table 4"/>
-    <w:basedOn w:val="618"/>
+    <w:basedOn w:val="857"/>
     <w:uiPriority w:val="59"/>
     <w:pPr>
       <w:spacing w:after="0" w:line="240" w:lineRule="auto"/>
@@ -10885,9 +10830,9 @@
       </w:tcPr>
     </w:tblStylePr>
   </w:style>
-  <w:style w:type="table" w:styleId="77">
+  <w:style w:type="table" w:styleId="741">
     <w:name w:val="Grid Table 4 - Accent 1"/>
-    <w:basedOn w:val="618"/>
+    <w:basedOn w:val="857"/>
     <w:uiPriority w:val="59"/>
     <w:pPr>
       <w:spacing w:after="0" w:line="240" w:lineRule="auto"/>
@@ -10966,9 +10911,9 @@
       </w:tcPr>
     </w:tblStylePr>
   </w:style>
-  <w:style w:type="table" w:styleId="78">
+  <w:style w:type="table" w:styleId="742">
     <w:name w:val="Grid Table 4 - Accent 2"/>
-    <w:basedOn w:val="618"/>
+    <w:basedOn w:val="857"/>
     <w:uiPriority w:val="59"/>
     <w:pPr>
       <w:spacing w:after="0" w:line="240" w:lineRule="auto"/>
@@ -11047,9 +10992,9 @@
       </w:tcPr>
     </w:tblStylePr>
   </w:style>
-  <w:style w:type="table" w:styleId="79">
+  <w:style w:type="table" w:styleId="743">
     <w:name w:val="Grid Table 4 - Accent 3"/>
-    <w:basedOn w:val="618"/>
+    <w:basedOn w:val="857"/>
     <w:uiPriority w:val="59"/>
     <w:pPr>
       <w:spacing w:after="0" w:line="240" w:lineRule="auto"/>
@@ -11128,9 +11073,9 @@
       </w:tcPr>
     </w:tblStylePr>
   </w:style>
-  <w:style w:type="table" w:styleId="80">
+  <w:style w:type="table" w:styleId="744">
     <w:name w:val="Grid Table 4 - Accent 4"/>
-    <w:basedOn w:val="618"/>
+    <w:basedOn w:val="857"/>
     <w:uiPriority w:val="59"/>
     <w:pPr>
       <w:spacing w:after="0" w:line="240" w:lineRule="auto"/>
@@ -11209,9 +11154,9 @@
       </w:tcPr>
     </w:tblStylePr>
   </w:style>
-  <w:style w:type="table" w:styleId="81">
+  <w:style w:type="table" w:styleId="745">
     <w:name w:val="Grid Table 4 - Accent 5"/>
-    <w:basedOn w:val="618"/>
+    <w:basedOn w:val="857"/>
     <w:uiPriority w:val="59"/>
     <w:pPr>
       <w:spacing w:after="0" w:line="240" w:lineRule="auto"/>
@@ -11290,9 +11235,9 @@
       </w:tcPr>
     </w:tblStylePr>
   </w:style>
-  <w:style w:type="table" w:styleId="82">
+  <w:style w:type="table" w:styleId="746">
     <w:name w:val="Grid Table 4 - Accent 6"/>
-    <w:basedOn w:val="618"/>
+    <w:basedOn w:val="857"/>
     <w:uiPriority w:val="59"/>
     <w:pPr>
       <w:spacing w:after="0" w:line="240" w:lineRule="auto"/>
@@ -11371,9 +11316,9 @@
       </w:tcPr>
     </w:tblStylePr>
   </w:style>
-  <w:style w:type="table" w:styleId="83">
+  <w:style w:type="table" w:styleId="747">
     <w:name w:val="Grid Table 5 Dark"/>
-    <w:basedOn w:val="618"/>
+    <w:basedOn w:val="857"/>
     <w:uiPriority w:val="99"/>
     <w:pPr>
       <w:spacing w:after="0" w:line="240" w:lineRule="auto"/>
@@ -11450,9 +11395,9 @@
       </w:tcPr>
     </w:tblStylePr>
   </w:style>
-  <w:style w:type="table" w:styleId="84">
+  <w:style w:type="table" w:styleId="748">
     <w:name w:val="Grid Table 5 Dark- Accent 1"/>
-    <w:basedOn w:val="618"/>
+    <w:basedOn w:val="857"/>
     <w:uiPriority w:val="99"/>
     <w:pPr>
       <w:spacing w:after="0" w:line="240" w:lineRule="auto"/>
@@ -11529,9 +11474,9 @@
       </w:tcPr>
     </w:tblStylePr>
   </w:style>
-  <w:style w:type="table" w:styleId="85">
+  <w:style w:type="table" w:styleId="749">
     <w:name w:val="Grid Table 5 Dark - Accent 2"/>
-    <w:basedOn w:val="618"/>
+    <w:basedOn w:val="857"/>
     <w:uiPriority w:val="99"/>
     <w:pPr>
       <w:spacing w:after="0" w:line="240" w:lineRule="auto"/>
@@ -11608,9 +11553,9 @@
       </w:tcPr>
     </w:tblStylePr>
   </w:style>
-  <w:style w:type="table" w:styleId="86">
+  <w:style w:type="table" w:styleId="750">
     <w:name w:val="Grid Table 5 Dark - Accent 3"/>
-    <w:basedOn w:val="618"/>
+    <w:basedOn w:val="857"/>
     <w:uiPriority w:val="99"/>
     <w:pPr>
       <w:spacing w:after="0" w:line="240" w:lineRule="auto"/>
@@ -11687,9 +11632,9 @@
       </w:tcPr>
     </w:tblStylePr>
   </w:style>
-  <w:style w:type="table" w:styleId="87">
+  <w:style w:type="table" w:styleId="751">
     <w:name w:val="Grid Table 5 Dark- Accent 4"/>
-    <w:basedOn w:val="618"/>
+    <w:basedOn w:val="857"/>
     <w:uiPriority w:val="99"/>
     <w:pPr>
       <w:spacing w:after="0" w:line="240" w:lineRule="auto"/>
@@ -11766,9 +11711,9 @@
       </w:tcPr>
     </w:tblStylePr>
   </w:style>
-  <w:style w:type="table" w:styleId="88">
+  <w:style w:type="table" w:styleId="752">
     <w:name w:val="Grid Table 5 Dark - Accent 5"/>
-    <w:basedOn w:val="618"/>
+    <w:basedOn w:val="857"/>
     <w:uiPriority w:val="99"/>
     <w:pPr>
       <w:spacing w:after="0" w:line="240" w:lineRule="auto"/>
@@ -11845,9 +11790,9 @@
       </w:tcPr>
     </w:tblStylePr>
   </w:style>
-  <w:style w:type="table" w:styleId="89">
+  <w:style w:type="table" w:styleId="753">
     <w:name w:val="Grid Table 5 Dark - Accent 6"/>
-    <w:basedOn w:val="618"/>
+    <w:basedOn w:val="857"/>
     <w:uiPriority w:val="99"/>
     <w:pPr>
       <w:spacing w:after="0" w:line="240" w:lineRule="auto"/>
@@ -11924,9 +11869,9 @@
       </w:tcPr>
     </w:tblStylePr>
   </w:style>
-  <w:style w:type="table" w:styleId="90">
+  <w:style w:type="table" w:styleId="754">
     <w:name w:val="Grid Table 6 Colorful"/>
-    <w:basedOn w:val="618"/>
+    <w:basedOn w:val="857"/>
     <w:uiPriority w:val="99"/>
     <w:pPr>
       <w:spacing w:after="0" w:line="240" w:lineRule="auto"/>
@@ -12003,9 +11948,9 @@
       </w:rPr>
     </w:tblStylePr>
   </w:style>
-  <w:style w:type="table" w:styleId="91">
+  <w:style w:type="table" w:styleId="755">
     <w:name w:val="Grid Table 6 Colorful - Accent 1"/>
-    <w:basedOn w:val="618"/>
+    <w:basedOn w:val="857"/>
     <w:uiPriority w:val="99"/>
     <w:pPr>
       <w:spacing w:after="0" w:line="240" w:lineRule="auto"/>
@@ -12082,9 +12027,9 @@
       </w:rPr>
     </w:tblStylePr>
   </w:style>
-  <w:style w:type="table" w:styleId="92">
+  <w:style w:type="table" w:styleId="756">
     <w:name w:val="Grid Table 6 Colorful - Accent 2"/>
-    <w:basedOn w:val="618"/>
+    <w:basedOn w:val="857"/>
     <w:uiPriority w:val="99"/>
     <w:pPr>
       <w:spacing w:after="0" w:line="240" w:lineRule="auto"/>
@@ -12161,9 +12106,9 @@
       </w:rPr>
     </w:tblStylePr>
   </w:style>
-  <w:style w:type="table" w:styleId="93">
+  <w:style w:type="table" w:styleId="757">
     <w:name w:val="Grid Table 6 Colorful - Accent 3"/>
-    <w:basedOn w:val="618"/>
+    <w:basedOn w:val="857"/>
     <w:uiPriority w:val="99"/>
     <w:pPr>
       <w:spacing w:after="0" w:line="240" w:lineRule="auto"/>
@@ -12240,9 +12185,9 @@
       </w:rPr>
     </w:tblStylePr>
   </w:style>
-  <w:style w:type="table" w:styleId="94">
+  <w:style w:type="table" w:styleId="758">
     <w:name w:val="Grid Table 6 Colorful - Accent 4"/>
-    <w:basedOn w:val="618"/>
+    <w:basedOn w:val="857"/>
     <w:uiPriority w:val="99"/>
     <w:pPr>
       <w:spacing w:after="0" w:line="240" w:lineRule="auto"/>
@@ -12319,9 +12264,9 @@
       </w:rPr>
     </w:tblStylePr>
   </w:style>
-  <w:style w:type="table" w:styleId="95">
+  <w:style w:type="table" w:styleId="759">
     <w:name w:val="Grid Table 6 Colorful - Accent 5"/>
-    <w:basedOn w:val="618"/>
+    <w:basedOn w:val="857"/>
     <w:uiPriority w:val="99"/>
     <w:pPr>
       <w:spacing w:after="0" w:line="240" w:lineRule="auto"/>
@@ -12398,9 +12343,9 @@
       </w:rPr>
     </w:tblStylePr>
   </w:style>
-  <w:style w:type="table" w:styleId="96">
+  <w:style w:type="table" w:styleId="760">
     <w:name w:val="Grid Table 6 Colorful - Accent 6"/>
-    <w:basedOn w:val="618"/>
+    <w:basedOn w:val="857"/>
     <w:uiPriority w:val="99"/>
     <w:pPr>
       <w:spacing w:after="0" w:line="240" w:lineRule="auto"/>
@@ -12477,9 +12422,9 @@
       </w:rPr>
     </w:tblStylePr>
   </w:style>
-  <w:style w:type="table" w:styleId="97">
+  <w:style w:type="table" w:styleId="761">
     <w:name w:val="Grid Table 7 Colorful"/>
-    <w:basedOn w:val="618"/>
+    <w:basedOn w:val="857"/>
     <w:uiPriority w:val="99"/>
     <w:pPr>
       <w:spacing w:after="0" w:line="240" w:lineRule="auto"/>
@@ -12528,11 +12473,11 @@
         <w:jc w:val="right"/>
       </w:pPr>
       <w:tcPr>
-        <w:shd w:color="ffffff"/>
-        <w:tcBorders>
-          <w:top w:val="none"/>
-          <w:left w:val="none"/>
-          <w:bottom w:val="none"/>
+        <w:shd w:val="clear" w:color="ffffff"/>
+        <w:tcBorders>
+          <w:top w:val="none" w:color="000000" w:sz="4" w:space="0"/>
+          <w:left w:val="none" w:color="000000" w:sz="4" w:space="0"/>
+          <w:bottom w:val="none" w:color="000000" w:sz="4" w:space="0"/>
           <w:right w:val="single" w:color="000000" w:themeColor="text1" w:themeTint="80" w:sz="4" w:space="0"/>
         </w:tcBorders>
       </w:tcPr>
@@ -12547,10 +12492,10 @@
       <w:tcPr>
         <w:shd w:val="clear" w:color="ffffff" w:themeColor="light1" w:fill="ffffff" w:themeFill="light1"/>
         <w:tcBorders>
-          <w:top w:val="none"/>
-          <w:left w:val="none"/>
+          <w:top w:val="none" w:color="000000" w:sz="4" w:space="0"/>
+          <w:left w:val="none" w:color="000000" w:sz="4" w:space="0"/>
           <w:bottom w:val="single" w:color="000000" w:themeColor="text1" w:themeTint="80" w:sz="4" w:space="0"/>
-          <w:right w:val="none"/>
+          <w:right w:val="none" w:color="000000" w:sz="4" w:space="0"/>
         </w:tcBorders>
       </w:tcPr>
     </w:tblStylePr>
@@ -12562,12 +12507,12 @@
         <w:sz w:val="22"/>
       </w:rPr>
       <w:tcPr>
-        <w:shd w:color="ffffff"/>
-        <w:tcBorders>
-          <w:top w:val="none"/>
+        <w:shd w:val="clear" w:color="ffffff"/>
+        <w:tcBorders>
+          <w:top w:val="none" w:color="000000" w:sz="4" w:space="0"/>
           <w:left w:val="single" w:color="000000" w:themeColor="text1" w:themeTint="80" w:sz="4" w:space="0"/>
-          <w:bottom w:val="none"/>
-          <w:right w:val="none"/>
+          <w:bottom w:val="none" w:color="000000" w:sz="4" w:space="0"/>
+          <w:right w:val="none" w:color="000000" w:sz="4" w:space="0"/>
         </w:tcBorders>
       </w:tcPr>
     </w:tblStylePr>
@@ -12582,16 +12527,16 @@
         <w:shd w:val="clear" w:color="ffffff" w:themeColor="light1" w:fill="ffffff" w:themeFill="light1"/>
         <w:tcBorders>
           <w:top w:val="single" w:color="000000" w:themeColor="text1" w:themeTint="80" w:sz="4" w:space="0"/>
-          <w:left w:val="none"/>
-          <w:bottom w:val="none"/>
-          <w:right w:val="none"/>
+          <w:left w:val="none" w:color="000000" w:sz="4" w:space="0"/>
+          <w:bottom w:val="none" w:color="000000" w:sz="4" w:space="0"/>
+          <w:right w:val="none" w:color="000000" w:sz="4" w:space="0"/>
         </w:tcBorders>
       </w:tcPr>
     </w:tblStylePr>
   </w:style>
-  <w:style w:type="table" w:styleId="98">
+  <w:style w:type="table" w:styleId="762">
     <w:name w:val="Grid Table 7 Colorful - Accent 1"/>
-    <w:basedOn w:val="618"/>
+    <w:basedOn w:val="857"/>
     <w:uiPriority w:val="99"/>
     <w:pPr>
       <w:spacing w:after="0" w:line="240" w:lineRule="auto"/>
@@ -12640,11 +12585,11 @@
         <w:jc w:val="right"/>
       </w:pPr>
       <w:tcPr>
-        <w:shd w:color="ffffff"/>
-        <w:tcBorders>
-          <w:top w:val="none"/>
-          <w:left w:val="none"/>
-          <w:bottom w:val="none"/>
+        <w:shd w:val="clear" w:color="ffffff"/>
+        <w:tcBorders>
+          <w:top w:val="none" w:color="000000" w:sz="4" w:space="0"/>
+          <w:left w:val="none" w:color="000000" w:sz="4" w:space="0"/>
+          <w:bottom w:val="none" w:color="000000" w:sz="4" w:space="0"/>
           <w:right w:val="single" w:color="000000" w:themeColor="accent1" w:themeTint="80" w:sz="4" w:space="0"/>
         </w:tcBorders>
       </w:tcPr>
@@ -12659,10 +12604,10 @@
       <w:tcPr>
         <w:shd w:val="clear" w:color="ffffff" w:themeColor="light1" w:fill="ffffff" w:themeFill="light1"/>
         <w:tcBorders>
-          <w:top w:val="none"/>
-          <w:left w:val="none"/>
+          <w:top w:val="none" w:color="000000" w:sz="4" w:space="0"/>
+          <w:left w:val="none" w:color="000000" w:sz="4" w:space="0"/>
           <w:bottom w:val="single" w:color="000000" w:themeColor="accent1" w:themeTint="80" w:sz="4" w:space="0"/>
-          <w:right w:val="none"/>
+          <w:right w:val="none" w:color="000000" w:sz="4" w:space="0"/>
         </w:tcBorders>
       </w:tcPr>
     </w:tblStylePr>
@@ -12674,12 +12619,12 @@
         <w:sz w:val="22"/>
       </w:rPr>
       <w:tcPr>
-        <w:shd w:color="ffffff"/>
-        <w:tcBorders>
-          <w:top w:val="none"/>
+        <w:shd w:val="clear" w:color="ffffff"/>
+        <w:tcBorders>
+          <w:top w:val="none" w:color="000000" w:sz="4" w:space="0"/>
           <w:left w:val="single" w:color="000000" w:themeColor="accent1" w:themeTint="80" w:sz="4" w:space="0"/>
-          <w:bottom w:val="none"/>
-          <w:right w:val="none"/>
+          <w:bottom w:val="none" w:color="000000" w:sz="4" w:space="0"/>
+          <w:right w:val="none" w:color="000000" w:sz="4" w:space="0"/>
         </w:tcBorders>
       </w:tcPr>
     </w:tblStylePr>
@@ -12694,16 +12639,16 @@
         <w:shd w:val="clear" w:color="ffffff" w:themeColor="light1" w:fill="ffffff" w:themeFill="light1"/>
         <w:tcBorders>
           <w:top w:val="single" w:color="000000" w:themeColor="accent1" w:themeTint="80" w:sz="4" w:space="0"/>
-          <w:left w:val="none"/>
-          <w:bottom w:val="none"/>
-          <w:right w:val="none"/>
+          <w:left w:val="none" w:color="000000" w:sz="4" w:space="0"/>
+          <w:bottom w:val="none" w:color="000000" w:sz="4" w:space="0"/>
+          <w:right w:val="none" w:color="000000" w:sz="4" w:space="0"/>
         </w:tcBorders>
       </w:tcPr>
     </w:tblStylePr>
   </w:style>
-  <w:style w:type="table" w:styleId="99">
+  <w:style w:type="table" w:styleId="763">
     <w:name w:val="Grid Table 7 Colorful - Accent 2"/>
-    <w:basedOn w:val="618"/>
+    <w:basedOn w:val="857"/>
     <w:uiPriority w:val="99"/>
     <w:pPr>
       <w:spacing w:after="0" w:line="240" w:lineRule="auto"/>
@@ -12752,11 +12697,11 @@
         <w:jc w:val="right"/>
       </w:pPr>
       <w:tcPr>
-        <w:shd w:color="ffffff"/>
-        <w:tcBorders>
-          <w:top w:val="none"/>
-          <w:left w:val="none"/>
-          <w:bottom w:val="none"/>
+        <w:shd w:val="clear" w:color="ffffff"/>
+        <w:tcBorders>
+          <w:top w:val="none" w:color="000000" w:sz="4" w:space="0"/>
+          <w:left w:val="none" w:color="000000" w:sz="4" w:space="0"/>
+          <w:bottom w:val="none" w:color="000000" w:sz="4" w:space="0"/>
           <w:right w:val="single" w:color="000000" w:themeColor="accent2" w:themeTint="97" w:sz="4" w:space="0"/>
         </w:tcBorders>
       </w:tcPr>
@@ -12771,10 +12716,10 @@
       <w:tcPr>
         <w:shd w:val="clear" w:color="ffffff" w:themeColor="light1" w:fill="ffffff" w:themeFill="light1"/>
         <w:tcBorders>
-          <w:top w:val="none"/>
-          <w:left w:val="none"/>
+          <w:top w:val="none" w:color="000000" w:sz="4" w:space="0"/>
+          <w:left w:val="none" w:color="000000" w:sz="4" w:space="0"/>
           <w:bottom w:val="single" w:color="000000" w:themeColor="accent2" w:themeTint="97" w:sz="4" w:space="0"/>
-          <w:right w:val="none"/>
+          <w:right w:val="none" w:color="000000" w:sz="4" w:space="0"/>
         </w:tcBorders>
       </w:tcPr>
     </w:tblStylePr>
@@ -12786,12 +12731,12 @@
         <w:sz w:val="22"/>
       </w:rPr>
       <w:tcPr>
-        <w:shd w:color="ffffff"/>
-        <w:tcBorders>
-          <w:top w:val="none"/>
+        <w:shd w:val="clear" w:color="ffffff"/>
+        <w:tcBorders>
+          <w:top w:val="none" w:color="000000" w:sz="4" w:space="0"/>
           <w:left w:val="single" w:color="000000" w:themeColor="accent2" w:themeTint="97" w:sz="4" w:space="0"/>
-          <w:bottom w:val="none"/>
-          <w:right w:val="none"/>
+          <w:bottom w:val="none" w:color="000000" w:sz="4" w:space="0"/>
+          <w:right w:val="none" w:color="000000" w:sz="4" w:space="0"/>
         </w:tcBorders>
       </w:tcPr>
     </w:tblStylePr>
@@ -12806,16 +12751,16 @@
         <w:shd w:val="clear" w:color="ffffff" w:themeColor="light1" w:fill="ffffff" w:themeFill="light1"/>
         <w:tcBorders>
           <w:top w:val="single" w:color="000000" w:themeColor="accent2" w:themeTint="97" w:sz="4" w:space="0"/>
-          <w:left w:val="none"/>
-          <w:bottom w:val="none"/>
-          <w:right w:val="none"/>
+          <w:left w:val="none" w:color="000000" w:sz="4" w:space="0"/>
+          <w:bottom w:val="none" w:color="000000" w:sz="4" w:space="0"/>
+          <w:right w:val="none" w:color="000000" w:sz="4" w:space="0"/>
         </w:tcBorders>
       </w:tcPr>
     </w:tblStylePr>
   </w:style>
-  <w:style w:type="table" w:styleId="100">
+  <w:style w:type="table" w:styleId="764">
     <w:name w:val="Grid Table 7 Colorful - Accent 3"/>
-    <w:basedOn w:val="618"/>
+    <w:basedOn w:val="857"/>
     <w:uiPriority w:val="99"/>
     <w:pPr>
       <w:spacing w:after="0" w:line="240" w:lineRule="auto"/>
@@ -12864,11 +12809,11 @@
         <w:jc w:val="right"/>
       </w:pPr>
       <w:tcPr>
-        <w:shd w:color="ffffff"/>
-        <w:tcBorders>
-          <w:top w:val="none"/>
-          <w:left w:val="none"/>
-          <w:bottom w:val="none"/>
+        <w:shd w:val="clear" w:color="ffffff"/>
+        <w:tcBorders>
+          <w:top w:val="none" w:color="000000" w:sz="4" w:space="0"/>
+          <w:left w:val="none" w:color="000000" w:sz="4" w:space="0"/>
+          <w:bottom w:val="none" w:color="000000" w:sz="4" w:space="0"/>
           <w:right w:val="single" w:color="000000" w:themeColor="accent3" w:themeTint="FE" w:sz="4" w:space="0"/>
         </w:tcBorders>
       </w:tcPr>
@@ -12883,10 +12828,10 @@
       <w:tcPr>
         <w:shd w:val="clear" w:color="ffffff" w:themeColor="light1" w:fill="ffffff" w:themeFill="light1"/>
         <w:tcBorders>
-          <w:top w:val="none"/>
-          <w:left w:val="none"/>
+          <w:top w:val="none" w:color="000000" w:sz="4" w:space="0"/>
+          <w:left w:val="none" w:color="000000" w:sz="4" w:space="0"/>
           <w:bottom w:val="single" w:color="000000" w:themeColor="accent3" w:themeTint="FE" w:sz="4" w:space="0"/>
-          <w:right w:val="none"/>
+          <w:right w:val="none" w:color="000000" w:sz="4" w:space="0"/>
         </w:tcBorders>
       </w:tcPr>
     </w:tblStylePr>
@@ -12898,12 +12843,12 @@
         <w:sz w:val="22"/>
       </w:rPr>
       <w:tcPr>
-        <w:shd w:color="ffffff"/>
-        <w:tcBorders>
-          <w:top w:val="none"/>
+        <w:shd w:val="clear" w:color="ffffff"/>
+        <w:tcBorders>
+          <w:top w:val="none" w:color="000000" w:sz="4" w:space="0"/>
           <w:left w:val="single" w:color="000000" w:themeColor="accent3" w:themeTint="FE" w:sz="4" w:space="0"/>
-          <w:bottom w:val="none"/>
-          <w:right w:val="none"/>
+          <w:bottom w:val="none" w:color="000000" w:sz="4" w:space="0"/>
+          <w:right w:val="none" w:color="000000" w:sz="4" w:space="0"/>
         </w:tcBorders>
       </w:tcPr>
     </w:tblStylePr>
@@ -12918,16 +12863,16 @@
         <w:shd w:val="clear" w:color="ffffff" w:themeColor="light1" w:fill="ffffff" w:themeFill="light1"/>
         <w:tcBorders>
           <w:top w:val="single" w:color="000000" w:themeColor="accent3" w:themeTint="FE" w:sz="4" w:space="0"/>
-          <w:left w:val="none"/>
-          <w:bottom w:val="none"/>
-          <w:right w:val="none"/>
+          <w:left w:val="none" w:color="000000" w:sz="4" w:space="0"/>
+          <w:bottom w:val="none" w:color="000000" w:sz="4" w:space="0"/>
+          <w:right w:val="none" w:color="000000" w:sz="4" w:space="0"/>
         </w:tcBorders>
       </w:tcPr>
     </w:tblStylePr>
   </w:style>
-  <w:style w:type="table" w:styleId="101">
+  <w:style w:type="table" w:styleId="765">
     <w:name w:val="Grid Table 7 Colorful - Accent 4"/>
-    <w:basedOn w:val="618"/>
+    <w:basedOn w:val="857"/>
     <w:uiPriority w:val="99"/>
     <w:pPr>
       <w:spacing w:after="0" w:line="240" w:lineRule="auto"/>
@@ -12976,11 +12921,11 @@
         <w:jc w:val="right"/>
       </w:pPr>
       <w:tcPr>
-        <w:shd w:color="ffffff"/>
-        <w:tcBorders>
-          <w:top w:val="none"/>
-          <w:left w:val="none"/>
-          <w:bottom w:val="none"/>
+        <w:shd w:val="clear" w:color="ffffff"/>
+        <w:tcBorders>
+          <w:top w:val="none" w:color="000000" w:sz="4" w:space="0"/>
+          <w:left w:val="none" w:color="000000" w:sz="4" w:space="0"/>
+          <w:bottom w:val="none" w:color="000000" w:sz="4" w:space="0"/>
           <w:right w:val="single" w:color="000000" w:themeColor="accent4" w:themeTint="9A" w:sz="4" w:space="0"/>
         </w:tcBorders>
       </w:tcPr>
@@ -12995,10 +12940,10 @@
       <w:tcPr>
         <w:shd w:val="clear" w:color="ffffff" w:themeColor="light1" w:fill="ffffff" w:themeFill="light1"/>
         <w:tcBorders>
-          <w:top w:val="none"/>
-          <w:left w:val="none"/>
+          <w:top w:val="none" w:color="000000" w:sz="4" w:space="0"/>
+          <w:left w:val="none" w:color="000000" w:sz="4" w:space="0"/>
           <w:bottom w:val="single" w:color="000000" w:themeColor="accent4" w:themeTint="9A" w:sz="4" w:space="0"/>
-          <w:right w:val="none"/>
+          <w:right w:val="none" w:color="000000" w:sz="4" w:space="0"/>
         </w:tcBorders>
       </w:tcPr>
     </w:tblStylePr>
@@ -13010,12 +12955,12 @@
         <w:sz w:val="22"/>
       </w:rPr>
       <w:tcPr>
-        <w:shd w:color="ffffff"/>
-        <w:tcBorders>
-          <w:top w:val="none"/>
+        <w:shd w:val="clear" w:color="ffffff"/>
+        <w:tcBorders>
+          <w:top w:val="none" w:color="000000" w:sz="4" w:space="0"/>
           <w:left w:val="single" w:color="000000" w:themeColor="accent4" w:themeTint="9A" w:sz="4" w:space="0"/>
-          <w:bottom w:val="none"/>
-          <w:right w:val="none"/>
+          <w:bottom w:val="none" w:color="000000" w:sz="4" w:space="0"/>
+          <w:right w:val="none" w:color="000000" w:sz="4" w:space="0"/>
         </w:tcBorders>
       </w:tcPr>
     </w:tblStylePr>
@@ -13030,16 +12975,16 @@
         <w:shd w:val="clear" w:color="ffffff" w:themeColor="light1" w:fill="ffffff" w:themeFill="light1"/>
         <w:tcBorders>
           <w:top w:val="single" w:color="000000" w:themeColor="accent4" w:themeTint="9A" w:sz="4" w:space="0"/>
-          <w:left w:val="none"/>
-          <w:bottom w:val="none"/>
-          <w:right w:val="none"/>
+          <w:left w:val="none" w:color="000000" w:sz="4" w:space="0"/>
+          <w:bottom w:val="none" w:color="000000" w:sz="4" w:space="0"/>
+          <w:right w:val="none" w:color="000000" w:sz="4" w:space="0"/>
         </w:tcBorders>
       </w:tcPr>
     </w:tblStylePr>
   </w:style>
-  <w:style w:type="table" w:styleId="102">
+  <w:style w:type="table" w:styleId="766">
     <w:name w:val="Grid Table 7 Colorful - Accent 5"/>
-    <w:basedOn w:val="618"/>
+    <w:basedOn w:val="857"/>
     <w:uiPriority w:val="99"/>
     <w:pPr>
       <w:spacing w:after="0" w:line="240" w:lineRule="auto"/>
@@ -13088,11 +13033,11 @@
         <w:jc w:val="right"/>
       </w:pPr>
       <w:tcPr>
-        <w:shd w:color="ffffff"/>
-        <w:tcBorders>
-          <w:top w:val="none"/>
-          <w:left w:val="none"/>
-          <w:bottom w:val="none"/>
+        <w:shd w:val="clear" w:color="ffffff"/>
+        <w:tcBorders>
+          <w:top w:val="none" w:color="000000" w:sz="4" w:space="0"/>
+          <w:left w:val="none" w:color="000000" w:sz="4" w:space="0"/>
+          <w:bottom w:val="none" w:color="000000" w:sz="4" w:space="0"/>
           <w:right w:val="single" w:color="000000" w:themeColor="accent5" w:themeTint="90" w:sz="4" w:space="0"/>
         </w:tcBorders>
       </w:tcPr>
@@ -13107,10 +13052,10 @@
       <w:tcPr>
         <w:shd w:val="clear" w:color="ffffff" w:themeColor="light1" w:fill="ffffff" w:themeFill="light1"/>
         <w:tcBorders>
-          <w:top w:val="none"/>
-          <w:left w:val="none"/>
+          <w:top w:val="none" w:color="000000" w:sz="4" w:space="0"/>
+          <w:left w:val="none" w:color="000000" w:sz="4" w:space="0"/>
           <w:bottom w:val="single" w:color="000000" w:themeColor="accent5" w:themeTint="90" w:sz="4" w:space="0"/>
-          <w:right w:val="none"/>
+          <w:right w:val="none" w:color="000000" w:sz="4" w:space="0"/>
         </w:tcBorders>
       </w:tcPr>
     </w:tblStylePr>
@@ -13122,12 +13067,12 @@
         <w:sz w:val="22"/>
       </w:rPr>
       <w:tcPr>
-        <w:shd w:color="ffffff"/>
-        <w:tcBorders>
-          <w:top w:val="none"/>
+        <w:shd w:val="clear" w:color="ffffff"/>
+        <w:tcBorders>
+          <w:top w:val="none" w:color="000000" w:sz="4" w:space="0"/>
           <w:left w:val="single" w:color="000000" w:themeColor="accent5" w:themeTint="90" w:sz="4" w:space="0"/>
-          <w:bottom w:val="none"/>
-          <w:right w:val="none"/>
+          <w:bottom w:val="none" w:color="000000" w:sz="4" w:space="0"/>
+          <w:right w:val="none" w:color="000000" w:sz="4" w:space="0"/>
         </w:tcBorders>
       </w:tcPr>
     </w:tblStylePr>
@@ -13142,16 +13087,16 @@
         <w:shd w:val="clear" w:color="ffffff" w:themeColor="light1" w:fill="ffffff" w:themeFill="light1"/>
         <w:tcBorders>
           <w:top w:val="single" w:color="000000" w:themeColor="accent5" w:themeTint="90" w:sz="4" w:space="0"/>
-          <w:left w:val="none"/>
-          <w:bottom w:val="none"/>
-          <w:right w:val="none"/>
+          <w:left w:val="none" w:color="000000" w:sz="4" w:space="0"/>
+          <w:bottom w:val="none" w:color="000000" w:sz="4" w:space="0"/>
+          <w:right w:val="none" w:color="000000" w:sz="4" w:space="0"/>
         </w:tcBorders>
       </w:tcPr>
     </w:tblStylePr>
   </w:style>
-  <w:style w:type="table" w:styleId="103">
+  <w:style w:type="table" w:styleId="767">
     <w:name w:val="Grid Table 7 Colorful - Accent 6"/>
-    <w:basedOn w:val="618"/>
+    <w:basedOn w:val="857"/>
     <w:uiPriority w:val="99"/>
     <w:pPr>
       <w:spacing w:after="0" w:line="240" w:lineRule="auto"/>
@@ -13200,11 +13145,11 @@
         <w:jc w:val="right"/>
       </w:pPr>
       <w:tcPr>
-        <w:shd w:color="ffffff"/>
-        <w:tcBorders>
-          <w:top w:val="none"/>
-          <w:left w:val="none"/>
-          <w:bottom w:val="none"/>
+        <w:shd w:val="clear" w:color="ffffff"/>
+        <w:tcBorders>
+          <w:top w:val="none" w:color="000000" w:sz="4" w:space="0"/>
+          <w:left w:val="none" w:color="000000" w:sz="4" w:space="0"/>
+          <w:bottom w:val="none" w:color="000000" w:sz="4" w:space="0"/>
           <w:right w:val="single" w:color="000000" w:themeColor="accent6" w:themeTint="90" w:sz="4" w:space="0"/>
         </w:tcBorders>
       </w:tcPr>
@@ -13219,10 +13164,10 @@
       <w:tcPr>
         <w:shd w:val="clear" w:color="ffffff" w:themeColor="light1" w:fill="ffffff" w:themeFill="light1"/>
         <w:tcBorders>
-          <w:top w:val="none"/>
-          <w:left w:val="none"/>
+          <w:top w:val="none" w:color="000000" w:sz="4" w:space="0"/>
+          <w:left w:val="none" w:color="000000" w:sz="4" w:space="0"/>
           <w:bottom w:val="single" w:color="000000" w:themeColor="accent6" w:themeTint="90" w:sz="4" w:space="0"/>
-          <w:right w:val="none"/>
+          <w:right w:val="none" w:color="000000" w:sz="4" w:space="0"/>
         </w:tcBorders>
       </w:tcPr>
     </w:tblStylePr>
@@ -13234,12 +13179,12 @@
         <w:sz w:val="22"/>
       </w:rPr>
       <w:tcPr>
-        <w:shd w:color="ffffff"/>
-        <w:tcBorders>
-          <w:top w:val="none"/>
+        <w:shd w:val="clear" w:color="ffffff"/>
+        <w:tcBorders>
+          <w:top w:val="none" w:color="000000" w:sz="4" w:space="0"/>
           <w:left w:val="single" w:color="000000" w:themeColor="accent6" w:themeTint="90" w:sz="4" w:space="0"/>
-          <w:bottom w:val="none"/>
-          <w:right w:val="none"/>
+          <w:bottom w:val="none" w:color="000000" w:sz="4" w:space="0"/>
+          <w:right w:val="none" w:color="000000" w:sz="4" w:space="0"/>
         </w:tcBorders>
       </w:tcPr>
     </w:tblStylePr>
@@ -13254,16 +13199,16 @@
         <w:shd w:val="clear" w:color="ffffff" w:themeColor="light1" w:fill="ffffff" w:themeFill="light1"/>
         <w:tcBorders>
           <w:top w:val="single" w:color="000000" w:themeColor="accent6" w:themeTint="90" w:sz="4" w:space="0"/>
-          <w:left w:val="none"/>
-          <w:bottom w:val="none"/>
-          <w:right w:val="none"/>
+          <w:left w:val="none" w:color="000000" w:sz="4" w:space="0"/>
+          <w:bottom w:val="none" w:color="000000" w:sz="4" w:space="0"/>
+          <w:right w:val="none" w:color="000000" w:sz="4" w:space="0"/>
         </w:tcBorders>
       </w:tcPr>
     </w:tblStylePr>
   </w:style>
-  <w:style w:type="table" w:styleId="104">
+  <w:style w:type="table" w:styleId="768">
     <w:name w:val="List Table 1 Light"/>
-    <w:basedOn w:val="618"/>
+    <w:basedOn w:val="857"/>
     <w:uiPriority w:val="99"/>
     <w:pPr>
       <w:spacing w:after="0" w:line="240" w:lineRule="auto"/>
@@ -13324,9 +13269,9 @@
       </w:tcPr>
     </w:tblStylePr>
   </w:style>
-  <w:style w:type="table" w:styleId="105">
+  <w:style w:type="table" w:styleId="769">
     <w:name w:val="List Table 1 Light - Accent 1"/>
-    <w:basedOn w:val="618"/>
+    <w:basedOn w:val="857"/>
     <w:uiPriority w:val="99"/>
     <w:pPr>
       <w:spacing w:after="0" w:line="240" w:lineRule="auto"/>
@@ -13387,9 +13332,9 @@
       </w:tcPr>
     </w:tblStylePr>
   </w:style>
-  <w:style w:type="table" w:styleId="106">
+  <w:style w:type="table" w:styleId="770">
     <w:name w:val="List Table 1 Light - Accent 2"/>
-    <w:basedOn w:val="618"/>
+    <w:basedOn w:val="857"/>
     <w:uiPriority w:val="99"/>
     <w:pPr>
       <w:spacing w:after="0" w:line="240" w:lineRule="auto"/>
@@ -13450,9 +13395,9 @@
       </w:tcPr>
     </w:tblStylePr>
   </w:style>
-  <w:style w:type="table" w:styleId="107">
+  <w:style w:type="table" w:styleId="771">
     <w:name w:val="List Table 1 Light - Accent 3"/>
-    <w:basedOn w:val="618"/>
+    <w:basedOn w:val="857"/>
     <w:uiPriority w:val="99"/>
     <w:pPr>
       <w:spacing w:after="0" w:line="240" w:lineRule="auto"/>
@@ -13513,9 +13458,9 @@
       </w:tcPr>
     </w:tblStylePr>
   </w:style>
-  <w:style w:type="table" w:styleId="108">
+  <w:style w:type="table" w:styleId="772">
     <w:name w:val="List Table 1 Light - Accent 4"/>
-    <w:basedOn w:val="618"/>
+    <w:basedOn w:val="857"/>
     <w:uiPriority w:val="99"/>
     <w:pPr>
       <w:spacing w:after="0" w:line="240" w:lineRule="auto"/>
@@ -13576,9 +13521,9 @@
       </w:tcPr>
     </w:tblStylePr>
   </w:style>
-  <w:style w:type="table" w:styleId="109">
+  <w:style w:type="table" w:styleId="773">
     <w:name w:val="List Table 1 Light - Accent 5"/>
-    <w:basedOn w:val="618"/>
+    <w:basedOn w:val="857"/>
     <w:uiPriority w:val="99"/>
     <w:pPr>
       <w:spacing w:after="0" w:line="240" w:lineRule="auto"/>
@@ -13639,9 +13584,9 @@
       </w:tcPr>
     </w:tblStylePr>
   </w:style>
-  <w:style w:type="table" w:styleId="110">
+  <w:style w:type="table" w:styleId="774">
     <w:name w:val="List Table 1 Light - Accent 6"/>
-    <w:basedOn w:val="618"/>
+    <w:basedOn w:val="857"/>
     <w:uiPriority w:val="99"/>
     <w:pPr>
       <w:spacing w:after="0" w:line="240" w:lineRule="auto"/>
@@ -13702,9 +13647,9 @@
       </w:tcPr>
     </w:tblStylePr>
   </w:style>
-  <w:style w:type="table" w:styleId="111">
+  <w:style w:type="table" w:styleId="775">
     <w:name w:val="List Table 2"/>
-    <w:basedOn w:val="618"/>
+    <w:basedOn w:val="857"/>
     <w:uiPriority w:val="99"/>
     <w:pPr>
       <w:spacing w:after="0" w:line="240" w:lineRule="auto"/>
@@ -13788,9 +13733,9 @@
       </w:tcPr>
     </w:tblStylePr>
   </w:style>
-  <w:style w:type="table" w:styleId="112">
+  <w:style w:type="table" w:styleId="776">
     <w:name w:val="List Table 2 - Accent 1"/>
-    <w:basedOn w:val="618"/>
+    <w:basedOn w:val="857"/>
     <w:uiPriority w:val="99"/>
     <w:pPr>
       <w:spacing w:after="0" w:line="240" w:lineRule="auto"/>
@@ -13874,9 +13819,9 @@
       </w:tcPr>
     </w:tblStylePr>
   </w:style>
-  <w:style w:type="table" w:styleId="113">
+  <w:style w:type="table" w:styleId="777">
     <w:name w:val="List Table 2 - Accent 2"/>
-    <w:basedOn w:val="618"/>
+    <w:basedOn w:val="857"/>
     <w:uiPriority w:val="99"/>
     <w:pPr>
       <w:spacing w:after="0" w:line="240" w:lineRule="auto"/>
@@ -13960,9 +13905,9 @@
       </w:tcPr>
     </w:tblStylePr>
   </w:style>
-  <w:style w:type="table" w:styleId="114">
+  <w:style w:type="table" w:styleId="778">
     <w:name w:val="List Table 2 - Accent 3"/>
-    <w:basedOn w:val="618"/>
+    <w:basedOn w:val="857"/>
     <w:uiPriority w:val="99"/>
     <w:pPr>
       <w:spacing w:after="0" w:line="240" w:lineRule="auto"/>
@@ -14046,9 +13991,9 @@
       </w:tcPr>
     </w:tblStylePr>
   </w:style>
-  <w:style w:type="table" w:styleId="115">
+  <w:style w:type="table" w:styleId="779">
     <w:name w:val="List Table 2 - Accent 4"/>
-    <w:basedOn w:val="618"/>
+    <w:basedOn w:val="857"/>
     <w:uiPriority w:val="99"/>
     <w:pPr>
       <w:spacing w:after="0" w:line="240" w:lineRule="auto"/>
@@ -14132,9 +14077,9 @@
       </w:tcPr>
     </w:tblStylePr>
   </w:style>
-  <w:style w:type="table" w:styleId="116">
+  <w:style w:type="table" w:styleId="780">
     <w:name w:val="List Table 2 - Accent 5"/>
-    <w:basedOn w:val="618"/>
+    <w:basedOn w:val="857"/>
     <w:uiPriority w:val="99"/>
     <w:pPr>
       <w:spacing w:after="0" w:line="240" w:lineRule="auto"/>
@@ -14218,9 +14163,9 @@
       </w:tcPr>
     </w:tblStylePr>
   </w:style>
-  <w:style w:type="table" w:styleId="117">
+  <w:style w:type="table" w:styleId="781">
     <w:name w:val="List Table 2 - Accent 6"/>
-    <w:basedOn w:val="618"/>
+    <w:basedOn w:val="857"/>
     <w:uiPriority w:val="99"/>
     <w:pPr>
       <w:spacing w:after="0" w:line="240" w:lineRule="auto"/>
@@ -14304,9 +14249,9 @@
       </w:tcPr>
     </w:tblStylePr>
   </w:style>
-  <w:style w:type="table" w:styleId="118">
+  <w:style w:type="table" w:styleId="782">
     <w:name w:val="List Table 3"/>
-    <w:basedOn w:val="618"/>
+    <w:basedOn w:val="857"/>
     <w:uiPriority w:val="99"/>
     <w:pPr>
       <w:spacing w:after="0" w:line="240" w:lineRule="auto"/>
@@ -14378,9 +14323,9 @@
       </w:rPr>
     </w:tblStylePr>
   </w:style>
-  <w:style w:type="table" w:styleId="119">
+  <w:style w:type="table" w:styleId="783">
     <w:name w:val="List Table 3 - Accent 1"/>
-    <w:basedOn w:val="618"/>
+    <w:basedOn w:val="857"/>
     <w:uiPriority w:val="99"/>
     <w:pPr>
       <w:spacing w:after="0" w:line="240" w:lineRule="auto"/>
@@ -14452,9 +14397,9 @@
       </w:rPr>
     </w:tblStylePr>
   </w:style>
-  <w:style w:type="table" w:styleId="120">
+  <w:style w:type="table" w:styleId="784">
     <w:name w:val="List Table 3 - Accent 2"/>
-    <w:basedOn w:val="618"/>
+    <w:basedOn w:val="857"/>
     <w:uiPriority w:val="99"/>
     <w:pPr>
       <w:spacing w:after="0" w:line="240" w:lineRule="auto"/>
@@ -14526,9 +14471,9 @@
       </w:rPr>
     </w:tblStylePr>
   </w:style>
-  <w:style w:type="table" w:styleId="121">
+  <w:style w:type="table" w:styleId="785">
     <w:name w:val="List Table 3 - Accent 3"/>
-    <w:basedOn w:val="618"/>
+    <w:basedOn w:val="857"/>
     <w:uiPriority w:val="99"/>
     <w:pPr>
       <w:spacing w:after="0" w:line="240" w:lineRule="auto"/>
@@ -14600,9 +14545,9 @@
       </w:rPr>
     </w:tblStylePr>
   </w:style>
-  <w:style w:type="table" w:styleId="122">
+  <w:style w:type="table" w:styleId="786">
     <w:name w:val="List Table 3 - Accent 4"/>
-    <w:basedOn w:val="618"/>
+    <w:basedOn w:val="857"/>
     <w:uiPriority w:val="99"/>
     <w:pPr>
       <w:spacing w:after="0" w:line="240" w:lineRule="auto"/>
@@ -14674,9 +14619,9 @@
       </w:rPr>
     </w:tblStylePr>
   </w:style>
-  <w:style w:type="table" w:styleId="123">
+  <w:style w:type="table" w:styleId="787">
     <w:name w:val="List Table 3 - Accent 5"/>
-    <w:basedOn w:val="618"/>
+    <w:basedOn w:val="857"/>
     <w:uiPriority w:val="99"/>
     <w:pPr>
       <w:spacing w:after="0" w:line="240" w:lineRule="auto"/>
@@ -14748,9 +14693,9 @@
       </w:rPr>
     </w:tblStylePr>
   </w:style>
-  <w:style w:type="table" w:styleId="124">
+  <w:style w:type="table" w:styleId="788">
     <w:name w:val="List Table 3 - Accent 6"/>
-    <w:basedOn w:val="618"/>
+    <w:basedOn w:val="857"/>
     <w:uiPriority w:val="99"/>
     <w:pPr>
       <w:spacing w:after="0" w:line="240" w:lineRule="auto"/>
@@ -14822,9 +14767,9 @@
       </w:rPr>
     </w:tblStylePr>
   </w:style>
-  <w:style w:type="table" w:styleId="125">
+  <w:style w:type="table" w:styleId="789">
     <w:name w:val="List Table 4"/>
-    <w:basedOn w:val="618"/>
+    <w:basedOn w:val="857"/>
     <w:uiPriority w:val="99"/>
     <w:pPr>
       <w:spacing w:after="0" w:line="240" w:lineRule="auto"/>
@@ -14891,9 +14836,9 @@
       </w:rPr>
     </w:tblStylePr>
   </w:style>
-  <w:style w:type="table" w:styleId="126">
+  <w:style w:type="table" w:styleId="790">
     <w:name w:val="List Table 4 - Accent 1"/>
-    <w:basedOn w:val="618"/>
+    <w:basedOn w:val="857"/>
     <w:uiPriority w:val="99"/>
     <w:pPr>
       <w:spacing w:after="0" w:line="240" w:lineRule="auto"/>
@@ -14960,9 +14905,9 @@
       </w:rPr>
     </w:tblStylePr>
   </w:style>
-  <w:style w:type="table" w:styleId="127">
+  <w:style w:type="table" w:styleId="791">
     <w:name w:val="List Table 4 - Accent 2"/>
-    <w:basedOn w:val="618"/>
+    <w:basedOn w:val="857"/>
     <w:uiPriority w:val="99"/>
     <w:pPr>
       <w:spacing w:after="0" w:line="240" w:lineRule="auto"/>
@@ -15029,9 +14974,9 @@
       </w:rPr>
     </w:tblStylePr>
   </w:style>
-  <w:style w:type="table" w:styleId="128">
+  <w:style w:type="table" w:styleId="792">
     <w:name w:val="List Table 4 - Accent 3"/>
-    <w:basedOn w:val="618"/>
+    <w:basedOn w:val="857"/>
     <w:uiPriority w:val="99"/>
     <w:pPr>
       <w:spacing w:after="0" w:line="240" w:lineRule="auto"/>
@@ -15098,9 +15043,9 @@
       </w:rPr>
     </w:tblStylePr>
   </w:style>
-  <w:style w:type="table" w:styleId="129">
+  <w:style w:type="table" w:styleId="793">
     <w:name w:val="List Table 4 - Accent 4"/>
-    <w:basedOn w:val="618"/>
+    <w:basedOn w:val="857"/>
     <w:uiPriority w:val="99"/>
     <w:pPr>
       <w:spacing w:after="0" w:line="240" w:lineRule="auto"/>
@@ -15167,9 +15112,9 @@
       </w:rPr>
     </w:tblStylePr>
   </w:style>
-  <w:style w:type="table" w:styleId="130">
+  <w:style w:type="table" w:styleId="794">
     <w:name w:val="List Table 4 - Accent 5"/>
-    <w:basedOn w:val="618"/>
+    <w:basedOn w:val="857"/>
     <w:uiPriority w:val="99"/>
     <w:pPr>
       <w:spacing w:after="0" w:line="240" w:lineRule="auto"/>
@@ -15236,9 +15181,9 @@
       </w:rPr>
     </w:tblStylePr>
   </w:style>
-  <w:style w:type="table" w:styleId="131">
+  <w:style w:type="table" w:styleId="795">
     <w:name w:val="List Table 4 - Accent 6"/>
-    <w:basedOn w:val="618"/>
+    <w:basedOn w:val="857"/>
     <w:uiPriority w:val="99"/>
     <w:pPr>
       <w:spacing w:after="0" w:line="240" w:lineRule="auto"/>
@@ -15305,9 +15250,9 @@
       </w:rPr>
     </w:tblStylePr>
   </w:style>
-  <w:style w:type="table" w:styleId="132">
+  <w:style w:type="table" w:styleId="796">
     <w:name w:val="List Table 5 Dark"/>
-    <w:basedOn w:val="618"/>
+    <w:basedOn w:val="857"/>
     <w:uiPriority w:val="99"/>
     <w:pPr>
       <w:spacing w:after="0" w:line="240" w:lineRule="auto"/>
@@ -15412,9 +15357,9 @@
       </w:rPr>
     </w:tblStylePr>
   </w:style>
-  <w:style w:type="table" w:styleId="133">
+  <w:style w:type="table" w:styleId="797">
     <w:name w:val="List Table 5 Dark - Accent 1"/>
-    <w:basedOn w:val="618"/>
+    <w:basedOn w:val="857"/>
     <w:uiPriority w:val="99"/>
     <w:pPr>
       <w:spacing w:after="0" w:line="240" w:lineRule="auto"/>
@@ -15519,9 +15464,9 @@
       </w:rPr>
     </w:tblStylePr>
   </w:style>
-  <w:style w:type="table" w:styleId="134">
+  <w:style w:type="table" w:styleId="798">
     <w:name w:val="List Table 5 Dark - Accent 2"/>
-    <w:basedOn w:val="618"/>
+    <w:basedOn w:val="857"/>
     <w:uiPriority w:val="99"/>
     <w:pPr>
       <w:spacing w:after="0" w:line="240" w:lineRule="auto"/>
@@ -15626,9 +15571,9 @@
       </w:rPr>
     </w:tblStylePr>
   </w:style>
-  <w:style w:type="table" w:styleId="135">
+  <w:style w:type="table" w:styleId="799">
     <w:name w:val="List Table 5 Dark - Accent 3"/>
-    <w:basedOn w:val="618"/>
+    <w:basedOn w:val="857"/>
     <w:uiPriority w:val="99"/>
     <w:pPr>
       <w:spacing w:after="0" w:line="240" w:lineRule="auto"/>
@@ -15733,9 +15678,9 @@
       </w:rPr>
     </w:tblStylePr>
   </w:style>
-  <w:style w:type="table" w:styleId="136">
+  <w:style w:type="table" w:styleId="800">
     <w:name w:val="List Table 5 Dark - Accent 4"/>
-    <w:basedOn w:val="618"/>
+    <w:basedOn w:val="857"/>
     <w:uiPriority w:val="99"/>
     <w:pPr>
       <w:spacing w:after="0" w:line="240" w:lineRule="auto"/>
@@ -15840,9 +15785,9 @@
       </w:rPr>
     </w:tblStylePr>
   </w:style>
-  <w:style w:type="table" w:styleId="137">
+  <w:style w:type="table" w:styleId="801">
     <w:name w:val="List Table 5 Dark - Accent 5"/>
-    <w:basedOn w:val="618"/>
+    <w:basedOn w:val="857"/>
     <w:uiPriority w:val="99"/>
     <w:pPr>
       <w:spacing w:after="0" w:line="240" w:lineRule="auto"/>
@@ -15947,9 +15892,9 @@
       </w:rPr>
     </w:tblStylePr>
   </w:style>
-  <w:style w:type="table" w:styleId="138">
+  <w:style w:type="table" w:styleId="802">
     <w:name w:val="List Table 5 Dark - Accent 6"/>
-    <w:basedOn w:val="618"/>
+    <w:basedOn w:val="857"/>
     <w:uiPriority w:val="99"/>
     <w:pPr>
       <w:spacing w:after="0" w:line="240" w:lineRule="auto"/>
@@ -16054,9 +15999,9 @@
       </w:rPr>
     </w:tblStylePr>
   </w:style>
-  <w:style w:type="table" w:styleId="139">
+  <w:style w:type="table" w:styleId="803">
     <w:name w:val="List Table 6 Colorful"/>
-    <w:basedOn w:val="618"/>
+    <w:basedOn w:val="857"/>
     <w:uiPriority w:val="99"/>
     <w:pPr>
       <w:spacing w:after="0" w:line="240" w:lineRule="auto"/>
@@ -16127,9 +16072,9 @@
       </w:tcPr>
     </w:tblStylePr>
   </w:style>
-  <w:style w:type="table" w:styleId="140">
+  <w:style w:type="table" w:styleId="804">
     <w:name w:val="List Table 6 Colorful - Accent 1"/>
-    <w:basedOn w:val="618"/>
+    <w:basedOn w:val="857"/>
     <w:uiPriority w:val="99"/>
     <w:pPr>
       <w:spacing w:after="0" w:line="240" w:lineRule="auto"/>
@@ -16200,9 +16145,9 @@
       </w:tcPr>
     </w:tblStylePr>
   </w:style>
-  <w:style w:type="table" w:styleId="141">
+  <w:style w:type="table" w:styleId="805">
     <w:name w:val="List Table 6 Colorful - Accent 2"/>
-    <w:basedOn w:val="618"/>
+    <w:basedOn w:val="857"/>
     <w:uiPriority w:val="99"/>
     <w:pPr>
       <w:spacing w:after="0" w:line="240" w:lineRule="auto"/>
@@ -16273,9 +16218,9 @@
       </w:tcPr>
     </w:tblStylePr>
   </w:style>
-  <w:style w:type="table" w:styleId="142">
+  <w:style w:type="table" w:styleId="806">
     <w:name w:val="List Table 6 Colorful - Accent 3"/>
-    <w:basedOn w:val="618"/>
+    <w:basedOn w:val="857"/>
     <w:uiPriority w:val="99"/>
     <w:pPr>
       <w:spacing w:after="0" w:line="240" w:lineRule="auto"/>
@@ -16346,9 +16291,9 @@
       </w:tcPr>
     </w:tblStylePr>
   </w:style>
-  <w:style w:type="table" w:styleId="143">
+  <w:style w:type="table" w:styleId="807">
     <w:name w:val="List Table 6 Colorful - Accent 4"/>
-    <w:basedOn w:val="618"/>
+    <w:basedOn w:val="857"/>
     <w:uiPriority w:val="99"/>
     <w:pPr>
       <w:spacing w:after="0" w:line="240" w:lineRule="auto"/>
@@ -16419,9 +16364,9 @@
       </w:tcPr>
     </w:tblStylePr>
   </w:style>
-  <w:style w:type="table" w:styleId="144">
+  <w:style w:type="table" w:styleId="808">
     <w:name w:val="List Table 6 Colorful - Accent 5"/>
-    <w:basedOn w:val="618"/>
+    <w:basedOn w:val="857"/>
     <w:uiPriority w:val="99"/>
     <w:pPr>
       <w:spacing w:after="0" w:line="240" w:lineRule="auto"/>
@@ -16492,9 +16437,9 @@
       </w:tcPr>
     </w:tblStylePr>
   </w:style>
-  <w:style w:type="table" w:styleId="145">
+  <w:style w:type="table" w:styleId="809">
     <w:name w:val="List Table 6 Colorful - Accent 6"/>
-    <w:basedOn w:val="618"/>
+    <w:basedOn w:val="857"/>
     <w:uiPriority w:val="99"/>
     <w:pPr>
       <w:spacing w:after="0" w:line="240" w:lineRule="auto"/>
@@ -16565,9 +16510,9 @@
       </w:tcPr>
     </w:tblStylePr>
   </w:style>
-  <w:style w:type="table" w:styleId="146">
+  <w:style w:type="table" w:styleId="810">
     <w:name w:val="List Table 7 Colorful"/>
-    <w:basedOn w:val="618"/>
+    <w:basedOn w:val="857"/>
     <w:uiPriority w:val="99"/>
     <w:pPr>
       <w:spacing w:after="0" w:line="240" w:lineRule="auto"/>
@@ -16613,11 +16558,11 @@
         <w:jc w:val="right"/>
       </w:pPr>
       <w:tcPr>
-        <w:shd w:color="ffffff"/>
-        <w:tcBorders>
-          <w:top w:val="none"/>
-          <w:left w:val="none"/>
-          <w:bottom w:val="none"/>
+        <w:shd w:val="clear" w:color="ffffff"/>
+        <w:tcBorders>
+          <w:top w:val="none" w:color="000000" w:sz="4" w:space="0"/>
+          <w:left w:val="none" w:color="000000" w:sz="4" w:space="0"/>
+          <w:bottom w:val="none" w:color="000000" w:sz="4" w:space="0"/>
           <w:right w:val="single" w:color="000000" w:themeColor="text1" w:themeTint="80" w:sz="4" w:space="0"/>
         </w:tcBorders>
       </w:tcPr>
@@ -16632,10 +16577,10 @@
       <w:tcPr>
         <w:shd w:val="clear" w:color="ffffff" w:themeColor="light1" w:fill="ffffff" w:themeFill="light1"/>
         <w:tcBorders>
-          <w:top w:val="none"/>
-          <w:left w:val="none"/>
+          <w:top w:val="none" w:color="000000" w:sz="4" w:space="0"/>
+          <w:left w:val="none" w:color="000000" w:sz="4" w:space="0"/>
           <w:bottom w:val="single" w:color="000000" w:themeColor="text1" w:themeTint="80" w:sz="4" w:space="0"/>
-          <w:right w:val="none"/>
+          <w:right w:val="none" w:color="000000" w:sz="4" w:space="0"/>
         </w:tcBorders>
       </w:tcPr>
     </w:tblStylePr>
@@ -16647,12 +16592,12 @@
         <w:sz w:val="22"/>
       </w:rPr>
       <w:tcPr>
-        <w:shd w:color="ffffff"/>
-        <w:tcBorders>
-          <w:top w:val="none"/>
+        <w:shd w:val="clear" w:color="ffffff"/>
+        <w:tcBorders>
+          <w:top w:val="none" w:color="000000" w:sz="4" w:space="0"/>
           <w:left w:val="single" w:color="000000" w:themeColor="text1" w:themeTint="80" w:sz="4" w:space="0"/>
-          <w:bottom w:val="none"/>
-          <w:right w:val="none"/>
+          <w:bottom w:val="none" w:color="000000" w:sz="4" w:space="0"/>
+          <w:right w:val="none" w:color="000000" w:sz="4" w:space="0"/>
         </w:tcBorders>
       </w:tcPr>
     </w:tblStylePr>
@@ -16667,9 +16612,9 @@
         <w:shd w:val="clear" w:color="ffffff" w:themeColor="light1" w:fill="ffffff" w:themeFill="light1"/>
         <w:tcBorders>
           <w:top w:val="single" w:color="000000" w:themeColor="text1" w:themeTint="80" w:sz="4" w:space="0"/>
-          <w:left w:val="none"/>
-          <w:bottom w:val="none"/>
-          <w:right w:val="none"/>
+          <w:left w:val="none" w:color="000000" w:sz="4" w:space="0"/>
+          <w:bottom w:val="none" w:color="000000" w:sz="4" w:space="0"/>
+          <w:right w:val="none" w:color="000000" w:sz="4" w:space="0"/>
         </w:tcBorders>
       </w:tcPr>
     </w:tblStylePr>
@@ -16681,9 +16626,9 @@
       </w:rPr>
     </w:tblStylePr>
   </w:style>
-  <w:style w:type="table" w:styleId="147">
+  <w:style w:type="table" w:styleId="811">
     <w:name w:val="List Table 7 Colorful - Accent 1"/>
-    <w:basedOn w:val="618"/>
+    <w:basedOn w:val="857"/>
     <w:uiPriority w:val="99"/>
     <w:pPr>
       <w:spacing w:after="0" w:line="240" w:lineRule="auto"/>
@@ -16729,11 +16674,11 @@
         <w:jc w:val="right"/>
       </w:pPr>
       <w:tcPr>
-        <w:shd w:color="ffffff"/>
-        <w:tcBorders>
-          <w:top w:val="none"/>
-          <w:left w:val="none"/>
-          <w:bottom w:val="none"/>
+        <w:shd w:val="clear" w:color="ffffff"/>
+        <w:tcBorders>
+          <w:top w:val="none" w:color="000000" w:sz="4" w:space="0"/>
+          <w:left w:val="none" w:color="000000" w:sz="4" w:space="0"/>
+          <w:bottom w:val="none" w:color="000000" w:sz="4" w:space="0"/>
           <w:right w:val="single" w:color="000000" w:themeColor="accent1" w:sz="4" w:space="0"/>
         </w:tcBorders>
       </w:tcPr>
@@ -16748,10 +16693,10 @@
       <w:tcPr>
         <w:shd w:val="clear" w:color="ffffff" w:themeColor="light1" w:fill="ffffff" w:themeFill="light1"/>
         <w:tcBorders>
-          <w:top w:val="none"/>
-          <w:left w:val="none"/>
+          <w:top w:val="none" w:color="000000" w:sz="4" w:space="0"/>
+          <w:left w:val="none" w:color="000000" w:sz="4" w:space="0"/>
           <w:bottom w:val="single" w:color="000000" w:themeColor="accent1" w:sz="4" w:space="0"/>
-          <w:right w:val="none"/>
+          <w:right w:val="none" w:color="000000" w:sz="4" w:space="0"/>
         </w:tcBorders>
       </w:tcPr>
     </w:tblStylePr>
@@ -16763,12 +16708,12 @@
         <w:sz w:val="22"/>
       </w:rPr>
       <w:tcPr>
-        <w:shd w:color="ffffff"/>
-        <w:tcBorders>
-          <w:top w:val="none"/>
+        <w:shd w:val="clear" w:color="ffffff"/>
+        <w:tcBorders>
+          <w:top w:val="none" w:color="000000" w:sz="4" w:space="0"/>
           <w:left w:val="single" w:color="000000" w:themeColor="accent1" w:sz="4" w:space="0"/>
-          <w:bottom w:val="none"/>
-          <w:right w:val="none"/>
+          <w:bottom w:val="none" w:color="000000" w:sz="4" w:space="0"/>
+          <w:right w:val="none" w:color="000000" w:sz="4" w:space="0"/>
         </w:tcBorders>
       </w:tcPr>
     </w:tblStylePr>
@@ -16783,9 +16728,9 @@
         <w:shd w:val="clear" w:color="ffffff" w:themeColor="light1" w:fill="ffffff" w:themeFill="light1"/>
         <w:tcBorders>
           <w:top w:val="single" w:color="000000" w:themeColor="accent1" w:sz="4" w:space="0"/>
-          <w:left w:val="none"/>
-          <w:bottom w:val="none"/>
-          <w:right w:val="none"/>
+          <w:left w:val="none" w:color="000000" w:sz="4" w:space="0"/>
+          <w:bottom w:val="none" w:color="000000" w:sz="4" w:space="0"/>
+          <w:right w:val="none" w:color="000000" w:sz="4" w:space="0"/>
         </w:tcBorders>
       </w:tcPr>
     </w:tblStylePr>
@@ -16797,9 +16742,9 @@
       </w:rPr>
     </w:tblStylePr>
   </w:style>
-  <w:style w:type="table" w:styleId="148">
+  <w:style w:type="table" w:styleId="812">
     <w:name w:val="List Table 7 Colorful - Accent 2"/>
-    <w:basedOn w:val="618"/>
+    <w:basedOn w:val="857"/>
     <w:uiPriority w:val="99"/>
     <w:pPr>
       <w:spacing w:after="0" w:line="240" w:lineRule="auto"/>
@@ -16845,11 +16790,11 @@
         <w:jc w:val="right"/>
       </w:pPr>
       <w:tcPr>
-        <w:shd w:color="ffffff"/>
-        <w:tcBorders>
-          <w:top w:val="none"/>
-          <w:left w:val="none"/>
-          <w:bottom w:val="none"/>
+        <w:shd w:val="clear" w:color="ffffff"/>
+        <w:tcBorders>
+          <w:top w:val="none" w:color="000000" w:sz="4" w:space="0"/>
+          <w:left w:val="none" w:color="000000" w:sz="4" w:space="0"/>
+          <w:bottom w:val="none" w:color="000000" w:sz="4" w:space="0"/>
           <w:right w:val="single" w:color="000000" w:themeColor="accent2" w:themeTint="97" w:sz="4" w:space="0"/>
         </w:tcBorders>
       </w:tcPr>
@@ -16864,10 +16809,10 @@
       <w:tcPr>
         <w:shd w:val="clear" w:color="ffffff" w:themeColor="light1" w:fill="ffffff" w:themeFill="light1"/>
         <w:tcBorders>
-          <w:top w:val="none"/>
-          <w:left w:val="none"/>
+          <w:top w:val="none" w:color="000000" w:sz="4" w:space="0"/>
+          <w:left w:val="none" w:color="000000" w:sz="4" w:space="0"/>
           <w:bottom w:val="single" w:color="000000" w:themeColor="accent2" w:themeTint="97" w:sz="4" w:space="0"/>
-          <w:right w:val="none"/>
+          <w:right w:val="none" w:color="000000" w:sz="4" w:space="0"/>
         </w:tcBorders>
       </w:tcPr>
     </w:tblStylePr>
@@ -16879,12 +16824,12 @@
         <w:sz w:val="22"/>
       </w:rPr>
       <w:tcPr>
-        <w:shd w:color="ffffff"/>
-        <w:tcBorders>
-          <w:top w:val="none"/>
+        <w:shd w:val="clear" w:color="ffffff"/>
+        <w:tcBorders>
+          <w:top w:val="none" w:color="000000" w:sz="4" w:space="0"/>
           <w:left w:val="single" w:color="000000" w:themeColor="accent2" w:themeTint="97" w:sz="4" w:space="0"/>
-          <w:bottom w:val="none"/>
-          <w:right w:val="none"/>
+          <w:bottom w:val="none" w:color="000000" w:sz="4" w:space="0"/>
+          <w:right w:val="none" w:color="000000" w:sz="4" w:space="0"/>
         </w:tcBorders>
       </w:tcPr>
     </w:tblStylePr>
@@ -16899,9 +16844,9 @@
         <w:shd w:val="clear" w:color="ffffff" w:themeColor="light1" w:fill="ffffff" w:themeFill="light1"/>
         <w:tcBorders>
           <w:top w:val="single" w:color="000000" w:themeColor="accent2" w:themeTint="97" w:sz="4" w:space="0"/>
-          <w:left w:val="none"/>
-          <w:bottom w:val="none"/>
-          <w:right w:val="none"/>
+          <w:left w:val="none" w:color="000000" w:sz="4" w:space="0"/>
+          <w:bottom w:val="none" w:color="000000" w:sz="4" w:space="0"/>
+          <w:right w:val="none" w:color="000000" w:sz="4" w:space="0"/>
         </w:tcBorders>
       </w:tcPr>
     </w:tblStylePr>
@@ -16913,9 +16858,9 @@
       </w:rPr>
     </w:tblStylePr>
   </w:style>
-  <w:style w:type="table" w:styleId="149">
+  <w:style w:type="table" w:styleId="813">
     <w:name w:val="List Table 7 Colorful - Accent 3"/>
-    <w:basedOn w:val="618"/>
+    <w:basedOn w:val="857"/>
     <w:uiPriority w:val="99"/>
     <w:pPr>
       <w:spacing w:after="0" w:line="240" w:lineRule="auto"/>
@@ -16961,11 +16906,11 @@
         <w:jc w:val="right"/>
       </w:pPr>
       <w:tcPr>
-        <w:shd w:color="ffffff"/>
-        <w:tcBorders>
-          <w:top w:val="none"/>
-          <w:left w:val="none"/>
-          <w:bottom w:val="none"/>
+        <w:shd w:val="clear" w:color="ffffff"/>
+        <w:tcBorders>
+          <w:top w:val="none" w:color="000000" w:sz="4" w:space="0"/>
+          <w:left w:val="none" w:color="000000" w:sz="4" w:space="0"/>
+          <w:bottom w:val="none" w:color="000000" w:sz="4" w:space="0"/>
           <w:right w:val="single" w:color="000000" w:themeColor="accent3" w:themeTint="98" w:sz="4" w:space="0"/>
         </w:tcBorders>
       </w:tcPr>
@@ -16980,10 +16925,10 @@
       <w:tcPr>
         <w:shd w:val="clear" w:color="ffffff" w:themeColor="light1" w:fill="ffffff" w:themeFill="light1"/>
         <w:tcBorders>
-          <w:top w:val="none"/>
-          <w:left w:val="none"/>
+          <w:top w:val="none" w:color="000000" w:sz="4" w:space="0"/>
+          <w:left w:val="none" w:color="000000" w:sz="4" w:space="0"/>
           <w:bottom w:val="single" w:color="000000" w:themeColor="accent3" w:themeTint="98" w:sz="4" w:space="0"/>
-          <w:right w:val="none"/>
+          <w:right w:val="none" w:color="000000" w:sz="4" w:space="0"/>
         </w:tcBorders>
       </w:tcPr>
     </w:tblStylePr>
@@ -16995,12 +16940,12 @@
         <w:sz w:val="22"/>
       </w:rPr>
       <w:tcPr>
-        <w:shd w:color="ffffff"/>
-        <w:tcBorders>
-          <w:top w:val="none"/>
+        <w:shd w:val="clear" w:color="ffffff"/>
+        <w:tcBorders>
+          <w:top w:val="none" w:color="000000" w:sz="4" w:space="0"/>
           <w:left w:val="single" w:color="000000" w:themeColor="accent3" w:themeTint="98" w:sz="4" w:space="0"/>
-          <w:bottom w:val="none"/>
-          <w:right w:val="none"/>
+          <w:bottom w:val="none" w:color="000000" w:sz="4" w:space="0"/>
+          <w:right w:val="none" w:color="000000" w:sz="4" w:space="0"/>
         </w:tcBorders>
       </w:tcPr>
     </w:tblStylePr>
@@ -17015,9 +16960,9 @@
         <w:shd w:val="clear" w:color="ffffff" w:themeColor="light1" w:fill="ffffff" w:themeFill="light1"/>
         <w:tcBorders>
           <w:top w:val="single" w:color="000000" w:themeColor="accent3" w:themeTint="98" w:sz="4" w:space="0"/>
-          <w:left w:val="none"/>
-          <w:bottom w:val="none"/>
-          <w:right w:val="none"/>
+          <w:left w:val="none" w:color="000000" w:sz="4" w:space="0"/>
+          <w:bottom w:val="none" w:color="000000" w:sz="4" w:space="0"/>
+          <w:right w:val="none" w:color="000000" w:sz="4" w:space="0"/>
         </w:tcBorders>
       </w:tcPr>
     </w:tblStylePr>
@@ -17029,9 +16974,9 @@
       </w:rPr>
     </w:tblStylePr>
   </w:style>
-  <w:style w:type="table" w:styleId="150">
+  <w:style w:type="table" w:styleId="814">
     <w:name w:val="List Table 7 Colorful - Accent 4"/>
-    <w:basedOn w:val="618"/>
+    <w:basedOn w:val="857"/>
     <w:uiPriority w:val="99"/>
     <w:pPr>
       <w:spacing w:after="0" w:line="240" w:lineRule="auto"/>
@@ -17077,11 +17022,11 @@
         <w:jc w:val="right"/>
       </w:pPr>
       <w:tcPr>
-        <w:shd w:color="ffffff"/>
-        <w:tcBorders>
-          <w:top w:val="none"/>
-          <w:left w:val="none"/>
-          <w:bottom w:val="none"/>
+        <w:shd w:val="clear" w:color="ffffff"/>
+        <w:tcBorders>
+          <w:top w:val="none" w:color="000000" w:sz="4" w:space="0"/>
+          <w:left w:val="none" w:color="000000" w:sz="4" w:space="0"/>
+          <w:bottom w:val="none" w:color="000000" w:sz="4" w:space="0"/>
           <w:right w:val="single" w:color="000000" w:themeColor="accent4" w:themeTint="9A" w:sz="4" w:space="0"/>
         </w:tcBorders>
       </w:tcPr>
@@ -17096,10 +17041,10 @@
       <w:tcPr>
         <w:shd w:val="clear" w:color="ffffff" w:themeColor="light1" w:fill="ffffff" w:themeFill="light1"/>
         <w:tcBorders>
-          <w:top w:val="none"/>
-          <w:left w:val="none"/>
+          <w:top w:val="none" w:color="000000" w:sz="4" w:space="0"/>
+          <w:left w:val="none" w:color="000000" w:sz="4" w:space="0"/>
           <w:bottom w:val="single" w:color="000000" w:themeColor="accent4" w:themeTint="9A" w:sz="4" w:space="0"/>
-          <w:right w:val="none"/>
+          <w:right w:val="none" w:color="000000" w:sz="4" w:space="0"/>
         </w:tcBorders>
       </w:tcPr>
     </w:tblStylePr>
@@ -17111,12 +17056,12 @@
         <w:sz w:val="22"/>
       </w:rPr>
       <w:tcPr>
-        <w:shd w:color="ffffff"/>
-        <w:tcBorders>
-          <w:top w:val="none"/>
+        <w:shd w:val="clear" w:color="ffffff"/>
+        <w:tcBorders>
+          <w:top w:val="none" w:color="000000" w:sz="4" w:space="0"/>
           <w:left w:val="single" w:color="000000" w:themeColor="accent4" w:themeTint="9A" w:sz="4" w:space="0"/>
-          <w:bottom w:val="none"/>
-          <w:right w:val="none"/>
+          <w:bottom w:val="none" w:color="000000" w:sz="4" w:space="0"/>
+          <w:right w:val="none" w:color="000000" w:sz="4" w:space="0"/>
         </w:tcBorders>
       </w:tcPr>
     </w:tblStylePr>
@@ -17131,9 +17076,9 @@
         <w:shd w:val="clear" w:color="ffffff" w:themeColor="light1" w:fill="ffffff" w:themeFill="light1"/>
         <w:tcBorders>
           <w:top w:val="single" w:color="000000" w:themeColor="accent4" w:themeTint="9A" w:sz="4" w:space="0"/>
-          <w:left w:val="none"/>
-          <w:bottom w:val="none"/>
-          <w:right w:val="none"/>
+          <w:left w:val="none" w:color="000000" w:sz="4" w:space="0"/>
+          <w:bottom w:val="none" w:color="000000" w:sz="4" w:space="0"/>
+          <w:right w:val="none" w:color="000000" w:sz="4" w:space="0"/>
         </w:tcBorders>
       </w:tcPr>
     </w:tblStylePr>
@@ -17145,9 +17090,9 @@
       </w:rPr>
     </w:tblStylePr>
   </w:style>
-  <w:style w:type="table" w:styleId="151">
+  <w:style w:type="table" w:styleId="815">
     <w:name w:val="List Table 7 Colorful - Accent 5"/>
-    <w:basedOn w:val="618"/>
+    <w:basedOn w:val="857"/>
     <w:uiPriority w:val="99"/>
     <w:pPr>
       <w:spacing w:after="0" w:line="240" w:lineRule="auto"/>
@@ -17193,11 +17138,11 @@
         <w:jc w:val="right"/>
       </w:pPr>
       <w:tcPr>
-        <w:shd w:color="ffffff"/>
-        <w:tcBorders>
-          <w:top w:val="none"/>
-          <w:left w:val="none"/>
-          <w:bottom w:val="none"/>
+        <w:shd w:val="clear" w:color="ffffff"/>
+        <w:tcBorders>
+          <w:top w:val="none" w:color="000000" w:sz="4" w:space="0"/>
+          <w:left w:val="none" w:color="000000" w:sz="4" w:space="0"/>
+          <w:bottom w:val="none" w:color="000000" w:sz="4" w:space="0"/>
           <w:right w:val="single" w:color="000000" w:themeColor="accent5" w:themeTint="9A" w:sz="4" w:space="0"/>
         </w:tcBorders>
       </w:tcPr>
@@ -17212,10 +17157,10 @@
       <w:tcPr>
         <w:shd w:val="clear" w:color="ffffff" w:themeColor="light1" w:fill="ffffff" w:themeFill="light1"/>
         <w:tcBorders>
-          <w:top w:val="none"/>
-          <w:left w:val="none"/>
+          <w:top w:val="none" w:color="000000" w:sz="4" w:space="0"/>
+          <w:left w:val="none" w:color="000000" w:sz="4" w:space="0"/>
           <w:bottom w:val="single" w:color="000000" w:themeColor="accent5" w:themeTint="9A" w:sz="4" w:space="0"/>
-          <w:right w:val="none"/>
+          <w:right w:val="none" w:color="000000" w:sz="4" w:space="0"/>
         </w:tcBorders>
       </w:tcPr>
     </w:tblStylePr>
@@ -17227,12 +17172,12 @@
         <w:sz w:val="22"/>
       </w:rPr>
       <w:tcPr>
-        <w:shd w:color="ffffff"/>
-        <w:tcBorders>
-          <w:top w:val="none"/>
+        <w:shd w:val="clear" w:color="ffffff"/>
+        <w:tcBorders>
+          <w:top w:val="none" w:color="000000" w:sz="4" w:space="0"/>
           <w:left w:val="single" w:color="000000" w:themeColor="accent5" w:themeTint="9A" w:sz="4" w:space="0"/>
-          <w:bottom w:val="none"/>
-          <w:right w:val="none"/>
+          <w:bottom w:val="none" w:color="000000" w:sz="4" w:space="0"/>
+          <w:right w:val="none" w:color="000000" w:sz="4" w:space="0"/>
         </w:tcBorders>
       </w:tcPr>
     </w:tblStylePr>
@@ -17247,9 +17192,9 @@
         <w:shd w:val="clear" w:color="ffffff" w:themeColor="light1" w:fill="ffffff" w:themeFill="light1"/>
         <w:tcBorders>
           <w:top w:val="single" w:color="000000" w:themeColor="accent5" w:themeTint="9A" w:sz="4" w:space="0"/>
-          <w:left w:val="none"/>
-          <w:bottom w:val="none"/>
-          <w:right w:val="none"/>
+          <w:left w:val="none" w:color="000000" w:sz="4" w:space="0"/>
+          <w:bottom w:val="none" w:color="000000" w:sz="4" w:space="0"/>
+          <w:right w:val="none" w:color="000000" w:sz="4" w:space="0"/>
         </w:tcBorders>
       </w:tcPr>
     </w:tblStylePr>
@@ -17261,9 +17206,9 @@
       </w:rPr>
     </w:tblStylePr>
   </w:style>
-  <w:style w:type="table" w:styleId="152">
+  <w:style w:type="table" w:styleId="816">
     <w:name w:val="List Table 7 Colorful - Accent 6"/>
-    <w:basedOn w:val="618"/>
+    <w:basedOn w:val="857"/>
     <w:uiPriority w:val="99"/>
     <w:pPr>
       <w:spacing w:after="0" w:line="240" w:lineRule="auto"/>
@@ -17309,11 +17254,11 @@
         <w:jc w:val="right"/>
       </w:pPr>
       <w:tcPr>
-        <w:shd w:color="ffffff"/>
-        <w:tcBorders>
-          <w:top w:val="none"/>
-          <w:left w:val="none"/>
-          <w:bottom w:val="none"/>
+        <w:shd w:val="clear" w:color="ffffff"/>
+        <w:tcBorders>
+          <w:top w:val="none" w:color="000000" w:sz="4" w:space="0"/>
+          <w:left w:val="none" w:color="000000" w:sz="4" w:space="0"/>
+          <w:bottom w:val="none" w:color="000000" w:sz="4" w:space="0"/>
           <w:right w:val="single" w:color="000000" w:themeColor="accent6" w:themeTint="98" w:sz="4" w:space="0"/>
         </w:tcBorders>
       </w:tcPr>
@@ -17328,10 +17273,10 @@
       <w:tcPr>
         <w:shd w:val="clear" w:color="ffffff" w:themeColor="light1" w:fill="ffffff" w:themeFill="light1"/>
         <w:tcBorders>
-          <w:top w:val="none"/>
-          <w:left w:val="none"/>
+          <w:top w:val="none" w:color="000000" w:sz="4" w:space="0"/>
+          <w:left w:val="none" w:color="000000" w:sz="4" w:space="0"/>
           <w:bottom w:val="single" w:color="000000" w:themeColor="accent6" w:themeTint="98" w:sz="4" w:space="0"/>
-          <w:right w:val="none"/>
+          <w:right w:val="none" w:color="000000" w:sz="4" w:space="0"/>
         </w:tcBorders>
       </w:tcPr>
     </w:tblStylePr>
@@ -17343,12 +17288,12 @@
         <w:sz w:val="22"/>
       </w:rPr>
       <w:tcPr>
-        <w:shd w:color="ffffff"/>
-        <w:tcBorders>
-          <w:top w:val="none"/>
+        <w:shd w:val="clear" w:color="ffffff"/>
+        <w:tcBorders>
+          <w:top w:val="none" w:color="000000" w:sz="4" w:space="0"/>
           <w:left w:val="single" w:color="000000" w:themeColor="accent6" w:themeTint="98" w:sz="4" w:space="0"/>
-          <w:bottom w:val="none"/>
-          <w:right w:val="none"/>
+          <w:bottom w:val="none" w:color="000000" w:sz="4" w:space="0"/>
+          <w:right w:val="none" w:color="000000" w:sz="4" w:space="0"/>
         </w:tcBorders>
       </w:tcPr>
     </w:tblStylePr>
@@ -17363,9 +17308,9 @@
         <w:shd w:val="clear" w:color="ffffff" w:themeColor="light1" w:fill="ffffff" w:themeFill="light1"/>
         <w:tcBorders>
           <w:top w:val="single" w:color="000000" w:themeColor="accent6" w:themeTint="98" w:sz="4" w:space="0"/>
-          <w:left w:val="none"/>
-          <w:bottom w:val="none"/>
-          <w:right w:val="none"/>
+          <w:left w:val="none" w:color="000000" w:sz="4" w:space="0"/>
+          <w:bottom w:val="none" w:color="000000" w:sz="4" w:space="0"/>
+          <w:right w:val="none" w:color="000000" w:sz="4" w:space="0"/>
         </w:tcBorders>
       </w:tcPr>
     </w:tblStylePr>
@@ -17377,9 +17322,9 @@
       </w:rPr>
     </w:tblStylePr>
   </w:style>
-  <w:style w:type="table" w:styleId="153">
+  <w:style w:type="table" w:styleId="817">
     <w:name w:val="Lined - Accent"/>
-    <w:basedOn w:val="618"/>
+    <w:basedOn w:val="857"/>
     <w:uiPriority w:val="99"/>
     <w:pPr>
       <w:spacing w:after="0" w:line="240" w:lineRule="auto"/>
@@ -17467,9 +17412,9 @@
       </w:tcPr>
     </w:tblStylePr>
   </w:style>
-  <w:style w:type="table" w:styleId="154">
+  <w:style w:type="table" w:styleId="818">
     <w:name w:val="Lined - Accent 1"/>
-    <w:basedOn w:val="618"/>
+    <w:basedOn w:val="857"/>
     <w:uiPriority w:val="99"/>
     <w:pPr>
       <w:spacing w:after="0" w:line="240" w:lineRule="auto"/>
@@ -17557,9 +17502,9 @@
       </w:tcPr>
     </w:tblStylePr>
   </w:style>
-  <w:style w:type="table" w:styleId="155">
+  <w:style w:type="table" w:styleId="819">
     <w:name w:val="Lined - Accent 2"/>
-    <w:basedOn w:val="618"/>
+    <w:basedOn w:val="857"/>
     <w:uiPriority w:val="99"/>
     <w:pPr>
       <w:spacing w:after="0" w:line="240" w:lineRule="auto"/>
@@ -17647,9 +17592,9 @@
       </w:tcPr>
     </w:tblStylePr>
   </w:style>
-  <w:style w:type="table" w:styleId="156">
+  <w:style w:type="table" w:styleId="820">
     <w:name w:val="Lined - Accent 3"/>
-    <w:basedOn w:val="618"/>
+    <w:basedOn w:val="857"/>
     <w:uiPriority w:val="99"/>
     <w:pPr>
       <w:spacing w:after="0" w:line="240" w:lineRule="auto"/>
@@ -17737,9 +17682,9 @@
       </w:tcPr>
     </w:tblStylePr>
   </w:style>
-  <w:style w:type="table" w:styleId="157">
+  <w:style w:type="table" w:styleId="821">
     <w:name w:val="Lined - Accent 4"/>
-    <w:basedOn w:val="618"/>
+    <w:basedOn w:val="857"/>
     <w:uiPriority w:val="99"/>
     <w:pPr>
       <w:spacing w:after="0" w:line="240" w:lineRule="auto"/>
@@ -17827,9 +17772,9 @@
       </w:tcPr>
     </w:tblStylePr>
   </w:style>
-  <w:style w:type="table" w:styleId="158">
+  <w:style w:type="table" w:styleId="822">
     <w:name w:val="Lined - Accent 5"/>
-    <w:basedOn w:val="618"/>
+    <w:basedOn w:val="857"/>
     <w:uiPriority w:val="99"/>
     <w:pPr>
       <w:spacing w:after="0" w:line="240" w:lineRule="auto"/>
@@ -17917,9 +17862,9 @@
       </w:tcPr>
     </w:tblStylePr>
   </w:style>
-  <w:style w:type="table" w:styleId="159">
+  <w:style w:type="table" w:styleId="823">
     <w:name w:val="Lined - Accent 6"/>
-    <w:basedOn w:val="618"/>
+    <w:basedOn w:val="857"/>
     <w:uiPriority w:val="99"/>
     <w:pPr>
       <w:spacing w:after="0" w:line="240" w:lineRule="auto"/>
@@ -18007,9 +17952,9 @@
       </w:tcPr>
     </w:tblStylePr>
   </w:style>
-  <w:style w:type="table" w:styleId="160">
+  <w:style w:type="table" w:styleId="824">
     <w:name w:val="Bordered &amp; Lined - Accent"/>
-    <w:basedOn w:val="618"/>
+    <w:basedOn w:val="857"/>
     <w:uiPriority w:val="99"/>
     <w:pPr>
       <w:spacing w:after="0" w:line="240" w:lineRule="auto"/>
@@ -18105,9 +18050,9 @@
       </w:tcPr>
     </w:tblStylePr>
   </w:style>
-  <w:style w:type="table" w:styleId="161">
+  <w:style w:type="table" w:styleId="825">
     <w:name w:val="Bordered &amp; Lined - Accent 1"/>
-    <w:basedOn w:val="618"/>
+    <w:basedOn w:val="857"/>
     <w:uiPriority w:val="99"/>
     <w:pPr>
       <w:spacing w:after="0" w:line="240" w:lineRule="auto"/>
@@ -18203,9 +18148,9 @@
       </w:tcPr>
     </w:tblStylePr>
   </w:style>
-  <w:style w:type="table" w:styleId="162">
+  <w:style w:type="table" w:styleId="826">
     <w:name w:val="Bordered &amp; Lined - Accent 2"/>
-    <w:basedOn w:val="618"/>
+    <w:basedOn w:val="857"/>
     <w:uiPriority w:val="99"/>
     <w:pPr>
       <w:spacing w:after="0" w:line="240" w:lineRule="auto"/>
@@ -18301,9 +18246,9 @@
       </w:tcPr>
     </w:tblStylePr>
   </w:style>
-  <w:style w:type="table" w:styleId="163">
+  <w:style w:type="table" w:styleId="827">
     <w:name w:val="Bordered &amp; Lined - Accent 3"/>
-    <w:basedOn w:val="618"/>
+    <w:basedOn w:val="857"/>
     <w:uiPriority w:val="99"/>
     <w:pPr>
       <w:spacing w:after="0" w:line="240" w:lineRule="auto"/>
@@ -18399,9 +18344,9 @@
       </w:tcPr>
     </w:tblStylePr>
   </w:style>
-  <w:style w:type="table" w:styleId="164">
+  <w:style w:type="table" w:styleId="828">
     <w:name w:val="Bordered &amp; Lined - Accent 4"/>
-    <w:basedOn w:val="618"/>
+    <w:basedOn w:val="857"/>
     <w:uiPriority w:val="99"/>
     <w:pPr>
       <w:spacing w:after="0" w:line="240" w:lineRule="auto"/>
@@ -18497,9 +18442,9 @@
       </w:tcPr>
     </w:tblStylePr>
   </w:style>
-  <w:style w:type="table" w:styleId="165">
+  <w:style w:type="table" w:styleId="829">
     <w:name w:val="Bordered &amp; Lined - Accent 5"/>
-    <w:basedOn w:val="618"/>
+    <w:basedOn w:val="857"/>
     <w:uiPriority w:val="99"/>
     <w:pPr>
       <w:spacing w:after="0" w:line="240" w:lineRule="auto"/>
@@ -18595,9 +18540,9 @@
       </w:tcPr>
     </w:tblStylePr>
   </w:style>
-  <w:style w:type="table" w:styleId="166">
+  <w:style w:type="table" w:styleId="830">
     <w:name w:val="Bordered &amp; Lined - Accent 6"/>
-    <w:basedOn w:val="618"/>
+    <w:basedOn w:val="857"/>
     <w:uiPriority w:val="99"/>
     <w:pPr>
       <w:spacing w:after="0" w:line="240" w:lineRule="auto"/>
@@ -18693,9 +18638,9 @@
       </w:tcPr>
     </w:tblStylePr>
   </w:style>
-  <w:style w:type="table" w:styleId="167">
+  <w:style w:type="table" w:styleId="831">
     <w:name w:val="Bordered"/>
-    <w:basedOn w:val="618"/>
+    <w:basedOn w:val="857"/>
     <w:uiPriority w:val="99"/>
     <w:pPr>
       <w:spacing w:after="0" w:line="240" w:lineRule="auto"/>
@@ -18772,9 +18717,9 @@
       </w:tcPr>
     </w:tblStylePr>
   </w:style>
-  <w:style w:type="table" w:styleId="168">
+  <w:style w:type="table" w:styleId="832">
     <w:name w:val="Bordered - Accent 1"/>
-    <w:basedOn w:val="618"/>
+    <w:basedOn w:val="857"/>
     <w:uiPriority w:val="99"/>
     <w:pPr>
       <w:spacing w:after="0" w:line="240" w:lineRule="auto"/>
@@ -18851,9 +18796,9 @@
       </w:tcPr>
     </w:tblStylePr>
   </w:style>
-  <w:style w:type="table" w:styleId="169">
+  <w:style w:type="table" w:styleId="833">
     <w:name w:val="Bordered - Accent 2"/>
-    <w:basedOn w:val="618"/>
+    <w:basedOn w:val="857"/>
     <w:uiPriority w:val="99"/>
     <w:pPr>
       <w:spacing w:after="0" w:line="240" w:lineRule="auto"/>
@@ -18930,9 +18875,9 @@
       </w:tcPr>
     </w:tblStylePr>
   </w:style>
-  <w:style w:type="table" w:styleId="170">
+  <w:style w:type="table" w:styleId="834">
     <w:name w:val="Bordered - Accent 3"/>
-    <w:basedOn w:val="618"/>
+    <w:basedOn w:val="857"/>
     <w:uiPriority w:val="99"/>
     <w:pPr>
       <w:spacing w:after="0" w:line="240" w:lineRule="auto"/>
@@ -19009,9 +18954,9 @@
       </w:tcPr>
     </w:tblStylePr>
   </w:style>
-  <w:style w:type="table" w:styleId="171">
+  <w:style w:type="table" w:styleId="835">
     <w:name w:val="Bordered - Accent 4"/>
-    <w:basedOn w:val="618"/>
+    <w:basedOn w:val="857"/>
     <w:uiPriority w:val="99"/>
     <w:pPr>
       <w:spacing w:after="0" w:line="240" w:lineRule="auto"/>
@@ -19088,9 +19033,9 @@
       </w:tcPr>
     </w:tblStylePr>
   </w:style>
-  <w:style w:type="table" w:styleId="172">
+  <w:style w:type="table" w:styleId="836">
     <w:name w:val="Bordered - Accent 5"/>
-    <w:basedOn w:val="618"/>
+    <w:basedOn w:val="857"/>
     <w:uiPriority w:val="99"/>
     <w:pPr>
       <w:spacing w:after="0" w:line="240" w:lineRule="auto"/>
@@ -19167,9 +19112,9 @@
       </w:tcPr>
     </w:tblStylePr>
   </w:style>
-  <w:style w:type="table" w:styleId="173">
+  <w:style w:type="table" w:styleId="837">
     <w:name w:val="Bordered - Accent 6"/>
-    <w:basedOn w:val="618"/>
+    <w:basedOn w:val="857"/>
     <w:uiPriority w:val="99"/>
     <w:pPr>
       <w:spacing w:after="0" w:line="240" w:lineRule="auto"/>
@@ -19246,7 +19191,7 @@
       </w:tcPr>
     </w:tblStylePr>
   </w:style>
-  <w:style w:type="character" w:styleId="174">
+  <w:style w:type="character" w:styleId="838">
     <w:name w:val="Hyperlink"/>
     <w:uiPriority w:val="99"/>
     <w:unhideWhenUsed/>
@@ -19255,10 +19200,10 @@
       <w:u w:val="single"/>
     </w:rPr>
   </w:style>
-  <w:style w:type="paragraph" w:styleId="175">
+  <w:style w:type="paragraph" w:styleId="839">
     <w:name w:val="footnote text"/>
-    <w:basedOn w:val="617"/>
-    <w:link w:val="176"/>
+    <w:basedOn w:val="856"/>
+    <w:link w:val="840"/>
     <w:uiPriority w:val="99"/>
     <w:semiHidden/>
     <w:unhideWhenUsed/>
@@ -19269,27 +19214,26 @@
       <w:sz w:val="18"/>
     </w:rPr>
   </w:style>
-  <w:style w:type="character" w:styleId="176">
+  <w:style w:type="character" w:styleId="840">
     <w:name w:val="Footnote Text Char"/>
-    <w:link w:val="175"/>
+    <w:link w:val="839"/>
     <w:uiPriority w:val="99"/>
     <w:rPr>
       <w:sz w:val="18"/>
     </w:rPr>
   </w:style>
-  <w:style w:type="character" w:styleId="177">
+  <w:style w:type="character" w:styleId="841">
     <w:name w:val="footnote reference"/>
-    <w:basedOn w:val="11"/>
     <w:uiPriority w:val="99"/>
     <w:unhideWhenUsed/>
     <w:rPr>
       <w:vertAlign w:val="superscript"/>
     </w:rPr>
   </w:style>
-  <w:style w:type="paragraph" w:styleId="178">
+  <w:style w:type="paragraph" w:styleId="842">
     <w:name w:val="endnote text"/>
-    <w:basedOn w:val="617"/>
-    <w:link w:val="179"/>
+    <w:basedOn w:val="856"/>
+    <w:link w:val="843"/>
     <w:uiPriority w:val="99"/>
     <w:semiHidden/>
     <w:unhideWhenUsed/>
@@ -19300,17 +19244,16 @@
       <w:sz w:val="20"/>
     </w:rPr>
   </w:style>
-  <w:style w:type="character" w:styleId="179">
+  <w:style w:type="character" w:styleId="843">
     <w:name w:val="Endnote Text Char"/>
-    <w:link w:val="178"/>
+    <w:link w:val="842"/>
     <w:uiPriority w:val="99"/>
     <w:rPr>
       <w:sz w:val="20"/>
     </w:rPr>
   </w:style>
-  <w:style w:type="character" w:styleId="180">
+  <w:style w:type="character" w:styleId="844">
     <w:name w:val="endnote reference"/>
-    <w:basedOn w:val="11"/>
     <w:uiPriority w:val="99"/>
     <w:semiHidden/>
     <w:unhideWhenUsed/>
@@ -19318,10 +19261,10 @@
       <w:vertAlign w:val="superscript"/>
     </w:rPr>
   </w:style>
-  <w:style w:type="paragraph" w:styleId="181">
+  <w:style w:type="paragraph" w:styleId="845">
     <w:name w:val="toc 1"/>
-    <w:basedOn w:val="617"/>
-    <w:next w:val="617"/>
+    <w:basedOn w:val="856"/>
+    <w:next w:val="856"/>
     <w:uiPriority w:val="39"/>
     <w:unhideWhenUsed/>
     <w:pPr>
@@ -19329,10 +19272,10 @@
       <w:spacing w:after="57"/>
     </w:pPr>
   </w:style>
-  <w:style w:type="paragraph" w:styleId="182">
+  <w:style w:type="paragraph" w:styleId="846">
     <w:name w:val="toc 2"/>
-    <w:basedOn w:val="617"/>
-    <w:next w:val="617"/>
+    <w:basedOn w:val="856"/>
+    <w:next w:val="856"/>
     <w:uiPriority w:val="39"/>
     <w:unhideWhenUsed/>
     <w:pPr>
@@ -19340,10 +19283,10 @@
       <w:spacing w:after="57"/>
     </w:pPr>
   </w:style>
-  <w:style w:type="paragraph" w:styleId="183">
+  <w:style w:type="paragraph" w:styleId="847">
     <w:name w:val="toc 3"/>
-    <w:basedOn w:val="617"/>
-    <w:next w:val="617"/>
+    <w:basedOn w:val="856"/>
+    <w:next w:val="856"/>
     <w:uiPriority w:val="39"/>
     <w:unhideWhenUsed/>
     <w:pPr>
@@ -19351,10 +19294,10 @@
       <w:spacing w:after="57"/>
     </w:pPr>
   </w:style>
-  <w:style w:type="paragraph" w:styleId="184">
+  <w:style w:type="paragraph" w:styleId="848">
     <w:name w:val="toc 4"/>
-    <w:basedOn w:val="617"/>
-    <w:next w:val="617"/>
+    <w:basedOn w:val="856"/>
+    <w:next w:val="856"/>
     <w:uiPriority w:val="39"/>
     <w:unhideWhenUsed/>
     <w:pPr>
@@ -19362,10 +19305,10 @@
       <w:spacing w:after="57"/>
     </w:pPr>
   </w:style>
-  <w:style w:type="paragraph" w:styleId="185">
+  <w:style w:type="paragraph" w:styleId="849">
     <w:name w:val="toc 5"/>
-    <w:basedOn w:val="617"/>
-    <w:next w:val="617"/>
+    <w:basedOn w:val="856"/>
+    <w:next w:val="856"/>
     <w:uiPriority w:val="39"/>
     <w:unhideWhenUsed/>
     <w:pPr>
@@ -19373,10 +19316,10 @@
       <w:spacing w:after="57"/>
     </w:pPr>
   </w:style>
-  <w:style w:type="paragraph" w:styleId="186">
+  <w:style w:type="paragraph" w:styleId="850">
     <w:name w:val="toc 6"/>
-    <w:basedOn w:val="617"/>
-    <w:next w:val="617"/>
+    <w:basedOn w:val="856"/>
+    <w:next w:val="856"/>
     <w:uiPriority w:val="39"/>
     <w:unhideWhenUsed/>
     <w:pPr>
@@ -19384,10 +19327,10 @@
       <w:spacing w:after="57"/>
     </w:pPr>
   </w:style>
-  <w:style w:type="paragraph" w:styleId="187">
+  <w:style w:type="paragraph" w:styleId="851">
     <w:name w:val="toc 7"/>
-    <w:basedOn w:val="617"/>
-    <w:next w:val="617"/>
+    <w:basedOn w:val="856"/>
+    <w:next w:val="856"/>
     <w:uiPriority w:val="39"/>
     <w:unhideWhenUsed/>
     <w:pPr>
@@ -19395,10 +19338,10 @@
       <w:spacing w:after="57"/>
     </w:pPr>
   </w:style>
-  <w:style w:type="paragraph" w:styleId="188">
+  <w:style w:type="paragraph" w:styleId="852">
     <w:name w:val="toc 8"/>
-    <w:basedOn w:val="617"/>
-    <w:next w:val="617"/>
+    <w:basedOn w:val="856"/>
+    <w:next w:val="856"/>
     <w:uiPriority w:val="39"/>
     <w:unhideWhenUsed/>
     <w:pPr>
@@ -19406,10 +19349,10 @@
       <w:spacing w:after="57"/>
     </w:pPr>
   </w:style>
-  <w:style w:type="paragraph" w:styleId="189">
+  <w:style w:type="paragraph" w:styleId="853">
     <w:name w:val="toc 9"/>
-    <w:basedOn w:val="617"/>
-    <w:next w:val="617"/>
+    <w:basedOn w:val="856"/>
+    <w:next w:val="856"/>
     <w:uiPriority w:val="39"/>
     <w:unhideWhenUsed/>
     <w:pPr>
@@ -19417,26 +19360,26 @@
       <w:spacing w:after="57"/>
     </w:pPr>
   </w:style>
-  <w:style w:type="paragraph" w:styleId="190">
+  <w:style w:type="paragraph" w:styleId="854">
     <w:name w:val="TOC Heading"/>
     <w:uiPriority w:val="39"/>
     <w:unhideWhenUsed/>
   </w:style>
-  <w:style w:type="paragraph" w:styleId="191">
+  <w:style w:type="paragraph" w:styleId="855">
     <w:name w:val="table of figures"/>
-    <w:basedOn w:val="617"/>
-    <w:next w:val="617"/>
+    <w:basedOn w:val="856"/>
+    <w:next w:val="856"/>
     <w:uiPriority w:val="99"/>
     <w:unhideWhenUsed/>
     <w:pPr>
       <w:spacing w:after="0" w:afterAutospacing="0"/>
     </w:pPr>
   </w:style>
-  <w:style w:type="paragraph" w:styleId="617" w:default="1">
+  <w:style w:type="paragraph" w:styleId="856" w:default="1">
     <w:name w:val="Normal"/>
     <w:qFormat/>
   </w:style>
-  <w:style w:type="table" w:styleId="618" w:default="1">
+  <w:style w:type="table" w:styleId="857" w:default="1">
     <w:name w:val="Normal Table"/>
     <w:uiPriority w:val="99"/>
     <w:semiHidden/>
@@ -19451,24 +19394,24 @@
       </w:tblCellMar>
     </w:tblPr>
   </w:style>
-  <w:style w:type="numbering" w:styleId="619" w:default="1">
+  <w:style w:type="numbering" w:styleId="858" w:default="1">
     <w:name w:val="No List"/>
     <w:uiPriority w:val="99"/>
     <w:semiHidden/>
     <w:unhideWhenUsed/>
   </w:style>
-  <w:style w:type="paragraph" w:styleId="620">
+  <w:style w:type="paragraph" w:styleId="859">
     <w:name w:val="No Spacing"/>
-    <w:basedOn w:val="617"/>
+    <w:basedOn w:val="856"/>
     <w:uiPriority w:val="1"/>
     <w:qFormat/>
     <w:pPr>
       <w:spacing w:after="0" w:line="240" w:lineRule="auto"/>
     </w:pPr>
   </w:style>
-  <w:style w:type="paragraph" w:styleId="621">
+  <w:style w:type="paragraph" w:styleId="860">
     <w:name w:val="List Paragraph"/>
-    <w:basedOn w:val="617"/>
+    <w:basedOn w:val="856"/>
     <w:uiPriority w:val="34"/>
     <w:qFormat/>
     <w:pPr>
@@ -19476,7 +19419,7 @@
       <w:ind w:left="720"/>
     </w:pPr>
   </w:style>
-  <w:style w:type="character" w:styleId="626" w:default="1">
+  <w:style w:type="character" w:styleId="861" w:default="1">
     <w:name w:val="Default Paragraph Font"/>
     <w:uiPriority w:val="1"/>
     <w:semiHidden/>

--- a/ManualDeUsuario.docx
+++ b/ManualDeUsuario.docx
@@ -3866,12 +3866,15 @@
           <w:szCs w:val="36"/>
         </w:rPr>
       </w:r>
-      <w:r>
-        <w:rPr>
-          <w:sz w:val="36"/>
-          <w:szCs w:val="36"/>
-        </w:rPr>
-      </w:r>
+    </w:p>
+    <w:p>
+      <w:pPr>
+        <w:ind w:left="360"/>
+        <w:rPr>
+          <w:sz w:val="36"/>
+          <w:szCs w:val="36"/>
+        </w:rPr>
+      </w:pPr>
       <w:r>
         <w:rPr>
           <w:sz w:val="36"/>
@@ -4074,27 +4077,18 @@
     </w:p>
     <w:p>
       <w:pPr>
-        <w:ind w:left="360" w:firstLine="0"/>
-        <w:jc w:val="center"/>
-        <w:rPr>
-          <w:sz w:val="36"/>
-          <w:szCs w:val="36"/>
-        </w:rPr>
-      </w:pPr>
-      <w:r>
-        <w:rPr>
-          <w:sz w:val="36"/>
-          <w:szCs w:val="36"/>
-          <w:highlight w:val="none"/>
-        </w:rPr>
-      </w:r>
-      <w:r/>
+        <w:ind w:left="360"/>
+        <w:rPr>
+          <w:sz w:val="36"/>
+          <w:szCs w:val="36"/>
+        </w:rPr>
+      </w:pPr>
       <w:r>
         <mc:AlternateContent>
           <mc:Choice Requires="wpg">
             <w:drawing>
               <wp:inline xmlns:wp="http://schemas.openxmlformats.org/drawingml/2006/wordprocessingDrawing" distT="0" distB="0" distL="0" distR="0">
-                <wp:extent cx="6712290" cy="1046628"/>
+                <wp:extent cx="7933888" cy="1237109"/>
                 <wp:effectExtent l="0" t="0" r="0" b="0"/>
                 <wp:docPr id="10" name="Imagen 10"/>
                 <wp:cNvGraphicFramePr>
@@ -4104,7 +4098,7 @@
                   <a:graphicData uri="http://schemas.openxmlformats.org/drawingml/2006/picture">
                     <pic:pic xmlns:pic="http://schemas.openxmlformats.org/drawingml/2006/picture">
                       <pic:nvPicPr>
-                        <pic:cNvPr id="906232894" name=""/>
+                        <pic:cNvPr id="286466666" name=""/>
                         <pic:cNvPicPr>
                           <a:picLocks noChangeAspect="1"/>
                         </pic:cNvPicPr>
@@ -4116,9 +4110,9 @@
                         <a:stretch/>
                       </pic:blipFill>
                       <pic:spPr bwMode="auto">
-                        <a:xfrm rot="0" flipH="0" flipV="0">
+                        <a:xfrm>
                           <a:off x="0" y="0"/>
-                          <a:ext cx="6712289" cy="1046628"/>
+                          <a:ext cx="7933887" cy="1237107"/>
                         </a:xfrm>
                         <a:prstGeom prst="rect">
                           <a:avLst/>
@@ -4148,7 +4142,7 @@
                   <v:f eqn="sum @10 21600 0"/>
                 </v:formulas>
               </v:shapetype>
-              <v:shape id="_x0000_i9" o:spid="_x0000_s9" type="#_x0000_t75" style="width:528.53pt;height:82.41pt;mso-wrap-distance-left:0.00pt;mso-wrap-distance-top:0.00pt;mso-wrap-distance-right:0.00pt;mso-wrap-distance-bottom:0.00pt;rotation:0;" stroked="false">
+              <v:shape id="_x0000_i9" o:spid="_x0000_s9" type="#_x0000_t75" style="width:624.72pt;height:97.41pt;mso-wrap-distance-left:0.00pt;mso-wrap-distance-top:0.00pt;mso-wrap-distance-right:0.00pt;mso-wrap-distance-bottom:0.00pt;" stroked="false">
                 <v:path textboxrect="0,0,0,0"/>
                 <v:imagedata r:id="rId11" o:title=""/>
               </v:shape>
@@ -4156,20 +4150,10 @@
           </mc:Fallback>
         </mc:AlternateContent>
       </w:r>
-      <w:r/>
-      <w:r/>
-      <w:r>
-        <w:rPr>
-          <w:sz w:val="36"/>
-          <w:szCs w:val="36"/>
-          <w:highlight w:val="none"/>
-        </w:rPr>
-      </w:r>
-      <w:r>
-        <w:rPr>
-          <w:sz w:val="36"/>
-          <w:szCs w:val="36"/>
-          <w:highlight w:val="none"/>
+      <w:r>
+        <w:rPr>
+          <w:sz w:val="36"/>
+          <w:szCs w:val="36"/>
         </w:rPr>
       </w:r>
     </w:p>
@@ -4189,15 +4173,43 @@
         <w:rPr>
           <w:sz w:val="36"/>
           <w:szCs w:val="36"/>
-          <w:highlight w:val="none"/>
-        </w:rPr>
-      </w:r>
-      <w:r>
-        <w:rPr>
-          <w:sz w:val="36"/>
-          <w:szCs w:val="36"/>
-        </w:rPr>
-        <w:t xml:space="preserve">Ejecutar el comando “</w:t>
+        </w:rPr>
+        <w:t xml:space="preserve">Ejecutar</w:t>
+      </w:r>
+      <w:r>
+        <w:rPr>
+          <w:sz w:val="36"/>
+          <w:szCs w:val="36"/>
+        </w:rPr>
+        <w:t xml:space="preserve"> </w:t>
+      </w:r>
+      <w:r>
+        <w:rPr>
+          <w:sz w:val="36"/>
+          <w:szCs w:val="36"/>
+        </w:rPr>
+        <w:t xml:space="preserve">el</w:t>
+      </w:r>
+      <w:r>
+        <w:rPr>
+          <w:sz w:val="36"/>
+          <w:szCs w:val="36"/>
+        </w:rPr>
+        <w:t xml:space="preserve"> </w:t>
+      </w:r>
+      <w:r>
+        <w:rPr>
+          <w:sz w:val="36"/>
+          <w:szCs w:val="36"/>
+        </w:rPr>
+        <w:t xml:space="preserve">comando</w:t>
+      </w:r>
+      <w:r>
+        <w:rPr>
+          <w:sz w:val="36"/>
+          <w:szCs w:val="36"/>
+        </w:rPr>
+        <w:t xml:space="preserve"> </w:t>
       </w:r>
       <w:r>
         <w:rPr>
@@ -4206,14 +4218,7 @@
           <w:sz w:val="36"/>
           <w:szCs w:val="36"/>
         </w:rPr>
-        <w:t xml:space="preserve">make</w:t>
-      </w:r>
-      <w:r>
-        <w:rPr>
-          <w:sz w:val="36"/>
-          <w:szCs w:val="36"/>
-        </w:rPr>
-        <w:t xml:space="preserve">”, si hay un error, es por que make no esta instalado, pero se puede reemplazar por el comando “</w:t>
+        <w:t xml:space="preserve">.</w:t>
       </w:r>
       <w:r>
         <w:rPr>
@@ -4222,7 +4227,56 @@
           <w:sz w:val="36"/>
           <w:szCs w:val="36"/>
         </w:rPr>
-        <w:t xml:space="preserve">c</w:t>
+        <w:t xml:space="preserve">/BR_Linux</w:t>
+      </w:r>
+      <w:r>
+        <w:rPr>
+          <w:sz w:val="36"/>
+          <w:szCs w:val="36"/>
+        </w:rPr>
+        <w:t xml:space="preserve"> para </w:t>
+      </w:r>
+      <w:r>
+        <w:rPr>
+          <w:sz w:val="36"/>
+          <w:szCs w:val="36"/>
+        </w:rPr>
+        <w:t xml:space="preserve">linux</w:t>
+      </w:r>
+      <w:r>
+        <w:rPr>
+          <w:sz w:val="36"/>
+          <w:szCs w:val="36"/>
+        </w:rPr>
+        <w:t xml:space="preserve"> o </w:t>
+      </w:r>
+      <w:r>
+        <w:rPr>
+          <w:sz w:val="36"/>
+          <w:szCs w:val="36"/>
+        </w:rPr>
+        <w:t xml:space="preserve">el</w:t>
+      </w:r>
+      <w:r>
+        <w:rPr>
+          <w:sz w:val="36"/>
+          <w:szCs w:val="36"/>
+        </w:rPr>
+        <w:t xml:space="preserve"> </w:t>
+      </w:r>
+      <w:r>
+        <w:rPr>
+          <w:sz w:val="36"/>
+          <w:szCs w:val="36"/>
+        </w:rPr>
+        <w:t xml:space="preserve">comando</w:t>
+      </w:r>
+      <w:r>
+        <w:rPr>
+          <w:sz w:val="36"/>
+          <w:szCs w:val="36"/>
+        </w:rPr>
+        <w:t xml:space="preserve"> </w:t>
       </w:r>
       <w:r>
         <w:rPr>
@@ -4231,14 +4285,14 @@
           <w:sz w:val="36"/>
           <w:szCs w:val="36"/>
         </w:rPr>
-        <w:t xml:space="preserve">++ main.cpp</w:t>
-      </w:r>
-      <w:r>
-        <w:rPr>
-          <w:sz w:val="36"/>
-          <w:szCs w:val="36"/>
-        </w:rPr>
-        <w:t xml:space="preserve">”</w:t>
+        <w:t xml:space="preserve">./BR_Windows.exe</w:t>
+      </w:r>
+      <w:r>
+        <w:rPr>
+          <w:sz w:val="36"/>
+          <w:szCs w:val="36"/>
+        </w:rPr>
+        <w:t xml:space="preserve"> para windows</w:t>
       </w:r>
       <w:r>
         <w:rPr>
@@ -4249,184 +4303,7 @@
     </w:p>
     <w:p>
       <w:pPr>
-        <w:pStyle w:val="860"/>
-        <w:numPr>
-          <w:ilvl w:val="0"/>
-          <w:numId w:val="3"/>
-        </w:numPr>
-        <w:rPr>
-          <w:sz w:val="36"/>
-          <w:szCs w:val="36"/>
-        </w:rPr>
-      </w:pPr>
-      <w:r>
-        <w:rPr>
-          <w:sz w:val="36"/>
-          <w:szCs w:val="36"/>
-        </w:rPr>
-        <w:t xml:space="preserve">Si make logro compilar, ejecutar</w:t>
-      </w:r>
-      <w:r>
-        <w:rPr>
-          <w:sz w:val="36"/>
-          <w:szCs w:val="36"/>
-        </w:rPr>
-        <w:t xml:space="preserve"> </w:t>
-      </w:r>
-      <w:r>
-        <w:rPr>
-          <w:sz w:val="36"/>
-          <w:szCs w:val="36"/>
-        </w:rPr>
-        <w:t xml:space="preserve">el</w:t>
-      </w:r>
-      <w:r>
-        <w:rPr>
-          <w:sz w:val="36"/>
-          <w:szCs w:val="36"/>
-        </w:rPr>
-        <w:t xml:space="preserve"> </w:t>
-      </w:r>
-      <w:r>
-        <w:rPr>
-          <w:sz w:val="36"/>
-          <w:szCs w:val="36"/>
-        </w:rPr>
-        <w:t xml:space="preserve">comando</w:t>
-      </w:r>
-      <w:r>
-        <w:rPr>
-          <w:sz w:val="36"/>
-          <w:szCs w:val="36"/>
-        </w:rPr>
-        <w:t xml:space="preserve"> </w:t>
-      </w:r>
-      <w:r>
-        <w:rPr>
-          <w:b/>
-          <w:bCs/>
-          <w:sz w:val="36"/>
-          <w:szCs w:val="36"/>
-        </w:rPr>
-        <w:t xml:space="preserve">.</w:t>
-      </w:r>
-      <w:r>
-        <w:rPr>
-          <w:b/>
-          <w:bCs/>
-          <w:sz w:val="36"/>
-          <w:szCs w:val="36"/>
-        </w:rPr>
-        <w:t xml:space="preserve">/BR_Linux</w:t>
-      </w:r>
-      <w:r>
-        <w:rPr>
-          <w:sz w:val="36"/>
-          <w:szCs w:val="36"/>
-        </w:rPr>
-        <w:t xml:space="preserve"> para </w:t>
-      </w:r>
-      <w:r>
-        <w:rPr>
-          <w:sz w:val="36"/>
-          <w:szCs w:val="36"/>
-        </w:rPr>
-        <w:t xml:space="preserve">linux</w:t>
-      </w:r>
-      <w:r>
-        <w:rPr>
-          <w:sz w:val="36"/>
-          <w:szCs w:val="36"/>
-        </w:rPr>
-        <w:t xml:space="preserve"> o </w:t>
-      </w:r>
-      <w:r>
-        <w:rPr>
-          <w:sz w:val="36"/>
-          <w:szCs w:val="36"/>
-        </w:rPr>
-        <w:t xml:space="preserve">el</w:t>
-      </w:r>
-      <w:r>
-        <w:rPr>
-          <w:sz w:val="36"/>
-          <w:szCs w:val="36"/>
-        </w:rPr>
-        <w:t xml:space="preserve"> </w:t>
-      </w:r>
-      <w:r>
-        <w:rPr>
-          <w:sz w:val="36"/>
-          <w:szCs w:val="36"/>
-        </w:rPr>
-        <w:t xml:space="preserve">comando</w:t>
-      </w:r>
-      <w:r>
-        <w:rPr>
-          <w:sz w:val="36"/>
-          <w:szCs w:val="36"/>
-        </w:rPr>
-        <w:t xml:space="preserve"> </w:t>
-      </w:r>
-      <w:r>
-        <w:rPr>
-          <w:b/>
-          <w:bCs/>
-          <w:sz w:val="36"/>
-          <w:szCs w:val="36"/>
-        </w:rPr>
-        <w:t xml:space="preserve">./BR_Windows.exe</w:t>
-      </w:r>
-      <w:r>
-        <w:rPr>
-          <w:sz w:val="36"/>
-          <w:szCs w:val="36"/>
-        </w:rPr>
-        <w:t xml:space="preserve"> para windows, si no logro compilar, ejecutar “</w:t>
-      </w:r>
-      <w:r>
-        <w:rPr>
-          <w:b/>
-          <w:bCs/>
-          <w:sz w:val="36"/>
-          <w:szCs w:val="36"/>
-        </w:rPr>
-        <w:t xml:space="preserve">./a.exe</w:t>
-      </w:r>
-      <w:r>
-        <w:rPr>
-          <w:sz w:val="36"/>
-          <w:szCs w:val="36"/>
-        </w:rPr>
-        <w:t xml:space="preserve">” para windows o “</w:t>
-      </w:r>
-      <w:r>
-        <w:rPr>
-          <w:b/>
-          <w:bCs/>
-          <w:sz w:val="36"/>
-          <w:szCs w:val="36"/>
-        </w:rPr>
-        <w:t xml:space="preserve">./a.out</w:t>
-      </w:r>
-      <w:r>
-        <w:rPr>
-          <w:sz w:val="36"/>
-          <w:szCs w:val="36"/>
-        </w:rPr>
-        <w:t xml:space="preserve">” para linux</w:t>
-      </w:r>
-      <w:r>
-        <w:rPr>
-          <w:sz w:val="36"/>
-          <w:szCs w:val="36"/>
-        </w:rPr>
-      </w:r>
-    </w:p>
-    <w:p>
-      <w:pPr>
         <w:ind w:left="360"/>
-        <w:jc w:val="center"/>
         <w:rPr>
           <w:sz w:val="36"/>
           <w:szCs w:val="36"/>

--- a/ManualDeUsuario.docx
+++ b/ManualDeUsuario.docx
@@ -269,12 +269,18 @@
                             <w:txbxContent>
                               <w:p>
                                 <w:pPr>
-                                  <w:pStyle w:val="703"/>
+                                  <w:pStyle w:val="723"/>
                                   <w:rPr>
                                     <w:rFonts w:ascii="Arial" w:hAnsi="Arial" w:cs="Arial"/>
                                     <w:color w:val="ffffff" w:themeColor="background1"/>
                                   </w:rPr>
                                 </w:pPr>
+                                <w:r>
+                                  <w:rPr>
+                                    <w:rFonts w:ascii="Arial" w:hAnsi="Arial" w:cs="Arial"/>
+                                    <w:color w:val="ffffff" w:themeColor="background1"/>
+                                  </w:rPr>
+                                </w:r>
                                 <w:r>
                                   <w:rPr>
                                     <w:rFonts w:ascii="Arial" w:hAnsi="Arial" w:cs="Arial"/>
@@ -313,12 +319,18 @@
                       <w:txbxContent>
                         <w:p>
                           <w:pPr>
-                            <w:pStyle w:val="703"/>
+                            <w:pStyle w:val="723"/>
                             <w:rPr>
                               <w:rFonts w:ascii="Arial" w:hAnsi="Arial" w:cs="Arial"/>
                               <w:color w:val="ffffff" w:themeColor="background1"/>
                             </w:rPr>
                           </w:pPr>
+                          <w:r>
+                            <w:rPr>
+                              <w:rFonts w:ascii="Arial" w:hAnsi="Arial" w:cs="Arial"/>
+                              <w:color w:val="ffffff" w:themeColor="background1"/>
+                            </w:rPr>
+                          </w:r>
                           <w:r>
                             <w:rPr>
                               <w:rFonts w:ascii="Arial" w:hAnsi="Arial" w:cs="Arial"/>
@@ -527,6 +539,16 @@
                                     <w:szCs w:val="32"/>
                                   </w:rPr>
                                 </w:r>
+                                <w:r>
+                                  <w:rPr>
+                                    <w:rFonts w:ascii="Arial" w:hAnsi="Arial" w:cs="Arial"/>
+                                    <w:b/>
+                                    <w:bCs/>
+                                    <w:color w:val="000000" w:themeColor="text1"/>
+                                    <w:sz w:val="32"/>
+                                    <w:szCs w:val="32"/>
+                                  </w:rPr>
+                                </w:r>
                               </w:p>
                               <w:p>
                                 <w:pPr>
@@ -595,6 +617,16 @@
                                     <w:szCs w:val="32"/>
                                   </w:rPr>
                                   <w:t xml:space="preserve"> </w:t>
+                                </w:r>
+                                <w:r>
+                                  <w:rPr>
+                                    <w:rFonts w:ascii="Arial" w:hAnsi="Arial" w:cs="Arial"/>
+                                    <w:b/>
+                                    <w:bCs/>
+                                    <w:color w:val="000000" w:themeColor="text1"/>
+                                    <w:sz w:val="32"/>
+                                    <w:szCs w:val="32"/>
+                                  </w:rPr>
                                 </w:r>
                                 <w:r>
                                   <w:rPr>
@@ -706,6 +738,16 @@
                                     <w:szCs w:val="32"/>
                                   </w:rPr>
                                 </w:r>
+                                <w:r>
+                                  <w:rPr>
+                                    <w:rFonts w:ascii="Arial" w:hAnsi="Arial" w:cs="Arial"/>
+                                    <w:b/>
+                                    <w:bCs/>
+                                    <w:color w:val="000000" w:themeColor="text1"/>
+                                    <w:sz w:val="32"/>
+                                    <w:szCs w:val="32"/>
+                                  </w:rPr>
+                                </w:r>
                               </w:p>
                               <w:p>
                                 <w:pPr>
@@ -719,6 +761,16 @@
                                     <w:szCs w:val="32"/>
                                   </w:rPr>
                                 </w:pPr>
+                                <w:r>
+                                  <w:rPr>
+                                    <w:rFonts w:ascii="Arial" w:hAnsi="Arial" w:cs="Arial"/>
+                                    <w:b/>
+                                    <w:bCs/>
+                                    <w:color w:val="1f4e79" w:themeColor="accent1" w:themeShade="80"/>
+                                    <w:sz w:val="32"/>
+                                    <w:szCs w:val="32"/>
+                                  </w:rPr>
+                                </w:r>
                                 <w:r>
                                   <w:rPr>
                                     <w:rFonts w:ascii="Arial" w:hAnsi="Arial" w:cs="Arial"/>
@@ -772,6 +824,16 @@
                                     <w:szCs w:val="32"/>
                                   </w:rPr>
                                 </w:r>
+                                <w:r>
+                                  <w:rPr>
+                                    <w:rFonts w:ascii="Arial" w:hAnsi="Arial" w:cs="Arial"/>
+                                    <w:b/>
+                                    <w:bCs/>
+                                    <w:color w:val="1f4e79" w:themeColor="accent1" w:themeShade="80"/>
+                                    <w:sz w:val="32"/>
+                                    <w:szCs w:val="32"/>
+                                  </w:rPr>
+                                </w:r>
                               </w:p>
                               <w:p>
                                 <w:pPr>
@@ -785,6 +847,16 @@
                                     <w:szCs w:val="32"/>
                                   </w:rPr>
                                 </w:pPr>
+                                <w:r>
+                                  <w:rPr>
+                                    <w:rFonts w:ascii="Arial" w:hAnsi="Arial" w:cs="Arial"/>
+                                    <w:b/>
+                                    <w:bCs/>
+                                    <w:color w:val="1f4e79" w:themeColor="accent1" w:themeShade="80"/>
+                                    <w:sz w:val="32"/>
+                                    <w:szCs w:val="32"/>
+                                  </w:rPr>
+                                </w:r>
                                 <w:r>
                                   <w:rPr>
                                     <w:rFonts w:ascii="Arial" w:hAnsi="Arial" w:cs="Arial"/>
@@ -838,6 +910,16 @@
                                     <w:szCs w:val="32"/>
                                   </w:rPr>
                                 </w:r>
+                                <w:r>
+                                  <w:rPr>
+                                    <w:rFonts w:ascii="Arial" w:hAnsi="Arial" w:cs="Arial"/>
+                                    <w:b/>
+                                    <w:bCs/>
+                                    <w:color w:val="1f4e79" w:themeColor="accent1" w:themeShade="80"/>
+                                    <w:sz w:val="32"/>
+                                    <w:szCs w:val="32"/>
+                                  </w:rPr>
+                                </w:r>
                               </w:p>
                               <w:p>
                                 <w:pPr>
@@ -851,6 +933,16 @@
                                     <w:szCs w:val="32"/>
                                   </w:rPr>
                                 </w:pPr>
+                                <w:r>
+                                  <w:rPr>
+                                    <w:rFonts w:ascii="Arial" w:hAnsi="Arial" w:cs="Arial"/>
+                                    <w:b/>
+                                    <w:bCs/>
+                                    <w:color w:val="1f4e79" w:themeColor="accent1" w:themeShade="80"/>
+                                    <w:sz w:val="32"/>
+                                    <w:szCs w:val="32"/>
+                                  </w:rPr>
+                                </w:r>
                                 <w:r>
                                   <w:rPr>
                                     <w:rFonts w:ascii="Arial" w:hAnsi="Arial" w:cs="Arial"/>
@@ -927,6 +1019,16 @@
                                     <w:szCs w:val="32"/>
                                   </w:rPr>
                                 </w:r>
+                                <w:r>
+                                  <w:rPr>
+                                    <w:rFonts w:ascii="Arial" w:hAnsi="Arial" w:cs="Arial"/>
+                                    <w:b/>
+                                    <w:bCs/>
+                                    <w:color w:val="000000" w:themeColor="text1"/>
+                                    <w:sz w:val="32"/>
+                                    <w:szCs w:val="32"/>
+                                  </w:rPr>
+                                </w:r>
                               </w:p>
                               <w:p>
                                 <w:pPr>
@@ -940,6 +1042,16 @@
                                     <w:szCs w:val="24"/>
                                   </w:rPr>
                                 </w:pPr>
+                                <w:r>
+                                  <w:rPr>
+                                    <w:rFonts w:ascii="Arial" w:hAnsi="Arial" w:cs="Arial"/>
+                                    <w:b/>
+                                    <w:bCs/>
+                                    <w:color w:val="1f4e79" w:themeColor="accent1" w:themeShade="80"/>
+                                    <w:sz w:val="24"/>
+                                    <w:szCs w:val="24"/>
+                                  </w:rPr>
+                                </w:r>
                                 <w:r>
                                   <w:rPr>
                                     <w:rFonts w:ascii="Arial" w:hAnsi="Arial" w:cs="Arial"/>
@@ -994,6 +1106,16 @@
                                     <w:szCs w:val="24"/>
                                   </w:rPr>
                                 </w:r>
+                                <w:r>
+                                  <w:rPr>
+                                    <w:rFonts w:ascii="Arial" w:hAnsi="Arial" w:cs="Arial"/>
+                                    <w:b/>
+                                    <w:bCs/>
+                                    <w:color w:val="1f4e79" w:themeColor="accent1" w:themeShade="80"/>
+                                    <w:sz w:val="24"/>
+                                    <w:szCs w:val="24"/>
+                                  </w:rPr>
+                                </w:r>
                               </w:p>
                               <w:p>
                                 <w:pPr>
@@ -1007,6 +1129,16 @@
                                     <w:szCs w:val="24"/>
                                   </w:rPr>
                                 </w:pPr>
+                                <w:r>
+                                  <w:rPr>
+                                    <w:rFonts w:ascii="Arial" w:hAnsi="Arial" w:cs="Arial"/>
+                                    <w:b/>
+                                    <w:bCs/>
+                                    <w:color w:val="1f4e79" w:themeColor="accent1" w:themeShade="80"/>
+                                    <w:sz w:val="24"/>
+                                    <w:szCs w:val="24"/>
+                                  </w:rPr>
+                                </w:r>
                                 <w:r>
                                   <w:rPr>
                                     <w:rFonts w:ascii="Arial" w:hAnsi="Arial" w:cs="Arial"/>
@@ -1114,6 +1246,16 @@
                               <w:szCs w:val="32"/>
                             </w:rPr>
                           </w:r>
+                          <w:r>
+                            <w:rPr>
+                              <w:rFonts w:ascii="Arial" w:hAnsi="Arial" w:cs="Arial"/>
+                              <w:b/>
+                              <w:bCs/>
+                              <w:color w:val="000000" w:themeColor="text1"/>
+                              <w:sz w:val="32"/>
+                              <w:szCs w:val="32"/>
+                            </w:rPr>
+                          </w:r>
                         </w:p>
                         <w:p>
                           <w:pPr>
@@ -1182,6 +1324,16 @@
                               <w:szCs w:val="32"/>
                             </w:rPr>
                             <w:t xml:space="preserve"> </w:t>
+                          </w:r>
+                          <w:r>
+                            <w:rPr>
+                              <w:rFonts w:ascii="Arial" w:hAnsi="Arial" w:cs="Arial"/>
+                              <w:b/>
+                              <w:bCs/>
+                              <w:color w:val="000000" w:themeColor="text1"/>
+                              <w:sz w:val="32"/>
+                              <w:szCs w:val="32"/>
+                            </w:rPr>
                           </w:r>
                           <w:r>
                             <w:rPr>
@@ -1293,6 +1445,16 @@
                               <w:szCs w:val="32"/>
                             </w:rPr>
                           </w:r>
+                          <w:r>
+                            <w:rPr>
+                              <w:rFonts w:ascii="Arial" w:hAnsi="Arial" w:cs="Arial"/>
+                              <w:b/>
+                              <w:bCs/>
+                              <w:color w:val="000000" w:themeColor="text1"/>
+                              <w:sz w:val="32"/>
+                              <w:szCs w:val="32"/>
+                            </w:rPr>
+                          </w:r>
                         </w:p>
                         <w:p>
                           <w:pPr>
@@ -1306,6 +1468,16 @@
                               <w:szCs w:val="32"/>
                             </w:rPr>
                           </w:pPr>
+                          <w:r>
+                            <w:rPr>
+                              <w:rFonts w:ascii="Arial" w:hAnsi="Arial" w:cs="Arial"/>
+                              <w:b/>
+                              <w:bCs/>
+                              <w:color w:val="1f4e79" w:themeColor="accent1" w:themeShade="80"/>
+                              <w:sz w:val="32"/>
+                              <w:szCs w:val="32"/>
+                            </w:rPr>
+                          </w:r>
                           <w:r>
                             <w:rPr>
                               <w:rFonts w:ascii="Arial" w:hAnsi="Arial" w:cs="Arial"/>
@@ -1359,6 +1531,16 @@
                               <w:szCs w:val="32"/>
                             </w:rPr>
                           </w:r>
+                          <w:r>
+                            <w:rPr>
+                              <w:rFonts w:ascii="Arial" w:hAnsi="Arial" w:cs="Arial"/>
+                              <w:b/>
+                              <w:bCs/>
+                              <w:color w:val="1f4e79" w:themeColor="accent1" w:themeShade="80"/>
+                              <w:sz w:val="32"/>
+                              <w:szCs w:val="32"/>
+                            </w:rPr>
+                          </w:r>
                         </w:p>
                         <w:p>
                           <w:pPr>
@@ -1372,6 +1554,16 @@
                               <w:szCs w:val="32"/>
                             </w:rPr>
                           </w:pPr>
+                          <w:r>
+                            <w:rPr>
+                              <w:rFonts w:ascii="Arial" w:hAnsi="Arial" w:cs="Arial"/>
+                              <w:b/>
+                              <w:bCs/>
+                              <w:color w:val="1f4e79" w:themeColor="accent1" w:themeShade="80"/>
+                              <w:sz w:val="32"/>
+                              <w:szCs w:val="32"/>
+                            </w:rPr>
+                          </w:r>
                           <w:r>
                             <w:rPr>
                               <w:rFonts w:ascii="Arial" w:hAnsi="Arial" w:cs="Arial"/>
@@ -1425,6 +1617,16 @@
                               <w:szCs w:val="32"/>
                             </w:rPr>
                           </w:r>
+                          <w:r>
+                            <w:rPr>
+                              <w:rFonts w:ascii="Arial" w:hAnsi="Arial" w:cs="Arial"/>
+                              <w:b/>
+                              <w:bCs/>
+                              <w:color w:val="1f4e79" w:themeColor="accent1" w:themeShade="80"/>
+                              <w:sz w:val="32"/>
+                              <w:szCs w:val="32"/>
+                            </w:rPr>
+                          </w:r>
                         </w:p>
                         <w:p>
                           <w:pPr>
@@ -1438,6 +1640,16 @@
                               <w:szCs w:val="32"/>
                             </w:rPr>
                           </w:pPr>
+                          <w:r>
+                            <w:rPr>
+                              <w:rFonts w:ascii="Arial" w:hAnsi="Arial" w:cs="Arial"/>
+                              <w:b/>
+                              <w:bCs/>
+                              <w:color w:val="1f4e79" w:themeColor="accent1" w:themeShade="80"/>
+                              <w:sz w:val="32"/>
+                              <w:szCs w:val="32"/>
+                            </w:rPr>
+                          </w:r>
                           <w:r>
                             <w:rPr>
                               <w:rFonts w:ascii="Arial" w:hAnsi="Arial" w:cs="Arial"/>
@@ -1514,6 +1726,16 @@
                               <w:szCs w:val="32"/>
                             </w:rPr>
                           </w:r>
+                          <w:r>
+                            <w:rPr>
+                              <w:rFonts w:ascii="Arial" w:hAnsi="Arial" w:cs="Arial"/>
+                              <w:b/>
+                              <w:bCs/>
+                              <w:color w:val="000000" w:themeColor="text1"/>
+                              <w:sz w:val="32"/>
+                              <w:szCs w:val="32"/>
+                            </w:rPr>
+                          </w:r>
                         </w:p>
                         <w:p>
                           <w:pPr>
@@ -1527,6 +1749,16 @@
                               <w:szCs w:val="24"/>
                             </w:rPr>
                           </w:pPr>
+                          <w:r>
+                            <w:rPr>
+                              <w:rFonts w:ascii="Arial" w:hAnsi="Arial" w:cs="Arial"/>
+                              <w:b/>
+                              <w:bCs/>
+                              <w:color w:val="1f4e79" w:themeColor="accent1" w:themeShade="80"/>
+                              <w:sz w:val="24"/>
+                              <w:szCs w:val="24"/>
+                            </w:rPr>
+                          </w:r>
                           <w:r>
                             <w:rPr>
                               <w:rFonts w:ascii="Arial" w:hAnsi="Arial" w:cs="Arial"/>
@@ -1581,6 +1813,16 @@
                               <w:szCs w:val="24"/>
                             </w:rPr>
                           </w:r>
+                          <w:r>
+                            <w:rPr>
+                              <w:rFonts w:ascii="Arial" w:hAnsi="Arial" w:cs="Arial"/>
+                              <w:b/>
+                              <w:bCs/>
+                              <w:color w:val="1f4e79" w:themeColor="accent1" w:themeShade="80"/>
+                              <w:sz w:val="24"/>
+                              <w:szCs w:val="24"/>
+                            </w:rPr>
+                          </w:r>
                         </w:p>
                         <w:p>
                           <w:pPr>
@@ -1594,6 +1836,16 @@
                               <w:szCs w:val="24"/>
                             </w:rPr>
                           </w:pPr>
+                          <w:r>
+                            <w:rPr>
+                              <w:rFonts w:ascii="Arial" w:hAnsi="Arial" w:cs="Arial"/>
+                              <w:b/>
+                              <w:bCs/>
+                              <w:color w:val="1f4e79" w:themeColor="accent1" w:themeShade="80"/>
+                              <w:sz w:val="24"/>
+                              <w:szCs w:val="24"/>
+                            </w:rPr>
+                          </w:r>
                           <w:r>
                             <w:rPr>
                               <w:rFonts w:ascii="Arial" w:hAnsi="Arial" w:cs="Arial"/>
@@ -1788,6 +2040,30 @@
                                     </w14:textFill>
                                   </w:rPr>
                                 </w:r>
+                                <w:r>
+                                  <w:rPr>
+                                    <w:rFonts w:ascii="Arial" w:hAnsi="Arial" w:cs="Arial"/>
+                                    <w:b/>
+                                    <w:color w:val="70ad47"/>
+                                    <w:spacing w:val="10"/>
+                                    <w:sz w:val="72"/>
+                                    <w:szCs w:val="72"/>
+                                    <w14:textOutline w14:w="9525" w14:cap="flat" w14:cmpd="sng" w14:algn="ctr">
+                                      <w14:solidFill>
+                                        <w14:schemeClr w14:val="accent1"/>
+                                      </w14:solidFill>
+                                      <w14:prstDash w14:val="solid"/>
+                                      <w14:round/>
+                                    </w14:textOutline>
+                                    <w14:textFill>
+                                      <w14:solidFill>
+                                        <w14:srgbClr w14:val="70AD47">
+                                          <w14:tint w14:val="1000"/>
+                                        </w14:srgbClr>
+                                      </w14:solidFill>
+                                    </w14:textFill>
+                                  </w:rPr>
+                                </w:r>
                               </w:p>
                             </w:txbxContent>
                           </wps:txbx>
@@ -1909,6 +2185,30 @@
                               </w14:textFill>
                             </w:rPr>
                           </w:r>
+                          <w:r>
+                            <w:rPr>
+                              <w:rFonts w:ascii="Arial" w:hAnsi="Arial" w:cs="Arial"/>
+                              <w:b/>
+                              <w:color w:val="70ad47"/>
+                              <w:spacing w:val="10"/>
+                              <w:sz w:val="72"/>
+                              <w:szCs w:val="72"/>
+                              <w14:textOutline w14:w="9525" w14:cap="flat" w14:cmpd="sng" w14:algn="ctr">
+                                <w14:solidFill>
+                                  <w14:schemeClr w14:val="accent1"/>
+                                </w14:solidFill>
+                                <w14:prstDash w14:val="solid"/>
+                                <w14:round/>
+                              </w14:textOutline>
+                              <w14:textFill>
+                                <w14:solidFill>
+                                  <w14:srgbClr w14:val="70AD47">
+                                    <w14:tint w14:val="1000"/>
+                                  </w14:srgbClr>
+                                </w14:solidFill>
+                              </w14:textFill>
+                            </w:rPr>
+                          </w:r>
                         </w:p>
                       </w:txbxContent>
                     </v:textbox>
@@ -1916,6 +2216,17 @@
                 </w:pict>
               </mc:Fallback>
             </mc:AlternateContent>
+          </w:r>
+          <w:r>
+            <w:rPr>
+              <w:rFonts w:asciiTheme="majorHAnsi" w:hAnsiTheme="majorHAnsi" w:eastAsiaTheme="majorEastAsia" w:cstheme="majorBidi"/>
+              <w:caps/>
+              <w:color w:val="ffffff" w:themeColor="background1"/>
+              <w:spacing w:val="-10"/>
+              <w:sz w:val="80"/>
+              <w:szCs w:val="80"/>
+              <w:lang w:eastAsia="es-MX"/>
+            </w:rPr>
           </w:r>
           <w:r>
             <w:rPr>
@@ -2099,6 +2410,30 @@
                                     </w14:textFill>
                                   </w:rPr>
                                 </w:r>
+                                <w:r>
+                                  <w:rPr>
+                                    <w:rFonts w:ascii="Arial" w:hAnsi="Arial" w:cs="Arial"/>
+                                    <w:b/>
+                                    <w:color w:val="70ad47"/>
+                                    <w:spacing w:val="10"/>
+                                    <w:sz w:val="72"/>
+                                    <w:szCs w:val="72"/>
+                                    <w14:textOutline w14:w="9525" w14:cap="flat" w14:cmpd="sng" w14:algn="ctr">
+                                      <w14:solidFill>
+                                        <w14:schemeClr w14:val="accent1"/>
+                                      </w14:solidFill>
+                                      <w14:prstDash w14:val="solid"/>
+                                      <w14:round/>
+                                    </w14:textOutline>
+                                    <w14:textFill>
+                                      <w14:solidFill>
+                                        <w14:srgbClr w14:val="70AD47">
+                                          <w14:tint w14:val="1000"/>
+                                        </w14:srgbClr>
+                                      </w14:solidFill>
+                                    </w14:textFill>
+                                  </w:rPr>
+                                </w:r>
                               </w:p>
                             </w:txbxContent>
                           </wps:txbx>
@@ -2249,6 +2584,30 @@
                               </w14:textFill>
                             </w:rPr>
                           </w:r>
+                          <w:r>
+                            <w:rPr>
+                              <w:rFonts w:ascii="Arial" w:hAnsi="Arial" w:cs="Arial"/>
+                              <w:b/>
+                              <w:color w:val="70ad47"/>
+                              <w:spacing w:val="10"/>
+                              <w:sz w:val="72"/>
+                              <w:szCs w:val="72"/>
+                              <w14:textOutline w14:w="9525" w14:cap="flat" w14:cmpd="sng" w14:algn="ctr">
+                                <w14:solidFill>
+                                  <w14:schemeClr w14:val="accent1"/>
+                                </w14:solidFill>
+                                <w14:prstDash w14:val="solid"/>
+                                <w14:round/>
+                              </w14:textOutline>
+                              <w14:textFill>
+                                <w14:solidFill>
+                                  <w14:srgbClr w14:val="70AD47">
+                                    <w14:tint w14:val="1000"/>
+                                  </w14:srgbClr>
+                                </w14:solidFill>
+                              </w14:textFill>
+                            </w:rPr>
+                          </w:r>
                         </w:p>
                       </w:txbxContent>
                     </v:textbox>
@@ -2370,6 +2729,14 @@
                                 <w:szCs w:val="32"/>
                               </w:rPr>
                             </w:r>
+                            <w:r>
+                              <w:rPr>
+                                <w:rFonts w:ascii="Arial" w:hAnsi="Arial" w:cs="Arial"/>
+                                <w:color w:val="ffffff" w:themeColor="background1"/>
+                                <w:sz w:val="32"/>
+                                <w:szCs w:val="32"/>
+                              </w:rPr>
+                            </w:r>
                           </w:p>
                           <w:p>
                             <w:pPr>
@@ -2433,6 +2800,14 @@
                                 <w:szCs w:val="32"/>
                               </w:rPr>
                             </w:r>
+                            <w:r>
+                              <w:rPr>
+                                <w:rFonts w:ascii="Arial" w:hAnsi="Arial" w:cs="Arial"/>
+                                <w:color w:val="ffffff" w:themeColor="background1"/>
+                                <w:sz w:val="32"/>
+                                <w:szCs w:val="32"/>
+                              </w:rPr>
+                            </w:r>
                           </w:p>
                           <w:p>
                             <w:pPr>
@@ -2451,6 +2826,14 @@
                                 <w:szCs w:val="32"/>
                               </w:rPr>
                               <w:t xml:space="preserve">Maestro: Javier Santiago Cortes López</w:t>
+                            </w:r>
+                            <w:r>
+                              <w:rPr>
+                                <w:rFonts w:ascii="Arial" w:hAnsi="Arial" w:cs="Arial"/>
+                                <w:color w:val="ffffff" w:themeColor="background1"/>
+                                <w:sz w:val="32"/>
+                                <w:szCs w:val="32"/>
+                              </w:rPr>
                             </w:r>
                             <w:r>
                               <w:rPr>
@@ -2496,6 +2879,14 @@
                                 <w:szCs w:val="32"/>
                               </w:rPr>
                               <w:t xml:space="preserve">: 3ºA</w:t>
+                            </w:r>
+                            <w:r>
+                              <w:rPr>
+                                <w:rFonts w:ascii="Arial" w:hAnsi="Arial" w:cs="Arial"/>
+                                <w:color w:val="ffffff" w:themeColor="background1"/>
+                                <w:sz w:val="32"/>
+                                <w:szCs w:val="32"/>
+                              </w:rPr>
                             </w:r>
                             <w:r>
                               <w:rPr>
@@ -2577,6 +2968,14 @@
                                 <w:szCs w:val="32"/>
                               </w:rPr>
                             </w:r>
+                            <w:r>
+                              <w:rPr>
+                                <w:rFonts w:ascii="Arial" w:hAnsi="Arial" w:cs="Arial"/>
+                                <w:color w:val="ffffff" w:themeColor="background1"/>
+                                <w:sz w:val="32"/>
+                                <w:szCs w:val="32"/>
+                              </w:rPr>
+                            </w:r>
                           </w:p>
                           <w:p>
                             <w:pPr>
@@ -2593,6 +2992,12 @@
                                 <w:szCs w:val="32"/>
                               </w:rPr>
                               <w:t xml:space="preserve"> </w:t>
+                            </w:r>
+                            <w:r>
+                              <w:rPr>
+                                <w:sz w:val="28"/>
+                                <w:szCs w:val="28"/>
+                              </w:rPr>
                             </w:r>
                             <w:r>
                               <w:rPr>
@@ -2680,6 +3085,14 @@
                           <w:szCs w:val="32"/>
                         </w:rPr>
                       </w:r>
+                      <w:r>
+                        <w:rPr>
+                          <w:rFonts w:ascii="Arial" w:hAnsi="Arial" w:cs="Arial"/>
+                          <w:color w:val="ffffff" w:themeColor="background1"/>
+                          <w:sz w:val="32"/>
+                          <w:szCs w:val="32"/>
+                        </w:rPr>
+                      </w:r>
                     </w:p>
                     <w:p>
                       <w:pPr>
@@ -2743,6 +3156,14 @@
                           <w:szCs w:val="32"/>
                         </w:rPr>
                       </w:r>
+                      <w:r>
+                        <w:rPr>
+                          <w:rFonts w:ascii="Arial" w:hAnsi="Arial" w:cs="Arial"/>
+                          <w:color w:val="ffffff" w:themeColor="background1"/>
+                          <w:sz w:val="32"/>
+                          <w:szCs w:val="32"/>
+                        </w:rPr>
+                      </w:r>
                     </w:p>
                     <w:p>
                       <w:pPr>
@@ -2761,6 +3182,14 @@
                           <w:szCs w:val="32"/>
                         </w:rPr>
                         <w:t xml:space="preserve">Maestro: Javier Santiago Cortes López</w:t>
+                      </w:r>
+                      <w:r>
+                        <w:rPr>
+                          <w:rFonts w:ascii="Arial" w:hAnsi="Arial" w:cs="Arial"/>
+                          <w:color w:val="ffffff" w:themeColor="background1"/>
+                          <w:sz w:val="32"/>
+                          <w:szCs w:val="32"/>
+                        </w:rPr>
                       </w:r>
                       <w:r>
                         <w:rPr>
@@ -2806,6 +3235,14 @@
                           <w:szCs w:val="32"/>
                         </w:rPr>
                         <w:t xml:space="preserve">: 3ºA</w:t>
+                      </w:r>
+                      <w:r>
+                        <w:rPr>
+                          <w:rFonts w:ascii="Arial" w:hAnsi="Arial" w:cs="Arial"/>
+                          <w:color w:val="ffffff" w:themeColor="background1"/>
+                          <w:sz w:val="32"/>
+                          <w:szCs w:val="32"/>
+                        </w:rPr>
                       </w:r>
                       <w:r>
                         <w:rPr>
@@ -2887,6 +3324,14 @@
                           <w:szCs w:val="32"/>
                         </w:rPr>
                       </w:r>
+                      <w:r>
+                        <w:rPr>
+                          <w:rFonts w:ascii="Arial" w:hAnsi="Arial" w:cs="Arial"/>
+                          <w:color w:val="ffffff" w:themeColor="background1"/>
+                          <w:sz w:val="32"/>
+                          <w:szCs w:val="32"/>
+                        </w:rPr>
+                      </w:r>
                     </w:p>
                     <w:p>
                       <w:pPr>
@@ -2903,6 +3348,12 @@
                           <w:szCs w:val="32"/>
                         </w:rPr>
                         <w:t xml:space="preserve"> </w:t>
+                      </w:r>
+                      <w:r>
+                        <w:rPr>
+                          <w:sz w:val="28"/>
+                          <w:szCs w:val="28"/>
+                        </w:rPr>
                       </w:r>
                       <w:r>
                         <w:rPr>
@@ -3005,6 +3456,14 @@
                                 <w:szCs w:val="28"/>
                               </w:rPr>
                             </w:r>
+                            <w:r>
+                              <w:rPr>
+                                <w:rFonts w:ascii="Arial" w:hAnsi="Arial" w:cs="Arial"/>
+                                <w:color w:val="ffffff" w:themeColor="background1"/>
+                                <w:sz w:val="28"/>
+                                <w:szCs w:val="28"/>
+                              </w:rPr>
+                            </w:r>
                           </w:p>
                           <w:p>
                             <w:pPr>
@@ -3050,6 +3509,14 @@
                                 <w:szCs w:val="28"/>
                               </w:rPr>
                               <w:t xml:space="preserve">:</w:t>
+                            </w:r>
+                            <w:r>
+                              <w:rPr>
+                                <w:rFonts w:ascii="Arial" w:hAnsi="Arial" w:cs="Arial"/>
+                                <w:color w:val="ffffff" w:themeColor="background1"/>
+                                <w:sz w:val="28"/>
+                                <w:szCs w:val="28"/>
+                              </w:rPr>
                             </w:r>
                             <w:r>
                               <w:rPr>
@@ -3105,6 +3572,14 @@
                                 <w:szCs w:val="28"/>
                               </w:rPr>
                             </w:r>
+                            <w:r>
+                              <w:rPr>
+                                <w:rFonts w:ascii="Arial" w:hAnsi="Arial" w:cs="Arial"/>
+                                <w:color w:val="ffffff" w:themeColor="background1"/>
+                                <w:sz w:val="28"/>
+                                <w:szCs w:val="28"/>
+                              </w:rPr>
+                            </w:r>
                           </w:p>
                           <w:p>
                             <w:pPr>
@@ -3142,6 +3617,14 @@
                                 <w:szCs w:val="28"/>
                               </w:rPr>
                             </w:r>
+                            <w:r>
+                              <w:rPr>
+                                <w:rFonts w:ascii="Arial" w:hAnsi="Arial" w:cs="Arial"/>
+                                <w:color w:val="ffffff" w:themeColor="background1"/>
+                                <w:sz w:val="28"/>
+                                <w:szCs w:val="28"/>
+                              </w:rPr>
+                            </w:r>
                           </w:p>
                           <w:p>
                             <w:pPr>
@@ -3168,6 +3651,12 @@
                               </w:rPr>
                               <w:tab/>
                               <w:t xml:space="preserve">ID: 280862 </w:t>
+                            </w:r>
+                            <w:r>
+                              <w:rPr>
+                                <w:sz w:val="24"/>
+                                <w:szCs w:val="24"/>
+                              </w:rPr>
                             </w:r>
                             <w:r>
                               <w:rPr>
@@ -3219,6 +3708,14 @@
                           <w:szCs w:val="28"/>
                         </w:rPr>
                         <w:t xml:space="preserve">: 3</w:t>
+                      </w:r>
+                      <w:r>
+                        <w:rPr>
+                          <w:rFonts w:ascii="Arial" w:hAnsi="Arial" w:cs="Arial"/>
+                          <w:color w:val="ffffff" w:themeColor="background1"/>
+                          <w:sz w:val="28"/>
+                          <w:szCs w:val="28"/>
+                        </w:rPr>
                       </w:r>
                       <w:r>
                         <w:rPr>
@@ -3282,6 +3779,14 @@
                           <w:szCs w:val="28"/>
                         </w:rPr>
                       </w:r>
+                      <w:r>
+                        <w:rPr>
+                          <w:rFonts w:ascii="Arial" w:hAnsi="Arial" w:cs="Arial"/>
+                          <w:color w:val="ffffff" w:themeColor="background1"/>
+                          <w:sz w:val="28"/>
+                          <w:szCs w:val="28"/>
+                        </w:rPr>
+                      </w:r>
                     </w:p>
                     <w:p>
                       <w:pPr>
@@ -3328,6 +3833,14 @@
                           <w:szCs w:val="28"/>
                         </w:rPr>
                       </w:r>
+                      <w:r>
+                        <w:rPr>
+                          <w:rFonts w:ascii="Arial" w:hAnsi="Arial" w:cs="Arial"/>
+                          <w:color w:val="ffffff" w:themeColor="background1"/>
+                          <w:sz w:val="28"/>
+                          <w:szCs w:val="28"/>
+                        </w:rPr>
+                      </w:r>
                     </w:p>
                     <w:p>
                       <w:pPr>
@@ -3356,6 +3869,14 @@
                         </w:rPr>
                         <w:tab/>
                         <w:t xml:space="preserve">ID: 228387  </w:t>
+                      </w:r>
+                      <w:r>
+                        <w:rPr>
+                          <w:rFonts w:ascii="Arial" w:hAnsi="Arial" w:cs="Arial"/>
+                          <w:color w:val="ffffff" w:themeColor="background1"/>
+                          <w:sz w:val="28"/>
+                          <w:szCs w:val="28"/>
+                        </w:rPr>
                       </w:r>
                       <w:r>
                         <w:rPr>
@@ -3398,6 +3919,12 @@
                           <w:szCs w:val="24"/>
                         </w:rPr>
                       </w:r>
+                      <w:r>
+                        <w:rPr>
+                          <w:sz w:val="24"/>
+                          <w:szCs w:val="24"/>
+                        </w:rPr>
+                      </w:r>
                     </w:p>
                   </w:txbxContent>
                 </v:textbox>
@@ -3412,6 +3939,12 @@
           <w:szCs w:val="24"/>
         </w:rPr>
       </w:r>
+      <w:r>
+        <w:rPr>
+          <w:sz w:val="24"/>
+          <w:szCs w:val="24"/>
+        </w:rPr>
+      </w:r>
     </w:p>
     <w:p>
       <w:pPr>
@@ -3433,6 +3966,12 @@
           <w:szCs w:val="24"/>
         </w:rPr>
       </w:r>
+      <w:r>
+        <w:rPr>
+          <w:sz w:val="24"/>
+          <w:szCs w:val="24"/>
+        </w:rPr>
+      </w:r>
     </w:p>
     <w:p>
       <w:pPr>
@@ -3454,6 +3993,12 @@
           <w:szCs w:val="24"/>
         </w:rPr>
       </w:r>
+      <w:r>
+        <w:rPr>
+          <w:sz w:val="24"/>
+          <w:szCs w:val="24"/>
+        </w:rPr>
+      </w:r>
     </w:p>
     <w:p>
       <w:pPr>
@@ -3475,6 +4020,12 @@
           <w:szCs w:val="24"/>
         </w:rPr>
       </w:r>
+      <w:r>
+        <w:rPr>
+          <w:sz w:val="24"/>
+          <w:szCs w:val="24"/>
+        </w:rPr>
+      </w:r>
     </w:p>
     <w:p>
       <w:pPr>
@@ -3496,6 +4047,12 @@
           <w:szCs w:val="24"/>
         </w:rPr>
       </w:r>
+      <w:r>
+        <w:rPr>
+          <w:sz w:val="24"/>
+          <w:szCs w:val="24"/>
+        </w:rPr>
+      </w:r>
     </w:p>
     <w:p>
       <w:pPr>
@@ -3517,6 +4074,12 @@
           <w:szCs w:val="24"/>
         </w:rPr>
       </w:r>
+      <w:r>
+        <w:rPr>
+          <w:sz w:val="24"/>
+          <w:szCs w:val="24"/>
+        </w:rPr>
+      </w:r>
     </w:p>
     <w:p>
       <w:pPr>
@@ -3538,6 +4101,12 @@
           <w:szCs w:val="24"/>
         </w:rPr>
       </w:r>
+      <w:r>
+        <w:rPr>
+          <w:sz w:val="24"/>
+          <w:szCs w:val="24"/>
+        </w:rPr>
+      </w:r>
     </w:p>
     <w:p>
       <w:pPr>
@@ -3559,6 +4128,12 @@
           <w:szCs w:val="24"/>
         </w:rPr>
       </w:r>
+      <w:r>
+        <w:rPr>
+          <w:sz w:val="24"/>
+          <w:szCs w:val="24"/>
+        </w:rPr>
+      </w:r>
     </w:p>
     <w:p>
       <w:pPr>
@@ -3581,31 +4156,16 @@
           <w:szCs w:val="36"/>
         </w:rPr>
       </w:r>
+      <w:r>
+        <w:rPr>
+          <w:sz w:val="36"/>
+          <w:szCs w:val="36"/>
+        </w:rPr>
+      </w:r>
     </w:p>
     <w:p>
       <w:pPr>
-        <w:jc w:val="center"/>
-        <w:rPr>
-          <w:sz w:val="36"/>
-          <w:szCs w:val="36"/>
-        </w:rPr>
-      </w:pPr>
-      <w:r>
-        <w:rPr>
-          <w:sz w:val="36"/>
-          <w:szCs w:val="36"/>
-        </w:rPr>
-      </w:r>
-      <w:r>
-        <w:rPr>
-          <w:sz w:val="36"/>
-          <w:szCs w:val="36"/>
-        </w:rPr>
-      </w:r>
-    </w:p>
-    <w:p>
-      <w:pPr>
-        <w:pStyle w:val="860"/>
+        <w:pStyle w:val="880"/>
         <w:numPr>
           <w:ilvl w:val="0"/>
           <w:numId w:val="3"/>
@@ -3620,245 +4180,7 @@
           <w:sz w:val="36"/>
           <w:szCs w:val="36"/>
         </w:rPr>
-        <w:t xml:space="preserve">Abrir</w:t>
-      </w:r>
-      <w:r>
-        <w:rPr>
-          <w:sz w:val="36"/>
-          <w:szCs w:val="36"/>
-        </w:rPr>
-        <w:t xml:space="preserve"> la terminal del </w:t>
-      </w:r>
-      <w:r>
-        <w:rPr>
-          <w:sz w:val="36"/>
-          <w:szCs w:val="36"/>
-        </w:rPr>
-        <w:t xml:space="preserve">sistema</w:t>
-      </w:r>
-      <w:r>
-        <w:rPr>
-          <w:sz w:val="36"/>
-          <w:szCs w:val="36"/>
-        </w:rPr>
-        <w:t xml:space="preserve"> </w:t>
-      </w:r>
-      <w:r>
-        <w:rPr>
-          <w:sz w:val="36"/>
-          <w:szCs w:val="36"/>
-        </w:rPr>
-        <w:t xml:space="preserve">en</w:t>
-      </w:r>
-      <w:r>
-        <w:rPr>
-          <w:sz w:val="36"/>
-          <w:szCs w:val="36"/>
-        </w:rPr>
-        <w:t xml:space="preserve"> PANTALLA COMPLETA </w:t>
-      </w:r>
-      <w:r>
-        <w:rPr>
-          <w:sz w:val="36"/>
-          <w:szCs w:val="36"/>
-        </w:rPr>
-        <w:t xml:space="preserve">si</w:t>
-      </w:r>
-      <w:r>
-        <w:rPr>
-          <w:sz w:val="36"/>
-          <w:szCs w:val="36"/>
-        </w:rPr>
-        <w:t xml:space="preserve"> se </w:t>
-      </w:r>
-      <w:r>
-        <w:rPr>
-          <w:sz w:val="36"/>
-          <w:szCs w:val="36"/>
-        </w:rPr>
-        <w:t xml:space="preserve">está</w:t>
-      </w:r>
-      <w:r>
-        <w:rPr>
-          <w:sz w:val="36"/>
-          <w:szCs w:val="36"/>
-        </w:rPr>
-        <w:t xml:space="preserve"> </w:t>
-      </w:r>
-      <w:r>
-        <w:rPr>
-          <w:sz w:val="36"/>
-          <w:szCs w:val="36"/>
-        </w:rPr>
-        <w:t xml:space="preserve">en</w:t>
-      </w:r>
-      <w:r>
-        <w:rPr>
-          <w:sz w:val="36"/>
-          <w:szCs w:val="36"/>
-        </w:rPr>
-        <w:t xml:space="preserve"> </w:t>
-      </w:r>
-      <w:r>
-        <w:rPr>
-          <w:sz w:val="36"/>
-          <w:szCs w:val="36"/>
-        </w:rPr>
-        <w:t xml:space="preserve">L</w:t>
-      </w:r>
-      <w:r>
-        <w:rPr>
-          <w:sz w:val="36"/>
-          <w:szCs w:val="36"/>
-        </w:rPr>
-        <w:t xml:space="preserve">inux, </w:t>
-      </w:r>
-      <w:r>
-        <w:rPr>
-          <w:sz w:val="36"/>
-          <w:szCs w:val="36"/>
-        </w:rPr>
-        <w:t xml:space="preserve">si</w:t>
-      </w:r>
-      <w:r>
-        <w:rPr>
-          <w:sz w:val="36"/>
-          <w:szCs w:val="36"/>
-        </w:rPr>
-        <w:t xml:space="preserve"> se </w:t>
-      </w:r>
-      <w:r>
-        <w:rPr>
-          <w:sz w:val="36"/>
-          <w:szCs w:val="36"/>
-        </w:rPr>
-        <w:t xml:space="preserve">est</w:t>
-      </w:r>
-      <w:r>
-        <w:rPr>
-          <w:sz w:val="36"/>
-          <w:szCs w:val="36"/>
-        </w:rPr>
-        <w:t xml:space="preserve">á</w:t>
-      </w:r>
-      <w:r>
-        <w:rPr>
-          <w:sz w:val="36"/>
-          <w:szCs w:val="36"/>
-        </w:rPr>
-        <w:t xml:space="preserve"> </w:t>
-      </w:r>
-      <w:r>
-        <w:rPr>
-          <w:sz w:val="36"/>
-          <w:szCs w:val="36"/>
-        </w:rPr>
-        <w:t xml:space="preserve">en</w:t>
-      </w:r>
-      <w:r>
-        <w:rPr>
-          <w:sz w:val="36"/>
-          <w:szCs w:val="36"/>
-        </w:rPr>
-        <w:t xml:space="preserve"> </w:t>
-      </w:r>
-      <w:r>
-        <w:rPr>
-          <w:sz w:val="36"/>
-          <w:szCs w:val="36"/>
-        </w:rPr>
-        <w:t xml:space="preserve">W</w:t>
-      </w:r>
-      <w:r>
-        <w:rPr>
-          <w:sz w:val="36"/>
-          <w:szCs w:val="36"/>
-        </w:rPr>
-        <w:t xml:space="preserve">indows </w:t>
-      </w:r>
-      <w:r>
-        <w:rPr>
-          <w:sz w:val="36"/>
-          <w:szCs w:val="36"/>
-        </w:rPr>
-        <w:t xml:space="preserve">abrir</w:t>
-      </w:r>
-      <w:r>
-        <w:rPr>
-          <w:sz w:val="36"/>
-          <w:szCs w:val="36"/>
-        </w:rPr>
-        <w:t xml:space="preserve"> </w:t>
-      </w:r>
-      <w:r>
-        <w:rPr>
-          <w:sz w:val="36"/>
-          <w:szCs w:val="36"/>
-        </w:rPr>
-        <w:t xml:space="preserve">el</w:t>
-      </w:r>
-      <w:r>
-        <w:rPr>
-          <w:sz w:val="36"/>
-          <w:szCs w:val="36"/>
-        </w:rPr>
-        <w:t xml:space="preserve"> </w:t>
-      </w:r>
-      <w:r>
-        <w:rPr>
-          <w:sz w:val="36"/>
-          <w:szCs w:val="36"/>
-        </w:rPr>
-        <w:t xml:space="preserve">archivo</w:t>
-      </w:r>
-      <w:r>
-        <w:rPr>
-          <w:sz w:val="36"/>
-          <w:szCs w:val="36"/>
-        </w:rPr>
-        <w:t xml:space="preserve"> “alacritty.exe” </w:t>
-      </w:r>
-      <w:r>
-        <w:rPr>
-          <w:sz w:val="36"/>
-          <w:szCs w:val="36"/>
-        </w:rPr>
-        <w:t xml:space="preserve">dentro</w:t>
-      </w:r>
-      <w:r>
-        <w:rPr>
-          <w:sz w:val="36"/>
-          <w:szCs w:val="36"/>
-        </w:rPr>
-        <w:t xml:space="preserve"> del </w:t>
-      </w:r>
-      <w:r>
-        <w:rPr>
-          <w:sz w:val="36"/>
-          <w:szCs w:val="36"/>
-        </w:rPr>
-        <w:t xml:space="preserve">directorio</w:t>
-      </w:r>
-      <w:r>
-        <w:rPr>
-          <w:sz w:val="36"/>
-          <w:szCs w:val="36"/>
-        </w:rPr>
-        <w:t xml:space="preserve"> de “</w:t>
-      </w:r>
-      <w:r>
-        <w:rPr>
-          <w:sz w:val="36"/>
-          <w:szCs w:val="36"/>
-        </w:rPr>
-        <w:t xml:space="preserve">Proyecto_Sistemas</w:t>
-      </w:r>
-      <w:r>
-        <w:rPr>
-          <w:sz w:val="36"/>
-          <w:szCs w:val="36"/>
-        </w:rPr>
-        <w:t xml:space="preserve">”</w:t>
+        <w:t xml:space="preserve">Abrir la terminal del sistema y ubicarse en el directorio “/Documentos/Proyecto_Sistemas”</w:t>
       </w:r>
       <w:r>
         <w:rPr>
@@ -3869,220 +4191,20 @@
     </w:p>
     <w:p>
       <w:pPr>
-        <w:ind w:left="360"/>
-        <w:rPr>
-          <w:sz w:val="36"/>
-          <w:szCs w:val="36"/>
-        </w:rPr>
-      </w:pPr>
-      <w:r>
-        <w:rPr>
-          <w:sz w:val="36"/>
-          <w:szCs w:val="36"/>
-        </w:rPr>
-      </w:r>
-      <w:r>
-        <w:rPr>
-          <w:sz w:val="36"/>
-          <w:szCs w:val="36"/>
-        </w:rPr>
-      </w:r>
-    </w:p>
-    <w:p>
-      <w:pPr>
-        <w:pStyle w:val="860"/>
-        <w:numPr>
-          <w:ilvl w:val="0"/>
-          <w:numId w:val="3"/>
-        </w:numPr>
-        <w:rPr>
-          <w:sz w:val="36"/>
-          <w:szCs w:val="36"/>
-        </w:rPr>
-      </w:pPr>
-      <w:r>
-        <w:rPr>
-          <w:sz w:val="36"/>
-          <w:szCs w:val="36"/>
-        </w:rPr>
-        <w:t xml:space="preserve">Si se </w:t>
-      </w:r>
-      <w:r>
-        <w:rPr>
-          <w:sz w:val="36"/>
-          <w:szCs w:val="36"/>
-        </w:rPr>
-        <w:t xml:space="preserve">est</w:t>
-      </w:r>
-      <w:r>
-        <w:rPr>
-          <w:sz w:val="36"/>
-          <w:szCs w:val="36"/>
-        </w:rPr>
-        <w:t xml:space="preserve">á</w:t>
-      </w:r>
-      <w:r>
-        <w:rPr>
-          <w:sz w:val="36"/>
-          <w:szCs w:val="36"/>
-        </w:rPr>
-        <w:t xml:space="preserve"> </w:t>
-      </w:r>
-      <w:r>
-        <w:rPr>
-          <w:sz w:val="36"/>
-          <w:szCs w:val="36"/>
-        </w:rPr>
-        <w:t xml:space="preserve">en</w:t>
-      </w:r>
-      <w:r>
-        <w:rPr>
-          <w:sz w:val="36"/>
-          <w:szCs w:val="36"/>
-        </w:rPr>
-        <w:t xml:space="preserve"> </w:t>
-      </w:r>
-      <w:r>
-        <w:rPr>
-          <w:sz w:val="36"/>
-          <w:szCs w:val="36"/>
-        </w:rPr>
-        <w:t xml:space="preserve">L</w:t>
-      </w:r>
-      <w:r>
-        <w:rPr>
-          <w:sz w:val="36"/>
-          <w:szCs w:val="36"/>
-        </w:rPr>
-        <w:t xml:space="preserve">inux</w:t>
-      </w:r>
-      <w:r>
-        <w:rPr>
-          <w:sz w:val="36"/>
-          <w:szCs w:val="36"/>
-        </w:rPr>
-        <w:t xml:space="preserve">,</w:t>
-      </w:r>
-      <w:r>
-        <w:rPr>
-          <w:sz w:val="36"/>
-          <w:szCs w:val="36"/>
-        </w:rPr>
-        <w:t xml:space="preserve"> </w:t>
-      </w:r>
-      <w:r>
-        <w:rPr>
-          <w:sz w:val="36"/>
-          <w:szCs w:val="36"/>
-        </w:rPr>
-        <w:t xml:space="preserve">ubicarse</w:t>
-      </w:r>
-      <w:r>
-        <w:rPr>
-          <w:sz w:val="36"/>
-          <w:szCs w:val="36"/>
-        </w:rPr>
-        <w:t xml:space="preserve"> </w:t>
-      </w:r>
-      <w:r>
-        <w:rPr>
-          <w:sz w:val="36"/>
-          <w:szCs w:val="36"/>
-        </w:rPr>
-        <w:t xml:space="preserve">en</w:t>
-      </w:r>
-      <w:r>
-        <w:rPr>
-          <w:sz w:val="36"/>
-          <w:szCs w:val="36"/>
-        </w:rPr>
-        <w:t xml:space="preserve"> </w:t>
-      </w:r>
-      <w:r>
-        <w:rPr>
-          <w:sz w:val="36"/>
-          <w:szCs w:val="36"/>
-        </w:rPr>
-        <w:t xml:space="preserve">el</w:t>
-      </w:r>
-      <w:r>
-        <w:rPr>
-          <w:sz w:val="36"/>
-          <w:szCs w:val="36"/>
-        </w:rPr>
-        <w:t xml:space="preserve"> </w:t>
-      </w:r>
-      <w:r>
-        <w:rPr>
-          <w:sz w:val="36"/>
-          <w:szCs w:val="36"/>
-        </w:rPr>
-        <w:t xml:space="preserve">directorio</w:t>
-      </w:r>
-      <w:r>
-        <w:rPr>
-          <w:sz w:val="36"/>
-          <w:szCs w:val="36"/>
-        </w:rPr>
-        <w:t xml:space="preserve"> “/home/</w:t>
-      </w:r>
-      <w:r>
-        <w:rPr>
-          <w:sz w:val="36"/>
-          <w:szCs w:val="36"/>
-        </w:rPr>
-        <w:t xml:space="preserve">documentos</w:t>
-      </w:r>
-      <w:r>
-        <w:rPr>
-          <w:sz w:val="36"/>
-          <w:szCs w:val="36"/>
-        </w:rPr>
-        <w:t xml:space="preserve">/</w:t>
-      </w:r>
-      <w:r>
-        <w:rPr>
-          <w:sz w:val="36"/>
-          <w:szCs w:val="36"/>
-        </w:rPr>
-        <w:t xml:space="preserve">Proyecto_Sistemas</w:t>
-      </w:r>
-      <w:r>
-        <w:rPr>
-          <w:sz w:val="36"/>
-          <w:szCs w:val="36"/>
-        </w:rPr>
-        <w:t xml:space="preserve">/ </w:t>
-      </w:r>
-      <w:r>
-        <w:rPr>
-          <w:sz w:val="36"/>
-          <w:szCs w:val="36"/>
-        </w:rPr>
-        <w:t xml:space="preserve">usando</w:t>
-      </w:r>
-      <w:r>
-        <w:rPr>
-          <w:sz w:val="36"/>
-          <w:szCs w:val="36"/>
-        </w:rPr>
-        <w:t xml:space="preserve"> cd y ls</w:t>
-      </w:r>
-      <w:r>
-        <w:rPr>
-          <w:sz w:val="36"/>
-          <w:szCs w:val="36"/>
-        </w:rPr>
-      </w:r>
-    </w:p>
-    <w:p>
-      <w:pPr>
-        <w:ind w:left="360"/>
-        <w:rPr>
-          <w:sz w:val="36"/>
-          <w:szCs w:val="36"/>
-        </w:rPr>
-      </w:pPr>
+        <w:jc w:val="center"/>
+        <w:rPr>
+          <w:sz w:val="36"/>
+          <w:szCs w:val="36"/>
+        </w:rPr>
+      </w:pPr>
+      <w:r>
+        <w:rPr>
+          <w:sz w:val="36"/>
+          <w:szCs w:val="36"/>
+          <w:highlight w:val="none"/>
+        </w:rPr>
+      </w:r>
+      <w:r/>
       <w:r>
         <mc:AlternateContent>
           <mc:Choice Requires="wpg">
@@ -4098,7 +4220,7 @@
                   <a:graphicData uri="http://schemas.openxmlformats.org/drawingml/2006/picture">
                     <pic:pic xmlns:pic="http://schemas.openxmlformats.org/drawingml/2006/picture">
                       <pic:nvPicPr>
-                        <pic:cNvPr id="286466666" name=""/>
+                        <pic:cNvPr id="442432593" name=""/>
                         <pic:cNvPicPr>
                           <a:picLocks noChangeAspect="1"/>
                         </pic:cNvPicPr>
@@ -4110,9 +4232,9 @@
                         <a:stretch/>
                       </pic:blipFill>
                       <pic:spPr bwMode="auto">
-                        <a:xfrm>
+                        <a:xfrm rot="0" flipH="0" flipV="0">
                           <a:off x="0" y="0"/>
-                          <a:ext cx="7933887" cy="1237107"/>
+                          <a:ext cx="7933887" cy="1237108"/>
                         </a:xfrm>
                         <a:prstGeom prst="rect">
                           <a:avLst/>
@@ -4142,7 +4264,7 @@
                   <v:f eqn="sum @10 21600 0"/>
                 </v:formulas>
               </v:shapetype>
-              <v:shape id="_x0000_i9" o:spid="_x0000_s9" type="#_x0000_t75" style="width:624.72pt;height:97.41pt;mso-wrap-distance-left:0.00pt;mso-wrap-distance-top:0.00pt;mso-wrap-distance-right:0.00pt;mso-wrap-distance-bottom:0.00pt;" stroked="false">
+              <v:shape id="_x0000_i9" o:spid="_x0000_s9" type="#_x0000_t75" style="width:624.72pt;height:97.41pt;mso-wrap-distance-left:0.00pt;mso-wrap-distance-top:0.00pt;mso-wrap-distance-right:0.00pt;mso-wrap-distance-bottom:0.00pt;rotation:0;" stroked="false">
                 <v:path textboxrect="0,0,0,0"/>
                 <v:imagedata r:id="rId11" o:title=""/>
               </v:shape>
@@ -4150,16 +4272,26 @@
           </mc:Fallback>
         </mc:AlternateContent>
       </w:r>
-      <w:r>
-        <w:rPr>
-          <w:sz w:val="36"/>
-          <w:szCs w:val="36"/>
+      <w:r/>
+      <w:r/>
+      <w:r>
+        <w:rPr>
+          <w:sz w:val="36"/>
+          <w:szCs w:val="36"/>
+          <w:highlight w:val="none"/>
+        </w:rPr>
+      </w:r>
+      <w:r>
+        <w:rPr>
+          <w:sz w:val="36"/>
+          <w:szCs w:val="36"/>
+          <w:highlight w:val="none"/>
         </w:rPr>
       </w:r>
     </w:p>
     <w:p>
       <w:pPr>
-        <w:pStyle w:val="860"/>
+        <w:pStyle w:val="880"/>
         <w:numPr>
           <w:ilvl w:val="0"/>
           <w:numId w:val="3"/>
@@ -4173,43 +4305,84 @@
         <w:rPr>
           <w:sz w:val="36"/>
           <w:szCs w:val="36"/>
-        </w:rPr>
-        <w:t xml:space="preserve">Ejecutar</w:t>
-      </w:r>
-      <w:r>
-        <w:rPr>
-          <w:sz w:val="36"/>
-          <w:szCs w:val="36"/>
-        </w:rPr>
-        <w:t xml:space="preserve"> </w:t>
-      </w:r>
-      <w:r>
-        <w:rPr>
-          <w:sz w:val="36"/>
-          <w:szCs w:val="36"/>
-        </w:rPr>
-        <w:t xml:space="preserve">el</w:t>
-      </w:r>
-      <w:r>
-        <w:rPr>
-          <w:sz w:val="36"/>
-          <w:szCs w:val="36"/>
-        </w:rPr>
-        <w:t xml:space="preserve"> </w:t>
-      </w:r>
-      <w:r>
-        <w:rPr>
-          <w:sz w:val="36"/>
-          <w:szCs w:val="36"/>
-        </w:rPr>
-        <w:t xml:space="preserve">comando</w:t>
-      </w:r>
-      <w:r>
-        <w:rPr>
-          <w:sz w:val="36"/>
-          <w:szCs w:val="36"/>
-        </w:rPr>
-        <w:t xml:space="preserve"> </w:t>
+          <w:highlight w:val="none"/>
+        </w:rPr>
+      </w:r>
+      <w:r>
+        <w:rPr>
+          <w:sz w:val="36"/>
+          <w:szCs w:val="36"/>
+        </w:rPr>
+        <w:t xml:space="preserve">Ajustar el tamaño de la terminal </w:t>
+      </w:r>
+      <w:r>
+        <w:rPr>
+          <w:sz w:val="36"/>
+          <w:szCs w:val="36"/>
+        </w:rPr>
+        <w:t xml:space="preserve">en</w:t>
+      </w:r>
+      <w:r>
+        <w:rPr>
+          <w:sz w:val="36"/>
+          <w:szCs w:val="36"/>
+        </w:rPr>
+        <w:t xml:space="preserve"> PANTALLA COMPLETA</w:t>
+      </w:r>
+      <w:r/>
+      <w:r>
+        <w:rPr>
+          <w:sz w:val="36"/>
+          <w:szCs w:val="36"/>
+          <w:highlight w:val="none"/>
+        </w:rPr>
+      </w:r>
+      <w:r>
+        <w:rPr>
+          <w:sz w:val="36"/>
+          <w:szCs w:val="36"/>
+          <w:highlight w:val="none"/>
+        </w:rPr>
+      </w:r>
+      <w:r/>
+      <w:r>
+        <w:rPr>
+          <w:sz w:val="36"/>
+          <w:szCs w:val="36"/>
+        </w:rPr>
+      </w:r>
+      <w:r>
+        <w:rPr>
+          <w:sz w:val="36"/>
+          <w:szCs w:val="36"/>
+        </w:rPr>
+      </w:r>
+      <w:r>
+        <w:rPr>
+          <w:sz w:val="36"/>
+          <w:szCs w:val="36"/>
+        </w:rPr>
+      </w:r>
+    </w:p>
+    <w:p>
+      <w:pPr>
+        <w:pStyle w:val="880"/>
+        <w:numPr>
+          <w:ilvl w:val="0"/>
+          <w:numId w:val="3"/>
+        </w:numPr>
+        <w:rPr>
+          <w:sz w:val="36"/>
+          <w:szCs w:val="36"/>
+        </w:rPr>
+      </w:pPr>
+      <w:r>
+        <w:rPr>
+          <w:sz w:val="36"/>
+          <w:szCs w:val="36"/>
+          <w:highlight w:val="none"/>
+        </w:rPr>
+        <w:t xml:space="preserve">Ejecutar el comando “</w:t>
       </w:r>
       <w:r>
         <w:rPr>
@@ -4217,8 +4390,17 @@
           <w:bCs/>
           <w:sz w:val="36"/>
           <w:szCs w:val="36"/>
-        </w:rPr>
-        <w:t xml:space="preserve">.</w:t>
+          <w:highlight w:val="none"/>
+        </w:rPr>
+        <w:t xml:space="preserve">make</w:t>
+      </w:r>
+      <w:r>
+        <w:rPr>
+          <w:sz w:val="36"/>
+          <w:szCs w:val="36"/>
+          <w:highlight w:val="none"/>
+        </w:rPr>
+        <w:t xml:space="preserve">”, si make da errores, ejecutar el comando “</w:t>
       </w:r>
       <w:r>
         <w:rPr>
@@ -4226,29 +4408,65 @@
           <w:bCs/>
           <w:sz w:val="36"/>
           <w:szCs w:val="36"/>
-        </w:rPr>
-        <w:t xml:space="preserve">/BR_Linux</w:t>
-      </w:r>
-      <w:r>
-        <w:rPr>
-          <w:sz w:val="36"/>
-          <w:szCs w:val="36"/>
-        </w:rPr>
-        <w:t xml:space="preserve"> para </w:t>
-      </w:r>
-      <w:r>
-        <w:rPr>
-          <w:sz w:val="36"/>
-          <w:szCs w:val="36"/>
-        </w:rPr>
-        <w:t xml:space="preserve">linux</w:t>
-      </w:r>
-      <w:r>
-        <w:rPr>
-          <w:sz w:val="36"/>
-          <w:szCs w:val="36"/>
-        </w:rPr>
-        <w:t xml:space="preserve"> o </w:t>
+          <w:highlight w:val="none"/>
+        </w:rPr>
+        <w:t xml:space="preserve">c++ main.cpp</w:t>
+      </w:r>
+      <w:r>
+        <w:rPr>
+          <w:sz w:val="36"/>
+          <w:szCs w:val="36"/>
+          <w:highlight w:val="none"/>
+        </w:rPr>
+        <w:t xml:space="preserve">”</w:t>
+      </w:r>
+      <w:r>
+        <w:rPr>
+          <w:sz w:val="36"/>
+          <w:szCs w:val="36"/>
+          <w:highlight w:val="none"/>
+        </w:rPr>
+      </w:r>
+    </w:p>
+    <w:p>
+      <w:pPr>
+        <w:pStyle w:val="880"/>
+        <w:numPr>
+          <w:ilvl w:val="0"/>
+          <w:numId w:val="3"/>
+        </w:numPr>
+        <w:rPr>
+          <w:sz w:val="36"/>
+          <w:szCs w:val="36"/>
+        </w:rPr>
+      </w:pPr>
+      <w:r>
+        <w:rPr>
+          <w:sz w:val="36"/>
+          <w:szCs w:val="36"/>
+        </w:rPr>
+        <w:t xml:space="preserve">Si make no di</w:t>
+      </w:r>
+      <w:r>
+        <w:rPr>
+          <w:sz w:val="36"/>
+          <w:szCs w:val="36"/>
+        </w:rPr>
+        <w:t xml:space="preserve">ó</w:t>
+      </w:r>
+      <w:r>
+        <w:rPr>
+          <w:sz w:val="36"/>
+          <w:szCs w:val="36"/>
+        </w:rPr>
+        <w:t xml:space="preserve"> errores ejecutar</w:t>
+      </w:r>
+      <w:r>
+        <w:rPr>
+          <w:sz w:val="36"/>
+          <w:szCs w:val="36"/>
+        </w:rPr>
+        <w:t xml:space="preserve"> </w:t>
       </w:r>
       <w:r>
         <w:rPr>
@@ -4285,6 +4503,73 @@
           <w:sz w:val="36"/>
           <w:szCs w:val="36"/>
         </w:rPr>
+        <w:t xml:space="preserve">.</w:t>
+      </w:r>
+      <w:r>
+        <w:rPr>
+          <w:b/>
+          <w:bCs/>
+          <w:sz w:val="36"/>
+          <w:szCs w:val="36"/>
+        </w:rPr>
+        <w:t xml:space="preserve">/BR_Linux</w:t>
+      </w:r>
+      <w:r>
+        <w:rPr>
+          <w:sz w:val="36"/>
+          <w:szCs w:val="36"/>
+        </w:rPr>
+        <w:t xml:space="preserve"> para </w:t>
+      </w:r>
+      <w:r>
+        <w:rPr>
+          <w:sz w:val="36"/>
+          <w:szCs w:val="36"/>
+        </w:rPr>
+        <w:t xml:space="preserve">linux</w:t>
+      </w:r>
+      <w:r>
+        <w:rPr>
+          <w:sz w:val="36"/>
+          <w:szCs w:val="36"/>
+        </w:rPr>
+        <w:t xml:space="preserve"> o </w:t>
+      </w:r>
+      <w:r>
+        <w:rPr>
+          <w:sz w:val="36"/>
+          <w:szCs w:val="36"/>
+        </w:rPr>
+        <w:t xml:space="preserve">el</w:t>
+      </w:r>
+      <w:r>
+        <w:rPr>
+          <w:sz w:val="36"/>
+          <w:szCs w:val="36"/>
+        </w:rPr>
+        <w:t xml:space="preserve"> </w:t>
+      </w:r>
+      <w:r>
+        <w:rPr>
+          <w:sz w:val="36"/>
+          <w:szCs w:val="36"/>
+        </w:rPr>
+        <w:t xml:space="preserve">comando</w:t>
+      </w:r>
+      <w:r>
+        <w:rPr>
+          <w:sz w:val="36"/>
+          <w:szCs w:val="36"/>
+        </w:rPr>
+        <w:t xml:space="preserve"> </w:t>
+      </w:r>
+      <w:r>
+        <w:rPr>
+          <w:b/>
+          <w:bCs/>
+          <w:sz w:val="36"/>
+          <w:szCs w:val="36"/>
+        </w:rPr>
         <w:t xml:space="preserve">./BR_Windows.exe</w:t>
       </w:r>
       <w:r>
@@ -4292,7 +4577,53 @@
           <w:sz w:val="36"/>
           <w:szCs w:val="36"/>
         </w:rPr>
-        <w:t xml:space="preserve"> para windows</w:t>
+        <w:t xml:space="preserve"> para winsdows</w:t>
+      </w:r>
+      <w:r>
+        <w:rPr>
+          <w:sz w:val="36"/>
+          <w:szCs w:val="36"/>
+        </w:rPr>
+        <w:t xml:space="preserve">, si make di</w:t>
+      </w:r>
+      <w:r>
+        <w:rPr>
+          <w:sz w:val="36"/>
+          <w:szCs w:val="36"/>
+        </w:rPr>
+        <w:t xml:space="preserve">ó errores ejecutar “</w:t>
+      </w:r>
+      <w:r>
+        <w:rPr>
+          <w:b/>
+          <w:bCs/>
+          <w:sz w:val="36"/>
+          <w:szCs w:val="36"/>
+        </w:rPr>
+        <w:t xml:space="preserve">./a.out</w:t>
+      </w:r>
+      <w:r>
+        <w:rPr>
+          <w:sz w:val="36"/>
+          <w:szCs w:val="36"/>
+        </w:rPr>
+        <w:t xml:space="preserve">” para linux, o “</w:t>
+      </w:r>
+      <w:r>
+        <w:rPr>
+          <w:b/>
+          <w:bCs/>
+          <w:sz w:val="36"/>
+          <w:szCs w:val="36"/>
+        </w:rPr>
+        <w:t xml:space="preserve">./a.exe</w:t>
+      </w:r>
+      <w:r>
+        <w:rPr>
+          <w:sz w:val="36"/>
+          <w:szCs w:val="36"/>
+        </w:rPr>
+        <w:t xml:space="preserve">” para windows</w:t>
       </w:r>
       <w:r>
         <w:rPr>
@@ -4304,6 +4635,7 @@
     <w:p>
       <w:pPr>
         <w:ind w:left="360"/>
+        <w:jc w:val="center"/>
         <w:rPr>
           <w:sz w:val="36"/>
           <w:szCs w:val="36"/>
@@ -4382,10 +4714,16 @@
           <w:szCs w:val="36"/>
         </w:rPr>
       </w:r>
+      <w:r>
+        <w:rPr>
+          <w:sz w:val="36"/>
+          <w:szCs w:val="36"/>
+        </w:rPr>
+      </w:r>
     </w:p>
     <w:p>
       <w:pPr>
-        <w:pStyle w:val="860"/>
+        <w:pStyle w:val="880"/>
         <w:numPr>
           <w:ilvl w:val="0"/>
           <w:numId w:val="3"/>
@@ -4478,10 +4816,69 @@
           <w:szCs w:val="36"/>
         </w:rPr>
       </w:r>
+      <w:r>
+        <w:rPr>
+          <w:sz w:val="36"/>
+          <w:szCs w:val="36"/>
+        </w:rPr>
+      </w:r>
     </w:p>
     <w:p>
       <w:pPr>
-        <w:pStyle w:val="860"/>
+        <w:rPr>
+          <w:sz w:val="36"/>
+          <w:szCs w:val="36"/>
+          <w:highlight w:val="none"/>
+        </w:rPr>
+      </w:pPr>
+      <w:r>
+        <w:rPr>
+          <w:sz w:val="36"/>
+          <w:szCs w:val="36"/>
+          <w:highlight w:val="none"/>
+        </w:rPr>
+        <w:t xml:space="preserve">NOTA: Para alejar o acercar la terminal usar (ctrl -) o (ctrl +)</w:t>
+      </w:r>
+      <w:r>
+        <w:rPr>
+          <w:sz w:val="36"/>
+          <w:szCs w:val="36"/>
+          <w:highlight w:val="none"/>
+        </w:rPr>
+        <w:t xml:space="preserve">, si la pantalla queda en negro, usar las flechas izquierda y derecha para actualizar las pantallas</w:t>
+      </w:r>
+      <w:r>
+        <w:rPr>
+          <w:sz w:val="36"/>
+          <w:szCs w:val="36"/>
+          <w:highlight w:val="none"/>
+        </w:rPr>
+      </w:r>
+      <w:r>
+        <w:rPr>
+          <w:sz w:val="36"/>
+          <w:szCs w:val="36"/>
+          <w:highlight w:val="none"/>
+        </w:rPr>
+      </w:r>
+      <w:r>
+        <w:rPr>
+          <w:sz w:val="36"/>
+          <w:szCs w:val="36"/>
+          <w:highlight w:val="none"/>
+        </w:rPr>
+      </w:r>
+      <w:r>
+        <w:rPr>
+          <w:sz w:val="36"/>
+          <w:szCs w:val="36"/>
+          <w:highlight w:val="none"/>
+        </w:rPr>
+      </w:r>
+    </w:p>
+    <w:p>
+      <w:pPr>
+        <w:pStyle w:val="880"/>
         <w:numPr>
           <w:ilvl w:val="0"/>
           <w:numId w:val="3"/>
@@ -4504,10 +4901,16 @@
           <w:szCs w:val="36"/>
         </w:rPr>
       </w:r>
+      <w:r>
+        <w:rPr>
+          <w:sz w:val="36"/>
+          <w:szCs w:val="36"/>
+        </w:rPr>
+      </w:r>
     </w:p>
     <w:p>
       <w:pPr>
-        <w:pStyle w:val="860"/>
+        <w:pStyle w:val="880"/>
         <w:numPr>
           <w:ilvl w:val="0"/>
           <w:numId w:val="4"/>
@@ -4616,10 +5019,16 @@
           <w:szCs w:val="34"/>
         </w:rPr>
       </w:r>
+      <w:r>
+        <w:rPr>
+          <w:sz w:val="34"/>
+          <w:szCs w:val="34"/>
+        </w:rPr>
+      </w:r>
     </w:p>
     <w:p>
       <w:pPr>
-        <w:pStyle w:val="860"/>
+        <w:pStyle w:val="880"/>
         <w:numPr>
           <w:ilvl w:val="0"/>
           <w:numId w:val="4"/>
@@ -4742,10 +5151,16 @@
           <w:szCs w:val="34"/>
         </w:rPr>
       </w:r>
+      <w:r>
+        <w:rPr>
+          <w:sz w:val="34"/>
+          <w:szCs w:val="34"/>
+        </w:rPr>
+      </w:r>
     </w:p>
     <w:p>
       <w:pPr>
-        <w:pStyle w:val="860"/>
+        <w:pStyle w:val="880"/>
         <w:numPr>
           <w:ilvl w:val="0"/>
           <w:numId w:val="4"/>
@@ -4882,10 +5297,16 @@
           <w:szCs w:val="34"/>
         </w:rPr>
       </w:r>
+      <w:r>
+        <w:rPr>
+          <w:sz w:val="34"/>
+          <w:szCs w:val="34"/>
+        </w:rPr>
+      </w:r>
     </w:p>
     <w:p>
       <w:pPr>
-        <w:pStyle w:val="860"/>
+        <w:pStyle w:val="880"/>
         <w:numPr>
           <w:ilvl w:val="0"/>
           <w:numId w:val="4"/>
@@ -5001,10 +5422,16 @@
           <w:szCs w:val="34"/>
         </w:rPr>
       </w:r>
+      <w:r>
+        <w:rPr>
+          <w:sz w:val="34"/>
+          <w:szCs w:val="34"/>
+        </w:rPr>
+      </w:r>
     </w:p>
     <w:p>
       <w:pPr>
-        <w:pStyle w:val="860"/>
+        <w:pStyle w:val="880"/>
         <w:numPr>
           <w:ilvl w:val="0"/>
           <w:numId w:val="4"/>
@@ -5148,10 +5575,16 @@
           <w:szCs w:val="34"/>
         </w:rPr>
       </w:r>
+      <w:r>
+        <w:rPr>
+          <w:sz w:val="34"/>
+          <w:szCs w:val="34"/>
+        </w:rPr>
+      </w:r>
     </w:p>
     <w:p>
       <w:pPr>
-        <w:pStyle w:val="860"/>
+        <w:pStyle w:val="880"/>
         <w:numPr>
           <w:ilvl w:val="0"/>
           <w:numId w:val="4"/>
@@ -5225,6 +5658,12 @@
           <w:szCs w:val="34"/>
         </w:rPr>
         <w:t xml:space="preserve">programa</w:t>
+      </w:r>
+      <w:r>
+        <w:rPr>
+          <w:sz w:val="34"/>
+          <w:szCs w:val="34"/>
+        </w:rPr>
       </w:r>
       <w:r>
         <w:rPr>
@@ -5323,10 +5762,16 @@
           <w:szCs w:val="36"/>
         </w:rPr>
       </w:r>
+      <w:r>
+        <w:rPr>
+          <w:sz w:val="36"/>
+          <w:szCs w:val="36"/>
+        </w:rPr>
+      </w:r>
     </w:p>
     <w:p>
       <w:pPr>
-        <w:pStyle w:val="860"/>
+        <w:pStyle w:val="880"/>
         <w:numPr>
           <w:ilvl w:val="0"/>
           <w:numId w:val="6"/>
@@ -5456,10 +5901,16 @@
           <w:szCs w:val="36"/>
         </w:rPr>
       </w:r>
+      <w:r>
+        <w:rPr>
+          <w:sz w:val="36"/>
+          <w:szCs w:val="36"/>
+        </w:rPr>
+      </w:r>
     </w:p>
     <w:p>
       <w:pPr>
-        <w:pStyle w:val="860"/>
+        <w:pStyle w:val="880"/>
         <w:numPr>
           <w:ilvl w:val="0"/>
           <w:numId w:val="6"/>
@@ -5589,10 +6040,16 @@
           <w:szCs w:val="36"/>
         </w:rPr>
       </w:r>
+      <w:r>
+        <w:rPr>
+          <w:sz w:val="36"/>
+          <w:szCs w:val="36"/>
+        </w:rPr>
+      </w:r>
     </w:p>
     <w:p>
       <w:pPr>
-        <w:pStyle w:val="860"/>
+        <w:pStyle w:val="880"/>
         <w:numPr>
           <w:ilvl w:val="0"/>
           <w:numId w:val="6"/>
@@ -5659,6 +6116,12 @@
           <w:szCs w:val="36"/>
         </w:rPr>
         <w:t xml:space="preserve"> al menu principal.</w:t>
+      </w:r>
+      <w:r>
+        <w:rPr>
+          <w:sz w:val="36"/>
+          <w:szCs w:val="36"/>
+        </w:rPr>
       </w:r>
       <w:r>
         <w:rPr>
@@ -5757,6 +6220,12 @@
           <w:szCs w:val="36"/>
         </w:rPr>
       </w:r>
+      <w:r>
+        <w:rPr>
+          <w:sz w:val="36"/>
+          <w:szCs w:val="36"/>
+        </w:rPr>
+      </w:r>
     </w:p>
     <w:p>
       <w:pPr>
@@ -5777,6 +6246,12 @@
           <w:szCs w:val="36"/>
         </w:rPr>
       </w:r>
+      <w:r>
+        <w:rPr>
+          <w:sz w:val="36"/>
+          <w:szCs w:val="36"/>
+        </w:rPr>
+      </w:r>
     </w:p>
     <w:p>
       <w:pPr>
@@ -5797,6 +6272,12 @@
           <w:szCs w:val="36"/>
         </w:rPr>
       </w:r>
+      <w:r>
+        <w:rPr>
+          <w:sz w:val="36"/>
+          <w:szCs w:val="36"/>
+        </w:rPr>
+      </w:r>
     </w:p>
     <w:p>
       <w:pPr>
@@ -5817,6 +6298,12 @@
           <w:szCs w:val="36"/>
         </w:rPr>
       </w:r>
+      <w:r>
+        <w:rPr>
+          <w:sz w:val="36"/>
+          <w:szCs w:val="36"/>
+        </w:rPr>
+      </w:r>
     </w:p>
     <w:p>
       <w:pPr>
@@ -5837,6 +6324,12 @@
           <w:szCs w:val="36"/>
         </w:rPr>
       </w:r>
+      <w:r>
+        <w:rPr>
+          <w:sz w:val="36"/>
+          <w:szCs w:val="36"/>
+        </w:rPr>
+      </w:r>
     </w:p>
     <w:p>
       <w:pPr>
@@ -5857,6 +6350,12 @@
           <w:szCs w:val="36"/>
         </w:rPr>
       </w:r>
+      <w:r>
+        <w:rPr>
+          <w:sz w:val="36"/>
+          <w:szCs w:val="36"/>
+        </w:rPr>
+      </w:r>
     </w:p>
     <w:p>
       <w:pPr>
@@ -5877,6 +6376,12 @@
           <w:szCs w:val="36"/>
         </w:rPr>
       </w:r>
+      <w:r>
+        <w:rPr>
+          <w:sz w:val="36"/>
+          <w:szCs w:val="36"/>
+        </w:rPr>
+      </w:r>
     </w:p>
     <w:p>
       <w:pPr>
@@ -5897,6 +6402,12 @@
           <w:szCs w:val="36"/>
         </w:rPr>
       </w:r>
+      <w:r>
+        <w:rPr>
+          <w:sz w:val="36"/>
+          <w:szCs w:val="36"/>
+        </w:rPr>
+      </w:r>
     </w:p>
     <w:p>
       <w:pPr>
@@ -5917,6 +6428,12 @@
           <w:szCs w:val="36"/>
         </w:rPr>
       </w:r>
+      <w:r>
+        <w:rPr>
+          <w:sz w:val="36"/>
+          <w:szCs w:val="36"/>
+        </w:rPr>
+      </w:r>
     </w:p>
     <w:p>
       <w:pPr>
@@ -5937,6 +6454,12 @@
           <w:szCs w:val="36"/>
         </w:rPr>
       </w:r>
+      <w:r>
+        <w:rPr>
+          <w:sz w:val="36"/>
+          <w:szCs w:val="36"/>
+        </w:rPr>
+      </w:r>
     </w:p>
     <w:p>
       <w:pPr>
@@ -5957,6 +6480,12 @@
           <w:szCs w:val="36"/>
         </w:rPr>
       </w:r>
+      <w:r>
+        <w:rPr>
+          <w:sz w:val="36"/>
+          <w:szCs w:val="36"/>
+        </w:rPr>
+      </w:r>
     </w:p>
     <w:p>
       <w:pPr>
@@ -5978,10 +6507,16 @@
           <w:szCs w:val="36"/>
         </w:rPr>
       </w:r>
+      <w:r>
+        <w:rPr>
+          <w:sz w:val="36"/>
+          <w:szCs w:val="36"/>
+        </w:rPr>
+      </w:r>
     </w:p>
     <w:p>
       <w:pPr>
-        <w:pStyle w:val="860"/>
+        <w:pStyle w:val="880"/>
         <w:numPr>
           <w:ilvl w:val="0"/>
           <w:numId w:val="8"/>
@@ -6185,10 +6720,16 @@
           <w:szCs w:val="36"/>
         </w:rPr>
       </w:r>
+      <w:r>
+        <w:rPr>
+          <w:sz w:val="36"/>
+          <w:szCs w:val="36"/>
+        </w:rPr>
+      </w:r>
     </w:p>
     <w:p>
       <w:pPr>
-        <w:pStyle w:val="860"/>
+        <w:pStyle w:val="880"/>
         <w:numPr>
           <w:ilvl w:val="0"/>
           <w:numId w:val="10"/>
@@ -6289,10 +6830,18 @@
           <w:szCs w:val="36"/>
         </w:rPr>
       </w:r>
+      <w:r>
+        <w:rPr>
+          <w:b/>
+          <w:bCs/>
+          <w:sz w:val="36"/>
+          <w:szCs w:val="36"/>
+        </w:rPr>
+      </w:r>
     </w:p>
     <w:p>
       <w:pPr>
-        <w:pStyle w:val="860"/>
+        <w:pStyle w:val="880"/>
         <w:numPr>
           <w:ilvl w:val="0"/>
           <w:numId w:val="10"/>
@@ -6402,10 +6951,18 @@
           <w:szCs w:val="36"/>
         </w:rPr>
       </w:r>
+      <w:r>
+        <w:rPr>
+          <w:b/>
+          <w:bCs/>
+          <w:sz w:val="36"/>
+          <w:szCs w:val="36"/>
+        </w:rPr>
+      </w:r>
     </w:p>
     <w:p>
       <w:pPr>
-        <w:pStyle w:val="860"/>
+        <w:pStyle w:val="880"/>
         <w:numPr>
           <w:ilvl w:val="0"/>
           <w:numId w:val="8"/>
@@ -6733,10 +7290,16 @@
           <w:szCs w:val="36"/>
         </w:rPr>
       </w:r>
+      <w:r>
+        <w:rPr>
+          <w:sz w:val="36"/>
+          <w:szCs w:val="36"/>
+        </w:rPr>
+      </w:r>
     </w:p>
     <w:p>
       <w:pPr>
-        <w:pStyle w:val="860"/>
+        <w:pStyle w:val="880"/>
         <w:numPr>
           <w:ilvl w:val="0"/>
           <w:numId w:val="11"/>
@@ -6828,10 +7391,18 @@
           <w:szCs w:val="36"/>
         </w:rPr>
       </w:r>
+      <w:r>
+        <w:rPr>
+          <w:b/>
+          <w:bCs/>
+          <w:sz w:val="36"/>
+          <w:szCs w:val="36"/>
+        </w:rPr>
+      </w:r>
     </w:p>
     <w:p>
       <w:pPr>
-        <w:pStyle w:val="860"/>
+        <w:pStyle w:val="880"/>
         <w:numPr>
           <w:ilvl w:val="0"/>
           <w:numId w:val="11"/>
@@ -6941,10 +7512,18 @@
           <w:szCs w:val="36"/>
         </w:rPr>
       </w:r>
+      <w:r>
+        <w:rPr>
+          <w:b/>
+          <w:bCs/>
+          <w:sz w:val="36"/>
+          <w:szCs w:val="36"/>
+        </w:rPr>
+      </w:r>
     </w:p>
     <w:p>
       <w:pPr>
-        <w:pStyle w:val="860"/>
+        <w:pStyle w:val="880"/>
         <w:numPr>
           <w:ilvl w:val="0"/>
           <w:numId w:val="11"/>
@@ -7054,10 +7633,18 @@
           <w:szCs w:val="36"/>
         </w:rPr>
       </w:r>
+      <w:r>
+        <w:rPr>
+          <w:b/>
+          <w:bCs/>
+          <w:sz w:val="36"/>
+          <w:szCs w:val="36"/>
+        </w:rPr>
+      </w:r>
     </w:p>
     <w:p>
       <w:pPr>
-        <w:pStyle w:val="860"/>
+        <w:pStyle w:val="880"/>
         <w:numPr>
           <w:ilvl w:val="0"/>
           <w:numId w:val="8"/>
@@ -7095,10 +7682,18 @@
           <w:szCs w:val="36"/>
         </w:rPr>
       </w:r>
+      <w:r>
+        <w:rPr>
+          <w:b/>
+          <w:bCs/>
+          <w:sz w:val="36"/>
+          <w:szCs w:val="36"/>
+        </w:rPr>
+      </w:r>
     </w:p>
     <w:p>
       <w:pPr>
-        <w:pStyle w:val="860"/>
+        <w:pStyle w:val="880"/>
         <w:numPr>
           <w:ilvl w:val="0"/>
           <w:numId w:val="14"/>
@@ -7129,10 +7724,18 @@
           <w:highlight w:val="none"/>
         </w:rPr>
       </w:r>
+      <w:r>
+        <w:rPr>
+          <w:b/>
+          <w:bCs/>
+          <w:sz w:val="36"/>
+          <w:szCs w:val="36"/>
+        </w:rPr>
+      </w:r>
     </w:p>
     <w:p>
       <w:pPr>
-        <w:pStyle w:val="860"/>
+        <w:pStyle w:val="880"/>
         <w:numPr>
           <w:ilvl w:val="0"/>
           <w:numId w:val="14"/>
@@ -7163,10 +7766,18 @@
           <w:highlight w:val="none"/>
         </w:rPr>
       </w:r>
+      <w:r>
+        <w:rPr>
+          <w:b/>
+          <w:bCs/>
+          <w:sz w:val="36"/>
+          <w:szCs w:val="36"/>
+        </w:rPr>
+      </w:r>
     </w:p>
     <w:p>
       <w:pPr>
-        <w:pStyle w:val="860"/>
+        <w:pStyle w:val="880"/>
         <w:numPr>
           <w:ilvl w:val="0"/>
           <w:numId w:val="14"/>
@@ -7197,10 +7808,18 @@
           <w:highlight w:val="none"/>
         </w:rPr>
       </w:r>
+      <w:r>
+        <w:rPr>
+          <w:b/>
+          <w:bCs/>
+          <w:sz w:val="36"/>
+          <w:szCs w:val="36"/>
+        </w:rPr>
+      </w:r>
     </w:p>
     <w:p>
       <w:pPr>
-        <w:pStyle w:val="860"/>
+        <w:pStyle w:val="880"/>
         <w:numPr>
           <w:ilvl w:val="0"/>
           <w:numId w:val="14"/>
@@ -7259,6 +7878,12 @@
           <w:szCs w:val="36"/>
         </w:rPr>
       </w:r>
+      <w:r>
+        <w:rPr>
+          <w:sz w:val="36"/>
+          <w:szCs w:val="36"/>
+        </w:rPr>
+      </w:r>
     </w:p>
     <w:p>
       <w:pPr>
@@ -7279,10 +7904,16 @@
           <w:szCs w:val="36"/>
         </w:rPr>
       </w:r>
+      <w:r>
+        <w:rPr>
+          <w:sz w:val="36"/>
+          <w:szCs w:val="36"/>
+        </w:rPr>
+      </w:r>
     </w:p>
     <w:p>
       <w:pPr>
-        <w:pStyle w:val="860"/>
+        <w:pStyle w:val="880"/>
         <w:numPr>
           <w:ilvl w:val="0"/>
           <w:numId w:val="13"/>
@@ -7551,6 +8182,12 @@
           <w:szCs w:val="36"/>
         </w:rPr>
       </w:r>
+      <w:r>
+        <w:rPr>
+          <w:sz w:val="36"/>
+          <w:szCs w:val="36"/>
+        </w:rPr>
+      </w:r>
     </w:p>
     <w:p>
       <w:pPr>
@@ -7572,10 +8209,16 @@
           <w:szCs w:val="36"/>
         </w:rPr>
       </w:r>
+      <w:r>
+        <w:rPr>
+          <w:sz w:val="36"/>
+          <w:szCs w:val="36"/>
+        </w:rPr>
+      </w:r>
     </w:p>
     <w:p>
       <w:pPr>
-        <w:pStyle w:val="860"/>
+        <w:pStyle w:val="880"/>
         <w:numPr>
           <w:ilvl w:val="0"/>
           <w:numId w:val="13"/>
@@ -7690,6 +8333,12 @@
           <w:szCs w:val="36"/>
         </w:rPr>
       </w:r>
+      <w:r>
+        <w:rPr>
+          <w:sz w:val="36"/>
+          <w:szCs w:val="36"/>
+        </w:rPr>
+      </w:r>
     </w:p>
     <w:p>
       <w:pPr>
@@ -7711,10 +8360,16 @@
           <w:szCs w:val="36"/>
         </w:rPr>
       </w:r>
+      <w:r>
+        <w:rPr>
+          <w:sz w:val="36"/>
+          <w:szCs w:val="36"/>
+        </w:rPr>
+      </w:r>
     </w:p>
     <w:p>
       <w:pPr>
-        <w:pStyle w:val="860"/>
+        <w:pStyle w:val="880"/>
         <w:numPr>
           <w:ilvl w:val="0"/>
           <w:numId w:val="13"/>
@@ -7801,6 +8456,12 @@
           <w:szCs w:val="36"/>
         </w:rPr>
       </w:r>
+      <w:r>
+        <w:rPr>
+          <w:sz w:val="36"/>
+          <w:szCs w:val="36"/>
+        </w:rPr>
+      </w:r>
     </w:p>
     <w:p>
       <w:pPr>
@@ -7822,10 +8483,16 @@
           <w:szCs w:val="36"/>
         </w:rPr>
       </w:r>
+      <w:r>
+        <w:rPr>
+          <w:sz w:val="36"/>
+          <w:szCs w:val="36"/>
+        </w:rPr>
+      </w:r>
     </w:p>
     <w:p>
       <w:pPr>
-        <w:pStyle w:val="860"/>
+        <w:pStyle w:val="880"/>
         <w:numPr>
           <w:ilvl w:val="0"/>
           <w:numId w:val="13"/>
@@ -8080,6 +8747,12 @@
           <w:szCs w:val="36"/>
         </w:rPr>
       </w:r>
+      <w:r>
+        <w:rPr>
+          <w:sz w:val="36"/>
+          <w:szCs w:val="36"/>
+        </w:rPr>
+      </w:r>
     </w:p>
     <w:p>
       <w:pPr>
@@ -8101,10 +8774,16 @@
           <w:szCs w:val="36"/>
         </w:rPr>
       </w:r>
+      <w:r>
+        <w:rPr>
+          <w:sz w:val="36"/>
+          <w:szCs w:val="36"/>
+        </w:rPr>
+      </w:r>
     </w:p>
     <w:p>
       <w:pPr>
-        <w:pStyle w:val="860"/>
+        <w:pStyle w:val="880"/>
         <w:numPr>
           <w:ilvl w:val="0"/>
           <w:numId w:val="13"/>
@@ -8254,6 +8933,12 @@
           <w:szCs w:val="36"/>
         </w:rPr>
         <w:t xml:space="preserve">.</w:t>
+      </w:r>
+      <w:r>
+        <w:rPr>
+          <w:sz w:val="36"/>
+          <w:szCs w:val="36"/>
+        </w:rPr>
       </w:r>
       <w:r>
         <w:rPr>
@@ -9866,6 +10551,210 @@
       <w:rPr>
         <w:rFonts w:hint="default" w:ascii="Wingdings" w:hAnsi="Wingdings" w:eastAsia="Wingdings" w:cs="Wingdings"/>
       </w:rPr>
+    </w:lvl>
+  </w:abstractNum>
+  <w:abstractNum w:abstractNumId="14">
+    <w:multiLevelType w:val="hybridMultilevel"/>
+    <w:lvl w:ilvl="0">
+      <w:start w:val="1"/>
+      <w:numFmt w:val="decimal"/>
+      <w:isLgl w:val="false"/>
+      <w:suff w:val="tab"/>
+      <w:lvlText w:val="%1."/>
+      <w:lvlJc w:val="left"/>
+      <w:pPr>
+        <w:ind w:left="360" w:hanging="360"/>
+      </w:pPr>
+    </w:lvl>
+    <w:lvl w:ilvl="1">
+      <w:start w:val="1"/>
+      <w:numFmt w:val="lowerLetter"/>
+      <w:isLgl w:val="false"/>
+      <w:suff w:val="tab"/>
+      <w:lvlText w:val="%2."/>
+      <w:lvlJc w:val="left"/>
+      <w:pPr>
+        <w:ind w:left="1080" w:hanging="360"/>
+      </w:pPr>
+    </w:lvl>
+    <w:lvl w:ilvl="2">
+      <w:start w:val="1"/>
+      <w:numFmt w:val="lowerRoman"/>
+      <w:isLgl w:val="false"/>
+      <w:suff w:val="tab"/>
+      <w:lvlText w:val="%3."/>
+      <w:lvlJc w:val="right"/>
+      <w:pPr>
+        <w:ind w:left="1800" w:hanging="180"/>
+      </w:pPr>
+    </w:lvl>
+    <w:lvl w:ilvl="3">
+      <w:start w:val="1"/>
+      <w:numFmt w:val="decimal"/>
+      <w:isLgl w:val="false"/>
+      <w:suff w:val="tab"/>
+      <w:lvlText w:val="%4."/>
+      <w:lvlJc w:val="left"/>
+      <w:pPr>
+        <w:ind w:left="2520" w:hanging="360"/>
+      </w:pPr>
+    </w:lvl>
+    <w:lvl w:ilvl="4">
+      <w:start w:val="1"/>
+      <w:numFmt w:val="lowerLetter"/>
+      <w:isLgl w:val="false"/>
+      <w:suff w:val="tab"/>
+      <w:lvlText w:val="%5."/>
+      <w:lvlJc w:val="left"/>
+      <w:pPr>
+        <w:ind w:left="3240" w:hanging="360"/>
+      </w:pPr>
+    </w:lvl>
+    <w:lvl w:ilvl="5">
+      <w:start w:val="1"/>
+      <w:numFmt w:val="lowerRoman"/>
+      <w:isLgl w:val="false"/>
+      <w:suff w:val="tab"/>
+      <w:lvlText w:val="%6."/>
+      <w:lvlJc w:val="right"/>
+      <w:pPr>
+        <w:ind w:left="3960" w:hanging="180"/>
+      </w:pPr>
+    </w:lvl>
+    <w:lvl w:ilvl="6">
+      <w:start w:val="1"/>
+      <w:numFmt w:val="decimal"/>
+      <w:isLgl w:val="false"/>
+      <w:suff w:val="tab"/>
+      <w:lvlText w:val="%7."/>
+      <w:lvlJc w:val="left"/>
+      <w:pPr>
+        <w:ind w:left="4680" w:hanging="360"/>
+      </w:pPr>
+    </w:lvl>
+    <w:lvl w:ilvl="7">
+      <w:start w:val="1"/>
+      <w:numFmt w:val="lowerLetter"/>
+      <w:isLgl w:val="false"/>
+      <w:suff w:val="tab"/>
+      <w:lvlText w:val="%8."/>
+      <w:lvlJc w:val="left"/>
+      <w:pPr>
+        <w:ind w:left="5400" w:hanging="360"/>
+      </w:pPr>
+    </w:lvl>
+    <w:lvl w:ilvl="8">
+      <w:start w:val="1"/>
+      <w:numFmt w:val="lowerRoman"/>
+      <w:isLgl w:val="false"/>
+      <w:suff w:val="tab"/>
+      <w:lvlText w:val="%9."/>
+      <w:lvlJc w:val="right"/>
+      <w:pPr>
+        <w:ind w:left="6120" w:hanging="180"/>
+      </w:pPr>
+    </w:lvl>
+  </w:abstractNum>
+  <w:abstractNum w:abstractNumId="15">
+    <w:multiLevelType w:val="hybridMultilevel"/>
+    <w:lvl w:ilvl="0">
+      <w:start w:val="1"/>
+      <w:numFmt w:val="decimal"/>
+      <w:isLgl w:val="false"/>
+      <w:suff w:val="tab"/>
+      <w:lvlText w:val="%1."/>
+      <w:lvlJc w:val="left"/>
+      <w:pPr>
+        <w:ind w:left="360" w:hanging="360"/>
+      </w:pPr>
+    </w:lvl>
+    <w:lvl w:ilvl="1">
+      <w:start w:val="1"/>
+      <w:numFmt w:val="lowerLetter"/>
+      <w:isLgl w:val="false"/>
+      <w:suff w:val="tab"/>
+      <w:lvlText w:val="%2."/>
+      <w:lvlJc w:val="left"/>
+      <w:pPr>
+        <w:ind w:left="1080" w:hanging="360"/>
+      </w:pPr>
+    </w:lvl>
+    <w:lvl w:ilvl="2">
+      <w:start w:val="1"/>
+      <w:numFmt w:val="lowerRoman"/>
+      <w:isLgl w:val="false"/>
+      <w:suff w:val="tab"/>
+      <w:lvlText w:val="%3."/>
+      <w:lvlJc w:val="right"/>
+      <w:pPr>
+        <w:ind w:left="1800" w:hanging="180"/>
+      </w:pPr>
+    </w:lvl>
+    <w:lvl w:ilvl="3">
+      <w:start w:val="1"/>
+      <w:numFmt w:val="decimal"/>
+      <w:isLgl w:val="false"/>
+      <w:suff w:val="tab"/>
+      <w:lvlText w:val="%4."/>
+      <w:lvlJc w:val="left"/>
+      <w:pPr>
+        <w:ind w:left="2520" w:hanging="360"/>
+      </w:pPr>
+    </w:lvl>
+    <w:lvl w:ilvl="4">
+      <w:start w:val="1"/>
+      <w:numFmt w:val="lowerLetter"/>
+      <w:isLgl w:val="false"/>
+      <w:suff w:val="tab"/>
+      <w:lvlText w:val="%5."/>
+      <w:lvlJc w:val="left"/>
+      <w:pPr>
+        <w:ind w:left="3240" w:hanging="360"/>
+      </w:pPr>
+    </w:lvl>
+    <w:lvl w:ilvl="5">
+      <w:start w:val="1"/>
+      <w:numFmt w:val="lowerRoman"/>
+      <w:isLgl w:val="false"/>
+      <w:suff w:val="tab"/>
+      <w:lvlText w:val="%6."/>
+      <w:lvlJc w:val="right"/>
+      <w:pPr>
+        <w:ind w:left="3960" w:hanging="180"/>
+      </w:pPr>
+    </w:lvl>
+    <w:lvl w:ilvl="6">
+      <w:start w:val="1"/>
+      <w:numFmt w:val="decimal"/>
+      <w:isLgl w:val="false"/>
+      <w:suff w:val="tab"/>
+      <w:lvlText w:val="%7."/>
+      <w:lvlJc w:val="left"/>
+      <w:pPr>
+        <w:ind w:left="4680" w:hanging="360"/>
+      </w:pPr>
+    </w:lvl>
+    <w:lvl w:ilvl="7">
+      <w:start w:val="1"/>
+      <w:numFmt w:val="lowerLetter"/>
+      <w:isLgl w:val="false"/>
+      <w:suff w:val="tab"/>
+      <w:lvlText w:val="%8."/>
+      <w:lvlJc w:val="left"/>
+      <w:pPr>
+        <w:ind w:left="5400" w:hanging="360"/>
+      </w:pPr>
+    </w:lvl>
+    <w:lvl w:ilvl="8">
+      <w:start w:val="1"/>
+      <w:numFmt w:val="lowerRoman"/>
+      <w:isLgl w:val="false"/>
+      <w:suff w:val="tab"/>
+      <w:lvlText w:val="%9."/>
+      <w:lvlJc w:val="right"/>
+      <w:pPr>
+        <w:ind w:left="6120" w:hanging="180"/>
+      </w:pPr>
     </w:lvl>
   </w:abstractNum>
   <w:num w:numId="1">
@@ -9909,6 +10798,12 @@
   </w:num>
   <w:num w:numId="14">
     <w:abstractNumId w:val="13"/>
+  </w:num>
+  <w:num w:numId="15">
+    <w:abstractNumId w:val="14"/>
+  </w:num>
+  <w:num w:numId="16">
+    <w:abstractNumId w:val="15"/>
   </w:num>
 </w:numbering>
 </file>
@@ -10069,10 +10964,10 @@
     <w:lsdException w:name="Bibliography" w:uiPriority="37"/>
     <w:lsdException w:name="TOC Heading" w:uiPriority="39" w:qFormat="1"/>
   </w:latentStyles>
-  <w:style w:type="character" w:styleId="14">
+  <w:style w:type="character" w:styleId="682">
     <w:name w:val="Heading 1 Char"/>
-    <w:basedOn w:val="689"/>
-    <w:link w:val="680"/>
+    <w:basedOn w:val="709"/>
+    <w:link w:val="700"/>
     <w:uiPriority w:val="9"/>
     <w:rPr>
       <w:rFonts w:ascii="Arial" w:hAnsi="Arial" w:eastAsia="Arial" w:cs="Arial"/>
@@ -10080,20 +10975,20 @@
       <w:szCs w:val="40"/>
     </w:rPr>
   </w:style>
-  <w:style w:type="character" w:styleId="16">
+  <w:style w:type="character" w:styleId="683">
     <w:name w:val="Heading 2 Char"/>
-    <w:basedOn w:val="689"/>
-    <w:link w:val="681"/>
+    <w:basedOn w:val="709"/>
+    <w:link w:val="701"/>
     <w:uiPriority w:val="9"/>
     <w:rPr>
       <w:rFonts w:ascii="Arial" w:hAnsi="Arial" w:eastAsia="Arial" w:cs="Arial"/>
       <w:sz w:val="34"/>
     </w:rPr>
   </w:style>
-  <w:style w:type="character" w:styleId="18">
+  <w:style w:type="character" w:styleId="684">
     <w:name w:val="Heading 3 Char"/>
-    <w:basedOn w:val="689"/>
-    <w:link w:val="682"/>
+    <w:basedOn w:val="709"/>
+    <w:link w:val="702"/>
     <w:uiPriority w:val="9"/>
     <w:rPr>
       <w:rFonts w:ascii="Arial" w:hAnsi="Arial" w:eastAsia="Arial" w:cs="Arial"/>
@@ -10101,10 +10996,10 @@
       <w:szCs w:val="30"/>
     </w:rPr>
   </w:style>
-  <w:style w:type="character" w:styleId="20">
+  <w:style w:type="character" w:styleId="685">
     <w:name w:val="Heading 4 Char"/>
-    <w:basedOn w:val="689"/>
-    <w:link w:val="683"/>
+    <w:basedOn w:val="709"/>
+    <w:link w:val="703"/>
     <w:uiPriority w:val="9"/>
     <w:rPr>
       <w:rFonts w:ascii="Arial" w:hAnsi="Arial" w:eastAsia="Arial" w:cs="Arial"/>
@@ -10114,10 +11009,10 @@
       <w:szCs w:val="26"/>
     </w:rPr>
   </w:style>
-  <w:style w:type="character" w:styleId="22">
+  <w:style w:type="character" w:styleId="686">
     <w:name w:val="Heading 5 Char"/>
-    <w:basedOn w:val="689"/>
-    <w:link w:val="684"/>
+    <w:basedOn w:val="709"/>
+    <w:link w:val="704"/>
     <w:uiPriority w:val="9"/>
     <w:rPr>
       <w:rFonts w:ascii="Arial" w:hAnsi="Arial" w:eastAsia="Arial" w:cs="Arial"/>
@@ -10127,10 +11022,10 @@
       <w:szCs w:val="24"/>
     </w:rPr>
   </w:style>
-  <w:style w:type="character" w:styleId="24">
+  <w:style w:type="character" w:styleId="687">
     <w:name w:val="Heading 6 Char"/>
-    <w:basedOn w:val="689"/>
-    <w:link w:val="685"/>
+    <w:basedOn w:val="709"/>
+    <w:link w:val="705"/>
     <w:uiPriority w:val="9"/>
     <w:rPr>
       <w:rFonts w:ascii="Arial" w:hAnsi="Arial" w:eastAsia="Arial" w:cs="Arial"/>
@@ -10140,10 +11035,10 @@
       <w:szCs w:val="22"/>
     </w:rPr>
   </w:style>
-  <w:style w:type="character" w:styleId="26">
+  <w:style w:type="character" w:styleId="688">
     <w:name w:val="Heading 7 Char"/>
-    <w:basedOn w:val="689"/>
-    <w:link w:val="686"/>
+    <w:basedOn w:val="709"/>
+    <w:link w:val="706"/>
     <w:uiPriority w:val="9"/>
     <w:rPr>
       <w:rFonts w:ascii="Arial" w:hAnsi="Arial" w:eastAsia="Arial" w:cs="Arial"/>
@@ -10155,10 +11050,10 @@
       <w:szCs w:val="22"/>
     </w:rPr>
   </w:style>
-  <w:style w:type="character" w:styleId="28">
+  <w:style w:type="character" w:styleId="689">
     <w:name w:val="Heading 8 Char"/>
-    <w:basedOn w:val="689"/>
-    <w:link w:val="687"/>
+    <w:basedOn w:val="709"/>
+    <w:link w:val="707"/>
     <w:uiPriority w:val="9"/>
     <w:rPr>
       <w:rFonts w:ascii="Arial" w:hAnsi="Arial" w:eastAsia="Arial" w:cs="Arial"/>
@@ -10168,10 +11063,10 @@
       <w:szCs w:val="22"/>
     </w:rPr>
   </w:style>
-  <w:style w:type="character" w:styleId="30">
+  <w:style w:type="character" w:styleId="690">
     <w:name w:val="Heading 9 Char"/>
-    <w:basedOn w:val="689"/>
-    <w:link w:val="688"/>
+    <w:basedOn w:val="709"/>
+    <w:link w:val="708"/>
     <w:uiPriority w:val="9"/>
     <w:rPr>
       <w:rFonts w:ascii="Arial" w:hAnsi="Arial" w:eastAsia="Arial" w:cs="Arial"/>
@@ -10181,79 +11076,79 @@
       <w:szCs w:val="21"/>
     </w:rPr>
   </w:style>
-  <w:style w:type="character" w:styleId="35">
+  <w:style w:type="character" w:styleId="691">
     <w:name w:val="Title Char"/>
-    <w:basedOn w:val="689"/>
-    <w:link w:val="701"/>
+    <w:basedOn w:val="709"/>
+    <w:link w:val="721"/>
     <w:uiPriority w:val="10"/>
     <w:rPr>
       <w:sz w:val="48"/>
       <w:szCs w:val="48"/>
     </w:rPr>
   </w:style>
-  <w:style w:type="character" w:styleId="37">
+  <w:style w:type="character" w:styleId="692">
     <w:name w:val="Subtitle Char"/>
-    <w:basedOn w:val="689"/>
-    <w:link w:val="703"/>
+    <w:basedOn w:val="709"/>
+    <w:link w:val="723"/>
     <w:uiPriority w:val="11"/>
     <w:rPr>
       <w:sz w:val="24"/>
       <w:szCs w:val="24"/>
     </w:rPr>
   </w:style>
-  <w:style w:type="character" w:styleId="39">
+  <w:style w:type="character" w:styleId="693">
     <w:name w:val="Quote Char"/>
-    <w:link w:val="705"/>
+    <w:link w:val="725"/>
     <w:uiPriority w:val="29"/>
     <w:rPr>
       <w:i/>
     </w:rPr>
   </w:style>
-  <w:style w:type="character" w:styleId="41">
+  <w:style w:type="character" w:styleId="694">
     <w:name w:val="Intense Quote Char"/>
-    <w:link w:val="707"/>
+    <w:link w:val="727"/>
     <w:uiPriority w:val="30"/>
     <w:rPr>
       <w:i/>
     </w:rPr>
   </w:style>
-  <w:style w:type="character" w:styleId="43">
+  <w:style w:type="character" w:styleId="695">
     <w:name w:val="Header Char"/>
-    <w:basedOn w:val="689"/>
-    <w:link w:val="709"/>
+    <w:basedOn w:val="709"/>
+    <w:link w:val="729"/>
     <w:uiPriority w:val="99"/>
   </w:style>
-  <w:style w:type="character" w:styleId="47">
+  <w:style w:type="character" w:styleId="696">
     <w:name w:val="Caption Char"/>
-    <w:basedOn w:val="713"/>
-    <w:link w:val="711"/>
+    <w:basedOn w:val="733"/>
+    <w:link w:val="731"/>
     <w:uiPriority w:val="99"/>
   </w:style>
-  <w:style w:type="character" w:styleId="176">
+  <w:style w:type="character" w:styleId="697">
     <w:name w:val="Footnote Text Char"/>
-    <w:link w:val="842"/>
+    <w:link w:val="862"/>
     <w:uiPriority w:val="99"/>
     <w:rPr>
       <w:sz w:val="18"/>
     </w:rPr>
   </w:style>
-  <w:style w:type="character" w:styleId="179">
+  <w:style w:type="character" w:styleId="698">
     <w:name w:val="Endnote Text Char"/>
-    <w:link w:val="845"/>
+    <w:link w:val="865"/>
     <w:uiPriority w:val="99"/>
     <w:rPr>
       <w:sz w:val="20"/>
     </w:rPr>
   </w:style>
-  <w:style w:type="paragraph" w:styleId="679" w:default="1">
+  <w:style w:type="paragraph" w:styleId="699" w:default="1">
     <w:name w:val="Normal"/>
     <w:qFormat/>
   </w:style>
-  <w:style w:type="paragraph" w:styleId="680">
+  <w:style w:type="paragraph" w:styleId="700">
     <w:name w:val="Heading 1"/>
-    <w:basedOn w:val="679"/>
-    <w:next w:val="679"/>
-    <w:link w:val="692"/>
+    <w:basedOn w:val="699"/>
+    <w:next w:val="699"/>
+    <w:link w:val="712"/>
     <w:uiPriority w:val="9"/>
     <w:qFormat/>
     <w:pPr>
@@ -10268,11 +11163,11 @@
       <w:szCs w:val="40"/>
     </w:rPr>
   </w:style>
-  <w:style w:type="paragraph" w:styleId="681">
+  <w:style w:type="paragraph" w:styleId="701">
     <w:name w:val="Heading 2"/>
-    <w:basedOn w:val="679"/>
-    <w:next w:val="679"/>
-    <w:link w:val="693"/>
+    <w:basedOn w:val="699"/>
+    <w:next w:val="699"/>
+    <w:link w:val="713"/>
     <w:uiPriority w:val="9"/>
     <w:unhideWhenUsed/>
     <w:qFormat/>
@@ -10287,11 +11182,11 @@
       <w:sz w:val="34"/>
     </w:rPr>
   </w:style>
-  <w:style w:type="paragraph" w:styleId="682">
+  <w:style w:type="paragraph" w:styleId="702">
     <w:name w:val="Heading 3"/>
-    <w:basedOn w:val="679"/>
-    <w:next w:val="679"/>
-    <w:link w:val="694"/>
+    <w:basedOn w:val="699"/>
+    <w:next w:val="699"/>
+    <w:link w:val="714"/>
     <w:uiPriority w:val="9"/>
     <w:unhideWhenUsed/>
     <w:qFormat/>
@@ -10307,11 +11202,11 @@
       <w:szCs w:val="30"/>
     </w:rPr>
   </w:style>
-  <w:style w:type="paragraph" w:styleId="683">
+  <w:style w:type="paragraph" w:styleId="703">
     <w:name w:val="Heading 4"/>
-    <w:basedOn w:val="679"/>
-    <w:next w:val="679"/>
-    <w:link w:val="695"/>
+    <w:basedOn w:val="699"/>
+    <w:next w:val="699"/>
+    <w:link w:val="715"/>
     <w:uiPriority w:val="9"/>
     <w:unhideWhenUsed/>
     <w:qFormat/>
@@ -10329,11 +11224,11 @@
       <w:szCs w:val="26"/>
     </w:rPr>
   </w:style>
-  <w:style w:type="paragraph" w:styleId="684">
+  <w:style w:type="paragraph" w:styleId="704">
     <w:name w:val="Heading 5"/>
-    <w:basedOn w:val="679"/>
-    <w:next w:val="679"/>
-    <w:link w:val="696"/>
+    <w:basedOn w:val="699"/>
+    <w:next w:val="699"/>
+    <w:link w:val="716"/>
     <w:uiPriority w:val="9"/>
     <w:unhideWhenUsed/>
     <w:qFormat/>
@@ -10351,11 +11246,11 @@
       <w:szCs w:val="24"/>
     </w:rPr>
   </w:style>
-  <w:style w:type="paragraph" w:styleId="685">
+  <w:style w:type="paragraph" w:styleId="705">
     <w:name w:val="Heading 6"/>
-    <w:basedOn w:val="679"/>
-    <w:next w:val="679"/>
-    <w:link w:val="697"/>
+    <w:basedOn w:val="699"/>
+    <w:next w:val="699"/>
+    <w:link w:val="717"/>
     <w:uiPriority w:val="9"/>
     <w:unhideWhenUsed/>
     <w:qFormat/>
@@ -10371,11 +11266,11 @@
       <w:bCs/>
     </w:rPr>
   </w:style>
-  <w:style w:type="paragraph" w:styleId="686">
+  <w:style w:type="paragraph" w:styleId="706">
     <w:name w:val="Heading 7"/>
-    <w:basedOn w:val="679"/>
-    <w:next w:val="679"/>
-    <w:link w:val="698"/>
+    <w:basedOn w:val="699"/>
+    <w:next w:val="699"/>
+    <w:link w:val="718"/>
     <w:uiPriority w:val="9"/>
     <w:unhideWhenUsed/>
     <w:qFormat/>
@@ -10393,11 +11288,11 @@
       <w:iCs/>
     </w:rPr>
   </w:style>
-  <w:style w:type="paragraph" w:styleId="687">
+  <w:style w:type="paragraph" w:styleId="707">
     <w:name w:val="Heading 8"/>
-    <w:basedOn w:val="679"/>
-    <w:next w:val="679"/>
-    <w:link w:val="699"/>
+    <w:basedOn w:val="699"/>
+    <w:next w:val="699"/>
+    <w:link w:val="719"/>
     <w:uiPriority w:val="9"/>
     <w:unhideWhenUsed/>
     <w:qFormat/>
@@ -10413,11 +11308,11 @@
       <w:iCs/>
     </w:rPr>
   </w:style>
-  <w:style w:type="paragraph" w:styleId="688">
+  <w:style w:type="paragraph" w:styleId="708">
     <w:name w:val="Heading 9"/>
-    <w:basedOn w:val="679"/>
-    <w:next w:val="679"/>
-    <w:link w:val="700"/>
+    <w:basedOn w:val="699"/>
+    <w:next w:val="699"/>
+    <w:link w:val="720"/>
     <w:uiPriority w:val="9"/>
     <w:unhideWhenUsed/>
     <w:qFormat/>
@@ -10435,13 +11330,13 @@
       <w:szCs w:val="21"/>
     </w:rPr>
   </w:style>
-  <w:style w:type="character" w:styleId="689" w:default="1">
+  <w:style w:type="character" w:styleId="709" w:default="1">
     <w:name w:val="Default Paragraph Font"/>
     <w:uiPriority w:val="1"/>
     <w:semiHidden/>
     <w:unhideWhenUsed/>
   </w:style>
-  <w:style w:type="table" w:styleId="690" w:default="1">
+  <w:style w:type="table" w:styleId="710" w:default="1">
     <w:name w:val="Normal Table"/>
     <w:uiPriority w:val="99"/>
     <w:semiHidden/>
@@ -10456,15 +11351,15 @@
       </w:tblCellMar>
     </w:tblPr>
   </w:style>
-  <w:style w:type="numbering" w:styleId="691" w:default="1">
+  <w:style w:type="numbering" w:styleId="711" w:default="1">
     <w:name w:val="No List"/>
     <w:uiPriority w:val="99"/>
     <w:semiHidden/>
     <w:unhideWhenUsed/>
   </w:style>
-  <w:style w:type="character" w:styleId="692" w:customStyle="1">
+  <w:style w:type="character" w:styleId="712" w:customStyle="1">
     <w:name w:val="Título 1 Car"/>
-    <w:link w:val="680"/>
+    <w:link w:val="700"/>
     <w:uiPriority w:val="9"/>
     <w:rPr>
       <w:rFonts w:ascii="Arial" w:hAnsi="Arial" w:eastAsia="Arial" w:cs="Arial"/>
@@ -10472,18 +11367,18 @@
       <w:szCs w:val="40"/>
     </w:rPr>
   </w:style>
-  <w:style w:type="character" w:styleId="693" w:customStyle="1">
+  <w:style w:type="character" w:styleId="713" w:customStyle="1">
     <w:name w:val="Título 2 Car"/>
-    <w:link w:val="681"/>
+    <w:link w:val="701"/>
     <w:uiPriority w:val="9"/>
     <w:rPr>
       <w:rFonts w:ascii="Arial" w:hAnsi="Arial" w:eastAsia="Arial" w:cs="Arial"/>
       <w:sz w:val="34"/>
     </w:rPr>
   </w:style>
-  <w:style w:type="character" w:styleId="694" w:customStyle="1">
+  <w:style w:type="character" w:styleId="714" w:customStyle="1">
     <w:name w:val="Título 3 Car"/>
-    <w:link w:val="682"/>
+    <w:link w:val="702"/>
     <w:uiPriority w:val="9"/>
     <w:rPr>
       <w:rFonts w:ascii="Arial" w:hAnsi="Arial" w:eastAsia="Arial" w:cs="Arial"/>
@@ -10491,9 +11386,9 @@
       <w:szCs w:val="30"/>
     </w:rPr>
   </w:style>
-  <w:style w:type="character" w:styleId="695" w:customStyle="1">
+  <w:style w:type="character" w:styleId="715" w:customStyle="1">
     <w:name w:val="Título 4 Car"/>
-    <w:link w:val="683"/>
+    <w:link w:val="703"/>
     <w:uiPriority w:val="9"/>
     <w:rPr>
       <w:rFonts w:ascii="Arial" w:hAnsi="Arial" w:eastAsia="Arial" w:cs="Arial"/>
@@ -10503,9 +11398,9 @@
       <w:szCs w:val="26"/>
     </w:rPr>
   </w:style>
-  <w:style w:type="character" w:styleId="696" w:customStyle="1">
+  <w:style w:type="character" w:styleId="716" w:customStyle="1">
     <w:name w:val="Título 5 Car"/>
-    <w:link w:val="684"/>
+    <w:link w:val="704"/>
     <w:uiPriority w:val="9"/>
     <w:rPr>
       <w:rFonts w:ascii="Arial" w:hAnsi="Arial" w:eastAsia="Arial" w:cs="Arial"/>
@@ -10515,9 +11410,9 @@
       <w:szCs w:val="24"/>
     </w:rPr>
   </w:style>
-  <w:style w:type="character" w:styleId="697" w:customStyle="1">
+  <w:style w:type="character" w:styleId="717" w:customStyle="1">
     <w:name w:val="Título 6 Car"/>
-    <w:link w:val="685"/>
+    <w:link w:val="705"/>
     <w:uiPriority w:val="9"/>
     <w:rPr>
       <w:rFonts w:ascii="Arial" w:hAnsi="Arial" w:eastAsia="Arial" w:cs="Arial"/>
@@ -10527,9 +11422,9 @@
       <w:szCs w:val="22"/>
     </w:rPr>
   </w:style>
-  <w:style w:type="character" w:styleId="698" w:customStyle="1">
+  <w:style w:type="character" w:styleId="718" w:customStyle="1">
     <w:name w:val="Título 7 Car"/>
-    <w:link w:val="686"/>
+    <w:link w:val="706"/>
     <w:uiPriority w:val="9"/>
     <w:rPr>
       <w:rFonts w:ascii="Arial" w:hAnsi="Arial" w:eastAsia="Arial" w:cs="Arial"/>
@@ -10541,9 +11436,9 @@
       <w:szCs w:val="22"/>
     </w:rPr>
   </w:style>
-  <w:style w:type="character" w:styleId="699" w:customStyle="1">
+  <w:style w:type="character" w:styleId="719" w:customStyle="1">
     <w:name w:val="Título 8 Car"/>
-    <w:link w:val="687"/>
+    <w:link w:val="707"/>
     <w:uiPriority w:val="9"/>
     <w:rPr>
       <w:rFonts w:ascii="Arial" w:hAnsi="Arial" w:eastAsia="Arial" w:cs="Arial"/>
@@ -10553,9 +11448,9 @@
       <w:szCs w:val="22"/>
     </w:rPr>
   </w:style>
-  <w:style w:type="character" w:styleId="700" w:customStyle="1">
+  <w:style w:type="character" w:styleId="720" w:customStyle="1">
     <w:name w:val="Título 9 Car"/>
-    <w:link w:val="688"/>
+    <w:link w:val="708"/>
     <w:uiPriority w:val="9"/>
     <w:rPr>
       <w:rFonts w:ascii="Arial" w:hAnsi="Arial" w:eastAsia="Arial" w:cs="Arial"/>
@@ -10565,11 +11460,11 @@
       <w:szCs w:val="21"/>
     </w:rPr>
   </w:style>
-  <w:style w:type="paragraph" w:styleId="701">
+  <w:style w:type="paragraph" w:styleId="721">
     <w:name w:val="Title"/>
-    <w:basedOn w:val="679"/>
-    <w:next w:val="679"/>
-    <w:link w:val="702"/>
+    <w:basedOn w:val="699"/>
+    <w:next w:val="699"/>
+    <w:link w:val="722"/>
     <w:uiPriority w:val="10"/>
     <w:qFormat/>
     <w:pPr>
@@ -10581,20 +11476,20 @@
       <w:szCs w:val="48"/>
     </w:rPr>
   </w:style>
-  <w:style w:type="character" w:styleId="702" w:customStyle="1">
+  <w:style w:type="character" w:styleId="722" w:customStyle="1">
     <w:name w:val="Título Car"/>
-    <w:link w:val="701"/>
+    <w:link w:val="721"/>
     <w:uiPriority w:val="10"/>
     <w:rPr>
       <w:sz w:val="48"/>
       <w:szCs w:val="48"/>
     </w:rPr>
   </w:style>
-  <w:style w:type="paragraph" w:styleId="703">
+  <w:style w:type="paragraph" w:styleId="723">
     <w:name w:val="Subtitle"/>
-    <w:basedOn w:val="679"/>
-    <w:next w:val="679"/>
-    <w:link w:val="704"/>
+    <w:basedOn w:val="699"/>
+    <w:next w:val="699"/>
+    <w:link w:val="724"/>
     <w:uiPriority w:val="11"/>
     <w:qFormat/>
     <w:pPr>
@@ -10605,20 +11500,20 @@
       <w:szCs w:val="24"/>
     </w:rPr>
   </w:style>
-  <w:style w:type="character" w:styleId="704" w:customStyle="1">
+  <w:style w:type="character" w:styleId="724" w:customStyle="1">
     <w:name w:val="Subtítulo Car"/>
-    <w:link w:val="703"/>
+    <w:link w:val="723"/>
     <w:uiPriority w:val="11"/>
     <w:rPr>
       <w:sz w:val="24"/>
       <w:szCs w:val="24"/>
     </w:rPr>
   </w:style>
-  <w:style w:type="paragraph" w:styleId="705">
+  <w:style w:type="paragraph" w:styleId="725">
     <w:name w:val="Quote"/>
-    <w:basedOn w:val="679"/>
-    <w:next w:val="679"/>
-    <w:link w:val="706"/>
+    <w:basedOn w:val="699"/>
+    <w:next w:val="699"/>
+    <w:link w:val="726"/>
     <w:uiPriority w:val="29"/>
     <w:qFormat/>
     <w:pPr>
@@ -10628,19 +11523,19 @@
       <w:i/>
     </w:rPr>
   </w:style>
-  <w:style w:type="character" w:styleId="706" w:customStyle="1">
+  <w:style w:type="character" w:styleId="726" w:customStyle="1">
     <w:name w:val="Cita Car"/>
-    <w:link w:val="705"/>
+    <w:link w:val="725"/>
     <w:uiPriority w:val="29"/>
     <w:rPr>
       <w:i/>
     </w:rPr>
   </w:style>
-  <w:style w:type="paragraph" w:styleId="707">
+  <w:style w:type="paragraph" w:styleId="727">
     <w:name w:val="Intense Quote"/>
-    <w:basedOn w:val="679"/>
-    <w:next w:val="679"/>
-    <w:link w:val="708"/>
+    <w:basedOn w:val="699"/>
+    <w:next w:val="699"/>
+    <w:link w:val="728"/>
     <w:uiPriority w:val="30"/>
     <w:qFormat/>
     <w:pPr>
@@ -10657,18 +11552,18 @@
       <w:i/>
     </w:rPr>
   </w:style>
-  <w:style w:type="character" w:styleId="708" w:customStyle="1">
+  <w:style w:type="character" w:styleId="728" w:customStyle="1">
     <w:name w:val="Cita destacada Car"/>
-    <w:link w:val="707"/>
+    <w:link w:val="727"/>
     <w:uiPriority w:val="30"/>
     <w:rPr>
       <w:i/>
     </w:rPr>
   </w:style>
-  <w:style w:type="paragraph" w:styleId="709">
+  <w:style w:type="paragraph" w:styleId="729">
     <w:name w:val="Header"/>
-    <w:basedOn w:val="679"/>
-    <w:link w:val="710"/>
+    <w:basedOn w:val="699"/>
+    <w:link w:val="730"/>
     <w:uiPriority w:val="99"/>
     <w:unhideWhenUsed/>
     <w:pPr>
@@ -10679,15 +11574,15 @@
       </w:tabs>
     </w:pPr>
   </w:style>
-  <w:style w:type="character" w:styleId="710" w:customStyle="1">
+  <w:style w:type="character" w:styleId="730" w:customStyle="1">
     <w:name w:val="Encabezado Car"/>
-    <w:link w:val="709"/>
+    <w:link w:val="729"/>
     <w:uiPriority w:val="99"/>
   </w:style>
-  <w:style w:type="paragraph" w:styleId="711">
+  <w:style w:type="paragraph" w:styleId="731">
     <w:name w:val="Footer"/>
-    <w:basedOn w:val="679"/>
-    <w:link w:val="714"/>
+    <w:basedOn w:val="699"/>
+    <w:link w:val="734"/>
     <w:uiPriority w:val="99"/>
     <w:unhideWhenUsed/>
     <w:pPr>
@@ -10698,14 +11593,14 @@
       </w:tabs>
     </w:pPr>
   </w:style>
-  <w:style w:type="character" w:styleId="712" w:customStyle="1">
+  <w:style w:type="character" w:styleId="732" w:customStyle="1">
     <w:name w:val="Footer Char"/>
     <w:uiPriority w:val="99"/>
   </w:style>
-  <w:style w:type="paragraph" w:styleId="713">
+  <w:style w:type="paragraph" w:styleId="733">
     <w:name w:val="Caption"/>
-    <w:basedOn w:val="679"/>
-    <w:next w:val="679"/>
+    <w:basedOn w:val="699"/>
+    <w:next w:val="699"/>
     <w:uiPriority w:val="35"/>
     <w:semiHidden/>
     <w:unhideWhenUsed/>
@@ -10718,14 +11613,14 @@
       <w:szCs w:val="18"/>
     </w:rPr>
   </w:style>
-  <w:style w:type="character" w:styleId="714" w:customStyle="1">
+  <w:style w:type="character" w:styleId="734" w:customStyle="1">
     <w:name w:val="Pie de página Car"/>
-    <w:link w:val="711"/>
+    <w:link w:val="731"/>
     <w:uiPriority w:val="99"/>
   </w:style>
-  <w:style w:type="table" w:styleId="715">
+  <w:style w:type="table" w:styleId="735">
     <w:name w:val="Table Grid"/>
-    <w:basedOn w:val="690"/>
+    <w:basedOn w:val="710"/>
     <w:uiPriority w:val="59"/>
     <w:pPr>
       <w:spacing w:after="0" w:line="240" w:lineRule="auto"/>
@@ -10741,9 +11636,9 @@
       </w:tblBorders>
     </w:tblPr>
   </w:style>
-  <w:style w:type="table" w:styleId="716" w:customStyle="1">
+  <w:style w:type="table" w:styleId="736" w:customStyle="1">
     <w:name w:val="Table Grid Light"/>
-    <w:basedOn w:val="690"/>
+    <w:basedOn w:val="710"/>
     <w:uiPriority w:val="59"/>
     <w:pPr>
       <w:spacing w:after="0" w:line="240" w:lineRule="auto"/>
@@ -10759,9 +11654,9 @@
       </w:tblBorders>
     </w:tblPr>
   </w:style>
-  <w:style w:type="table" w:styleId="717">
+  <w:style w:type="table" w:styleId="737">
     <w:name w:val="Plain Table 1"/>
-    <w:basedOn w:val="690"/>
+    <w:basedOn w:val="710"/>
     <w:uiPriority w:val="59"/>
     <w:pPr>
       <w:spacing w:after="0" w:line="240" w:lineRule="auto"/>
@@ -10819,9 +11714,9 @@
       </w:rPr>
     </w:tblStylePr>
   </w:style>
-  <w:style w:type="table" w:styleId="718">
+  <w:style w:type="table" w:styleId="738">
     <w:name w:val="Plain Table 2"/>
-    <w:basedOn w:val="690"/>
+    <w:basedOn w:val="710"/>
     <w:uiPriority w:val="59"/>
     <w:pPr>
       <w:spacing w:after="0" w:line="240" w:lineRule="auto"/>
@@ -10897,9 +11792,9 @@
       </w:rPr>
     </w:tblStylePr>
   </w:style>
-  <w:style w:type="table" w:styleId="719">
+  <w:style w:type="table" w:styleId="739">
     <w:name w:val="Plain Table 3"/>
-    <w:basedOn w:val="690"/>
+    <w:basedOn w:val="710"/>
     <w:uiPriority w:val="99"/>
     <w:pPr>
       <w:spacing w:after="0" w:line="240" w:lineRule="auto"/>
@@ -10973,9 +11868,9 @@
       </w:rPr>
     </w:tblStylePr>
   </w:style>
-  <w:style w:type="table" w:styleId="720">
+  <w:style w:type="table" w:styleId="740">
     <w:name w:val="Plain Table 4"/>
-    <w:basedOn w:val="690"/>
+    <w:basedOn w:val="710"/>
     <w:uiPriority w:val="99"/>
     <w:pPr>
       <w:spacing w:after="0" w:line="240" w:lineRule="auto"/>
@@ -11029,9 +11924,9 @@
       </w:rPr>
     </w:tblStylePr>
   </w:style>
-  <w:style w:type="table" w:styleId="721">
+  <w:style w:type="table" w:styleId="741">
     <w:name w:val="Plain Table 5"/>
-    <w:basedOn w:val="690"/>
+    <w:basedOn w:val="710"/>
     <w:uiPriority w:val="99"/>
     <w:pPr>
       <w:spacing w:after="0" w:line="240" w:lineRule="auto"/>
@@ -11116,9 +12011,9 @@
       </w:tcPr>
     </w:tblStylePr>
   </w:style>
-  <w:style w:type="table" w:styleId="722">
+  <w:style w:type="table" w:styleId="742">
     <w:name w:val="Grid Table 1 Light"/>
-    <w:basedOn w:val="690"/>
+    <w:basedOn w:val="710"/>
     <w:uiPriority w:val="99"/>
     <w:pPr>
       <w:spacing w:after="0" w:line="240" w:lineRule="auto"/>
@@ -11180,9 +12075,9 @@
       </w:rPr>
     </w:tblStylePr>
   </w:style>
-  <w:style w:type="table" w:styleId="723" w:customStyle="1">
+  <w:style w:type="table" w:styleId="743" w:customStyle="1">
     <w:name w:val="Grid Table 1 Light - Accent 1"/>
-    <w:basedOn w:val="690"/>
+    <w:basedOn w:val="710"/>
     <w:uiPriority w:val="99"/>
     <w:pPr>
       <w:spacing w:after="0" w:line="240" w:lineRule="auto"/>
@@ -11244,9 +12139,9 @@
       </w:rPr>
     </w:tblStylePr>
   </w:style>
-  <w:style w:type="table" w:styleId="724" w:customStyle="1">
+  <w:style w:type="table" w:styleId="744" w:customStyle="1">
     <w:name w:val="Grid Table 1 Light - Accent 2"/>
-    <w:basedOn w:val="690"/>
+    <w:basedOn w:val="710"/>
     <w:uiPriority w:val="99"/>
     <w:pPr>
       <w:spacing w:after="0" w:line="240" w:lineRule="auto"/>
@@ -11308,9 +12203,9 @@
       </w:rPr>
     </w:tblStylePr>
   </w:style>
-  <w:style w:type="table" w:styleId="725" w:customStyle="1">
+  <w:style w:type="table" w:styleId="745" w:customStyle="1">
     <w:name w:val="Grid Table 1 Light - Accent 3"/>
-    <w:basedOn w:val="690"/>
+    <w:basedOn w:val="710"/>
     <w:uiPriority w:val="99"/>
     <w:pPr>
       <w:spacing w:after="0" w:line="240" w:lineRule="auto"/>
@@ -11372,9 +12267,9 @@
       </w:rPr>
     </w:tblStylePr>
   </w:style>
-  <w:style w:type="table" w:styleId="726" w:customStyle="1">
+  <w:style w:type="table" w:styleId="746" w:customStyle="1">
     <w:name w:val="Grid Table 1 Light - Accent 4"/>
-    <w:basedOn w:val="690"/>
+    <w:basedOn w:val="710"/>
     <w:uiPriority w:val="99"/>
     <w:pPr>
       <w:spacing w:after="0" w:line="240" w:lineRule="auto"/>
@@ -11436,9 +12331,9 @@
       </w:rPr>
     </w:tblStylePr>
   </w:style>
-  <w:style w:type="table" w:styleId="727" w:customStyle="1">
+  <w:style w:type="table" w:styleId="747" w:customStyle="1">
     <w:name w:val="Grid Table 1 Light - Accent 5"/>
-    <w:basedOn w:val="690"/>
+    <w:basedOn w:val="710"/>
     <w:uiPriority w:val="99"/>
     <w:pPr>
       <w:spacing w:after="0" w:line="240" w:lineRule="auto"/>
@@ -11500,9 +12395,9 @@
       </w:rPr>
     </w:tblStylePr>
   </w:style>
-  <w:style w:type="table" w:styleId="728" w:customStyle="1">
+  <w:style w:type="table" w:styleId="748" w:customStyle="1">
     <w:name w:val="Grid Table 1 Light - Accent 6"/>
-    <w:basedOn w:val="690"/>
+    <w:basedOn w:val="710"/>
     <w:uiPriority w:val="99"/>
     <w:pPr>
       <w:spacing w:after="0" w:line="240" w:lineRule="auto"/>
@@ -11564,9 +12459,9 @@
       </w:rPr>
     </w:tblStylePr>
   </w:style>
-  <w:style w:type="table" w:styleId="729">
+  <w:style w:type="table" w:styleId="749">
     <w:name w:val="Grid Table 2"/>
-    <w:basedOn w:val="690"/>
+    <w:basedOn w:val="710"/>
     <w:uiPriority w:val="99"/>
     <w:pPr>
       <w:spacing w:after="0" w:line="240" w:lineRule="auto"/>
@@ -11643,9 +12538,9 @@
       </w:tcPr>
     </w:tblStylePr>
   </w:style>
-  <w:style w:type="table" w:styleId="730" w:customStyle="1">
+  <w:style w:type="table" w:styleId="750" w:customStyle="1">
     <w:name w:val="Grid Table 2 - Accent 1"/>
-    <w:basedOn w:val="690"/>
+    <w:basedOn w:val="710"/>
     <w:uiPriority w:val="99"/>
     <w:pPr>
       <w:spacing w:after="0" w:line="240" w:lineRule="auto"/>
@@ -11722,9 +12617,9 @@
       </w:tcPr>
     </w:tblStylePr>
   </w:style>
-  <w:style w:type="table" w:styleId="731" w:customStyle="1">
+  <w:style w:type="table" w:styleId="751" w:customStyle="1">
     <w:name w:val="Grid Table 2 - Accent 2"/>
-    <w:basedOn w:val="690"/>
+    <w:basedOn w:val="710"/>
     <w:uiPriority w:val="99"/>
     <w:pPr>
       <w:spacing w:after="0" w:line="240" w:lineRule="auto"/>
@@ -11801,9 +12696,9 @@
       </w:tcPr>
     </w:tblStylePr>
   </w:style>
-  <w:style w:type="table" w:styleId="732" w:customStyle="1">
+  <w:style w:type="table" w:styleId="752" w:customStyle="1">
     <w:name w:val="Grid Table 2 - Accent 3"/>
-    <w:basedOn w:val="690"/>
+    <w:basedOn w:val="710"/>
     <w:uiPriority w:val="99"/>
     <w:pPr>
       <w:spacing w:after="0" w:line="240" w:lineRule="auto"/>
@@ -11880,9 +12775,9 @@
       </w:tcPr>
     </w:tblStylePr>
   </w:style>
-  <w:style w:type="table" w:styleId="733" w:customStyle="1">
+  <w:style w:type="table" w:styleId="753" w:customStyle="1">
     <w:name w:val="Grid Table 2 - Accent 4"/>
-    <w:basedOn w:val="690"/>
+    <w:basedOn w:val="710"/>
     <w:uiPriority w:val="99"/>
     <w:pPr>
       <w:spacing w:after="0" w:line="240" w:lineRule="auto"/>
@@ -11959,9 +12854,9 @@
       </w:tcPr>
     </w:tblStylePr>
   </w:style>
-  <w:style w:type="table" w:styleId="734" w:customStyle="1">
+  <w:style w:type="table" w:styleId="754" w:customStyle="1">
     <w:name w:val="Grid Table 2 - Accent 5"/>
-    <w:basedOn w:val="690"/>
+    <w:basedOn w:val="710"/>
     <w:uiPriority w:val="99"/>
     <w:pPr>
       <w:spacing w:after="0" w:line="240" w:lineRule="auto"/>
@@ -12038,9 +12933,9 @@
       </w:tcPr>
     </w:tblStylePr>
   </w:style>
-  <w:style w:type="table" w:styleId="735" w:customStyle="1">
+  <w:style w:type="table" w:styleId="755" w:customStyle="1">
     <w:name w:val="Grid Table 2 - Accent 6"/>
-    <w:basedOn w:val="690"/>
+    <w:basedOn w:val="710"/>
     <w:uiPriority w:val="99"/>
     <w:pPr>
       <w:spacing w:after="0" w:line="240" w:lineRule="auto"/>
@@ -12117,9 +13012,9 @@
       </w:tcPr>
     </w:tblStylePr>
   </w:style>
-  <w:style w:type="table" w:styleId="736">
+  <w:style w:type="table" w:styleId="756">
     <w:name w:val="Grid Table 3"/>
-    <w:basedOn w:val="690"/>
+    <w:basedOn w:val="710"/>
     <w:uiPriority w:val="99"/>
     <w:pPr>
       <w:spacing w:after="0" w:line="240" w:lineRule="auto"/>
@@ -12217,9 +13112,9 @@
       </w:tcPr>
     </w:tblStylePr>
   </w:style>
-  <w:style w:type="table" w:styleId="737" w:customStyle="1">
+  <w:style w:type="table" w:styleId="757" w:customStyle="1">
     <w:name w:val="Grid Table 3 - Accent 1"/>
-    <w:basedOn w:val="690"/>
+    <w:basedOn w:val="710"/>
     <w:uiPriority w:val="99"/>
     <w:pPr>
       <w:spacing w:after="0" w:line="240" w:lineRule="auto"/>
@@ -12317,9 +13212,9 @@
       </w:tcPr>
     </w:tblStylePr>
   </w:style>
-  <w:style w:type="table" w:styleId="738" w:customStyle="1">
+  <w:style w:type="table" w:styleId="758" w:customStyle="1">
     <w:name w:val="Grid Table 3 - Accent 2"/>
-    <w:basedOn w:val="690"/>
+    <w:basedOn w:val="710"/>
     <w:uiPriority w:val="99"/>
     <w:pPr>
       <w:spacing w:after="0" w:line="240" w:lineRule="auto"/>
@@ -12417,9 +13312,9 @@
       </w:tcPr>
     </w:tblStylePr>
   </w:style>
-  <w:style w:type="table" w:styleId="739" w:customStyle="1">
+  <w:style w:type="table" w:styleId="759" w:customStyle="1">
     <w:name w:val="Grid Table 3 - Accent 3"/>
-    <w:basedOn w:val="690"/>
+    <w:basedOn w:val="710"/>
     <w:uiPriority w:val="99"/>
     <w:pPr>
       <w:spacing w:after="0" w:line="240" w:lineRule="auto"/>
@@ -12517,9 +13412,9 @@
       </w:tcPr>
     </w:tblStylePr>
   </w:style>
-  <w:style w:type="table" w:styleId="740" w:customStyle="1">
+  <w:style w:type="table" w:styleId="760" w:customStyle="1">
     <w:name w:val="Grid Table 3 - Accent 4"/>
-    <w:basedOn w:val="690"/>
+    <w:basedOn w:val="710"/>
     <w:uiPriority w:val="99"/>
     <w:pPr>
       <w:spacing w:after="0" w:line="240" w:lineRule="auto"/>
@@ -12617,9 +13512,9 @@
       </w:tcPr>
     </w:tblStylePr>
   </w:style>
-  <w:style w:type="table" w:styleId="741" w:customStyle="1">
+  <w:style w:type="table" w:styleId="761" w:customStyle="1">
     <w:name w:val="Grid Table 3 - Accent 5"/>
-    <w:basedOn w:val="690"/>
+    <w:basedOn w:val="710"/>
     <w:uiPriority w:val="99"/>
     <w:pPr>
       <w:spacing w:after="0" w:line="240" w:lineRule="auto"/>
@@ -12717,9 +13612,9 @@
       </w:tcPr>
     </w:tblStylePr>
   </w:style>
-  <w:style w:type="table" w:styleId="742" w:customStyle="1">
+  <w:style w:type="table" w:styleId="762" w:customStyle="1">
     <w:name w:val="Grid Table 3 - Accent 6"/>
-    <w:basedOn w:val="690"/>
+    <w:basedOn w:val="710"/>
     <w:uiPriority w:val="99"/>
     <w:pPr>
       <w:spacing w:after="0" w:line="240" w:lineRule="auto"/>
@@ -12817,9 +13712,9 @@
       </w:tcPr>
     </w:tblStylePr>
   </w:style>
-  <w:style w:type="table" w:styleId="743">
+  <w:style w:type="table" w:styleId="763">
     <w:name w:val="Grid Table 4"/>
-    <w:basedOn w:val="690"/>
+    <w:basedOn w:val="710"/>
     <w:uiPriority w:val="59"/>
     <w:pPr>
       <w:spacing w:after="0" w:line="240" w:lineRule="auto"/>
@@ -12897,9 +13792,9 @@
       </w:tcPr>
     </w:tblStylePr>
   </w:style>
-  <w:style w:type="table" w:styleId="744" w:customStyle="1">
+  <w:style w:type="table" w:styleId="764" w:customStyle="1">
     <w:name w:val="Grid Table 4 - Accent 1"/>
-    <w:basedOn w:val="690"/>
+    <w:basedOn w:val="710"/>
     <w:uiPriority w:val="59"/>
     <w:pPr>
       <w:spacing w:after="0" w:line="240" w:lineRule="auto"/>
@@ -12977,9 +13872,9 @@
       </w:tcPr>
     </w:tblStylePr>
   </w:style>
-  <w:style w:type="table" w:styleId="745" w:customStyle="1">
+  <w:style w:type="table" w:styleId="765" w:customStyle="1">
     <w:name w:val="Grid Table 4 - Accent 2"/>
-    <w:basedOn w:val="690"/>
+    <w:basedOn w:val="710"/>
     <w:uiPriority w:val="59"/>
     <w:pPr>
       <w:spacing w:after="0" w:line="240" w:lineRule="auto"/>
@@ -13057,9 +13952,9 @@
       </w:tcPr>
     </w:tblStylePr>
   </w:style>
-  <w:style w:type="table" w:styleId="746" w:customStyle="1">
+  <w:style w:type="table" w:styleId="766" w:customStyle="1">
     <w:name w:val="Grid Table 4 - Accent 3"/>
-    <w:basedOn w:val="690"/>
+    <w:basedOn w:val="710"/>
     <w:uiPriority w:val="59"/>
     <w:pPr>
       <w:spacing w:after="0" w:line="240" w:lineRule="auto"/>
@@ -13137,9 +14032,9 @@
       </w:tcPr>
     </w:tblStylePr>
   </w:style>
-  <w:style w:type="table" w:styleId="747" w:customStyle="1">
+  <w:style w:type="table" w:styleId="767" w:customStyle="1">
     <w:name w:val="Grid Table 4 - Accent 4"/>
-    <w:basedOn w:val="690"/>
+    <w:basedOn w:val="710"/>
     <w:uiPriority w:val="59"/>
     <w:pPr>
       <w:spacing w:after="0" w:line="240" w:lineRule="auto"/>
@@ -13217,9 +14112,9 @@
       </w:tcPr>
     </w:tblStylePr>
   </w:style>
-  <w:style w:type="table" w:styleId="748" w:customStyle="1">
+  <w:style w:type="table" w:styleId="768" w:customStyle="1">
     <w:name w:val="Grid Table 4 - Accent 5"/>
-    <w:basedOn w:val="690"/>
+    <w:basedOn w:val="710"/>
     <w:uiPriority w:val="59"/>
     <w:pPr>
       <w:spacing w:after="0" w:line="240" w:lineRule="auto"/>
@@ -13297,9 +14192,9 @@
       </w:tcPr>
     </w:tblStylePr>
   </w:style>
-  <w:style w:type="table" w:styleId="749" w:customStyle="1">
+  <w:style w:type="table" w:styleId="769" w:customStyle="1">
     <w:name w:val="Grid Table 4 - Accent 6"/>
-    <w:basedOn w:val="690"/>
+    <w:basedOn w:val="710"/>
     <w:uiPriority w:val="59"/>
     <w:pPr>
       <w:spacing w:after="0" w:line="240" w:lineRule="auto"/>
@@ -13377,9 +14272,9 @@
       </w:tcPr>
     </w:tblStylePr>
   </w:style>
-  <w:style w:type="table" w:styleId="750">
+  <w:style w:type="table" w:styleId="770">
     <w:name w:val="Grid Table 5 Dark"/>
-    <w:basedOn w:val="690"/>
+    <w:basedOn w:val="710"/>
     <w:uiPriority w:val="99"/>
     <w:pPr>
       <w:spacing w:after="0" w:line="240" w:lineRule="auto"/>
@@ -13455,9 +14350,9 @@
       </w:tcPr>
     </w:tblStylePr>
   </w:style>
-  <w:style w:type="table" w:styleId="751" w:customStyle="1">
+  <w:style w:type="table" w:styleId="771" w:customStyle="1">
     <w:name w:val="Grid Table 5 Dark- Accent 1"/>
-    <w:basedOn w:val="690"/>
+    <w:basedOn w:val="710"/>
     <w:uiPriority w:val="99"/>
     <w:pPr>
       <w:spacing w:after="0" w:line="240" w:lineRule="auto"/>
@@ -13533,9 +14428,9 @@
       </w:tcPr>
     </w:tblStylePr>
   </w:style>
-  <w:style w:type="table" w:styleId="752" w:customStyle="1">
+  <w:style w:type="table" w:styleId="772" w:customStyle="1">
     <w:name w:val="Grid Table 5 Dark - Accent 2"/>
-    <w:basedOn w:val="690"/>
+    <w:basedOn w:val="710"/>
     <w:uiPriority w:val="99"/>
     <w:pPr>
       <w:spacing w:after="0" w:line="240" w:lineRule="auto"/>
@@ -13611,9 +14506,9 @@
       </w:tcPr>
     </w:tblStylePr>
   </w:style>
-  <w:style w:type="table" w:styleId="753" w:customStyle="1">
+  <w:style w:type="table" w:styleId="773" w:customStyle="1">
     <w:name w:val="Grid Table 5 Dark - Accent 3"/>
-    <w:basedOn w:val="690"/>
+    <w:basedOn w:val="710"/>
     <w:uiPriority w:val="99"/>
     <w:pPr>
       <w:spacing w:after="0" w:line="240" w:lineRule="auto"/>
@@ -13689,9 +14584,9 @@
       </w:tcPr>
     </w:tblStylePr>
   </w:style>
-  <w:style w:type="table" w:styleId="754" w:customStyle="1">
+  <w:style w:type="table" w:styleId="774" w:customStyle="1">
     <w:name w:val="Grid Table 5 Dark- Accent 4"/>
-    <w:basedOn w:val="690"/>
+    <w:basedOn w:val="710"/>
     <w:uiPriority w:val="99"/>
     <w:pPr>
       <w:spacing w:after="0" w:line="240" w:lineRule="auto"/>
@@ -13767,9 +14662,9 @@
       </w:tcPr>
     </w:tblStylePr>
   </w:style>
-  <w:style w:type="table" w:styleId="755" w:customStyle="1">
+  <w:style w:type="table" w:styleId="775" w:customStyle="1">
     <w:name w:val="Grid Table 5 Dark - Accent 5"/>
-    <w:basedOn w:val="690"/>
+    <w:basedOn w:val="710"/>
     <w:uiPriority w:val="99"/>
     <w:pPr>
       <w:spacing w:after="0" w:line="240" w:lineRule="auto"/>
@@ -13845,9 +14740,9 @@
       </w:tcPr>
     </w:tblStylePr>
   </w:style>
-  <w:style w:type="table" w:styleId="756" w:customStyle="1">
+  <w:style w:type="table" w:styleId="776" w:customStyle="1">
     <w:name w:val="Grid Table 5 Dark - Accent 6"/>
-    <w:basedOn w:val="690"/>
+    <w:basedOn w:val="710"/>
     <w:uiPriority w:val="99"/>
     <w:pPr>
       <w:spacing w:after="0" w:line="240" w:lineRule="auto"/>
@@ -13923,9 +14818,9 @@
       </w:tcPr>
     </w:tblStylePr>
   </w:style>
-  <w:style w:type="table" w:styleId="757">
+  <w:style w:type="table" w:styleId="777">
     <w:name w:val="Grid Table 6 Colorful"/>
-    <w:basedOn w:val="690"/>
+    <w:basedOn w:val="710"/>
     <w:uiPriority w:val="99"/>
     <w:pPr>
       <w:spacing w:after="0" w:line="240" w:lineRule="auto"/>
@@ -13994,9 +14889,9 @@
       </w:rPr>
     </w:tblStylePr>
   </w:style>
-  <w:style w:type="table" w:styleId="758" w:customStyle="1">
+  <w:style w:type="table" w:styleId="778" w:customStyle="1">
     <w:name w:val="Grid Table 6 Colorful - Accent 1"/>
-    <w:basedOn w:val="690"/>
+    <w:basedOn w:val="710"/>
     <w:uiPriority w:val="99"/>
     <w:pPr>
       <w:spacing w:after="0" w:line="240" w:lineRule="auto"/>
@@ -14065,9 +14960,9 @@
       </w:rPr>
     </w:tblStylePr>
   </w:style>
-  <w:style w:type="table" w:styleId="759" w:customStyle="1">
+  <w:style w:type="table" w:styleId="779" w:customStyle="1">
     <w:name w:val="Grid Table 6 Colorful - Accent 2"/>
-    <w:basedOn w:val="690"/>
+    <w:basedOn w:val="710"/>
     <w:uiPriority w:val="99"/>
     <w:pPr>
       <w:spacing w:after="0" w:line="240" w:lineRule="auto"/>
@@ -14136,9 +15031,9 @@
       </w:rPr>
     </w:tblStylePr>
   </w:style>
-  <w:style w:type="table" w:styleId="760" w:customStyle="1">
+  <w:style w:type="table" w:styleId="780" w:customStyle="1">
     <w:name w:val="Grid Table 6 Colorful - Accent 3"/>
-    <w:basedOn w:val="690"/>
+    <w:basedOn w:val="710"/>
     <w:uiPriority w:val="99"/>
     <w:pPr>
       <w:spacing w:after="0" w:line="240" w:lineRule="auto"/>
@@ -14207,9 +15102,9 @@
       </w:rPr>
     </w:tblStylePr>
   </w:style>
-  <w:style w:type="table" w:styleId="761" w:customStyle="1">
+  <w:style w:type="table" w:styleId="781" w:customStyle="1">
     <w:name w:val="Grid Table 6 Colorful - Accent 4"/>
-    <w:basedOn w:val="690"/>
+    <w:basedOn w:val="710"/>
     <w:uiPriority w:val="99"/>
     <w:pPr>
       <w:spacing w:after="0" w:line="240" w:lineRule="auto"/>
@@ -14278,9 +15173,9 @@
       </w:rPr>
     </w:tblStylePr>
   </w:style>
-  <w:style w:type="table" w:styleId="762" w:customStyle="1">
+  <w:style w:type="table" w:styleId="782" w:customStyle="1">
     <w:name w:val="Grid Table 6 Colorful - Accent 5"/>
-    <w:basedOn w:val="690"/>
+    <w:basedOn w:val="710"/>
     <w:uiPriority w:val="99"/>
     <w:pPr>
       <w:spacing w:after="0" w:line="240" w:lineRule="auto"/>
@@ -14349,9 +15244,9 @@
       </w:rPr>
     </w:tblStylePr>
   </w:style>
-  <w:style w:type="table" w:styleId="763" w:customStyle="1">
+  <w:style w:type="table" w:styleId="783" w:customStyle="1">
     <w:name w:val="Grid Table 6 Colorful - Accent 6"/>
-    <w:basedOn w:val="690"/>
+    <w:basedOn w:val="710"/>
     <w:uiPriority w:val="99"/>
     <w:pPr>
       <w:spacing w:after="0" w:line="240" w:lineRule="auto"/>
@@ -14420,9 +15315,9 @@
       </w:rPr>
     </w:tblStylePr>
   </w:style>
-  <w:style w:type="table" w:styleId="764">
+  <w:style w:type="table" w:styleId="784">
     <w:name w:val="Grid Table 7 Colorful"/>
-    <w:basedOn w:val="690"/>
+    <w:basedOn w:val="710"/>
     <w:uiPriority w:val="99"/>
     <w:pPr>
       <w:spacing w:after="0" w:line="240" w:lineRule="auto"/>
@@ -14531,9 +15426,9 @@
       </w:tcPr>
     </w:tblStylePr>
   </w:style>
-  <w:style w:type="table" w:styleId="765" w:customStyle="1">
+  <w:style w:type="table" w:styleId="785" w:customStyle="1">
     <w:name w:val="Grid Table 7 Colorful - Accent 1"/>
-    <w:basedOn w:val="690"/>
+    <w:basedOn w:val="710"/>
     <w:uiPriority w:val="99"/>
     <w:pPr>
       <w:spacing w:after="0" w:line="240" w:lineRule="auto"/>
@@ -14642,9 +15537,9 @@
       </w:tcPr>
     </w:tblStylePr>
   </w:style>
-  <w:style w:type="table" w:styleId="766" w:customStyle="1">
+  <w:style w:type="table" w:styleId="786" w:customStyle="1">
     <w:name w:val="Grid Table 7 Colorful - Accent 2"/>
-    <w:basedOn w:val="690"/>
+    <w:basedOn w:val="710"/>
     <w:uiPriority w:val="99"/>
     <w:pPr>
       <w:spacing w:after="0" w:line="240" w:lineRule="auto"/>
@@ -14753,9 +15648,9 @@
       </w:tcPr>
     </w:tblStylePr>
   </w:style>
-  <w:style w:type="table" w:styleId="767" w:customStyle="1">
+  <w:style w:type="table" w:styleId="787" w:customStyle="1">
     <w:name w:val="Grid Table 7 Colorful - Accent 3"/>
-    <w:basedOn w:val="690"/>
+    <w:basedOn w:val="710"/>
     <w:uiPriority w:val="99"/>
     <w:pPr>
       <w:spacing w:after="0" w:line="240" w:lineRule="auto"/>
@@ -14864,9 +15759,9 @@
       </w:tcPr>
     </w:tblStylePr>
   </w:style>
-  <w:style w:type="table" w:styleId="768" w:customStyle="1">
+  <w:style w:type="table" w:styleId="788" w:customStyle="1">
     <w:name w:val="Grid Table 7 Colorful - Accent 4"/>
-    <w:basedOn w:val="690"/>
+    <w:basedOn w:val="710"/>
     <w:uiPriority w:val="99"/>
     <w:pPr>
       <w:spacing w:after="0" w:line="240" w:lineRule="auto"/>
@@ -14975,9 +15870,9 @@
       </w:tcPr>
     </w:tblStylePr>
   </w:style>
-  <w:style w:type="table" w:styleId="769" w:customStyle="1">
+  <w:style w:type="table" w:styleId="789" w:customStyle="1">
     <w:name w:val="Grid Table 7 Colorful - Accent 5"/>
-    <w:basedOn w:val="690"/>
+    <w:basedOn w:val="710"/>
     <w:uiPriority w:val="99"/>
     <w:pPr>
       <w:spacing w:after="0" w:line="240" w:lineRule="auto"/>
@@ -15086,9 +15981,9 @@
       </w:tcPr>
     </w:tblStylePr>
   </w:style>
-  <w:style w:type="table" w:styleId="770" w:customStyle="1">
+  <w:style w:type="table" w:styleId="790" w:customStyle="1">
     <w:name w:val="Grid Table 7 Colorful - Accent 6"/>
-    <w:basedOn w:val="690"/>
+    <w:basedOn w:val="710"/>
     <w:uiPriority w:val="99"/>
     <w:pPr>
       <w:spacing w:after="0" w:line="240" w:lineRule="auto"/>
@@ -15197,9 +16092,9 @@
       </w:tcPr>
     </w:tblStylePr>
   </w:style>
-  <w:style w:type="table" w:styleId="771">
+  <w:style w:type="table" w:styleId="791">
     <w:name w:val="List Table 1 Light"/>
-    <w:basedOn w:val="690"/>
+    <w:basedOn w:val="710"/>
     <w:uiPriority w:val="99"/>
     <w:pPr>
       <w:spacing w:after="0" w:line="240" w:lineRule="auto"/>
@@ -15259,9 +16154,9 @@
       </w:tcPr>
     </w:tblStylePr>
   </w:style>
-  <w:style w:type="table" w:styleId="772" w:customStyle="1">
+  <w:style w:type="table" w:styleId="792" w:customStyle="1">
     <w:name w:val="List Table 1 Light - Accent 1"/>
-    <w:basedOn w:val="690"/>
+    <w:basedOn w:val="710"/>
     <w:uiPriority w:val="99"/>
     <w:pPr>
       <w:spacing w:after="0" w:line="240" w:lineRule="auto"/>
@@ -15321,9 +16216,9 @@
       </w:tcPr>
     </w:tblStylePr>
   </w:style>
-  <w:style w:type="table" w:styleId="773" w:customStyle="1">
+  <w:style w:type="table" w:styleId="793" w:customStyle="1">
     <w:name w:val="List Table 1 Light - Accent 2"/>
-    <w:basedOn w:val="690"/>
+    <w:basedOn w:val="710"/>
     <w:uiPriority w:val="99"/>
     <w:pPr>
       <w:spacing w:after="0" w:line="240" w:lineRule="auto"/>
@@ -15383,9 +16278,9 @@
       </w:tcPr>
     </w:tblStylePr>
   </w:style>
-  <w:style w:type="table" w:styleId="774" w:customStyle="1">
+  <w:style w:type="table" w:styleId="794" w:customStyle="1">
     <w:name w:val="List Table 1 Light - Accent 3"/>
-    <w:basedOn w:val="690"/>
+    <w:basedOn w:val="710"/>
     <w:uiPriority w:val="99"/>
     <w:pPr>
       <w:spacing w:after="0" w:line="240" w:lineRule="auto"/>
@@ -15445,9 +16340,9 @@
       </w:tcPr>
     </w:tblStylePr>
   </w:style>
-  <w:style w:type="table" w:styleId="775" w:customStyle="1">
+  <w:style w:type="table" w:styleId="795" w:customStyle="1">
     <w:name w:val="List Table 1 Light - Accent 4"/>
-    <w:basedOn w:val="690"/>
+    <w:basedOn w:val="710"/>
     <w:uiPriority w:val="99"/>
     <w:pPr>
       <w:spacing w:after="0" w:line="240" w:lineRule="auto"/>
@@ -15507,9 +16402,9 @@
       </w:tcPr>
     </w:tblStylePr>
   </w:style>
-  <w:style w:type="table" w:styleId="776" w:customStyle="1">
+  <w:style w:type="table" w:styleId="796" w:customStyle="1">
     <w:name w:val="List Table 1 Light - Accent 5"/>
-    <w:basedOn w:val="690"/>
+    <w:basedOn w:val="710"/>
     <w:uiPriority w:val="99"/>
     <w:pPr>
       <w:spacing w:after="0" w:line="240" w:lineRule="auto"/>
@@ -15569,9 +16464,9 @@
       </w:tcPr>
     </w:tblStylePr>
   </w:style>
-  <w:style w:type="table" w:styleId="777" w:customStyle="1">
+  <w:style w:type="table" w:styleId="797" w:customStyle="1">
     <w:name w:val="List Table 1 Light - Accent 6"/>
-    <w:basedOn w:val="690"/>
+    <w:basedOn w:val="710"/>
     <w:uiPriority w:val="99"/>
     <w:pPr>
       <w:spacing w:after="0" w:line="240" w:lineRule="auto"/>
@@ -15631,9 +16526,9 @@
       </w:tcPr>
     </w:tblStylePr>
   </w:style>
-  <w:style w:type="table" w:styleId="778">
+  <w:style w:type="table" w:styleId="798">
     <w:name w:val="List Table 2"/>
-    <w:basedOn w:val="690"/>
+    <w:basedOn w:val="710"/>
     <w:uiPriority w:val="99"/>
     <w:pPr>
       <w:spacing w:after="0" w:line="240" w:lineRule="auto"/>
@@ -15716,9 +16611,9 @@
       </w:tcPr>
     </w:tblStylePr>
   </w:style>
-  <w:style w:type="table" w:styleId="779" w:customStyle="1">
+  <w:style w:type="table" w:styleId="799" w:customStyle="1">
     <w:name w:val="List Table 2 - Accent 1"/>
-    <w:basedOn w:val="690"/>
+    <w:basedOn w:val="710"/>
     <w:uiPriority w:val="99"/>
     <w:pPr>
       <w:spacing w:after="0" w:line="240" w:lineRule="auto"/>
@@ -15801,9 +16696,9 @@
       </w:tcPr>
     </w:tblStylePr>
   </w:style>
-  <w:style w:type="table" w:styleId="780" w:customStyle="1">
+  <w:style w:type="table" w:styleId="800" w:customStyle="1">
     <w:name w:val="List Table 2 - Accent 2"/>
-    <w:basedOn w:val="690"/>
+    <w:basedOn w:val="710"/>
     <w:uiPriority w:val="99"/>
     <w:pPr>
       <w:spacing w:after="0" w:line="240" w:lineRule="auto"/>
@@ -15886,9 +16781,9 @@
       </w:tcPr>
     </w:tblStylePr>
   </w:style>
-  <w:style w:type="table" w:styleId="781" w:customStyle="1">
+  <w:style w:type="table" w:styleId="801" w:customStyle="1">
     <w:name w:val="List Table 2 - Accent 3"/>
-    <w:basedOn w:val="690"/>
+    <w:basedOn w:val="710"/>
     <w:uiPriority w:val="99"/>
     <w:pPr>
       <w:spacing w:after="0" w:line="240" w:lineRule="auto"/>
@@ -15971,9 +16866,9 @@
       </w:tcPr>
     </w:tblStylePr>
   </w:style>
-  <w:style w:type="table" w:styleId="782" w:customStyle="1">
+  <w:style w:type="table" w:styleId="802" w:customStyle="1">
     <w:name w:val="List Table 2 - Accent 4"/>
-    <w:basedOn w:val="690"/>
+    <w:basedOn w:val="710"/>
     <w:uiPriority w:val="99"/>
     <w:pPr>
       <w:spacing w:after="0" w:line="240" w:lineRule="auto"/>
@@ -16056,9 +16951,9 @@
       </w:tcPr>
     </w:tblStylePr>
   </w:style>
-  <w:style w:type="table" w:styleId="783" w:customStyle="1">
+  <w:style w:type="table" w:styleId="803" w:customStyle="1">
     <w:name w:val="List Table 2 - Accent 5"/>
-    <w:basedOn w:val="690"/>
+    <w:basedOn w:val="710"/>
     <w:uiPriority w:val="99"/>
     <w:pPr>
       <w:spacing w:after="0" w:line="240" w:lineRule="auto"/>
@@ -16141,9 +17036,9 @@
       </w:tcPr>
     </w:tblStylePr>
   </w:style>
-  <w:style w:type="table" w:styleId="784" w:customStyle="1">
+  <w:style w:type="table" w:styleId="804" w:customStyle="1">
     <w:name w:val="List Table 2 - Accent 6"/>
-    <w:basedOn w:val="690"/>
+    <w:basedOn w:val="710"/>
     <w:uiPriority w:val="99"/>
     <w:pPr>
       <w:spacing w:after="0" w:line="240" w:lineRule="auto"/>
@@ -16226,9 +17121,9 @@
       </w:tcPr>
     </w:tblStylePr>
   </w:style>
-  <w:style w:type="table" w:styleId="785">
+  <w:style w:type="table" w:styleId="805">
     <w:name w:val="List Table 3"/>
-    <w:basedOn w:val="690"/>
+    <w:basedOn w:val="710"/>
     <w:uiPriority w:val="99"/>
     <w:pPr>
       <w:spacing w:after="0" w:line="240" w:lineRule="auto"/>
@@ -16299,9 +17194,9 @@
       </w:rPr>
     </w:tblStylePr>
   </w:style>
-  <w:style w:type="table" w:styleId="786" w:customStyle="1">
+  <w:style w:type="table" w:styleId="806" w:customStyle="1">
     <w:name w:val="List Table 3 - Accent 1"/>
-    <w:basedOn w:val="690"/>
+    <w:basedOn w:val="710"/>
     <w:uiPriority w:val="99"/>
     <w:pPr>
       <w:spacing w:after="0" w:line="240" w:lineRule="auto"/>
@@ -16372,9 +17267,9 @@
       </w:rPr>
     </w:tblStylePr>
   </w:style>
-  <w:style w:type="table" w:styleId="787" w:customStyle="1">
+  <w:style w:type="table" w:styleId="807" w:customStyle="1">
     <w:name w:val="List Table 3 - Accent 2"/>
-    <w:basedOn w:val="690"/>
+    <w:basedOn w:val="710"/>
     <w:uiPriority w:val="99"/>
     <w:pPr>
       <w:spacing w:after="0" w:line="240" w:lineRule="auto"/>
@@ -16445,9 +17340,9 @@
       </w:rPr>
     </w:tblStylePr>
   </w:style>
-  <w:style w:type="table" w:styleId="788" w:customStyle="1">
+  <w:style w:type="table" w:styleId="808" w:customStyle="1">
     <w:name w:val="List Table 3 - Accent 3"/>
-    <w:basedOn w:val="690"/>
+    <w:basedOn w:val="710"/>
     <w:uiPriority w:val="99"/>
     <w:pPr>
       <w:spacing w:after="0" w:line="240" w:lineRule="auto"/>
@@ -16518,9 +17413,9 @@
       </w:rPr>
     </w:tblStylePr>
   </w:style>
-  <w:style w:type="table" w:styleId="789" w:customStyle="1">
+  <w:style w:type="table" w:styleId="809" w:customStyle="1">
     <w:name w:val="List Table 3 - Accent 4"/>
-    <w:basedOn w:val="690"/>
+    <w:basedOn w:val="710"/>
     <w:uiPriority w:val="99"/>
     <w:pPr>
       <w:spacing w:after="0" w:line="240" w:lineRule="auto"/>
@@ -16591,9 +17486,9 @@
       </w:rPr>
     </w:tblStylePr>
   </w:style>
-  <w:style w:type="table" w:styleId="790" w:customStyle="1">
+  <w:style w:type="table" w:styleId="810" w:customStyle="1">
     <w:name w:val="List Table 3 - Accent 5"/>
-    <w:basedOn w:val="690"/>
+    <w:basedOn w:val="710"/>
     <w:uiPriority w:val="99"/>
     <w:pPr>
       <w:spacing w:after="0" w:line="240" w:lineRule="auto"/>
@@ -16664,9 +17559,9 @@
       </w:rPr>
     </w:tblStylePr>
   </w:style>
-  <w:style w:type="table" w:styleId="791" w:customStyle="1">
+  <w:style w:type="table" w:styleId="811" w:customStyle="1">
     <w:name w:val="List Table 3 - Accent 6"/>
-    <w:basedOn w:val="690"/>
+    <w:basedOn w:val="710"/>
     <w:uiPriority w:val="99"/>
     <w:pPr>
       <w:spacing w:after="0" w:line="240" w:lineRule="auto"/>
@@ -16737,9 +17632,9 @@
       </w:rPr>
     </w:tblStylePr>
   </w:style>
-  <w:style w:type="table" w:styleId="792">
+  <w:style w:type="table" w:styleId="812">
     <w:name w:val="List Table 4"/>
-    <w:basedOn w:val="690"/>
+    <w:basedOn w:val="710"/>
     <w:uiPriority w:val="99"/>
     <w:pPr>
       <w:spacing w:after="0" w:line="240" w:lineRule="auto"/>
@@ -16805,9 +17700,9 @@
       </w:rPr>
     </w:tblStylePr>
   </w:style>
-  <w:style w:type="table" w:styleId="793" w:customStyle="1">
+  <w:style w:type="table" w:styleId="813" w:customStyle="1">
     <w:name w:val="List Table 4 - Accent 1"/>
-    <w:basedOn w:val="690"/>
+    <w:basedOn w:val="710"/>
     <w:uiPriority w:val="99"/>
     <w:pPr>
       <w:spacing w:after="0" w:line="240" w:lineRule="auto"/>
@@ -16873,9 +17768,9 @@
       </w:rPr>
     </w:tblStylePr>
   </w:style>
-  <w:style w:type="table" w:styleId="794" w:customStyle="1">
+  <w:style w:type="table" w:styleId="814" w:customStyle="1">
     <w:name w:val="List Table 4 - Accent 2"/>
-    <w:basedOn w:val="690"/>
+    <w:basedOn w:val="710"/>
     <w:uiPriority w:val="99"/>
     <w:pPr>
       <w:spacing w:after="0" w:line="240" w:lineRule="auto"/>
@@ -16941,9 +17836,9 @@
       </w:rPr>
     </w:tblStylePr>
   </w:style>
-  <w:style w:type="table" w:styleId="795" w:customStyle="1">
+  <w:style w:type="table" w:styleId="815" w:customStyle="1">
     <w:name w:val="List Table 4 - Accent 3"/>
-    <w:basedOn w:val="690"/>
+    <w:basedOn w:val="710"/>
     <w:uiPriority w:val="99"/>
     <w:pPr>
       <w:spacing w:after="0" w:line="240" w:lineRule="auto"/>
@@ -17009,9 +17904,9 @@
       </w:rPr>
     </w:tblStylePr>
   </w:style>
-  <w:style w:type="table" w:styleId="796" w:customStyle="1">
+  <w:style w:type="table" w:styleId="816" w:customStyle="1">
     <w:name w:val="List Table 4 - Accent 4"/>
-    <w:basedOn w:val="690"/>
+    <w:basedOn w:val="710"/>
     <w:uiPriority w:val="99"/>
     <w:pPr>
       <w:spacing w:after="0" w:line="240" w:lineRule="auto"/>
@@ -17077,9 +17972,9 @@
       </w:rPr>
     </w:tblStylePr>
   </w:style>
-  <w:style w:type="table" w:styleId="797" w:customStyle="1">
+  <w:style w:type="table" w:styleId="817" w:customStyle="1">
     <w:name w:val="List Table 4 - Accent 5"/>
-    <w:basedOn w:val="690"/>
+    <w:basedOn w:val="710"/>
     <w:uiPriority w:val="99"/>
     <w:pPr>
       <w:spacing w:after="0" w:line="240" w:lineRule="auto"/>
@@ -17145,9 +18040,9 @@
       </w:rPr>
     </w:tblStylePr>
   </w:style>
-  <w:style w:type="table" w:styleId="798" w:customStyle="1">
+  <w:style w:type="table" w:styleId="818" w:customStyle="1">
     <w:name w:val="List Table 4 - Accent 6"/>
-    <w:basedOn w:val="690"/>
+    <w:basedOn w:val="710"/>
     <w:uiPriority w:val="99"/>
     <w:pPr>
       <w:spacing w:after="0" w:line="240" w:lineRule="auto"/>
@@ -17213,9 +18108,9 @@
       </w:rPr>
     </w:tblStylePr>
   </w:style>
-  <w:style w:type="table" w:styleId="799">
+  <w:style w:type="table" w:styleId="819">
     <w:name w:val="List Table 5 Dark"/>
-    <w:basedOn w:val="690"/>
+    <w:basedOn w:val="710"/>
     <w:uiPriority w:val="99"/>
     <w:pPr>
       <w:spacing w:after="0" w:line="240" w:lineRule="auto"/>
@@ -17312,9 +18207,9 @@
       </w:rPr>
     </w:tblStylePr>
   </w:style>
-  <w:style w:type="table" w:styleId="800" w:customStyle="1">
+  <w:style w:type="table" w:styleId="820" w:customStyle="1">
     <w:name w:val="List Table 5 Dark - Accent 1"/>
-    <w:basedOn w:val="690"/>
+    <w:basedOn w:val="710"/>
     <w:uiPriority w:val="99"/>
     <w:pPr>
       <w:spacing w:after="0" w:line="240" w:lineRule="auto"/>
@@ -17411,9 +18306,9 @@
       </w:rPr>
     </w:tblStylePr>
   </w:style>
-  <w:style w:type="table" w:styleId="801" w:customStyle="1">
+  <w:style w:type="table" w:styleId="821" w:customStyle="1">
     <w:name w:val="List Table 5 Dark - Accent 2"/>
-    <w:basedOn w:val="690"/>
+    <w:basedOn w:val="710"/>
     <w:uiPriority w:val="99"/>
     <w:pPr>
       <w:spacing w:after="0" w:line="240" w:lineRule="auto"/>
@@ -17510,9 +18405,9 @@
       </w:rPr>
     </w:tblStylePr>
   </w:style>
-  <w:style w:type="table" w:styleId="802" w:customStyle="1">
+  <w:style w:type="table" w:styleId="822" w:customStyle="1">
     <w:name w:val="List Table 5 Dark - Accent 3"/>
-    <w:basedOn w:val="690"/>
+    <w:basedOn w:val="710"/>
     <w:uiPriority w:val="99"/>
     <w:pPr>
       <w:spacing w:after="0" w:line="240" w:lineRule="auto"/>
@@ -17609,9 +18504,9 @@
       </w:rPr>
     </w:tblStylePr>
   </w:style>
-  <w:style w:type="table" w:styleId="803" w:customStyle="1">
+  <w:style w:type="table" w:styleId="823" w:customStyle="1">
     <w:name w:val="List Table 5 Dark - Accent 4"/>
-    <w:basedOn w:val="690"/>
+    <w:basedOn w:val="710"/>
     <w:uiPriority w:val="99"/>
     <w:pPr>
       <w:spacing w:after="0" w:line="240" w:lineRule="auto"/>
@@ -17708,9 +18603,9 @@
       </w:rPr>
     </w:tblStylePr>
   </w:style>
-  <w:style w:type="table" w:styleId="804" w:customStyle="1">
+  <w:style w:type="table" w:styleId="824" w:customStyle="1">
     <w:name w:val="List Table 5 Dark - Accent 5"/>
-    <w:basedOn w:val="690"/>
+    <w:basedOn w:val="710"/>
     <w:uiPriority w:val="99"/>
     <w:pPr>
       <w:spacing w:after="0" w:line="240" w:lineRule="auto"/>
@@ -17807,9 +18702,9 @@
       </w:rPr>
     </w:tblStylePr>
   </w:style>
-  <w:style w:type="table" w:styleId="805" w:customStyle="1">
+  <w:style w:type="table" w:styleId="825" w:customStyle="1">
     <w:name w:val="List Table 5 Dark - Accent 6"/>
-    <w:basedOn w:val="690"/>
+    <w:basedOn w:val="710"/>
     <w:uiPriority w:val="99"/>
     <w:pPr>
       <w:spacing w:after="0" w:line="240" w:lineRule="auto"/>
@@ -17906,9 +18801,9 @@
       </w:rPr>
     </w:tblStylePr>
   </w:style>
-  <w:style w:type="table" w:styleId="806">
+  <w:style w:type="table" w:styleId="826">
     <w:name w:val="List Table 6 Colorful"/>
-    <w:basedOn w:val="690"/>
+    <w:basedOn w:val="710"/>
     <w:uiPriority w:val="99"/>
     <w:pPr>
       <w:spacing w:after="0" w:line="240" w:lineRule="auto"/>
@@ -17978,9 +18873,9 @@
       </w:tcPr>
     </w:tblStylePr>
   </w:style>
-  <w:style w:type="table" w:styleId="807" w:customStyle="1">
+  <w:style w:type="table" w:styleId="827" w:customStyle="1">
     <w:name w:val="List Table 6 Colorful - Accent 1"/>
-    <w:basedOn w:val="690"/>
+    <w:basedOn w:val="710"/>
     <w:uiPriority w:val="99"/>
     <w:pPr>
       <w:spacing w:after="0" w:line="240" w:lineRule="auto"/>
@@ -18050,9 +18945,9 @@
       </w:tcPr>
     </w:tblStylePr>
   </w:style>
-  <w:style w:type="table" w:styleId="808" w:customStyle="1">
+  <w:style w:type="table" w:styleId="828" w:customStyle="1">
     <w:name w:val="List Table 6 Colorful - Accent 2"/>
-    <w:basedOn w:val="690"/>
+    <w:basedOn w:val="710"/>
     <w:uiPriority w:val="99"/>
     <w:pPr>
       <w:spacing w:after="0" w:line="240" w:lineRule="auto"/>
@@ -18122,9 +19017,9 @@
       </w:tcPr>
     </w:tblStylePr>
   </w:style>
-  <w:style w:type="table" w:styleId="809" w:customStyle="1">
+  <w:style w:type="table" w:styleId="829" w:customStyle="1">
     <w:name w:val="List Table 6 Colorful - Accent 3"/>
-    <w:basedOn w:val="690"/>
+    <w:basedOn w:val="710"/>
     <w:uiPriority w:val="99"/>
     <w:pPr>
       <w:spacing w:after="0" w:line="240" w:lineRule="auto"/>
@@ -18194,9 +19089,9 @@
       </w:tcPr>
     </w:tblStylePr>
   </w:style>
-  <w:style w:type="table" w:styleId="810" w:customStyle="1">
+  <w:style w:type="table" w:styleId="830" w:customStyle="1">
     <w:name w:val="List Table 6 Colorful - Accent 4"/>
-    <w:basedOn w:val="690"/>
+    <w:basedOn w:val="710"/>
     <w:uiPriority w:val="99"/>
     <w:pPr>
       <w:spacing w:after="0" w:line="240" w:lineRule="auto"/>
@@ -18266,9 +19161,9 @@
       </w:tcPr>
     </w:tblStylePr>
   </w:style>
-  <w:style w:type="table" w:styleId="811" w:customStyle="1">
+  <w:style w:type="table" w:styleId="831" w:customStyle="1">
     <w:name w:val="List Table 6 Colorful - Accent 5"/>
-    <w:basedOn w:val="690"/>
+    <w:basedOn w:val="710"/>
     <w:uiPriority w:val="99"/>
     <w:pPr>
       <w:spacing w:after="0" w:line="240" w:lineRule="auto"/>
@@ -18338,9 +19233,9 @@
       </w:tcPr>
     </w:tblStylePr>
   </w:style>
-  <w:style w:type="table" w:styleId="812" w:customStyle="1">
+  <w:style w:type="table" w:styleId="832" w:customStyle="1">
     <w:name w:val="List Table 6 Colorful - Accent 6"/>
-    <w:basedOn w:val="690"/>
+    <w:basedOn w:val="710"/>
     <w:uiPriority w:val="99"/>
     <w:pPr>
       <w:spacing w:after="0" w:line="240" w:lineRule="auto"/>
@@ -18410,9 +19305,9 @@
       </w:tcPr>
     </w:tblStylePr>
   </w:style>
-  <w:style w:type="table" w:styleId="813">
+  <w:style w:type="table" w:styleId="833">
     <w:name w:val="List Table 7 Colorful"/>
-    <w:basedOn w:val="690"/>
+    <w:basedOn w:val="710"/>
     <w:uiPriority w:val="99"/>
     <w:pPr>
       <w:spacing w:after="0" w:line="240" w:lineRule="auto"/>
@@ -18518,9 +19413,9 @@
       </w:tcPr>
     </w:tblStylePr>
   </w:style>
-  <w:style w:type="table" w:styleId="814" w:customStyle="1">
+  <w:style w:type="table" w:styleId="834" w:customStyle="1">
     <w:name w:val="List Table 7 Colorful - Accent 1"/>
-    <w:basedOn w:val="690"/>
+    <w:basedOn w:val="710"/>
     <w:uiPriority w:val="99"/>
     <w:pPr>
       <w:spacing w:after="0" w:line="240" w:lineRule="auto"/>
@@ -18626,9 +19521,9 @@
       </w:tcPr>
     </w:tblStylePr>
   </w:style>
-  <w:style w:type="table" w:styleId="815" w:customStyle="1">
+  <w:style w:type="table" w:styleId="835" w:customStyle="1">
     <w:name w:val="List Table 7 Colorful - Accent 2"/>
-    <w:basedOn w:val="690"/>
+    <w:basedOn w:val="710"/>
     <w:uiPriority w:val="99"/>
     <w:pPr>
       <w:spacing w:after="0" w:line="240" w:lineRule="auto"/>
@@ -18734,9 +19629,9 @@
       </w:tcPr>
     </w:tblStylePr>
   </w:style>
-  <w:style w:type="table" w:styleId="816" w:customStyle="1">
+  <w:style w:type="table" w:styleId="836" w:customStyle="1">
     <w:name w:val="List Table 7 Colorful - Accent 3"/>
-    <w:basedOn w:val="690"/>
+    <w:basedOn w:val="710"/>
     <w:uiPriority w:val="99"/>
     <w:pPr>
       <w:spacing w:after="0" w:line="240" w:lineRule="auto"/>
@@ -18842,9 +19737,9 @@
       </w:tcPr>
     </w:tblStylePr>
   </w:style>
-  <w:style w:type="table" w:styleId="817" w:customStyle="1">
+  <w:style w:type="table" w:styleId="837" w:customStyle="1">
     <w:name w:val="List Table 7 Colorful - Accent 4"/>
-    <w:basedOn w:val="690"/>
+    <w:basedOn w:val="710"/>
     <w:uiPriority w:val="99"/>
     <w:pPr>
       <w:spacing w:after="0" w:line="240" w:lineRule="auto"/>
@@ -18950,9 +19845,9 @@
       </w:tcPr>
     </w:tblStylePr>
   </w:style>
-  <w:style w:type="table" w:styleId="818" w:customStyle="1">
+  <w:style w:type="table" w:styleId="838" w:customStyle="1">
     <w:name w:val="List Table 7 Colorful - Accent 5"/>
-    <w:basedOn w:val="690"/>
+    <w:basedOn w:val="710"/>
     <w:uiPriority w:val="99"/>
     <w:pPr>
       <w:spacing w:after="0" w:line="240" w:lineRule="auto"/>
@@ -19058,9 +19953,9 @@
       </w:tcPr>
     </w:tblStylePr>
   </w:style>
-  <w:style w:type="table" w:styleId="819" w:customStyle="1">
+  <w:style w:type="table" w:styleId="839" w:customStyle="1">
     <w:name w:val="List Table 7 Colorful - Accent 6"/>
-    <w:basedOn w:val="690"/>
+    <w:basedOn w:val="710"/>
     <w:uiPriority w:val="99"/>
     <w:pPr>
       <w:spacing w:after="0" w:line="240" w:lineRule="auto"/>
@@ -19166,9 +20061,9 @@
       </w:tcPr>
     </w:tblStylePr>
   </w:style>
-  <w:style w:type="table" w:styleId="820" w:customStyle="1">
+  <w:style w:type="table" w:styleId="840" w:customStyle="1">
     <w:name w:val="Lined - Accent"/>
-    <w:basedOn w:val="690"/>
+    <w:basedOn w:val="710"/>
     <w:uiPriority w:val="99"/>
     <w:pPr>
       <w:spacing w:after="0" w:line="240" w:lineRule="auto"/>
@@ -19258,9 +20153,9 @@
       </w:tcPr>
     </w:tblStylePr>
   </w:style>
-  <w:style w:type="table" w:styleId="821" w:customStyle="1">
+  <w:style w:type="table" w:styleId="841" w:customStyle="1">
     <w:name w:val="Lined - Accent 1"/>
-    <w:basedOn w:val="690"/>
+    <w:basedOn w:val="710"/>
     <w:uiPriority w:val="99"/>
     <w:pPr>
       <w:spacing w:after="0" w:line="240" w:lineRule="auto"/>
@@ -19350,9 +20245,9 @@
       </w:tcPr>
     </w:tblStylePr>
   </w:style>
-  <w:style w:type="table" w:styleId="822" w:customStyle="1">
+  <w:style w:type="table" w:styleId="842" w:customStyle="1">
     <w:name w:val="Lined - Accent 2"/>
-    <w:basedOn w:val="690"/>
+    <w:basedOn w:val="710"/>
     <w:uiPriority w:val="99"/>
     <w:pPr>
       <w:spacing w:after="0" w:line="240" w:lineRule="auto"/>
@@ -19442,9 +20337,9 @@
       </w:tcPr>
     </w:tblStylePr>
   </w:style>
-  <w:style w:type="table" w:styleId="823" w:customStyle="1">
+  <w:style w:type="table" w:styleId="843" w:customStyle="1">
     <w:name w:val="Lined - Accent 3"/>
-    <w:basedOn w:val="690"/>
+    <w:basedOn w:val="710"/>
     <w:uiPriority w:val="99"/>
     <w:pPr>
       <w:spacing w:after="0" w:line="240" w:lineRule="auto"/>
@@ -19534,9 +20429,9 @@
       </w:tcPr>
     </w:tblStylePr>
   </w:style>
-  <w:style w:type="table" w:styleId="824" w:customStyle="1">
+  <w:style w:type="table" w:styleId="844" w:customStyle="1">
     <w:name w:val="Lined - Accent 4"/>
-    <w:basedOn w:val="690"/>
+    <w:basedOn w:val="710"/>
     <w:uiPriority w:val="99"/>
     <w:pPr>
       <w:spacing w:after="0" w:line="240" w:lineRule="auto"/>
@@ -19626,9 +20521,9 @@
       </w:tcPr>
     </w:tblStylePr>
   </w:style>
-  <w:style w:type="table" w:styleId="825" w:customStyle="1">
+  <w:style w:type="table" w:styleId="845" w:customStyle="1">
     <w:name w:val="Lined - Accent 5"/>
-    <w:basedOn w:val="690"/>
+    <w:basedOn w:val="710"/>
     <w:uiPriority w:val="99"/>
     <w:pPr>
       <w:spacing w:after="0" w:line="240" w:lineRule="auto"/>
@@ -19718,9 +20613,9 @@
       </w:tcPr>
     </w:tblStylePr>
   </w:style>
-  <w:style w:type="table" w:styleId="826" w:customStyle="1">
+  <w:style w:type="table" w:styleId="846" w:customStyle="1">
     <w:name w:val="Lined - Accent 6"/>
-    <w:basedOn w:val="690"/>
+    <w:basedOn w:val="710"/>
     <w:uiPriority w:val="99"/>
     <w:pPr>
       <w:spacing w:after="0" w:line="240" w:lineRule="auto"/>
@@ -19810,9 +20705,9 @@
       </w:tcPr>
     </w:tblStylePr>
   </w:style>
-  <w:style w:type="table" w:styleId="827" w:customStyle="1">
+  <w:style w:type="table" w:styleId="847" w:customStyle="1">
     <w:name w:val="Bordered &amp; Lined - Accent"/>
-    <w:basedOn w:val="690"/>
+    <w:basedOn w:val="710"/>
     <w:uiPriority w:val="99"/>
     <w:pPr>
       <w:spacing w:after="0" w:line="240" w:lineRule="auto"/>
@@ -19910,9 +20805,9 @@
       </w:tcPr>
     </w:tblStylePr>
   </w:style>
-  <w:style w:type="table" w:styleId="828" w:customStyle="1">
+  <w:style w:type="table" w:styleId="848" w:customStyle="1">
     <w:name w:val="Bordered &amp; Lined - Accent 1"/>
-    <w:basedOn w:val="690"/>
+    <w:basedOn w:val="710"/>
     <w:uiPriority w:val="99"/>
     <w:pPr>
       <w:spacing w:after="0" w:line="240" w:lineRule="auto"/>
@@ -20010,9 +20905,9 @@
       </w:tcPr>
     </w:tblStylePr>
   </w:style>
-  <w:style w:type="table" w:styleId="829" w:customStyle="1">
+  <w:style w:type="table" w:styleId="849" w:customStyle="1">
     <w:name w:val="Bordered &amp; Lined - Accent 2"/>
-    <w:basedOn w:val="690"/>
+    <w:basedOn w:val="710"/>
     <w:uiPriority w:val="99"/>
     <w:pPr>
       <w:spacing w:after="0" w:line="240" w:lineRule="auto"/>
@@ -20110,9 +21005,9 @@
       </w:tcPr>
     </w:tblStylePr>
   </w:style>
-  <w:style w:type="table" w:styleId="830" w:customStyle="1">
+  <w:style w:type="table" w:styleId="850" w:customStyle="1">
     <w:name w:val="Bordered &amp; Lined - Accent 3"/>
-    <w:basedOn w:val="690"/>
+    <w:basedOn w:val="710"/>
     <w:uiPriority w:val="99"/>
     <w:pPr>
       <w:spacing w:after="0" w:line="240" w:lineRule="auto"/>
@@ -20210,9 +21105,9 @@
       </w:tcPr>
     </w:tblStylePr>
   </w:style>
-  <w:style w:type="table" w:styleId="831" w:customStyle="1">
+  <w:style w:type="table" w:styleId="851" w:customStyle="1">
     <w:name w:val="Bordered &amp; Lined - Accent 4"/>
-    <w:basedOn w:val="690"/>
+    <w:basedOn w:val="710"/>
     <w:uiPriority w:val="99"/>
     <w:pPr>
       <w:spacing w:after="0" w:line="240" w:lineRule="auto"/>
@@ -20310,9 +21205,9 @@
       </w:tcPr>
     </w:tblStylePr>
   </w:style>
-  <w:style w:type="table" w:styleId="832" w:customStyle="1">
+  <w:style w:type="table" w:styleId="852" w:customStyle="1">
     <w:name w:val="Bordered &amp; Lined - Accent 5"/>
-    <w:basedOn w:val="690"/>
+    <w:basedOn w:val="710"/>
     <w:uiPriority w:val="99"/>
     <w:pPr>
       <w:spacing w:after="0" w:line="240" w:lineRule="auto"/>
@@ -20410,9 +21305,9 @@
       </w:tcPr>
     </w:tblStylePr>
   </w:style>
-  <w:style w:type="table" w:styleId="833" w:customStyle="1">
+  <w:style w:type="table" w:styleId="853" w:customStyle="1">
     <w:name w:val="Bordered &amp; Lined - Accent 6"/>
-    <w:basedOn w:val="690"/>
+    <w:basedOn w:val="710"/>
     <w:uiPriority w:val="99"/>
     <w:pPr>
       <w:spacing w:after="0" w:line="240" w:lineRule="auto"/>
@@ -20510,9 +21405,9 @@
       </w:tcPr>
     </w:tblStylePr>
   </w:style>
-  <w:style w:type="table" w:styleId="834" w:customStyle="1">
+  <w:style w:type="table" w:styleId="854" w:customStyle="1">
     <w:name w:val="Bordered"/>
-    <w:basedOn w:val="690"/>
+    <w:basedOn w:val="710"/>
     <w:uiPriority w:val="99"/>
     <w:pPr>
       <w:spacing w:after="0" w:line="240" w:lineRule="auto"/>
@@ -20588,9 +21483,9 @@
       </w:tcPr>
     </w:tblStylePr>
   </w:style>
-  <w:style w:type="table" w:styleId="835" w:customStyle="1">
+  <w:style w:type="table" w:styleId="855" w:customStyle="1">
     <w:name w:val="Bordered - Accent 1"/>
-    <w:basedOn w:val="690"/>
+    <w:basedOn w:val="710"/>
     <w:uiPriority w:val="99"/>
     <w:pPr>
       <w:spacing w:after="0" w:line="240" w:lineRule="auto"/>
@@ -20666,9 +21561,9 @@
       </w:tcPr>
     </w:tblStylePr>
   </w:style>
-  <w:style w:type="table" w:styleId="836" w:customStyle="1">
+  <w:style w:type="table" w:styleId="856" w:customStyle="1">
     <w:name w:val="Bordered - Accent 2"/>
-    <w:basedOn w:val="690"/>
+    <w:basedOn w:val="710"/>
     <w:uiPriority w:val="99"/>
     <w:pPr>
       <w:spacing w:after="0" w:line="240" w:lineRule="auto"/>
@@ -20744,9 +21639,9 @@
       </w:tcPr>
     </w:tblStylePr>
   </w:style>
-  <w:style w:type="table" w:styleId="837" w:customStyle="1">
+  <w:style w:type="table" w:styleId="857" w:customStyle="1">
     <w:name w:val="Bordered - Accent 3"/>
-    <w:basedOn w:val="690"/>
+    <w:basedOn w:val="710"/>
     <w:uiPriority w:val="99"/>
     <w:pPr>
       <w:spacing w:after="0" w:line="240" w:lineRule="auto"/>
@@ -20822,9 +21717,9 @@
       </w:tcPr>
     </w:tblStylePr>
   </w:style>
-  <w:style w:type="table" w:styleId="838" w:customStyle="1">
+  <w:style w:type="table" w:styleId="858" w:customStyle="1">
     <w:name w:val="Bordered - Accent 4"/>
-    <w:basedOn w:val="690"/>
+    <w:basedOn w:val="710"/>
     <w:uiPriority w:val="99"/>
     <w:pPr>
       <w:spacing w:after="0" w:line="240" w:lineRule="auto"/>
@@ -20900,9 +21795,9 @@
       </w:tcPr>
     </w:tblStylePr>
   </w:style>
-  <w:style w:type="table" w:styleId="839" w:customStyle="1">
+  <w:style w:type="table" w:styleId="859" w:customStyle="1">
     <w:name w:val="Bordered - Accent 5"/>
-    <w:basedOn w:val="690"/>
+    <w:basedOn w:val="710"/>
     <w:uiPriority w:val="99"/>
     <w:pPr>
       <w:spacing w:after="0" w:line="240" w:lineRule="auto"/>
@@ -20978,9 +21873,9 @@
       </w:tcPr>
     </w:tblStylePr>
   </w:style>
-  <w:style w:type="table" w:styleId="840" w:customStyle="1">
+  <w:style w:type="table" w:styleId="860" w:customStyle="1">
     <w:name w:val="Bordered - Accent 6"/>
-    <w:basedOn w:val="690"/>
+    <w:basedOn w:val="710"/>
     <w:uiPriority w:val="99"/>
     <w:pPr>
       <w:spacing w:after="0" w:line="240" w:lineRule="auto"/>
@@ -21056,7 +21951,7 @@
       </w:tcPr>
     </w:tblStylePr>
   </w:style>
-  <w:style w:type="character" w:styleId="841">
+  <w:style w:type="character" w:styleId="861">
     <w:name w:val="Hyperlink"/>
     <w:uiPriority w:val="99"/>
     <w:unhideWhenUsed/>
@@ -21065,10 +21960,10 @@
       <w:u w:val="single"/>
     </w:rPr>
   </w:style>
-  <w:style w:type="paragraph" w:styleId="842">
+  <w:style w:type="paragraph" w:styleId="862">
     <w:name w:val="footnote text"/>
-    <w:basedOn w:val="679"/>
-    <w:link w:val="843"/>
+    <w:basedOn w:val="699"/>
+    <w:link w:val="863"/>
     <w:uiPriority w:val="99"/>
     <w:semiHidden/>
     <w:unhideWhenUsed/>
@@ -21079,15 +21974,15 @@
       <w:sz w:val="18"/>
     </w:rPr>
   </w:style>
-  <w:style w:type="character" w:styleId="843" w:customStyle="1">
+  <w:style w:type="character" w:styleId="863" w:customStyle="1">
     <w:name w:val="Texto nota pie Car"/>
-    <w:link w:val="842"/>
+    <w:link w:val="862"/>
     <w:uiPriority w:val="99"/>
     <w:rPr>
       <w:sz w:val="18"/>
     </w:rPr>
   </w:style>
-  <w:style w:type="character" w:styleId="844">
+  <w:style w:type="character" w:styleId="864">
     <w:name w:val="footnote reference"/>
     <w:uiPriority w:val="99"/>
     <w:unhideWhenUsed/>
@@ -21095,10 +21990,10 @@
       <w:vertAlign w:val="superscript"/>
     </w:rPr>
   </w:style>
-  <w:style w:type="paragraph" w:styleId="845">
+  <w:style w:type="paragraph" w:styleId="865">
     <w:name w:val="endnote text"/>
-    <w:basedOn w:val="679"/>
-    <w:link w:val="846"/>
+    <w:basedOn w:val="699"/>
+    <w:link w:val="866"/>
     <w:uiPriority w:val="99"/>
     <w:semiHidden/>
     <w:unhideWhenUsed/>
@@ -21109,15 +22004,15 @@
       <w:sz w:val="20"/>
     </w:rPr>
   </w:style>
-  <w:style w:type="character" w:styleId="846" w:customStyle="1">
+  <w:style w:type="character" w:styleId="866" w:customStyle="1">
     <w:name w:val="Texto nota al final Car"/>
-    <w:link w:val="845"/>
+    <w:link w:val="865"/>
     <w:uiPriority w:val="99"/>
     <w:rPr>
       <w:sz w:val="20"/>
     </w:rPr>
   </w:style>
-  <w:style w:type="character" w:styleId="847">
+  <w:style w:type="character" w:styleId="867">
     <w:name w:val="endnote reference"/>
     <w:uiPriority w:val="99"/>
     <w:semiHidden/>
@@ -21126,20 +22021,20 @@
       <w:vertAlign w:val="superscript"/>
     </w:rPr>
   </w:style>
-  <w:style w:type="paragraph" w:styleId="848">
+  <w:style w:type="paragraph" w:styleId="868">
     <w:name w:val="toc 1"/>
-    <w:basedOn w:val="679"/>
-    <w:next w:val="679"/>
+    <w:basedOn w:val="699"/>
+    <w:next w:val="699"/>
     <w:uiPriority w:val="39"/>
     <w:unhideWhenUsed/>
     <w:pPr>
       <w:spacing w:after="57"/>
     </w:pPr>
   </w:style>
-  <w:style w:type="paragraph" w:styleId="849">
+  <w:style w:type="paragraph" w:styleId="869">
     <w:name w:val="toc 2"/>
-    <w:basedOn w:val="679"/>
-    <w:next w:val="679"/>
+    <w:basedOn w:val="699"/>
+    <w:next w:val="699"/>
     <w:uiPriority w:val="39"/>
     <w:unhideWhenUsed/>
     <w:pPr>
@@ -21147,10 +22042,10 @@
       <w:spacing w:after="57"/>
     </w:pPr>
   </w:style>
-  <w:style w:type="paragraph" w:styleId="850">
+  <w:style w:type="paragraph" w:styleId="870">
     <w:name w:val="toc 3"/>
-    <w:basedOn w:val="679"/>
-    <w:next w:val="679"/>
+    <w:basedOn w:val="699"/>
+    <w:next w:val="699"/>
     <w:uiPriority w:val="39"/>
     <w:unhideWhenUsed/>
     <w:pPr>
@@ -21158,10 +22053,10 @@
       <w:spacing w:after="57"/>
     </w:pPr>
   </w:style>
-  <w:style w:type="paragraph" w:styleId="851">
+  <w:style w:type="paragraph" w:styleId="871">
     <w:name w:val="toc 4"/>
-    <w:basedOn w:val="679"/>
-    <w:next w:val="679"/>
+    <w:basedOn w:val="699"/>
+    <w:next w:val="699"/>
     <w:uiPriority w:val="39"/>
     <w:unhideWhenUsed/>
     <w:pPr>
@@ -21169,10 +22064,10 @@
       <w:spacing w:after="57"/>
     </w:pPr>
   </w:style>
-  <w:style w:type="paragraph" w:styleId="852">
+  <w:style w:type="paragraph" w:styleId="872">
     <w:name w:val="toc 5"/>
-    <w:basedOn w:val="679"/>
-    <w:next w:val="679"/>
+    <w:basedOn w:val="699"/>
+    <w:next w:val="699"/>
     <w:uiPriority w:val="39"/>
     <w:unhideWhenUsed/>
     <w:pPr>
@@ -21180,10 +22075,10 @@
       <w:spacing w:after="57"/>
     </w:pPr>
   </w:style>
-  <w:style w:type="paragraph" w:styleId="853">
+  <w:style w:type="paragraph" w:styleId="873">
     <w:name w:val="toc 6"/>
-    <w:basedOn w:val="679"/>
-    <w:next w:val="679"/>
+    <w:basedOn w:val="699"/>
+    <w:next w:val="699"/>
     <w:uiPriority w:val="39"/>
     <w:unhideWhenUsed/>
     <w:pPr>
@@ -21191,10 +22086,10 @@
       <w:spacing w:after="57"/>
     </w:pPr>
   </w:style>
-  <w:style w:type="paragraph" w:styleId="854">
+  <w:style w:type="paragraph" w:styleId="874">
     <w:name w:val="toc 7"/>
-    <w:basedOn w:val="679"/>
-    <w:next w:val="679"/>
+    <w:basedOn w:val="699"/>
+    <w:next w:val="699"/>
     <w:uiPriority w:val="39"/>
     <w:unhideWhenUsed/>
     <w:pPr>
@@ -21202,10 +22097,10 @@
       <w:spacing w:after="57"/>
     </w:pPr>
   </w:style>
-  <w:style w:type="paragraph" w:styleId="855">
+  <w:style w:type="paragraph" w:styleId="875">
     <w:name w:val="toc 8"/>
-    <w:basedOn w:val="679"/>
-    <w:next w:val="679"/>
+    <w:basedOn w:val="699"/>
+    <w:next w:val="699"/>
     <w:uiPriority w:val="39"/>
     <w:unhideWhenUsed/>
     <w:pPr>
@@ -21213,10 +22108,10 @@
       <w:spacing w:after="57"/>
     </w:pPr>
   </w:style>
-  <w:style w:type="paragraph" w:styleId="856">
+  <w:style w:type="paragraph" w:styleId="876">
     <w:name w:val="toc 9"/>
-    <w:basedOn w:val="679"/>
-    <w:next w:val="679"/>
+    <w:basedOn w:val="699"/>
+    <w:next w:val="699"/>
     <w:uiPriority w:val="39"/>
     <w:unhideWhenUsed/>
     <w:pPr>
@@ -21224,33 +22119,33 @@
       <w:spacing w:after="57"/>
     </w:pPr>
   </w:style>
-  <w:style w:type="paragraph" w:styleId="857">
+  <w:style w:type="paragraph" w:styleId="877">
     <w:name w:val="TOC Heading"/>
     <w:uiPriority w:val="39"/>
     <w:unhideWhenUsed/>
   </w:style>
-  <w:style w:type="paragraph" w:styleId="858">
+  <w:style w:type="paragraph" w:styleId="878">
     <w:name w:val="table of figures"/>
-    <w:basedOn w:val="679"/>
-    <w:next w:val="679"/>
+    <w:basedOn w:val="699"/>
+    <w:next w:val="699"/>
     <w:uiPriority w:val="99"/>
     <w:unhideWhenUsed/>
     <w:pPr>
       <w:spacing w:after="0"/>
     </w:pPr>
   </w:style>
-  <w:style w:type="paragraph" w:styleId="859">
+  <w:style w:type="paragraph" w:styleId="879">
     <w:name w:val="No Spacing"/>
-    <w:basedOn w:val="679"/>
+    <w:basedOn w:val="699"/>
     <w:uiPriority w:val="1"/>
     <w:qFormat/>
     <w:pPr>
       <w:spacing w:after="0" w:line="240" w:lineRule="auto"/>
     </w:pPr>
   </w:style>
-  <w:style w:type="paragraph" w:styleId="860">
+  <w:style w:type="paragraph" w:styleId="880">
     <w:name w:val="List Paragraph"/>
-    <w:basedOn w:val="679"/>
+    <w:basedOn w:val="699"/>
     <w:uiPriority w:val="34"/>
     <w:qFormat/>
     <w:pPr>
